--- a/praca_inżynierska_52753.docx
+++ b/praca_inżynierska_52753.docx
@@ -5361,18 +5361,127 @@
     </w:p>
     <w:p>
       <w:pPr>
+        <w:pStyle w:val="ListParagraph"/>
+        <w:numPr>
+          <w:ilvl w:val="0"/>
+          <w:numId w:val="35"/>
+        </w:numPr>
         <w:rPr>
           <w:color w:val="000000" w:themeColor="text1"/>
           <w:lang w:val="en-US"/>
         </w:rPr>
       </w:pPr>
+      <w:proofErr w:type="spellStart"/>
+      <w:r>
+        <w:rPr>
+          <w:color w:val="000000" w:themeColor="text1"/>
+          <w:lang w:val="en-US"/>
+        </w:rPr>
+        <w:t>GetPhysicShape</w:t>
+      </w:r>
+      <w:proofErr w:type="spellEnd"/>
+      <w:r>
+        <w:rPr>
+          <w:color w:val="000000" w:themeColor="text1"/>
+          <w:lang w:val="en-US"/>
+        </w:rPr>
+        <w:t xml:space="preserve"> - </w:t>
+      </w:r>
+      <w:hyperlink r:id="rId21" w:history="1">
+        <w:r>
+          <w:rPr>
+            <w:rStyle w:val="Hyperlink"/>
+            <w:lang w:val="en-US"/>
+          </w:rPr>
+          <w:t>https://docs.unity3d.com/6000.6/Documentation/ScriptReference/Sprite.GetPhysicsShape.html</w:t>
+        </w:r>
+      </w:hyperlink>
+    </w:p>
+    <w:p>
+      <w:pPr>
+        <w:pStyle w:val="ListParagraph"/>
+        <w:numPr>
+          <w:ilvl w:val="0"/>
+          <w:numId w:val="35"/>
+        </w:numPr>
+        <w:rPr>
+          <w:color w:val="000000" w:themeColor="text1"/>
+          <w:lang w:val="en-US"/>
+        </w:rPr>
+      </w:pPr>
+      <w:r>
+        <w:rPr>
+          <w:color w:val="000000" w:themeColor="text1"/>
+          <w:lang w:val="en-US"/>
+        </w:rPr>
+        <w:t xml:space="preserve">BFS - </w:t>
+      </w:r>
+      <w:hyperlink r:id="rId22" w:history="1">
+        <w:r>
+          <w:rPr>
+            <w:rStyle w:val="Hyperlink"/>
+            <w:lang w:val="en-US"/>
+          </w:rPr>
+          <w:t>https://stackoverflow.com/questions/5111645/breadth-first-traversal</w:t>
+        </w:r>
+      </w:hyperlink>
+    </w:p>
+    <w:p>
+      <w:pPr>
+        <w:pStyle w:val="ListParagraph"/>
+        <w:numPr>
+          <w:ilvl w:val="0"/>
+          <w:numId w:val="35"/>
+        </w:numPr>
+        <w:rPr>
+          <w:color w:val="000000" w:themeColor="text1"/>
+          <w:lang w:val="en-US"/>
+        </w:rPr>
+      </w:pPr>
+      <w:r>
+        <w:rPr>
+          <w:color w:val="000000" w:themeColor="text1"/>
+          <w:lang w:val="en-US"/>
+        </w:rPr>
+        <w:lastRenderedPageBreak/>
+        <w:t xml:space="preserve">Queue - </w:t>
+      </w:r>
+      <w:hyperlink r:id="rId23" w:history="1">
+        <w:r>
+          <w:rPr>
+            <w:rStyle w:val="Hyperlink"/>
+            <w:lang w:val="en-US"/>
+          </w:rPr>
+          <w:t>https://learn.microsoft.com/en-us/dotnet/api/system.collections.generic.queue-1?view=net-10.0</w:t>
+        </w:r>
+      </w:hyperlink>
+    </w:p>
+    <w:p>
+      <w:pPr>
+        <w:pStyle w:val="ListParagraph"/>
+        <w:numPr>
+          <w:ilvl w:val="0"/>
+          <w:numId w:val="35"/>
+        </w:numPr>
+        <w:rPr>
+          <w:color w:val="000000" w:themeColor="text1"/>
+          <w:lang w:val="en-US"/>
+        </w:rPr>
+      </w:pPr>
+    </w:p>
+    <w:p>
+      <w:pPr>
+        <w:rPr>
+          <w:color w:val="000000" w:themeColor="text1"/>
+          <w:lang w:val="en-US"/>
+        </w:rPr>
+      </w:pPr>
     </w:p>
     <w:p>
       <w:pPr>
         <w:pStyle w:val="Heading1"/>
       </w:pPr>
       <w:r>
-        <w:lastRenderedPageBreak/>
         <w:t xml:space="preserve">9. </w:t>
       </w:r>
       <w:r>
@@ -5383,7 +5492,7 @@
       <w:r>
         <w:t xml:space="preserve">Cinemachine Camera - </w:t>
       </w:r>
-      <w:hyperlink r:id="rId21" w:history="1">
+      <w:hyperlink r:id="rId24" w:history="1">
         <w:r>
           <w:rPr>
             <w:rStyle w:val="Hyperlink"/>
@@ -5402,12 +5511,12 @@
     <w:p/>
     <w:p/>
     <w:sectPr>
-      <w:headerReference w:type="even" r:id="rId22"/>
-      <w:headerReference w:type="default" r:id="rId23"/>
-      <w:footerReference w:type="even" r:id="rId24"/>
-      <w:footerReference w:type="default" r:id="rId25"/>
-      <w:headerReference w:type="first" r:id="rId26"/>
-      <w:footerReference w:type="first" r:id="rId27"/>
+      <w:headerReference w:type="even" r:id="rId25"/>
+      <w:headerReference w:type="default" r:id="rId26"/>
+      <w:footerReference w:type="even" r:id="rId27"/>
+      <w:footerReference w:type="default" r:id="rId28"/>
+      <w:headerReference w:type="first" r:id="rId29"/>
+      <w:footerReference w:type="first" r:id="rId30"/>
       <w:pgSz w:w="11906" w:h="16838" w:code="9"/>
       <w:pgMar w:top="1417" w:right="1417" w:bottom="1417" w:left="1417" w:header="567" w:footer="567" w:gutter="0"/>
       <w:cols w:space="708"/>
@@ -11570,10 +11679,6 @@
 </file>
 
 <file path=customXml/item1.xml><?xml version="1.0" encoding="utf-8"?>
-<b:Sources xmlns:b="http://schemas.openxmlformats.org/officeDocument/2006/bibliography" xmlns="http://schemas.openxmlformats.org/officeDocument/2006/bibliography" SelectedStyle="\APASixthEditionOfficeOnline.xsl" StyleName="APA" Version="6"/>
-</file>
-
-<file path=customXml/item2.xml><?xml version="1.0" encoding="utf-8"?>
 <ct:contentTypeSchema xmlns:ct="http://schemas.microsoft.com/office/2006/metadata/contentType" xmlns:ma="http://schemas.microsoft.com/office/2006/metadata/properties/metaAttributes" ct:_="" ma:_="" ma:contentTypeName="Dokument" ma:contentTypeID="0x0101002A47B328A18E094B9EF53C22F068078F" ma:contentTypeVersion="3" ma:contentTypeDescription="Utwórz nowy dokument." ma:contentTypeScope="" ma:versionID="20eeeb653e62edb580814da916af8bb2">
   <xsd:schema xmlns:xsd="http://www.w3.org/2001/XMLSchema" xmlns:xs="http://www.w3.org/2001/XMLSchema" xmlns:p="http://schemas.microsoft.com/office/2006/metadata/properties" xmlns:ns2="326803d7-d8be-486d-a084-29441079d8b7" targetNamespace="http://schemas.microsoft.com/office/2006/metadata/properties" ma:root="true" ma:fieldsID="92719727ba4d1dd87ef0f6714045b47a" ns2:_="">
     <xsd:import namespace="326803d7-d8be-486d-a084-29441079d8b7"/>
@@ -11711,13 +11816,11 @@
 </ct:contentTypeSchema>
 </file>
 
-<file path=customXml/item3.xml><?xml version="1.0" encoding="utf-8"?>
-<p:properties xmlns:p="http://schemas.microsoft.com/office/2006/metadata/properties" xmlns:xsi="http://www.w3.org/2001/XMLSchema-instance" xmlns:pc="http://schemas.microsoft.com/office/infopath/2007/PartnerControls">
-  <documentManagement/>
-</p:properties>
+<file path=customXml/item2.xml><?xml version="1.0" encoding="utf-8"?>
+<b:Sources xmlns:b="http://schemas.openxmlformats.org/officeDocument/2006/bibliography" xmlns="http://schemas.openxmlformats.org/officeDocument/2006/bibliography" SelectedStyle="\APASixthEditionOfficeOnline.xsl" StyleName="APA" Version="6"/>
 </file>
 
-<file path=customXml/item4.xml><?xml version="1.0" encoding="utf-8"?>
+<file path=customXml/item3.xml><?xml version="1.0" encoding="utf-8"?>
 <?mso-contentType ?>
 <FormTemplates xmlns="http://schemas.microsoft.com/sharepoint/v3/contenttype/forms">
   <Display>DocumentLibraryForm</Display>
@@ -11726,15 +11829,13 @@
 </FormTemplates>
 </file>
 
-<file path=customXml/itemProps1.xml><?xml version="1.0" encoding="utf-8"?>
-<ds:datastoreItem xmlns:ds="http://schemas.openxmlformats.org/officeDocument/2006/customXml" ds:itemID="{06BF7A6E-5245-4FAA-8155-32709F41727B}">
-  <ds:schemaRefs>
-    <ds:schemaRef ds:uri="http://schemas.openxmlformats.org/officeDocument/2006/bibliography"/>
-  </ds:schemaRefs>
-</ds:datastoreItem>
+<file path=customXml/item4.xml><?xml version="1.0" encoding="utf-8"?>
+<p:properties xmlns:p="http://schemas.microsoft.com/office/2006/metadata/properties" xmlns:xsi="http://www.w3.org/2001/XMLSchema-instance" xmlns:pc="http://schemas.microsoft.com/office/infopath/2007/PartnerControls">
+  <documentManagement/>
+</p:properties>
 </file>
 
-<file path=customXml/itemProps2.xml><?xml version="1.0" encoding="utf-8"?>
+<file path=customXml/itemProps1.xml><?xml version="1.0" encoding="utf-8"?>
 <ds:datastoreItem xmlns:ds="http://schemas.openxmlformats.org/officeDocument/2006/customXml" ds:itemID="{6C62FD72-4AE9-48D1-9079-FE9F7C350712}">
   <ds:schemaRefs>
     <ds:schemaRef ds:uri="http://schemas.microsoft.com/office/2006/metadata/contentType"/>
@@ -11752,19 +11853,27 @@
 </ds:datastoreItem>
 </file>
 
+<file path=customXml/itemProps2.xml><?xml version="1.0" encoding="utf-8"?>
+<ds:datastoreItem xmlns:ds="http://schemas.openxmlformats.org/officeDocument/2006/customXml" ds:itemID="{06BF7A6E-5245-4FAA-8155-32709F41727B}">
+  <ds:schemaRefs>
+    <ds:schemaRef ds:uri="http://schemas.openxmlformats.org/officeDocument/2006/bibliography"/>
+  </ds:schemaRefs>
+</ds:datastoreItem>
+</file>
+
 <file path=customXml/itemProps3.xml><?xml version="1.0" encoding="utf-8"?>
+<ds:datastoreItem xmlns:ds="http://schemas.openxmlformats.org/officeDocument/2006/customXml" ds:itemID="{E98FCB9D-D551-4249-9F65-3A504ED32D36}">
+  <ds:schemaRefs>
+    <ds:schemaRef ds:uri="http://schemas.microsoft.com/sharepoint/v3/contenttype/forms"/>
+  </ds:schemaRefs>
+</ds:datastoreItem>
+</file>
+
+<file path=customXml/itemProps4.xml><?xml version="1.0" encoding="utf-8"?>
 <ds:datastoreItem xmlns:ds="http://schemas.openxmlformats.org/officeDocument/2006/customXml" ds:itemID="{D47433C4-7F90-48A4-AF53-D7EE7E4EDE32}">
   <ds:schemaRefs>
     <ds:schemaRef ds:uri="http://schemas.microsoft.com/office/2006/metadata/properties"/>
     <ds:schemaRef ds:uri="http://schemas.microsoft.com/office/infopath/2007/PartnerControls"/>
   </ds:schemaRefs>
 </ds:datastoreItem>
-</file>
-
-<file path=customXml/itemProps4.xml><?xml version="1.0" encoding="utf-8"?>
-<ds:datastoreItem xmlns:ds="http://schemas.openxmlformats.org/officeDocument/2006/customXml" ds:itemID="{E98FCB9D-D551-4249-9F65-3A504ED32D36}">
-  <ds:schemaRefs>
-    <ds:schemaRef ds:uri="http://schemas.microsoft.com/sharepoint/v3/contenttype/forms"/>
-  </ds:schemaRefs>
-</ds:datastoreItem>
 </file>
--- a/praca_inżynierska_52753.docx
+++ b/praca_inżynierska_52753.docx
@@ -4951,7 +4951,72 @@
         <w:t>.</w:t>
       </w:r>
       <w:r>
-        <w:t xml:space="preserve"> Przestrzeń będzie dzielić się w różnych miejscach na dwie części które następnie będą powtarzać określoną czynność do uzyskania </w:t>
+        <w:t xml:space="preserve"> </w:t>
+      </w:r>
+      <w:r>
+        <w:t>Funkcja tworzy mapę (custom gridmap) składającą się z komórek (cell) a następnie z każdą iteracją dzieli mapę lub orkeśloną liczbę pokoi na pół, w wyniuku czego powstają nowe pomieszczenia. Po określonej liczbie cyklów, powstaje zbiór różnej wielkości pokojów. Ze zględu na specyfikację algorytmu dzielącą pokoje na pół, część z nich ma postać pionowych prostokątów, pozostałe mają postać kwadratów. Z tego też powodu, część najmniejszych pokojów sąsiadujących ze sobą, są łączone w prostokątne pokoje poziome. Po wygenerowaniu mapy, wszystkie pomieszczenia są ze sobą łączone korytarzami. Narzucona jest tutaj zasada maksymalnie dwóch korytarzy na jeden pokój, dla zachowania balansu gry. Alg</w:t>
+      </w:r>
+      <w:r>
+        <w:t xml:space="preserve">orytm sprawdza granice każdego pokoju, oraz jakie pokoje sąsiadują z nim po jednym w każdym kierunku. Jeśli w każdej ze ścian sąsiadujących ze sobą pokojów istnieje 8 komórek (4 długości i 2 szerokości) dzięki którym pokoje mogą zostać połączone, w tym miejscu jest budowany korytarz. Aby upewnić się, czy gracz w trakcie rozgrywki na pewno będzie miał możliwy dostęp do każdego z pomieszczeń, został utworzony tzw. „Checker” – algorytm BFT losowo wybiera pokój, od którego sprawdza do ilu pomieszczeń gracz może dotrzeć. Funkcja działa na zasadzie First in First Out – iteruje po każdym pomieszczeniu, sprawdzając jakie pomieszczenia są z nim połączone, a następnie dodaje je do kolejki, odwiedzone pokoje zostają dodane do listy, która jest sprawdzana przed dodaniem nowego pokoju do kolejki aby uniknąć powtóżeń. </w:t>
+      </w:r>
+    </w:p>
+    <w:p>
+      <w:pPr>
+        <w:pStyle w:val="Heading2"/>
+      </w:pPr>
+      <w:r>
+        <w:lastRenderedPageBreak/>
+        <w:t xml:space="preserve">3.1 </w:t>
+      </w:r>
+      <w:r>
+        <w:t>Łączenie pokoi</w:t>
+      </w:r>
+    </w:p>
+    <w:p>
+      <w:r>
+        <w:t>Funkcja „</w:t>
+      </w:r>
+      <w:r>
+        <w:t>GroupUpExistingRooms</w:t>
+      </w:r>
+      <w:r>
+        <w:t xml:space="preserve">” tworzy słownik, który trzyma wartości pokoju oraz jego wielkości w komórkach. Pokoje poniżej ustalonej wielkości (którą jest 3 najmniejsza wielkość pokoju ze wszystkich istniejących), są dodane do grupy kandydatów do połączenia. </w:t>
+      </w:r>
+      <w:r>
+        <w:t>Funkcja iteruje po każdym pokoju z listy, i sprawdza czy inny sąsiadujący z nim pokój też jest kandydatem, w przypadku znalezienia takiego, dwa pokoje łączone są w jeden.</w:t>
+      </w:r>
+    </w:p>
+    <w:p/>
+    <w:p>
+      <w:pPr>
+        <w:pStyle w:val="Heading2"/>
+      </w:pPr>
+      <w:r>
+        <w:t>3.2 Korytarze</w:t>
+      </w:r>
+    </w:p>
+    <w:p>
+      <w:r>
+        <w:t>Zbiór funkcji kolejno sprawdza w sposób losowy każdy pokój, czy w jego sąsiedztwie znajduje sie takie pomieszczenie, które ma mniej niż 2 istniejące korytarze</w:t>
+      </w:r>
+    </w:p>
+    <w:p/>
+    <w:p>
+      <w:pPr>
+        <w:ind w:firstLine="720"/>
+      </w:pPr>
+    </w:p>
+    <w:p>
+      <w:pPr>
+        <w:ind w:firstLine="720"/>
+      </w:pPr>
+    </w:p>
+    <w:p>
+      <w:pPr>
+        <w:ind w:firstLine="720"/>
+      </w:pPr>
+      <w:r>
+        <w:t xml:space="preserve">Przestrzeń będzie dzielić się w różnych miejscach na dwie części które następnie będą powtarzać określoną czynność do uzyskania </w:t>
       </w:r>
       <w:r>
         <w:t>określonego</w:t>
@@ -5039,7 +5104,6 @@
         <w:t xml:space="preserve"> AI </w:t>
       </w:r>
       <w:r>
-        <w:lastRenderedPageBreak/>
         <w:t>implementuje</w:t>
       </w:r>
       <w:r>
@@ -5141,6 +5205,7 @@
         <w:ind w:firstLine="720"/>
       </w:pPr>
       <w:r>
+        <w:lastRenderedPageBreak/>
         <w:t>4.3 Szkielet</w:t>
       </w:r>
     </w:p>
@@ -5443,7 +5508,6 @@
           <w:color w:val="000000" w:themeColor="text1"/>
           <w:lang w:val="en-US"/>
         </w:rPr>
-        <w:lastRenderedPageBreak/>
         <w:t xml:space="preserve">Queue - </w:t>
       </w:r>
       <w:hyperlink r:id="rId23" w:history="1">
@@ -10864,7 +10928,6 @@
   <w:style w:type="character" w:default="1" w:styleId="DefaultParagraphFont">
     <w:name w:val="Default Paragraph Font"/>
     <w:uiPriority w:val="1"/>
-    <w:semiHidden/>
     <w:unhideWhenUsed/>
   </w:style>
   <w:style w:type="table" w:default="1" w:styleId="TableNormal">
@@ -11358,6 +11421,36 @@
     <w:rPr>
       <w:color w:val="605E5C"/>
       <w:shd w:val="clear" w:color="auto" w:fill="E1DFDD"/>
+    </w:rPr>
+  </w:style>
+  <w:style w:type="paragraph" w:styleId="HTMLPreformatted">
+    <w:name w:val="HTML Preformatted"/>
+    <w:basedOn w:val="Normal"/>
+    <w:link w:val="HTMLPreformattedChar"/>
+    <w:uiPriority w:val="99"/>
+    <w:semiHidden/>
+    <w:unhideWhenUsed/>
+    <w:rsid w:val="00D24EFF"/>
+    <w:rPr>
+      <w:rFonts w:ascii="Consolas" w:hAnsi="Consolas"/>
+      <w:sz w:val="20"/>
+      <w:szCs w:val="20"/>
+    </w:rPr>
+  </w:style>
+  <w:style w:type="character" w:customStyle="1" w:styleId="HTMLPreformattedChar">
+    <w:name w:val="HTML Preformatted Char"/>
+    <w:basedOn w:val="DefaultParagraphFont"/>
+    <w:link w:val="HTMLPreformatted"/>
+    <w:uiPriority w:val="99"/>
+    <w:semiHidden/>
+    <w:rsid w:val="00D24EFF"/>
+    <w:rPr>
+      <w:rFonts w:ascii="Consolas" w:eastAsia="Times New Roman" w:hAnsi="Consolas" w:cs="Times New Roman"/>
+      <w:kern w:val="0"/>
+      <w:sz w:val="20"/>
+      <w:szCs w:val="20"/>
+      <w:lang w:val="pl-PL" w:eastAsia="pl-PL"/>
+      <w14:ligatures w14:val="none"/>
     </w:rPr>
   </w:style>
 </w:styles>

--- a/praca_inżynierska_52753.docx
+++ b/praca_inżynierska_52753.docx
@@ -1,6 +1,6 @@
 
 <file path=word/document.xml><?xml version="1.0" encoding="utf-8"?>
-<w:document xmlns:wpc="http://schemas.microsoft.com/office/word/2010/wordprocessingCanvas" xmlns:cx="http://schemas.microsoft.com/office/drawing/2014/chartex" xmlns:cx1="http://schemas.microsoft.com/office/drawing/2015/9/8/chartex" xmlns:cx2="http://schemas.microsoft.com/office/drawing/2015/10/21/chartex" xmlns:cx3="http://schemas.microsoft.com/office/drawing/2016/5/9/chartex" xmlns:cx4="http://schemas.microsoft.com/office/drawing/2016/5/10/chartex" xmlns:cx5="http://schemas.microsoft.com/office/drawing/2016/5/11/chartex" xmlns:cx6="http://schemas.microsoft.com/office/drawing/2016/5/12/chartex" xmlns:cx7="http://schemas.microsoft.com/office/drawing/2016/5/13/chartex" xmlns:cx8="http://schemas.microsoft.com/office/drawing/2016/5/14/chartex" xmlns:mc="http://schemas.openxmlformats.org/markup-compatibility/2006" xmlns:aink="http://schemas.microsoft.com/office/drawing/2016/ink" xmlns:am3d="http://schemas.microsoft.com/office/drawing/2017/model3d" xmlns:o="urn:schemas-microsoft-com:office:office" xmlns:oel="http://schemas.microsoft.com/office/2019/extlst" xmlns:r="http://schemas.openxmlformats.org/officeDocument/2006/relationships" xmlns:m="http://schemas.openxmlformats.org/officeDocument/2006/math" xmlns:v="urn:schemas-microsoft-com:vml" xmlns:wp14="http://schemas.microsoft.com/office/word/2010/wordprocessingDrawing" xmlns:wp="http://schemas.openxmlformats.org/drawingml/2006/wordprocessingDrawing" xmlns:w10="urn:schemas-microsoft-com:office:word" xmlns:w="http://schemas.openxmlformats.org/wordprocessingml/2006/main" xmlns:w14="http://schemas.microsoft.com/office/word/2010/wordml" xmlns:w15="http://schemas.microsoft.com/office/word/2012/wordml" xmlns:w16cei="http://schemas.microsoft.com/office/word/2026/wordml/cei" xmlns:w16cex="http://schemas.microsoft.com/office/word/2018/wordml/cex" xmlns:w16cid="http://schemas.microsoft.com/office/word/2016/wordml/cid" xmlns:w16="http://schemas.microsoft.com/office/word/2018/wordml" xmlns:w16du="http://schemas.microsoft.com/office/word/2023/wordml/word16du" xmlns:w16sdtdh="http://schemas.microsoft.com/office/word/2020/wordml/sdtdatahash" xmlns:w16sdtfl="http://schemas.microsoft.com/office/word/2024/wordml/sdtformatlock" xmlns:w16se="http://schemas.microsoft.com/office/word/2015/wordml/symex" xmlns:wpg="http://schemas.microsoft.com/office/word/2010/wordprocessingGroup" xmlns:wpi="http://schemas.microsoft.com/office/word/2010/wordprocessingInk" xmlns:wne="http://schemas.microsoft.com/office/word/2006/wordml" xmlns:wps="http://schemas.microsoft.com/office/word/2010/wordprocessingShape" mc:Ignorable="w14 w15 w16se w16cid w16 w16cex w16sdtdh w16sdtfl w16du wp14">
+<w:document xmlns:wpc="http://schemas.microsoft.com/office/word/2010/wordprocessingCanvas" xmlns:cx="http://schemas.microsoft.com/office/drawing/2014/chartex" xmlns:cx1="http://schemas.microsoft.com/office/drawing/2015/9/8/chartex" xmlns:cx2="http://schemas.microsoft.com/office/drawing/2015/10/21/chartex" xmlns:cx3="http://schemas.microsoft.com/office/drawing/2016/5/9/chartex" xmlns:cx4="http://schemas.microsoft.com/office/drawing/2016/5/10/chartex" xmlns:cx5="http://schemas.microsoft.com/office/drawing/2016/5/11/chartex" xmlns:cx6="http://schemas.microsoft.com/office/drawing/2016/5/12/chartex" xmlns:cx7="http://schemas.microsoft.com/office/drawing/2016/5/13/chartex" xmlns:cx8="http://schemas.microsoft.com/office/drawing/2016/5/14/chartex" xmlns:mc="http://schemas.openxmlformats.org/markup-compatibility/2006" xmlns:aink="http://schemas.microsoft.com/office/drawing/2016/ink" xmlns:am3d="http://schemas.microsoft.com/office/drawing/2017/model3d" xmlns:o="urn:schemas-microsoft-com:office:office" xmlns:oel="http://schemas.microsoft.com/office/2019/extlst" xmlns:r="http://schemas.openxmlformats.org/officeDocument/2006/relationships" xmlns:m="http://schemas.openxmlformats.org/officeDocument/2006/math" xmlns:v="urn:schemas-microsoft-com:vml" xmlns:wp14="http://schemas.microsoft.com/office/word/2010/wordprocessingDrawing" xmlns:wp="http://schemas.openxmlformats.org/drawingml/2006/wordprocessingDrawing" xmlns:w10="urn:schemas-microsoft-com:office:word" xmlns:w="http://schemas.openxmlformats.org/wordprocessingml/2006/main" xmlns:w14="http://schemas.microsoft.com/office/word/2010/wordml" xmlns:w15="http://schemas.microsoft.com/office/word/2012/wordml" xmlns:w16cex="http://schemas.microsoft.com/office/word/2018/wordml/cex" xmlns:w16cid="http://schemas.microsoft.com/office/word/2016/wordml/cid" xmlns:w16="http://schemas.microsoft.com/office/word/2018/wordml" xmlns:w16du="http://schemas.microsoft.com/office/word/2023/wordml/word16du" xmlns:w16sdtdh="http://schemas.microsoft.com/office/word/2020/wordml/sdtdatahash" xmlns:w16sdtfl="http://schemas.microsoft.com/office/word/2024/wordml/sdtformatlock" xmlns:w16se="http://schemas.microsoft.com/office/word/2015/wordml/symex" xmlns:wpg="http://schemas.microsoft.com/office/word/2010/wordprocessingGroup" xmlns:wpi="http://schemas.microsoft.com/office/word/2010/wordprocessingInk" xmlns:wne="http://schemas.microsoft.com/office/word/2006/wordml" xmlns:wps="http://schemas.microsoft.com/office/word/2010/wordprocessingShape" mc:Ignorable="w14 w15 w16se w16cid w16 w16cex w16sdtdh w16sdtfl w16du wp14">
   <w:body>
     <w:p>
       <w:pPr>
@@ -668,7 +668,10 @@
               <w:tab w:val="right" w:leader="dot" w:pos="9062"/>
             </w:tabs>
             <w:rPr>
+              <w:rFonts w:asciiTheme="minorHAnsi" w:eastAsiaTheme="minorEastAsia" w:hAnsiTheme="minorHAnsi" w:cstheme="minorBidi"/>
               <w:noProof/>
+              <w:kern w:val="2"/>
+              <w14:ligatures w14:val="standardContextual"/>
             </w:rPr>
           </w:pPr>
           <w:r>
@@ -680,7 +683,7 @@
           <w:r>
             <w:fldChar w:fldCharType="separate"/>
           </w:r>
-          <w:hyperlink w:anchor="_Toc233987042" w:history="1">
+          <w:hyperlink w:anchor="_Toc241308189" w:history="1">
             <w:r>
               <w:rPr>
                 <w:rStyle w:val="Hipercze"/>
@@ -707,7 +710,7 @@
                 <w:noProof/>
                 <w:webHidden/>
               </w:rPr>
-              <w:instrText xml:space="preserve"> PAGEREF _Toc233987042 \h </w:instrText>
+              <w:instrText xml:space="preserve"> PAGEREF _Toc241308189 \h </w:instrText>
             </w:r>
             <w:r>
               <w:rPr>
@@ -727,7 +730,7 @@
                 <w:noProof/>
                 <w:webHidden/>
               </w:rPr>
-              <w:t>2</w:t>
+              <w:t>3</w:t>
             </w:r>
             <w:r>
               <w:rPr>
@@ -746,10 +749,13 @@
               <w:tab w:val="right" w:leader="dot" w:pos="9062"/>
             </w:tabs>
             <w:rPr>
+              <w:rFonts w:asciiTheme="minorHAnsi" w:eastAsiaTheme="minorEastAsia" w:hAnsiTheme="minorHAnsi" w:cstheme="minorBidi"/>
               <w:noProof/>
+              <w:kern w:val="2"/>
+              <w14:ligatures w14:val="standardContextual"/>
             </w:rPr>
           </w:pPr>
-          <w:hyperlink w:anchor="_Toc233987043" w:history="1">
+          <w:hyperlink w:anchor="_Toc241308190" w:history="1">
             <w:r>
               <w:rPr>
                 <w:rStyle w:val="Hipercze"/>
@@ -759,7 +765,10 @@
             </w:r>
             <w:r>
               <w:rPr>
-                <w:noProof/>
+                <w:rFonts w:asciiTheme="minorHAnsi" w:eastAsiaTheme="minorEastAsia" w:hAnsiTheme="minorHAnsi" w:cstheme="minorBidi"/>
+                <w:noProof/>
+                <w:kern w:val="2"/>
+                <w14:ligatures w14:val="standardContextual"/>
               </w:rPr>
               <w:tab/>
             </w:r>
@@ -767,9 +776,8 @@
               <w:rPr>
                 <w:rStyle w:val="Hipercze"/>
                 <w:noProof/>
-                <w:lang w:val="en-US"/>
-              </w:rPr>
-              <w:t>Cel pracy</w:t>
+              </w:rPr>
+              <w:t>Cel pracy i wykorzystane technologie</w:t>
             </w:r>
             <w:r>
               <w:rPr>
@@ -790,7 +798,7 @@
                 <w:noProof/>
                 <w:webHidden/>
               </w:rPr>
-              <w:instrText xml:space="preserve"> PAGEREF _Toc233987043 \h </w:instrText>
+              <w:instrText xml:space="preserve"> PAGEREF _Toc241308190 \h </w:instrText>
             </w:r>
             <w:r>
               <w:rPr>
@@ -810,7 +818,7 @@
                 <w:noProof/>
                 <w:webHidden/>
               </w:rPr>
-              <w:t>2</w:t>
+              <w:t>3</w:t>
             </w:r>
             <w:r>
               <w:rPr>
@@ -829,10 +837,13 @@
               <w:tab w:val="right" w:leader="dot" w:pos="9062"/>
             </w:tabs>
             <w:rPr>
+              <w:rFonts w:asciiTheme="minorHAnsi" w:eastAsiaTheme="minorEastAsia" w:hAnsiTheme="minorHAnsi" w:cstheme="minorBidi"/>
               <w:noProof/>
+              <w:kern w:val="2"/>
+              <w14:ligatures w14:val="standardContextual"/>
             </w:rPr>
           </w:pPr>
-          <w:hyperlink w:anchor="_Toc233987044" w:history="1">
+          <w:hyperlink w:anchor="_Toc241308191" w:history="1">
             <w:r>
               <w:rPr>
                 <w:rStyle w:val="Hipercze"/>
@@ -842,7 +853,10 @@
             </w:r>
             <w:r>
               <w:rPr>
-                <w:noProof/>
+                <w:rFonts w:asciiTheme="minorHAnsi" w:eastAsiaTheme="minorEastAsia" w:hAnsiTheme="minorHAnsi" w:cstheme="minorBidi"/>
+                <w:noProof/>
+                <w:kern w:val="2"/>
+                <w14:ligatures w14:val="standardContextual"/>
               </w:rPr>
               <w:tab/>
             </w:r>
@@ -872,7 +886,7 @@
                 <w:noProof/>
                 <w:webHidden/>
               </w:rPr>
-              <w:instrText xml:space="preserve"> PAGEREF _Toc233987044 \h </w:instrText>
+              <w:instrText xml:space="preserve"> PAGEREF _Toc241308191 \h </w:instrText>
             </w:r>
             <w:r>
               <w:rPr>
@@ -892,7 +906,7 @@
                 <w:noProof/>
                 <w:webHidden/>
               </w:rPr>
-              <w:t>2</w:t>
+              <w:t>3</w:t>
             </w:r>
             <w:r>
               <w:rPr>
@@ -911,10 +925,13 @@
               <w:tab w:val="right" w:leader="dot" w:pos="9062"/>
             </w:tabs>
             <w:rPr>
+              <w:rFonts w:asciiTheme="minorHAnsi" w:eastAsiaTheme="minorEastAsia" w:hAnsiTheme="minorHAnsi" w:cstheme="minorBidi"/>
               <w:noProof/>
+              <w:kern w:val="2"/>
+              <w14:ligatures w14:val="standardContextual"/>
             </w:rPr>
           </w:pPr>
-          <w:hyperlink w:anchor="_Toc233987045" w:history="1">
+          <w:hyperlink w:anchor="_Toc241308192" w:history="1">
             <w:r>
               <w:rPr>
                 <w:rStyle w:val="Hipercze"/>
@@ -924,7 +941,10 @@
             </w:r>
             <w:r>
               <w:rPr>
-                <w:noProof/>
+                <w:rFonts w:asciiTheme="minorHAnsi" w:eastAsiaTheme="minorEastAsia" w:hAnsiTheme="minorHAnsi" w:cstheme="minorBidi"/>
+                <w:noProof/>
+                <w:kern w:val="2"/>
+                <w14:ligatures w14:val="standardContextual"/>
               </w:rPr>
               <w:tab/>
             </w:r>
@@ -954,7 +974,7 @@
                 <w:noProof/>
                 <w:webHidden/>
               </w:rPr>
-              <w:instrText xml:space="preserve"> PAGEREF _Toc233987045 \h </w:instrText>
+              <w:instrText xml:space="preserve"> PAGEREF _Toc241308192 \h </w:instrText>
             </w:r>
             <w:r>
               <w:rPr>
@@ -974,7 +994,95 @@
                 <w:noProof/>
                 <w:webHidden/>
               </w:rPr>
-              <w:t>3</w:t>
+              <w:t>4</w:t>
+            </w:r>
+            <w:r>
+              <w:rPr>
+                <w:noProof/>
+                <w:webHidden/>
+              </w:rPr>
+              <w:fldChar w:fldCharType="end"/>
+            </w:r>
+          </w:hyperlink>
+        </w:p>
+        <w:p>
+          <w:pPr>
+            <w:pStyle w:val="Spistreci3"/>
+            <w:tabs>
+              <w:tab w:val="left" w:pos="960"/>
+              <w:tab w:val="right" w:leader="dot" w:pos="9062"/>
+            </w:tabs>
+            <w:rPr>
+              <w:rFonts w:asciiTheme="minorHAnsi" w:eastAsiaTheme="minorEastAsia" w:hAnsiTheme="minorHAnsi" w:cstheme="minorBidi"/>
+              <w:noProof/>
+              <w:kern w:val="2"/>
+              <w14:ligatures w14:val="standardContextual"/>
+            </w:rPr>
+          </w:pPr>
+          <w:hyperlink w:anchor="_Toc241308193" w:history="1">
+            <w:r>
+              <w:rPr>
+                <w:rStyle w:val="Hipercze"/>
+                <w:noProof/>
+              </w:rPr>
+              <w:t>c.</w:t>
+            </w:r>
+            <w:r>
+              <w:rPr>
+                <w:rFonts w:asciiTheme="minorHAnsi" w:eastAsiaTheme="minorEastAsia" w:hAnsiTheme="minorHAnsi" w:cstheme="minorBidi"/>
+                <w:noProof/>
+                <w:kern w:val="2"/>
+                <w14:ligatures w14:val="standardContextual"/>
+              </w:rPr>
+              <w:tab/>
+            </w:r>
+            <w:r>
+              <w:rPr>
+                <w:rStyle w:val="Hipercze"/>
+                <w:noProof/>
+              </w:rPr>
+              <w:t>Wykorzystane technologie</w:t>
+            </w:r>
+            <w:r>
+              <w:rPr>
+                <w:noProof/>
+                <w:webHidden/>
+              </w:rPr>
+              <w:tab/>
+            </w:r>
+            <w:r>
+              <w:rPr>
+                <w:noProof/>
+                <w:webHidden/>
+              </w:rPr>
+              <w:fldChar w:fldCharType="begin"/>
+            </w:r>
+            <w:r>
+              <w:rPr>
+                <w:noProof/>
+                <w:webHidden/>
+              </w:rPr>
+              <w:instrText xml:space="preserve"> PAGEREF _Toc241308193 \h </w:instrText>
+            </w:r>
+            <w:r>
+              <w:rPr>
+                <w:noProof/>
+                <w:webHidden/>
+              </w:rPr>
+            </w:r>
+            <w:r>
+              <w:rPr>
+                <w:noProof/>
+                <w:webHidden/>
+              </w:rPr>
+              <w:fldChar w:fldCharType="separate"/>
+            </w:r>
+            <w:r>
+              <w:rPr>
+                <w:noProof/>
+                <w:webHidden/>
+              </w:rPr>
+              <w:t>4</w:t>
             </w:r>
             <w:r>
               <w:rPr>
@@ -992,15 +1100,17 @@
               <w:tab w:val="right" w:leader="dot" w:pos="9062"/>
             </w:tabs>
             <w:rPr>
+              <w:rFonts w:asciiTheme="minorHAnsi" w:eastAsiaTheme="minorEastAsia" w:hAnsiTheme="minorHAnsi" w:cstheme="minorBidi"/>
               <w:noProof/>
+              <w:kern w:val="2"/>
+              <w14:ligatures w14:val="standardContextual"/>
             </w:rPr>
           </w:pPr>
-          <w:hyperlink w:anchor="_Toc233987046" w:history="1">
+          <w:hyperlink w:anchor="_Toc241308194" w:history="1">
             <w:r>
               <w:rPr>
                 <w:rStyle w:val="Hipercze"/>
                 <w:noProof/>
-                <w:lang w:val="en-US"/>
               </w:rPr>
               <w:t>1.2 Zakres pracy</w:t>
             </w:r>
@@ -1023,7 +1133,7 @@
                 <w:noProof/>
                 <w:webHidden/>
               </w:rPr>
-              <w:instrText xml:space="preserve"> PAGEREF _Toc233987046 \h </w:instrText>
+              <w:instrText xml:space="preserve"> PAGEREF _Toc241308194 \h </w:instrText>
             </w:r>
             <w:r>
               <w:rPr>
@@ -1043,7 +1153,7 @@
                 <w:noProof/>
                 <w:webHidden/>
               </w:rPr>
-              <w:t>3</w:t>
+              <w:t>4</w:t>
             </w:r>
             <w:r>
               <w:rPr>
@@ -1061,10 +1171,13 @@
               <w:tab w:val="right" w:leader="dot" w:pos="9062"/>
             </w:tabs>
             <w:rPr>
+              <w:rFonts w:asciiTheme="minorHAnsi" w:eastAsiaTheme="minorEastAsia" w:hAnsiTheme="minorHAnsi" w:cstheme="minorBidi"/>
               <w:noProof/>
+              <w:kern w:val="2"/>
+              <w14:ligatures w14:val="standardContextual"/>
             </w:rPr>
           </w:pPr>
-          <w:hyperlink w:anchor="_Toc233987047" w:history="1">
+          <w:hyperlink w:anchor="_Toc241308195" w:history="1">
             <w:r>
               <w:rPr>
                 <w:rStyle w:val="Hipercze"/>
@@ -1091,7 +1204,7 @@
                 <w:noProof/>
                 <w:webHidden/>
               </w:rPr>
-              <w:instrText xml:space="preserve"> PAGEREF _Toc233987047 \h </w:instrText>
+              <w:instrText xml:space="preserve"> PAGEREF _Toc241308195 \h </w:instrText>
             </w:r>
             <w:r>
               <w:rPr>
@@ -1111,7 +1224,7 @@
                 <w:noProof/>
                 <w:webHidden/>
               </w:rPr>
-              <w:t>3</w:t>
+              <w:t>4</w:t>
             </w:r>
             <w:r>
               <w:rPr>
@@ -1129,10 +1242,13 @@
               <w:tab w:val="right" w:leader="dot" w:pos="9062"/>
             </w:tabs>
             <w:rPr>
+              <w:rFonts w:asciiTheme="minorHAnsi" w:eastAsiaTheme="minorEastAsia" w:hAnsiTheme="minorHAnsi" w:cstheme="minorBidi"/>
               <w:noProof/>
+              <w:kern w:val="2"/>
+              <w14:ligatures w14:val="standardContextual"/>
             </w:rPr>
           </w:pPr>
-          <w:hyperlink w:anchor="_Toc233987048" w:history="1">
+          <w:hyperlink w:anchor="_Toc241308196" w:history="1">
             <w:r>
               <w:rPr>
                 <w:rStyle w:val="Hipercze"/>
@@ -1159,7 +1275,7 @@
                 <w:noProof/>
                 <w:webHidden/>
               </w:rPr>
-              <w:instrText xml:space="preserve"> PAGEREF _Toc233987048 \h </w:instrText>
+              <w:instrText xml:space="preserve"> PAGEREF _Toc241308196 \h </w:instrText>
             </w:r>
             <w:r>
               <w:rPr>
@@ -1179,7 +1295,7 @@
                 <w:noProof/>
                 <w:webHidden/>
               </w:rPr>
-              <w:t>3</w:t>
+              <w:t>5</w:t>
             </w:r>
             <w:r>
               <w:rPr>
@@ -1197,10 +1313,13 @@
               <w:tab w:val="right" w:leader="dot" w:pos="9062"/>
             </w:tabs>
             <w:rPr>
+              <w:rFonts w:asciiTheme="minorHAnsi" w:eastAsiaTheme="minorEastAsia" w:hAnsiTheme="minorHAnsi" w:cstheme="minorBidi"/>
               <w:noProof/>
+              <w:kern w:val="2"/>
+              <w14:ligatures w14:val="standardContextual"/>
             </w:rPr>
           </w:pPr>
-          <w:hyperlink w:anchor="_Toc233987049" w:history="1">
+          <w:hyperlink w:anchor="_Toc241308197" w:history="1">
             <w:r>
               <w:rPr>
                 <w:rStyle w:val="Hipercze"/>
@@ -1227,7 +1346,7 @@
                 <w:noProof/>
                 <w:webHidden/>
               </w:rPr>
-              <w:instrText xml:space="preserve"> PAGEREF _Toc233987049 \h </w:instrText>
+              <w:instrText xml:space="preserve"> PAGEREF _Toc241308197 \h </w:instrText>
             </w:r>
             <w:r>
               <w:rPr>
@@ -1247,7 +1366,7 @@
                 <w:noProof/>
                 <w:webHidden/>
               </w:rPr>
-              <w:t>3</w:t>
+              <w:t>5</w:t>
             </w:r>
             <w:r>
               <w:rPr>
@@ -1265,16 +1384,19 @@
               <w:tab w:val="right" w:leader="dot" w:pos="9062"/>
             </w:tabs>
             <w:rPr>
+              <w:rFonts w:asciiTheme="minorHAnsi" w:eastAsiaTheme="minorEastAsia" w:hAnsiTheme="minorHAnsi" w:cstheme="minorBidi"/>
               <w:noProof/>
+              <w:kern w:val="2"/>
+              <w14:ligatures w14:val="standardContextual"/>
             </w:rPr>
           </w:pPr>
-          <w:hyperlink w:anchor="_Toc233987050" w:history="1">
+          <w:hyperlink w:anchor="_Toc241308198" w:history="1">
             <w:r>
               <w:rPr>
                 <w:rStyle w:val="Hipercze"/>
                 <w:noProof/>
               </w:rPr>
-              <w:t>2.3 System walki</w:t>
+              <w:t>2.3 Punkty gracza</w:t>
             </w:r>
             <w:r>
               <w:rPr>
@@ -1295,7 +1417,7 @@
                 <w:noProof/>
                 <w:webHidden/>
               </w:rPr>
-              <w:instrText xml:space="preserve"> PAGEREF _Toc233987050 \h </w:instrText>
+              <w:instrText xml:space="preserve"> PAGEREF _Toc241308198 \h </w:instrText>
             </w:r>
             <w:r>
               <w:rPr>
@@ -1315,7 +1437,7 @@
                 <w:noProof/>
                 <w:webHidden/>
               </w:rPr>
-              <w:t>3</w:t>
+              <w:t>6</w:t>
             </w:r>
             <w:r>
               <w:rPr>
@@ -1333,16 +1455,19 @@
               <w:tab w:val="right" w:leader="dot" w:pos="9062"/>
             </w:tabs>
             <w:rPr>
+              <w:rFonts w:asciiTheme="minorHAnsi" w:eastAsiaTheme="minorEastAsia" w:hAnsiTheme="minorHAnsi" w:cstheme="minorBidi"/>
               <w:noProof/>
+              <w:kern w:val="2"/>
+              <w14:ligatures w14:val="standardContextual"/>
             </w:rPr>
           </w:pPr>
-          <w:hyperlink w:anchor="_Toc233987051" w:history="1">
+          <w:hyperlink w:anchor="_Toc241308199" w:history="1">
             <w:r>
               <w:rPr>
                 <w:rStyle w:val="Hipercze"/>
                 <w:noProof/>
               </w:rPr>
-              <w:t>2.4 HUD</w:t>
+              <w:t>2.4 System walki</w:t>
             </w:r>
             <w:r>
               <w:rPr>
@@ -1363,7 +1488,7 @@
                 <w:noProof/>
                 <w:webHidden/>
               </w:rPr>
-              <w:instrText xml:space="preserve"> PAGEREF _Toc233987051 \h </w:instrText>
+              <w:instrText xml:space="preserve"> PAGEREF _Toc241308199 \h </w:instrText>
             </w:r>
             <w:r>
               <w:rPr>
@@ -1383,7 +1508,291 @@
                 <w:noProof/>
                 <w:webHidden/>
               </w:rPr>
-              <w:t>3</w:t>
+              <w:t>6</w:t>
+            </w:r>
+            <w:r>
+              <w:rPr>
+                <w:noProof/>
+                <w:webHidden/>
+              </w:rPr>
+              <w:fldChar w:fldCharType="end"/>
+            </w:r>
+          </w:hyperlink>
+        </w:p>
+        <w:p>
+          <w:pPr>
+            <w:pStyle w:val="Spistreci2"/>
+            <w:tabs>
+              <w:tab w:val="right" w:leader="dot" w:pos="9062"/>
+            </w:tabs>
+            <w:rPr>
+              <w:rFonts w:asciiTheme="minorHAnsi" w:eastAsiaTheme="minorEastAsia" w:hAnsiTheme="minorHAnsi" w:cstheme="minorBidi"/>
+              <w:noProof/>
+              <w:kern w:val="2"/>
+              <w14:ligatures w14:val="standardContextual"/>
+            </w:rPr>
+          </w:pPr>
+          <w:hyperlink w:anchor="_Toc241308200" w:history="1">
+            <w:r>
+              <w:rPr>
+                <w:rStyle w:val="Hipercze"/>
+                <w:noProof/>
+              </w:rPr>
+              <w:t>2.5 HUD</w:t>
+            </w:r>
+            <w:r>
+              <w:rPr>
+                <w:noProof/>
+                <w:webHidden/>
+              </w:rPr>
+              <w:tab/>
+            </w:r>
+            <w:r>
+              <w:rPr>
+                <w:noProof/>
+                <w:webHidden/>
+              </w:rPr>
+              <w:fldChar w:fldCharType="begin"/>
+            </w:r>
+            <w:r>
+              <w:rPr>
+                <w:noProof/>
+                <w:webHidden/>
+              </w:rPr>
+              <w:instrText xml:space="preserve"> PAGEREF _Toc241308200 \h </w:instrText>
+            </w:r>
+            <w:r>
+              <w:rPr>
+                <w:noProof/>
+                <w:webHidden/>
+              </w:rPr>
+            </w:r>
+            <w:r>
+              <w:rPr>
+                <w:noProof/>
+                <w:webHidden/>
+              </w:rPr>
+              <w:fldChar w:fldCharType="separate"/>
+            </w:r>
+            <w:r>
+              <w:rPr>
+                <w:noProof/>
+                <w:webHidden/>
+              </w:rPr>
+              <w:t>8</w:t>
+            </w:r>
+            <w:r>
+              <w:rPr>
+                <w:noProof/>
+                <w:webHidden/>
+              </w:rPr>
+              <w:fldChar w:fldCharType="end"/>
+            </w:r>
+          </w:hyperlink>
+        </w:p>
+        <w:p>
+          <w:pPr>
+            <w:pStyle w:val="Spistreci2"/>
+            <w:tabs>
+              <w:tab w:val="right" w:leader="dot" w:pos="9062"/>
+            </w:tabs>
+            <w:rPr>
+              <w:rFonts w:asciiTheme="minorHAnsi" w:eastAsiaTheme="minorEastAsia" w:hAnsiTheme="minorHAnsi" w:cstheme="minorBidi"/>
+              <w:noProof/>
+              <w:kern w:val="2"/>
+              <w14:ligatures w14:val="standardContextual"/>
+            </w:rPr>
+          </w:pPr>
+          <w:hyperlink w:anchor="_Toc241308201" w:history="1">
+            <w:r>
+              <w:rPr>
+                <w:rStyle w:val="Hipercze"/>
+                <w:noProof/>
+              </w:rPr>
+              <w:t>2.6. Ulepszenia gracza</w:t>
+            </w:r>
+            <w:r>
+              <w:rPr>
+                <w:noProof/>
+                <w:webHidden/>
+              </w:rPr>
+              <w:tab/>
+            </w:r>
+            <w:r>
+              <w:rPr>
+                <w:noProof/>
+                <w:webHidden/>
+              </w:rPr>
+              <w:fldChar w:fldCharType="begin"/>
+            </w:r>
+            <w:r>
+              <w:rPr>
+                <w:noProof/>
+                <w:webHidden/>
+              </w:rPr>
+              <w:instrText xml:space="preserve"> PAGEREF _Toc241308201 \h </w:instrText>
+            </w:r>
+            <w:r>
+              <w:rPr>
+                <w:noProof/>
+                <w:webHidden/>
+              </w:rPr>
+            </w:r>
+            <w:r>
+              <w:rPr>
+                <w:noProof/>
+                <w:webHidden/>
+              </w:rPr>
+              <w:fldChar w:fldCharType="separate"/>
+            </w:r>
+            <w:r>
+              <w:rPr>
+                <w:noProof/>
+                <w:webHidden/>
+              </w:rPr>
+              <w:t>8</w:t>
+            </w:r>
+            <w:r>
+              <w:rPr>
+                <w:noProof/>
+                <w:webHidden/>
+              </w:rPr>
+              <w:fldChar w:fldCharType="end"/>
+            </w:r>
+          </w:hyperlink>
+        </w:p>
+        <w:p>
+          <w:pPr>
+            <w:pStyle w:val="Spistreci2"/>
+            <w:tabs>
+              <w:tab w:val="right" w:leader="dot" w:pos="9062"/>
+            </w:tabs>
+            <w:rPr>
+              <w:rFonts w:asciiTheme="minorHAnsi" w:eastAsiaTheme="minorEastAsia" w:hAnsiTheme="minorHAnsi" w:cstheme="minorBidi"/>
+              <w:noProof/>
+              <w:kern w:val="2"/>
+              <w14:ligatures w14:val="standardContextual"/>
+            </w:rPr>
+          </w:pPr>
+          <w:hyperlink w:anchor="_Toc241308202" w:history="1">
+            <w:r>
+              <w:rPr>
+                <w:rStyle w:val="Hipercze"/>
+                <w:noProof/>
+              </w:rPr>
+              <w:t>2.7 Ulepszenia broni</w:t>
+            </w:r>
+            <w:r>
+              <w:rPr>
+                <w:noProof/>
+                <w:webHidden/>
+              </w:rPr>
+              <w:tab/>
+            </w:r>
+            <w:r>
+              <w:rPr>
+                <w:noProof/>
+                <w:webHidden/>
+              </w:rPr>
+              <w:fldChar w:fldCharType="begin"/>
+            </w:r>
+            <w:r>
+              <w:rPr>
+                <w:noProof/>
+                <w:webHidden/>
+              </w:rPr>
+              <w:instrText xml:space="preserve"> PAGEREF _Toc241308202 \h </w:instrText>
+            </w:r>
+            <w:r>
+              <w:rPr>
+                <w:noProof/>
+                <w:webHidden/>
+              </w:rPr>
+            </w:r>
+            <w:r>
+              <w:rPr>
+                <w:noProof/>
+                <w:webHidden/>
+              </w:rPr>
+              <w:fldChar w:fldCharType="separate"/>
+            </w:r>
+            <w:r>
+              <w:rPr>
+                <w:noProof/>
+                <w:webHidden/>
+              </w:rPr>
+              <w:t>9</w:t>
+            </w:r>
+            <w:r>
+              <w:rPr>
+                <w:noProof/>
+                <w:webHidden/>
+              </w:rPr>
+              <w:fldChar w:fldCharType="end"/>
+            </w:r>
+          </w:hyperlink>
+        </w:p>
+        <w:p>
+          <w:pPr>
+            <w:pStyle w:val="Spistreci2"/>
+            <w:tabs>
+              <w:tab w:val="right" w:leader="dot" w:pos="9062"/>
+            </w:tabs>
+            <w:rPr>
+              <w:rFonts w:asciiTheme="minorHAnsi" w:eastAsiaTheme="minorEastAsia" w:hAnsiTheme="minorHAnsi" w:cstheme="minorBidi"/>
+              <w:noProof/>
+              <w:kern w:val="2"/>
+              <w14:ligatures w14:val="standardContextual"/>
+            </w:rPr>
+          </w:pPr>
+          <w:hyperlink w:anchor="_Toc241308203" w:history="1">
+            <w:r>
+              <w:rPr>
+                <w:rStyle w:val="Hipercze"/>
+                <w:noProof/>
+              </w:rPr>
+              <w:t>2.8 Śmierć gracza</w:t>
+            </w:r>
+            <w:r>
+              <w:rPr>
+                <w:noProof/>
+                <w:webHidden/>
+              </w:rPr>
+              <w:tab/>
+            </w:r>
+            <w:r>
+              <w:rPr>
+                <w:noProof/>
+                <w:webHidden/>
+              </w:rPr>
+              <w:fldChar w:fldCharType="begin"/>
+            </w:r>
+            <w:r>
+              <w:rPr>
+                <w:noProof/>
+                <w:webHidden/>
+              </w:rPr>
+              <w:instrText xml:space="preserve"> PAGEREF _Toc241308203 \h </w:instrText>
+            </w:r>
+            <w:r>
+              <w:rPr>
+                <w:noProof/>
+                <w:webHidden/>
+              </w:rPr>
+            </w:r>
+            <w:r>
+              <w:rPr>
+                <w:noProof/>
+                <w:webHidden/>
+              </w:rPr>
+              <w:fldChar w:fldCharType="separate"/>
+            </w:r>
+            <w:r>
+              <w:rPr>
+                <w:noProof/>
+                <w:webHidden/>
+              </w:rPr>
+              <w:t>9</w:t>
             </w:r>
             <w:r>
               <w:rPr>
@@ -1401,16 +1810,19 @@
               <w:tab w:val="right" w:leader="dot" w:pos="9062"/>
             </w:tabs>
             <w:rPr>
+              <w:rFonts w:asciiTheme="minorHAnsi" w:eastAsiaTheme="minorEastAsia" w:hAnsiTheme="minorHAnsi" w:cstheme="minorBidi"/>
               <w:noProof/>
+              <w:kern w:val="2"/>
+              <w14:ligatures w14:val="standardContextual"/>
             </w:rPr>
           </w:pPr>
-          <w:hyperlink w:anchor="_Toc233987052" w:history="1">
+          <w:hyperlink w:anchor="_Toc241308204" w:history="1">
             <w:r>
               <w:rPr>
                 <w:rStyle w:val="Hipercze"/>
                 <w:noProof/>
               </w:rPr>
-              <w:t>3. Mechanika proceduralności poziomów</w:t>
+              <w:t>3. Proceduralność poziomów</w:t>
             </w:r>
             <w:r>
               <w:rPr>
@@ -1431,7 +1843,7 @@
                 <w:noProof/>
                 <w:webHidden/>
               </w:rPr>
-              <w:instrText xml:space="preserve"> PAGEREF _Toc233987052 \h </w:instrText>
+              <w:instrText xml:space="preserve"> PAGEREF _Toc241308204 \h </w:instrText>
             </w:r>
             <w:r>
               <w:rPr>
@@ -1451,7 +1863,149 @@
                 <w:noProof/>
                 <w:webHidden/>
               </w:rPr>
-              <w:t>3</w:t>
+              <w:t>9</w:t>
+            </w:r>
+            <w:r>
+              <w:rPr>
+                <w:noProof/>
+                <w:webHidden/>
+              </w:rPr>
+              <w:fldChar w:fldCharType="end"/>
+            </w:r>
+          </w:hyperlink>
+        </w:p>
+        <w:p>
+          <w:pPr>
+            <w:pStyle w:val="Spistreci2"/>
+            <w:tabs>
+              <w:tab w:val="right" w:leader="dot" w:pos="9062"/>
+            </w:tabs>
+            <w:rPr>
+              <w:rFonts w:asciiTheme="minorHAnsi" w:eastAsiaTheme="minorEastAsia" w:hAnsiTheme="minorHAnsi" w:cstheme="minorBidi"/>
+              <w:noProof/>
+              <w:kern w:val="2"/>
+              <w14:ligatures w14:val="standardContextual"/>
+            </w:rPr>
+          </w:pPr>
+          <w:hyperlink w:anchor="_Toc241308205" w:history="1">
+            <w:r>
+              <w:rPr>
+                <w:rStyle w:val="Hipercze"/>
+                <w:noProof/>
+              </w:rPr>
+              <w:t>3.1 Łączenie pokoi</w:t>
+            </w:r>
+            <w:r>
+              <w:rPr>
+                <w:noProof/>
+                <w:webHidden/>
+              </w:rPr>
+              <w:tab/>
+            </w:r>
+            <w:r>
+              <w:rPr>
+                <w:noProof/>
+                <w:webHidden/>
+              </w:rPr>
+              <w:fldChar w:fldCharType="begin"/>
+            </w:r>
+            <w:r>
+              <w:rPr>
+                <w:noProof/>
+                <w:webHidden/>
+              </w:rPr>
+              <w:instrText xml:space="preserve"> PAGEREF _Toc241308205 \h </w:instrText>
+            </w:r>
+            <w:r>
+              <w:rPr>
+                <w:noProof/>
+                <w:webHidden/>
+              </w:rPr>
+            </w:r>
+            <w:r>
+              <w:rPr>
+                <w:noProof/>
+                <w:webHidden/>
+              </w:rPr>
+              <w:fldChar w:fldCharType="separate"/>
+            </w:r>
+            <w:r>
+              <w:rPr>
+                <w:noProof/>
+                <w:webHidden/>
+              </w:rPr>
+              <w:t>10</w:t>
+            </w:r>
+            <w:r>
+              <w:rPr>
+                <w:noProof/>
+                <w:webHidden/>
+              </w:rPr>
+              <w:fldChar w:fldCharType="end"/>
+            </w:r>
+          </w:hyperlink>
+        </w:p>
+        <w:p>
+          <w:pPr>
+            <w:pStyle w:val="Spistreci2"/>
+            <w:tabs>
+              <w:tab w:val="right" w:leader="dot" w:pos="9062"/>
+            </w:tabs>
+            <w:rPr>
+              <w:rFonts w:asciiTheme="minorHAnsi" w:eastAsiaTheme="minorEastAsia" w:hAnsiTheme="minorHAnsi" w:cstheme="minorBidi"/>
+              <w:noProof/>
+              <w:kern w:val="2"/>
+              <w14:ligatures w14:val="standardContextual"/>
+            </w:rPr>
+          </w:pPr>
+          <w:hyperlink w:anchor="_Toc241308206" w:history="1">
+            <w:r>
+              <w:rPr>
+                <w:rStyle w:val="Hipercze"/>
+                <w:noProof/>
+              </w:rPr>
+              <w:t>3.2 Korytarze</w:t>
+            </w:r>
+            <w:r>
+              <w:rPr>
+                <w:noProof/>
+                <w:webHidden/>
+              </w:rPr>
+              <w:tab/>
+            </w:r>
+            <w:r>
+              <w:rPr>
+                <w:noProof/>
+                <w:webHidden/>
+              </w:rPr>
+              <w:fldChar w:fldCharType="begin"/>
+            </w:r>
+            <w:r>
+              <w:rPr>
+                <w:noProof/>
+                <w:webHidden/>
+              </w:rPr>
+              <w:instrText xml:space="preserve"> PAGEREF _Toc241308206 \h </w:instrText>
+            </w:r>
+            <w:r>
+              <w:rPr>
+                <w:noProof/>
+                <w:webHidden/>
+              </w:rPr>
+            </w:r>
+            <w:r>
+              <w:rPr>
+                <w:noProof/>
+                <w:webHidden/>
+              </w:rPr>
+              <w:fldChar w:fldCharType="separate"/>
+            </w:r>
+            <w:r>
+              <w:rPr>
+                <w:noProof/>
+                <w:webHidden/>
+              </w:rPr>
+              <w:t>10</w:t>
             </w:r>
             <w:r>
               <w:rPr>
@@ -1469,16 +2023,19 @@
               <w:tab w:val="right" w:leader="dot" w:pos="9062"/>
             </w:tabs>
             <w:rPr>
+              <w:rFonts w:asciiTheme="minorHAnsi" w:eastAsiaTheme="minorEastAsia" w:hAnsiTheme="minorHAnsi" w:cstheme="minorBidi"/>
               <w:noProof/>
+              <w:kern w:val="2"/>
+              <w14:ligatures w14:val="standardContextual"/>
             </w:rPr>
           </w:pPr>
-          <w:hyperlink w:anchor="_Toc233987053" w:history="1">
+          <w:hyperlink w:anchor="_Toc241308207" w:history="1">
             <w:r>
               <w:rPr>
                 <w:rStyle w:val="Hipercze"/>
                 <w:noProof/>
               </w:rPr>
-              <w:t>4. AI Przeciwników</w:t>
+              <w:t>4. Przeciwnicy</w:t>
             </w:r>
             <w:r>
               <w:rPr>
@@ -1499,7 +2056,7 @@
                 <w:noProof/>
                 <w:webHidden/>
               </w:rPr>
-              <w:instrText xml:space="preserve"> PAGEREF _Toc233987053 \h </w:instrText>
+              <w:instrText xml:space="preserve"> PAGEREF _Toc241308207 \h </w:instrText>
             </w:r>
             <w:r>
               <w:rPr>
@@ -1519,7 +2076,7 @@
                 <w:noProof/>
                 <w:webHidden/>
               </w:rPr>
-              <w:t>4</w:t>
+              <w:t>10</w:t>
             </w:r>
             <w:r>
               <w:rPr>
@@ -1537,16 +2094,19 @@
               <w:tab w:val="right" w:leader="dot" w:pos="9062"/>
             </w:tabs>
             <w:rPr>
+              <w:rFonts w:asciiTheme="minorHAnsi" w:eastAsiaTheme="minorEastAsia" w:hAnsiTheme="minorHAnsi" w:cstheme="minorBidi"/>
               <w:noProof/>
+              <w:kern w:val="2"/>
+              <w14:ligatures w14:val="standardContextual"/>
             </w:rPr>
           </w:pPr>
-          <w:hyperlink w:anchor="_Toc233987054" w:history="1">
+          <w:hyperlink w:anchor="_Toc241308208" w:history="1">
             <w:r>
               <w:rPr>
                 <w:rStyle w:val="Hipercze"/>
                 <w:noProof/>
               </w:rPr>
-              <w:t>4.1 Podstawa</w:t>
+              <w:t>4.1 Stany podstawowe</w:t>
             </w:r>
             <w:r>
               <w:rPr>
@@ -1567,7 +2127,7 @@
                 <w:noProof/>
                 <w:webHidden/>
               </w:rPr>
-              <w:instrText xml:space="preserve"> PAGEREF _Toc233987054 \h </w:instrText>
+              <w:instrText xml:space="preserve"> PAGEREF _Toc241308208 \h </w:instrText>
             </w:r>
             <w:r>
               <w:rPr>
@@ -1587,7 +2147,149 @@
                 <w:noProof/>
                 <w:webHidden/>
               </w:rPr>
-              <w:t>4</w:t>
+              <w:t>10</w:t>
+            </w:r>
+            <w:r>
+              <w:rPr>
+                <w:noProof/>
+                <w:webHidden/>
+              </w:rPr>
+              <w:fldChar w:fldCharType="end"/>
+            </w:r>
+          </w:hyperlink>
+        </w:p>
+        <w:p>
+          <w:pPr>
+            <w:pStyle w:val="Spistreci2"/>
+            <w:tabs>
+              <w:tab w:val="right" w:leader="dot" w:pos="9062"/>
+            </w:tabs>
+            <w:rPr>
+              <w:rFonts w:asciiTheme="minorHAnsi" w:eastAsiaTheme="minorEastAsia" w:hAnsiTheme="minorHAnsi" w:cstheme="minorBidi"/>
+              <w:noProof/>
+              <w:kern w:val="2"/>
+              <w14:ligatures w14:val="standardContextual"/>
+            </w:rPr>
+          </w:pPr>
+          <w:hyperlink w:anchor="_Toc241308209" w:history="1">
+            <w:r>
+              <w:rPr>
+                <w:rStyle w:val="Hipercze"/>
+                <w:noProof/>
+              </w:rPr>
+              <w:t>4.2 Zombie</w:t>
+            </w:r>
+            <w:r>
+              <w:rPr>
+                <w:noProof/>
+                <w:webHidden/>
+              </w:rPr>
+              <w:tab/>
+            </w:r>
+            <w:r>
+              <w:rPr>
+                <w:noProof/>
+                <w:webHidden/>
+              </w:rPr>
+              <w:fldChar w:fldCharType="begin"/>
+            </w:r>
+            <w:r>
+              <w:rPr>
+                <w:noProof/>
+                <w:webHidden/>
+              </w:rPr>
+              <w:instrText xml:space="preserve"> PAGEREF _Toc241308209 \h </w:instrText>
+            </w:r>
+            <w:r>
+              <w:rPr>
+                <w:noProof/>
+                <w:webHidden/>
+              </w:rPr>
+            </w:r>
+            <w:r>
+              <w:rPr>
+                <w:noProof/>
+                <w:webHidden/>
+              </w:rPr>
+              <w:fldChar w:fldCharType="separate"/>
+            </w:r>
+            <w:r>
+              <w:rPr>
+                <w:noProof/>
+                <w:webHidden/>
+              </w:rPr>
+              <w:t>10</w:t>
+            </w:r>
+            <w:r>
+              <w:rPr>
+                <w:noProof/>
+                <w:webHidden/>
+              </w:rPr>
+              <w:fldChar w:fldCharType="end"/>
+            </w:r>
+          </w:hyperlink>
+        </w:p>
+        <w:p>
+          <w:pPr>
+            <w:pStyle w:val="Spistreci2"/>
+            <w:tabs>
+              <w:tab w:val="right" w:leader="dot" w:pos="9062"/>
+            </w:tabs>
+            <w:rPr>
+              <w:rFonts w:asciiTheme="minorHAnsi" w:eastAsiaTheme="minorEastAsia" w:hAnsiTheme="minorHAnsi" w:cstheme="minorBidi"/>
+              <w:noProof/>
+              <w:kern w:val="2"/>
+              <w14:ligatures w14:val="standardContextual"/>
+            </w:rPr>
+          </w:pPr>
+          <w:hyperlink w:anchor="_Toc241308210" w:history="1">
+            <w:r>
+              <w:rPr>
+                <w:rStyle w:val="Hipercze"/>
+                <w:noProof/>
+              </w:rPr>
+              <w:t>4.3 Szkielet</w:t>
+            </w:r>
+            <w:r>
+              <w:rPr>
+                <w:noProof/>
+                <w:webHidden/>
+              </w:rPr>
+              <w:tab/>
+            </w:r>
+            <w:r>
+              <w:rPr>
+                <w:noProof/>
+                <w:webHidden/>
+              </w:rPr>
+              <w:fldChar w:fldCharType="begin"/>
+            </w:r>
+            <w:r>
+              <w:rPr>
+                <w:noProof/>
+                <w:webHidden/>
+              </w:rPr>
+              <w:instrText xml:space="preserve"> PAGEREF _Toc241308210 \h </w:instrText>
+            </w:r>
+            <w:r>
+              <w:rPr>
+                <w:noProof/>
+                <w:webHidden/>
+              </w:rPr>
+            </w:r>
+            <w:r>
+              <w:rPr>
+                <w:noProof/>
+                <w:webHidden/>
+              </w:rPr>
+              <w:fldChar w:fldCharType="separate"/>
+            </w:r>
+            <w:r>
+              <w:rPr>
+                <w:noProof/>
+                <w:webHidden/>
+              </w:rPr>
+              <w:t>11</w:t>
             </w:r>
             <w:r>
               <w:rPr>
@@ -1605,16 +2307,19 @@
               <w:tab w:val="right" w:leader="dot" w:pos="9062"/>
             </w:tabs>
             <w:rPr>
+              <w:rFonts w:asciiTheme="minorHAnsi" w:eastAsiaTheme="minorEastAsia" w:hAnsiTheme="minorHAnsi" w:cstheme="minorBidi"/>
               <w:noProof/>
+              <w:kern w:val="2"/>
+              <w14:ligatures w14:val="standardContextual"/>
             </w:rPr>
           </w:pPr>
-          <w:hyperlink w:anchor="_Toc233987055" w:history="1">
+          <w:hyperlink w:anchor="_Toc241308211" w:history="1">
             <w:r>
               <w:rPr>
                 <w:rStyle w:val="Hipercze"/>
                 <w:noProof/>
               </w:rPr>
-              <w:t>5. Podsumowanie</w:t>
+              <w:t>7. Podsumowanie</w:t>
             </w:r>
             <w:r>
               <w:rPr>
@@ -1635,7 +2340,7 @@
                 <w:noProof/>
                 <w:webHidden/>
               </w:rPr>
-              <w:instrText xml:space="preserve"> PAGEREF _Toc233987055 \h </w:instrText>
+              <w:instrText xml:space="preserve"> PAGEREF _Toc241308211 \h </w:instrText>
             </w:r>
             <w:r>
               <w:rPr>
@@ -1655,7 +2360,7 @@
                 <w:noProof/>
                 <w:webHidden/>
               </w:rPr>
-              <w:t>4</w:t>
+              <w:t>11</w:t>
             </w:r>
             <w:r>
               <w:rPr>
@@ -1673,16 +2378,19 @@
               <w:tab w:val="right" w:leader="dot" w:pos="9062"/>
             </w:tabs>
             <w:rPr>
+              <w:rFonts w:asciiTheme="minorHAnsi" w:eastAsiaTheme="minorEastAsia" w:hAnsiTheme="minorHAnsi" w:cstheme="minorBidi"/>
               <w:noProof/>
+              <w:kern w:val="2"/>
+              <w14:ligatures w14:val="standardContextual"/>
             </w:rPr>
           </w:pPr>
-          <w:hyperlink w:anchor="_Toc233987056" w:history="1">
+          <w:hyperlink w:anchor="_Toc241308212" w:history="1">
             <w:r>
               <w:rPr>
                 <w:rStyle w:val="Hipercze"/>
                 <w:noProof/>
               </w:rPr>
-              <w:t>6. Bibliografia</w:t>
+              <w:t>8. Bibliografia</w:t>
             </w:r>
             <w:r>
               <w:rPr>
@@ -1703,7 +2411,7 @@
                 <w:noProof/>
                 <w:webHidden/>
               </w:rPr>
-              <w:instrText xml:space="preserve"> PAGEREF _Toc233987056 \h </w:instrText>
+              <w:instrText xml:space="preserve"> PAGEREF _Toc241308212 \h </w:instrText>
             </w:r>
             <w:r>
               <w:rPr>
@@ -1723,7 +2431,78 @@
                 <w:noProof/>
                 <w:webHidden/>
               </w:rPr>
-              <w:t>4</w:t>
+              <w:t>11</w:t>
+            </w:r>
+            <w:r>
+              <w:rPr>
+                <w:noProof/>
+                <w:webHidden/>
+              </w:rPr>
+              <w:fldChar w:fldCharType="end"/>
+            </w:r>
+          </w:hyperlink>
+        </w:p>
+        <w:p>
+          <w:pPr>
+            <w:pStyle w:val="Spistreci1"/>
+            <w:tabs>
+              <w:tab w:val="right" w:leader="dot" w:pos="9062"/>
+            </w:tabs>
+            <w:rPr>
+              <w:rFonts w:asciiTheme="minorHAnsi" w:eastAsiaTheme="minorEastAsia" w:hAnsiTheme="minorHAnsi" w:cstheme="minorBidi"/>
+              <w:noProof/>
+              <w:kern w:val="2"/>
+              <w14:ligatures w14:val="standardContextual"/>
+            </w:rPr>
+          </w:pPr>
+          <w:hyperlink w:anchor="_Toc241308213" w:history="1">
+            <w:r>
+              <w:rPr>
+                <w:rStyle w:val="Hipercze"/>
+                <w:noProof/>
+              </w:rPr>
+              <w:t>9. Pakiety i inne źródła</w:t>
+            </w:r>
+            <w:r>
+              <w:rPr>
+                <w:noProof/>
+                <w:webHidden/>
+              </w:rPr>
+              <w:tab/>
+            </w:r>
+            <w:r>
+              <w:rPr>
+                <w:noProof/>
+                <w:webHidden/>
+              </w:rPr>
+              <w:fldChar w:fldCharType="begin"/>
+            </w:r>
+            <w:r>
+              <w:rPr>
+                <w:noProof/>
+                <w:webHidden/>
+              </w:rPr>
+              <w:instrText xml:space="preserve"> PAGEREF _Toc241308213 \h </w:instrText>
+            </w:r>
+            <w:r>
+              <w:rPr>
+                <w:noProof/>
+                <w:webHidden/>
+              </w:rPr>
+            </w:r>
+            <w:r>
+              <w:rPr>
+                <w:noProof/>
+                <w:webHidden/>
+              </w:rPr>
+              <w:fldChar w:fldCharType="separate"/>
+            </w:r>
+            <w:r>
+              <w:rPr>
+                <w:noProof/>
+                <w:webHidden/>
+              </w:rPr>
+              <w:t>11</w:t>
             </w:r>
             <w:r>
               <w:rPr>
@@ -1819,6 +2598,7 @@
           <w:color w:val="000000" w:themeColor="text1"/>
           <w:u w:val="single"/>
         </w:rPr>
+        <w:lastRenderedPageBreak/>
         <w:t>​</w:t>
       </w:r>
       <w:r>
@@ -2137,9 +2917,8 @@
       <w:pPr>
         <w:pStyle w:val="Nagwek1"/>
       </w:pPr>
-      <w:bookmarkStart w:id="0" w:name="_Toc233987042"/>
-      <w:r>
-        <w:lastRenderedPageBreak/>
+      <w:bookmarkStart w:id="0" w:name="_Toc241308189"/>
+      <w:r>
         <w:t>1. </w:t>
       </w:r>
       <w:r>
@@ -2236,17 +3015,17 @@
           <w:numId w:val="25"/>
         </w:numPr>
       </w:pPr>
-      <w:bookmarkStart w:id="1" w:name="_Toc233987043"/>
+      <w:bookmarkStart w:id="1" w:name="_Toc241308190"/>
       <w:r>
         <w:t>Cel pracy</w:t>
       </w:r>
+      <w:r>
+        <w:t> </w:t>
+      </w:r>
+      <w:r>
+        <w:t>i wykorzystane technologie</w:t>
+      </w:r>
       <w:bookmarkEnd w:id="1"/>
-      <w:r>
-        <w:t> </w:t>
-      </w:r>
-      <w:r>
-        <w:t>i wykorzystane technologie</w:t>
-      </w:r>
     </w:p>
     <w:p>
       <w:pPr>
@@ -2256,7 +3035,7 @@
           <w:numId w:val="24"/>
         </w:numPr>
       </w:pPr>
-      <w:bookmarkStart w:id="2" w:name="_Toc233987044"/>
+      <w:bookmarkStart w:id="2" w:name="_Toc241308191"/>
       <w:r>
         <w:t>Cel główny:</w:t>
       </w:r>
@@ -2367,7 +3146,7 @@
           <w:numId w:val="24"/>
         </w:numPr>
       </w:pPr>
-      <w:bookmarkStart w:id="3" w:name="_Toc233987045"/>
+      <w:bookmarkStart w:id="3" w:name="_Toc241308192"/>
       <w:r>
         <w:t>Cele szczegółowe:</w:t>
       </w:r>
@@ -2486,7 +3265,6 @@
         <w:rPr>
           <w:color w:val="000000" w:themeColor="text1"/>
         </w:rPr>
-        <w:lastRenderedPageBreak/>
         <w:t>Implementacja algorytmu zwiększającego poziom trudności wraz z postępem rozgrywki</w:t>
       </w:r>
     </w:p>
@@ -2560,12 +3338,14 @@
           <w:rStyle w:val="Nagwek3Znak"/>
         </w:rPr>
       </w:pPr>
+      <w:bookmarkStart w:id="4" w:name="_Toc241308193"/>
       <w:r>
         <w:rPr>
           <w:rStyle w:val="Nagwek3Znak"/>
         </w:rPr>
         <w:t>Wykorzystane technologie</w:t>
       </w:r>
+      <w:bookmarkEnd w:id="4"/>
     </w:p>
     <w:p>
       <w:pPr>
@@ -2601,11 +3381,11 @@
       <w:pPr>
         <w:pStyle w:val="Nagwek2"/>
       </w:pPr>
-      <w:bookmarkStart w:id="4" w:name="_Toc233987046"/>
+      <w:bookmarkStart w:id="5" w:name="_Toc241308194"/>
       <w:r>
         <w:t>1.2 Zakres pracy</w:t>
       </w:r>
-      <w:bookmarkEnd w:id="4"/>
+      <w:bookmarkEnd w:id="5"/>
       <w:r>
         <w:t> </w:t>
       </w:r>
@@ -2850,14 +3630,14 @@
       <w:pPr>
         <w:pStyle w:val="Nagwek1"/>
       </w:pPr>
-      <w:bookmarkStart w:id="5" w:name="_Toc233987047"/>
+      <w:bookmarkStart w:id="6" w:name="_Toc241308195"/>
       <w:r>
         <w:t xml:space="preserve">2. </w:t>
       </w:r>
       <w:r>
         <w:t>Podstawowe systemy gry</w:t>
       </w:r>
-      <w:bookmarkEnd w:id="5"/>
+      <w:bookmarkEnd w:id="6"/>
       <w:r>
         <w:t> </w:t>
       </w:r>
@@ -2875,11 +3655,12 @@
         <w:pStyle w:val="Nagwek2"/>
         <w:ind w:left="720"/>
       </w:pPr>
-      <w:bookmarkStart w:id="6" w:name="_Toc233987048"/>
-      <w:r>
+      <w:bookmarkStart w:id="7" w:name="_Toc241308196"/>
+      <w:r>
+        <w:lastRenderedPageBreak/>
         <w:t>2.1 System poruszania się</w:t>
       </w:r>
-      <w:bookmarkEnd w:id="6"/>
+      <w:bookmarkEnd w:id="7"/>
       <w:r>
         <w:t> </w:t>
       </w:r>
@@ -2942,7 +3723,6 @@
           <w:noProof/>
           <w:color w:val="000000" w:themeColor="text1"/>
         </w:rPr>
-        <w:lastRenderedPageBreak/>
         <w:drawing>
           <wp:inline distT="0" distB="0" distL="0" distR="0" wp14:anchorId="34B19C84" wp14:editId="1CCE48C6">
             <wp:extent cx="4191585" cy="2219635"/>
@@ -3315,11 +4095,11 @@
         <w:pStyle w:val="Nagwek2"/>
         <w:ind w:left="720"/>
       </w:pPr>
-      <w:bookmarkStart w:id="7" w:name="_Toc233987049"/>
+      <w:bookmarkStart w:id="8" w:name="_Toc241308197"/>
       <w:r>
         <w:t>2.2 System broni / ekwipunek</w:t>
       </w:r>
-      <w:bookmarkEnd w:id="7"/>
+      <w:bookmarkEnd w:id="8"/>
       <w:r>
         <w:t> </w:t>
       </w:r>
@@ -3359,7 +4139,14 @@
         <w:rPr>
           <w:color w:val="000000" w:themeColor="text1"/>
         </w:rPr>
-        <w:t>e podnosić broń przy pomocy przycisku interakcji </w:t>
+        <w:t xml:space="preserve">e podnosić broń przy pomocy przycisku </w:t>
+      </w:r>
+      <w:r>
+        <w:rPr>
+          <w:color w:val="000000" w:themeColor="text1"/>
+        </w:rPr>
+        <w:lastRenderedPageBreak/>
+        <w:t>interakcji </w:t>
       </w:r>
       <w:r>
         <w:rPr>
@@ -3449,7 +4236,6 @@
         <w:rPr>
           <w:color w:val="000000" w:themeColor="text1"/>
         </w:rPr>
-        <w:lastRenderedPageBreak/>
         <w:t>Frag – granat po upływie czasu wybucha zadając obrażenia wszystkim postaciom w zasięgu</w:t>
       </w:r>
     </w:p>
@@ -3486,9 +4272,11 @@
         <w:pStyle w:val="Nagwek2"/>
         <w:ind w:firstLine="720"/>
       </w:pPr>
+      <w:bookmarkStart w:id="9" w:name="_Toc241308198"/>
       <w:r>
         <w:t>2.3 Punkty gracza</w:t>
       </w:r>
+      <w:bookmarkEnd w:id="9"/>
     </w:p>
     <w:p>
       <w:pPr>
@@ -3511,7 +4299,7 @@
         <w:pStyle w:val="Nagwek2"/>
         <w:ind w:left="720"/>
       </w:pPr>
-      <w:bookmarkStart w:id="8" w:name="_Toc233987050"/>
+      <w:bookmarkStart w:id="10" w:name="_Toc241308199"/>
       <w:r>
         <w:t>2.</w:t>
       </w:r>
@@ -3521,7 +4309,7 @@
       <w:r>
         <w:t> System walki</w:t>
       </w:r>
-      <w:bookmarkEnd w:id="8"/>
+      <w:bookmarkEnd w:id="10"/>
       <w:r>
         <w:t> </w:t>
       </w:r>
@@ -4397,7 +5185,7 @@
         <w:pStyle w:val="Nagwek2"/>
         <w:ind w:left="720"/>
       </w:pPr>
-      <w:bookmarkStart w:id="9" w:name="_Toc233987051"/>
+      <w:bookmarkStart w:id="11" w:name="_Toc241308200"/>
       <w:r>
         <w:t>2.</w:t>
       </w:r>
@@ -4407,7 +5195,7 @@
       <w:r>
         <w:t xml:space="preserve"> HUD</w:t>
       </w:r>
-      <w:bookmarkEnd w:id="9"/>
+      <w:bookmarkEnd w:id="11"/>
       <w:r>
         <w:t> </w:t>
       </w:r>
@@ -4694,9 +5482,11 @@
         <w:pStyle w:val="Nagwek2"/>
         <w:ind w:firstLine="720"/>
       </w:pPr>
+      <w:bookmarkStart w:id="12" w:name="_Toc241308201"/>
       <w:r>
         <w:t>2.6. Ulepszenia gracza</w:t>
       </w:r>
+      <w:bookmarkEnd w:id="12"/>
     </w:p>
     <w:p>
       <w:pPr>
@@ -4836,9 +5626,11 @@
       <w:pPr>
         <w:pStyle w:val="Nagwek2"/>
       </w:pPr>
+      <w:bookmarkStart w:id="13" w:name="_Toc241308202"/>
       <w:r>
         <w:t>2.7 Ulepszenia broni</w:t>
       </w:r>
+      <w:bookmarkEnd w:id="13"/>
     </w:p>
     <w:p>
       <w:pPr>
@@ -4895,6 +5687,7 @@
       <w:pPr>
         <w:pStyle w:val="Nagwek2"/>
       </w:pPr>
+      <w:bookmarkStart w:id="14" w:name="_Toc241308203"/>
       <w:r>
         <w:t xml:space="preserve">2.8 </w:t>
       </w:r>
@@ -4904,6 +5697,7 @@
       <w:r>
         <w:t>gracza</w:t>
       </w:r>
+      <w:bookmarkEnd w:id="14"/>
     </w:p>
     <w:p>
       <w:r>
@@ -4922,7 +5716,7 @@
       <w:pPr>
         <w:pStyle w:val="Nagwek1"/>
       </w:pPr>
-      <w:bookmarkStart w:id="10" w:name="_Toc233987052"/>
+      <w:bookmarkStart w:id="15" w:name="_Toc241308204"/>
       <w:r>
         <w:t>3.</w:t>
       </w:r>
@@ -4932,7 +5726,7 @@
       <w:r>
         <w:t>poziomów</w:t>
       </w:r>
-      <w:bookmarkEnd w:id="10"/>
+      <w:bookmarkEnd w:id="15"/>
       <w:r>
         <w:t> </w:t>
       </w:r>
@@ -4951,7 +5745,76 @@
         <w:t>.</w:t>
       </w:r>
       <w:r>
-        <w:t xml:space="preserve"> Przestrzeń będzie dzielić się w różnych miejscach na dwie części które następnie będą powtarzać określoną czynność do uzyskania </w:t>
+        <w:t xml:space="preserve"> </w:t>
+      </w:r>
+      <w:r>
+        <w:t>Funkcja tworzy mapę (custom gridmap) składającą się z komórek (cell) a następnie z każdą iteracją dzieli mapę lub orkeśloną liczbę pokoi na pół, w wyniuku czego powstają nowe pomieszczenia. Po określonej liczbie cyklów, powstaje zbiór różnej wielkości pokojów. Ze zględu na specyfikację algorytmu dzielącą pokoje na pół, część z nich ma postać pionowych prostokątów, pozostałe mają postać kwadratów. Z tego też powodu, część najmniejszych pokojów sąsiadujących ze sobą, są łączone w prostokątne pokoje poziome. Po wygenerowaniu mapy, wszystkie pomieszczenia są ze sobą łączone korytarzami. Narzucona jest tutaj zasada maksymalnie dwóch korytarzy na jeden pokój, dla zachowania balansu gry. Alg</w:t>
+      </w:r>
+      <w:r>
+        <w:t xml:space="preserve">orytm sprawdza granice każdego pokoju, oraz jakie pokoje sąsiadują z nim po jednym w każdym kierunku. Jeśli w każdej ze ścian sąsiadujących ze sobą pokojów istnieje 8 komórek (4 długości i 2 szerokości) dzięki którym pokoje mogą zostać połączone, w tym miejscu jest budowany korytarz. Aby upewnić się, czy gracz w trakcie rozgrywki na pewno będzie miał możliwy dostęp do każdego z pomieszczeń, został utworzony tzw. „Checker” – algorytm BFT losowo wybiera pokój, od którego sprawdza do ilu pomieszczeń gracz może dotrzeć. Funkcja działa na zasadzie First in First Out – iteruje po każdym pomieszczeniu, sprawdzając jakie pomieszczenia są z nim połączone, a następnie dodaje je do kolejki, odwiedzone pokoje zostają dodane do listy, która jest sprawdzana przed dodaniem nowego pokoju do kolejki aby uniknąć powtóżeń. </w:t>
+      </w:r>
+    </w:p>
+    <w:p>
+      <w:pPr>
+        <w:pStyle w:val="Nagwek2"/>
+      </w:pPr>
+      <w:bookmarkStart w:id="16" w:name="_Toc241308205"/>
+      <w:r>
+        <w:lastRenderedPageBreak/>
+        <w:t xml:space="preserve">3.1 </w:t>
+      </w:r>
+      <w:r>
+        <w:t>Łączenie pokoi</w:t>
+      </w:r>
+      <w:bookmarkEnd w:id="16"/>
+    </w:p>
+    <w:p>
+      <w:r>
+        <w:t>Funkcja „</w:t>
+      </w:r>
+      <w:r>
+        <w:t>GroupUpExistingRooms</w:t>
+      </w:r>
+      <w:r>
+        <w:t xml:space="preserve">” tworzy słownik, który trzyma wartości pokoju oraz jego wielkości w komórkach. Pokoje poniżej ustalonej wielkości (którą jest 3 najmniejsza wielkość pokoju ze wszystkich istniejących), są dodane do grupy kandydatów do połączenia. </w:t>
+      </w:r>
+      <w:r>
+        <w:t>Funkcja iteruje po każdym pokoju z listy, i sprawdza czy inny sąsiadujący z nim pokój też jest kandydatem, w przypadku znalezienia takiego, dwa pokoje łączone są w jeden.</w:t>
+      </w:r>
+    </w:p>
+    <w:p/>
+    <w:p>
+      <w:pPr>
+        <w:pStyle w:val="Nagwek2"/>
+      </w:pPr>
+      <w:bookmarkStart w:id="17" w:name="_Toc241308206"/>
+      <w:r>
+        <w:t>3.2 Korytarze</w:t>
+      </w:r>
+      <w:bookmarkEnd w:id="17"/>
+    </w:p>
+    <w:p>
+      <w:r>
+        <w:t>Zbiór funkcji kolejno sprawdza w sposób losowy każdy pokój, czy w jego sąsiedztwie znajduje sie takie pomieszczenie, które ma mniej niż 2 istniejące korytarze</w:t>
+      </w:r>
+    </w:p>
+    <w:p/>
+    <w:p>
+      <w:pPr>
+        <w:ind w:firstLine="720"/>
+      </w:pPr>
+    </w:p>
+    <w:p>
+      <w:pPr>
+        <w:ind w:firstLine="720"/>
+      </w:pPr>
+    </w:p>
+    <w:p>
+      <w:pPr>
+        <w:ind w:firstLine="720"/>
+      </w:pPr>
+      <w:r>
+        <w:t xml:space="preserve">Przestrzeń będzie dzielić się w różnych miejscach na dwie części które następnie będą powtarzać określoną czynność do uzyskania </w:t>
       </w:r>
       <w:r>
         <w:t>określonego</w:t>
@@ -4986,14 +5849,14 @@
       <w:pPr>
         <w:pStyle w:val="Nagwek1"/>
       </w:pPr>
-      <w:bookmarkStart w:id="11" w:name="_Toc233987053"/>
+      <w:bookmarkStart w:id="18" w:name="_Toc241308207"/>
       <w:r>
         <w:t>4. </w:t>
       </w:r>
-      <w:bookmarkEnd w:id="11"/>
       <w:r>
         <w:t>Przeciwnicy</w:t>
       </w:r>
+      <w:bookmarkEnd w:id="18"/>
       <w:r>
         <w:t> </w:t>
       </w:r>
@@ -5039,7 +5902,6 @@
         <w:t xml:space="preserve"> AI </w:t>
       </w:r>
       <w:r>
-        <w:lastRenderedPageBreak/>
         <w:t>implementuje</w:t>
       </w:r>
       <w:r>
@@ -5052,9 +5914,11 @@
         <w:pStyle w:val="Nagwek2"/>
         <w:ind w:firstLine="720"/>
       </w:pPr>
+      <w:bookmarkStart w:id="19" w:name="_Toc241308208"/>
       <w:r>
         <w:t>4.1 Stany podstawowe</w:t>
       </w:r>
+      <w:bookmarkEnd w:id="19"/>
     </w:p>
     <w:p>
       <w:r>
@@ -5106,6 +5970,7 @@
         <w:pStyle w:val="Nagwek2"/>
         <w:ind w:firstLine="720"/>
       </w:pPr>
+      <w:bookmarkStart w:id="20" w:name="_Toc241308209"/>
       <w:r>
         <w:t>4.</w:t>
       </w:r>
@@ -5115,6 +5980,7 @@
       <w:r>
         <w:t xml:space="preserve"> Zombie</w:t>
       </w:r>
+      <w:bookmarkEnd w:id="20"/>
     </w:p>
     <w:p>
       <w:pPr>
@@ -5140,9 +6006,12 @@
         <w:pStyle w:val="Nagwek2"/>
         <w:ind w:firstLine="720"/>
       </w:pPr>
-      <w:r>
+      <w:bookmarkStart w:id="21" w:name="_Toc241308210"/>
+      <w:r>
+        <w:lastRenderedPageBreak/>
         <w:t>4.3 Szkielet</w:t>
       </w:r>
+      <w:bookmarkEnd w:id="21"/>
     </w:p>
     <w:p>
       <w:pPr>
@@ -5207,14 +6076,14 @@
       <w:pPr>
         <w:pStyle w:val="Nagwek1"/>
       </w:pPr>
-      <w:bookmarkStart w:id="12" w:name="_Toc233987055"/>
+      <w:bookmarkStart w:id="22" w:name="_Toc241308211"/>
       <w:r>
         <w:t>7</w:t>
       </w:r>
       <w:r>
         <w:t>. Podsumowanie</w:t>
       </w:r>
-      <w:bookmarkEnd w:id="12"/>
+      <w:bookmarkEnd w:id="22"/>
       <w:r>
         <w:t> </w:t>
       </w:r>
@@ -5255,7 +6124,7 @@
       <w:pPr>
         <w:pStyle w:val="Nagwek1"/>
       </w:pPr>
-      <w:bookmarkStart w:id="13" w:name="_Toc233987056"/>
+      <w:bookmarkStart w:id="23" w:name="_Toc241308212"/>
       <w:r>
         <w:t>8</w:t>
       </w:r>
@@ -5265,7 +6134,7 @@
       <w:r>
         <w:t>Bibliografia</w:t>
       </w:r>
-      <w:bookmarkEnd w:id="13"/>
+      <w:bookmarkEnd w:id="23"/>
       <w:r>
         <w:t> </w:t>
       </w:r>
@@ -5314,13 +6183,112 @@
         </w:rPr>
         <w:t xml:space="preserve">Binary Space Partitioning - </w:t>
       </w:r>
+      <w:r>
+        <w:fldChar w:fldCharType="begin"/>
+      </w:r>
+      <w:r>
+        <w:rPr>
+          <w:lang w:val="en-US"/>
+        </w:rPr>
+        <w:instrText>HYPERLINK "https://www.geeksforgeeks.org/dsa/binary-space-partitioning/"</w:instrText>
+      </w:r>
+      <w:r>
+        <w:fldChar w:fldCharType="separate"/>
+      </w:r>
+      <w:r>
+        <w:rPr>
+          <w:rStyle w:val="Hipercze"/>
+          <w:lang w:val="en-US"/>
+        </w:rPr>
+        <w:t>https://ansyshelp.ansys.com/public/account/secured?returnurl=/Views/Secured/corp/v252/en/sysc_th/sysc_th_bsp_algo.html</w:t>
+      </w:r>
+      <w:r>
+        <w:fldChar w:fldCharType="end"/>
+      </w:r>
+    </w:p>
+    <w:p>
+      <w:pPr>
+        <w:pStyle w:val="Akapitzlist"/>
+        <w:numPr>
+          <w:ilvl w:val="0"/>
+          <w:numId w:val="35"/>
+        </w:numPr>
+        <w:rPr>
+          <w:color w:val="000000" w:themeColor="text1"/>
+          <w:lang w:val="en-US"/>
+        </w:rPr>
+      </w:pPr>
+      <w:r>
+        <w:rPr>
+          <w:lang w:val="en-US"/>
+        </w:rPr>
+        <w:t>Unity C# Dictionary -</w:t>
+      </w:r>
+      <w:r>
+        <w:rPr>
+          <w:color w:val="000000" w:themeColor="text1"/>
+          <w:lang w:val="en-US"/>
+        </w:rPr>
+        <w:t xml:space="preserve"> </w:t>
+      </w:r>
+      <w:r>
+        <w:fldChar w:fldCharType="begin"/>
+      </w:r>
+      <w:r>
+        <w:rPr>
+          <w:lang w:val="en-US"/>
+        </w:rPr>
+        <w:instrText>HYPERLINK "https://learn.microsoft.com/en-us/dotnet/api/system.collections.generic.dictionary-2?view=net-6.0"</w:instrText>
+      </w:r>
+      <w:r>
+        <w:fldChar w:fldCharType="separate"/>
+      </w:r>
+      <w:r>
+        <w:rPr>
+          <w:rStyle w:val="Hipercze"/>
+          <w:lang w:val="en-US"/>
+        </w:rPr>
+        <w:t>https://learn.microsoft.com/en-us/dotnet/api/system.collections.generic.dictionary-2?view=net-6.0</w:t>
+      </w:r>
+      <w:r>
+        <w:fldChar w:fldCharType="end"/>
+      </w:r>
+    </w:p>
+    <w:p>
+      <w:pPr>
+        <w:pStyle w:val="Akapitzlist"/>
+        <w:numPr>
+          <w:ilvl w:val="0"/>
+          <w:numId w:val="35"/>
+        </w:numPr>
+        <w:rPr>
+          <w:color w:val="000000" w:themeColor="text1"/>
+          <w:lang w:val="en-US"/>
+        </w:rPr>
+      </w:pPr>
+      <w:proofErr w:type="spellStart"/>
+      <w:r>
+        <w:rPr>
+          <w:color w:val="000000" w:themeColor="text1"/>
+          <w:lang w:val="en-US"/>
+        </w:rPr>
+        <w:t>GetPhysicShape</w:t>
+      </w:r>
+      <w:proofErr w:type="spellEnd"/>
+      <w:r>
+        <w:rPr>
+          <w:color w:val="000000" w:themeColor="text1"/>
+          <w:lang w:val="en-US"/>
+        </w:rPr>
+        <w:t xml:space="preserve"> - </w:t>
+      </w:r>
       <w:hyperlink r:id="rId19" w:history="1">
         <w:r>
           <w:rPr>
             <w:rStyle w:val="Hipercze"/>
             <w:lang w:val="en-US"/>
           </w:rPr>
-          <w:t>https://ansyshelp.ansys.com/public/account/secured?returnurl=/Views/Secured/corp/v252/en/sysc_th/sysc_th_bsp_algo.html</w:t>
+          <w:t>https://docs.unity3d.com/6000.6/Documentation/ScriptReference/Sprite.GetPhysicsShape.html</w:t>
         </w:r>
       </w:hyperlink>
     </w:p>
@@ -5338,16 +6306,10 @@
       </w:pPr>
       <w:r>
         <w:rPr>
+          <w:color w:val="000000" w:themeColor="text1"/>
           <w:lang w:val="en-US"/>
         </w:rPr>
-        <w:t>Unity C# Dictionary -</w:t>
-      </w:r>
-      <w:r>
-        <w:rPr>
-          <w:color w:val="000000" w:themeColor="text1"/>
-          <w:lang w:val="en-US"/>
-        </w:rPr>
-        <w:t xml:space="preserve"> </w:t>
+        <w:t xml:space="preserve">BFS - </w:t>
       </w:r>
       <w:hyperlink r:id="rId20" w:history="1">
         <w:r>
@@ -5355,7 +6317,7 @@
             <w:rStyle w:val="Hipercze"/>
             <w:lang w:val="en-US"/>
           </w:rPr>
-          <w:t>https://learn.microsoft.com/en-us/dotnet/api/system.collections.generic.dictionary-2?view=net-6.0</w:t>
+          <w:t>https://stackoverflow.com/questions/5111645/breadth-first-traversal</w:t>
         </w:r>
       </w:hyperlink>
     </w:p>
@@ -5371,60 +6333,62 @@
           <w:lang w:val="en-US"/>
         </w:rPr>
       </w:pPr>
-      <w:proofErr w:type="spellStart"/>
-      <w:r>
-        <w:rPr>
+      <w:r>
+        <w:rPr>
+          <w:color w:val="000000" w:themeColor="text1"/>
           <w:lang w:val="en-US"/>
         </w:rPr>
-        <w:t>FoV</w:t>
-      </w:r>
-      <w:proofErr w:type="spellEnd"/>
-      <w:r>
-        <w:rPr>
+        <w:t xml:space="preserve">Queue - </w:t>
+      </w:r>
+      <w:hyperlink r:id="rId21" w:history="1">
+        <w:r>
+          <w:rPr>
+            <w:rStyle w:val="Hipercze"/>
+            <w:lang w:val="en-US"/>
+          </w:rPr>
+          <w:t>https://learn.microsoft.com/en-us/dotnet/api/system.collections.generic.queue-1?view=net-10.0</w:t>
+        </w:r>
+      </w:hyperlink>
+    </w:p>
+    <w:p>
+      <w:pPr>
+        <w:pStyle w:val="Akapitzlist"/>
+        <w:numPr>
+          <w:ilvl w:val="0"/>
+          <w:numId w:val="35"/>
+        </w:numPr>
+        <w:rPr>
+          <w:color w:val="000000" w:themeColor="text1"/>
           <w:lang w:val="en-US"/>
         </w:rPr>
-        <w:t xml:space="preserve"> -</w:t>
-      </w:r>
-      <w:r>
+      </w:pPr>
+    </w:p>
+    <w:p>
+      <w:pPr>
         <w:rPr>
           <w:color w:val="000000" w:themeColor="text1"/>
           <w:lang w:val="en-US"/>
         </w:rPr>
-        <w:t xml:space="preserve"> </w:t>
-      </w:r>
-      <w:r>
-        <w:rPr>
-          <w:color w:val="000000" w:themeColor="text1"/>
-          <w:lang w:val="en-US"/>
-        </w:rPr>
-        <w:t>https://www.youtube.com/watch?v=CSeUMTaNFYk</w:t>
-      </w:r>
-    </w:p>
-    <w:p>
-      <w:pPr>
-        <w:rPr>
-          <w:color w:val="000000" w:themeColor="text1"/>
-          <w:lang w:val="en-US"/>
-        </w:rPr>
       </w:pPr>
     </w:p>
     <w:p>
       <w:pPr>
         <w:pStyle w:val="Nagwek1"/>
       </w:pPr>
-      <w:r>
-        <w:lastRenderedPageBreak/>
+      <w:bookmarkStart w:id="24" w:name="_Toc241308213"/>
+      <w:r>
         <w:t xml:space="preserve">9. </w:t>
       </w:r>
       <w:r>
         <w:t>Pakiety i inne źródła</w:t>
       </w:r>
+      <w:bookmarkEnd w:id="24"/>
     </w:p>
     <w:p>
       <w:r>
         <w:t xml:space="preserve">Cinemachine Camera - </w:t>
       </w:r>
-      <w:hyperlink r:id="rId21" w:history="1">
+      <w:hyperlink r:id="rId22" w:history="1">
         <w:r>
           <w:rPr>
             <w:rStyle w:val="Hipercze"/>
@@ -5443,12 +6407,12 @@
     <w:p/>
     <w:p/>
     <w:sectPr>
-      <w:headerReference w:type="even" r:id="rId22"/>
-      <w:headerReference w:type="default" r:id="rId23"/>
-      <w:footerReference w:type="even" r:id="rId24"/>
-      <w:footerReference w:type="default" r:id="rId25"/>
-      <w:headerReference w:type="first" r:id="rId26"/>
-      <w:footerReference w:type="first" r:id="rId27"/>
+      <w:headerReference w:type="even" r:id="rId23"/>
+      <w:headerReference w:type="default" r:id="rId24"/>
+      <w:footerReference w:type="even" r:id="rId25"/>
+      <w:footerReference w:type="default" r:id="rId26"/>
+      <w:headerReference w:type="first" r:id="rId27"/>
+      <w:footerReference w:type="first" r:id="rId28"/>
       <w:pgSz w:w="11906" w:h="16838" w:code="9"/>
       <w:pgMar w:top="1417" w:right="1417" w:bottom="1417" w:left="1417" w:header="567" w:footer="567" w:gutter="0"/>
       <w:cols w:space="708"/>
@@ -5460,7 +6424,7 @@
 </file>
 
 <file path=word/endnotes.xml><?xml version="1.0" encoding="utf-8"?>
-<w:endnotes xmlns:wpc="http://schemas.microsoft.com/office/word/2010/wordprocessingCanvas" xmlns:cx="http://schemas.microsoft.com/office/drawing/2014/chartex" xmlns:cx1="http://schemas.microsoft.com/office/drawing/2015/9/8/chartex" xmlns:cx2="http://schemas.microsoft.com/office/drawing/2015/10/21/chartex" xmlns:cx3="http://schemas.microsoft.com/office/drawing/2016/5/9/chartex" xmlns:cx4="http://schemas.microsoft.com/office/drawing/2016/5/10/chartex" xmlns:cx5="http://schemas.microsoft.com/office/drawing/2016/5/11/chartex" xmlns:cx6="http://schemas.microsoft.com/office/drawing/2016/5/12/chartex" xmlns:cx7="http://schemas.microsoft.com/office/drawing/2016/5/13/chartex" xmlns:cx8="http://schemas.microsoft.com/office/drawing/2016/5/14/chartex" xmlns:mc="http://schemas.openxmlformats.org/markup-compatibility/2006" xmlns:aink="http://schemas.microsoft.com/office/drawing/2016/ink" xmlns:am3d="http://schemas.microsoft.com/office/drawing/2017/model3d" xmlns:o="urn:schemas-microsoft-com:office:office" xmlns:oel="http://schemas.microsoft.com/office/2019/extlst" xmlns:r="http://schemas.openxmlformats.org/officeDocument/2006/relationships" xmlns:m="http://schemas.openxmlformats.org/officeDocument/2006/math" xmlns:v="urn:schemas-microsoft-com:vml" xmlns:wp14="http://schemas.microsoft.com/office/word/2010/wordprocessingDrawing" xmlns:wp="http://schemas.openxmlformats.org/drawingml/2006/wordprocessingDrawing" xmlns:w10="urn:schemas-microsoft-com:office:word" xmlns:w="http://schemas.openxmlformats.org/wordprocessingml/2006/main" xmlns:w14="http://schemas.microsoft.com/office/word/2010/wordml" xmlns:w15="http://schemas.microsoft.com/office/word/2012/wordml" xmlns:w16cei="http://schemas.microsoft.com/office/word/2026/wordml/cei" xmlns:w16cex="http://schemas.microsoft.com/office/word/2018/wordml/cex" xmlns:w16cid="http://schemas.microsoft.com/office/word/2016/wordml/cid" xmlns:w16="http://schemas.microsoft.com/office/word/2018/wordml" xmlns:w16du="http://schemas.microsoft.com/office/word/2023/wordml/word16du" xmlns:w16sdtdh="http://schemas.microsoft.com/office/word/2020/wordml/sdtdatahash" xmlns:w16sdtfl="http://schemas.microsoft.com/office/word/2024/wordml/sdtformatlock" xmlns:w16se="http://schemas.microsoft.com/office/word/2015/wordml/symex" xmlns:wpg="http://schemas.microsoft.com/office/word/2010/wordprocessingGroup" xmlns:wpi="http://schemas.microsoft.com/office/word/2010/wordprocessingInk" xmlns:wne="http://schemas.microsoft.com/office/word/2006/wordml" xmlns:wps="http://schemas.microsoft.com/office/word/2010/wordprocessingShape" mc:Ignorable="w14 w15 w16se w16cid w16 w16cex w16sdtdh w16sdtfl w16du wp14">
+<w:endnotes xmlns:wpc="http://schemas.microsoft.com/office/word/2010/wordprocessingCanvas" xmlns:cx="http://schemas.microsoft.com/office/drawing/2014/chartex" xmlns:cx1="http://schemas.microsoft.com/office/drawing/2015/9/8/chartex" xmlns:cx2="http://schemas.microsoft.com/office/drawing/2015/10/21/chartex" xmlns:cx3="http://schemas.microsoft.com/office/drawing/2016/5/9/chartex" xmlns:cx4="http://schemas.microsoft.com/office/drawing/2016/5/10/chartex" xmlns:cx5="http://schemas.microsoft.com/office/drawing/2016/5/11/chartex" xmlns:cx6="http://schemas.microsoft.com/office/drawing/2016/5/12/chartex" xmlns:cx7="http://schemas.microsoft.com/office/drawing/2016/5/13/chartex" xmlns:cx8="http://schemas.microsoft.com/office/drawing/2016/5/14/chartex" xmlns:mc="http://schemas.openxmlformats.org/markup-compatibility/2006" xmlns:aink="http://schemas.microsoft.com/office/drawing/2016/ink" xmlns:am3d="http://schemas.microsoft.com/office/drawing/2017/model3d" xmlns:o="urn:schemas-microsoft-com:office:office" xmlns:oel="http://schemas.microsoft.com/office/2019/extlst" xmlns:r="http://schemas.openxmlformats.org/officeDocument/2006/relationships" xmlns:m="http://schemas.openxmlformats.org/officeDocument/2006/math" xmlns:v="urn:schemas-microsoft-com:vml" xmlns:wp14="http://schemas.microsoft.com/office/word/2010/wordprocessingDrawing" xmlns:wp="http://schemas.openxmlformats.org/drawingml/2006/wordprocessingDrawing" xmlns:w10="urn:schemas-microsoft-com:office:word" xmlns:w="http://schemas.openxmlformats.org/wordprocessingml/2006/main" xmlns:w14="http://schemas.microsoft.com/office/word/2010/wordml" xmlns:w15="http://schemas.microsoft.com/office/word/2012/wordml" xmlns:w16cex="http://schemas.microsoft.com/office/word/2018/wordml/cex" xmlns:w16cid="http://schemas.microsoft.com/office/word/2016/wordml/cid" xmlns:w16="http://schemas.microsoft.com/office/word/2018/wordml" xmlns:w16du="http://schemas.microsoft.com/office/word/2023/wordml/word16du" xmlns:w16sdtdh="http://schemas.microsoft.com/office/word/2020/wordml/sdtdatahash" xmlns:w16sdtfl="http://schemas.microsoft.com/office/word/2024/wordml/sdtformatlock" xmlns:w16se="http://schemas.microsoft.com/office/word/2015/wordml/symex" xmlns:wpg="http://schemas.microsoft.com/office/word/2010/wordprocessingGroup" xmlns:wpi="http://schemas.microsoft.com/office/word/2010/wordprocessingInk" xmlns:wne="http://schemas.microsoft.com/office/word/2006/wordml" xmlns:wps="http://schemas.microsoft.com/office/word/2010/wordprocessingShape" mc:Ignorable="w14 w15 w16se w16cid w16 w16cex w16sdtdh w16sdtfl w16du wp14">
   <w:endnote w:type="separator" w:id="-1">
     <w:p>
       <w:r>
@@ -5479,7 +6443,7 @@
 </file>
 
 <file path=word/footer1.xml><?xml version="1.0" encoding="utf-8"?>
-<w:ftr xmlns:wpc="http://schemas.microsoft.com/office/word/2010/wordprocessingCanvas" xmlns:cx="http://schemas.microsoft.com/office/drawing/2014/chartex" xmlns:cx1="http://schemas.microsoft.com/office/drawing/2015/9/8/chartex" xmlns:cx2="http://schemas.microsoft.com/office/drawing/2015/10/21/chartex" xmlns:cx3="http://schemas.microsoft.com/office/drawing/2016/5/9/chartex" xmlns:cx4="http://schemas.microsoft.com/office/drawing/2016/5/10/chartex" xmlns:cx5="http://schemas.microsoft.com/office/drawing/2016/5/11/chartex" xmlns:cx6="http://schemas.microsoft.com/office/drawing/2016/5/12/chartex" xmlns:cx7="http://schemas.microsoft.com/office/drawing/2016/5/13/chartex" xmlns:cx8="http://schemas.microsoft.com/office/drawing/2016/5/14/chartex" xmlns:mc="http://schemas.openxmlformats.org/markup-compatibility/2006" xmlns:aink="http://schemas.microsoft.com/office/drawing/2016/ink" xmlns:am3d="http://schemas.microsoft.com/office/drawing/2017/model3d" xmlns:o="urn:schemas-microsoft-com:office:office" xmlns:oel="http://schemas.microsoft.com/office/2019/extlst" xmlns:r="http://schemas.openxmlformats.org/officeDocument/2006/relationships" xmlns:m="http://schemas.openxmlformats.org/officeDocument/2006/math" xmlns:v="urn:schemas-microsoft-com:vml" xmlns:wp14="http://schemas.microsoft.com/office/word/2010/wordprocessingDrawing" xmlns:wp="http://schemas.openxmlformats.org/drawingml/2006/wordprocessingDrawing" xmlns:w10="urn:schemas-microsoft-com:office:word" xmlns:w="http://schemas.openxmlformats.org/wordprocessingml/2006/main" xmlns:w14="http://schemas.microsoft.com/office/word/2010/wordml" xmlns:w15="http://schemas.microsoft.com/office/word/2012/wordml" xmlns:w16cei="http://schemas.microsoft.com/office/word/2026/wordml/cei" xmlns:w16cex="http://schemas.microsoft.com/office/word/2018/wordml/cex" xmlns:w16cid="http://schemas.microsoft.com/office/word/2016/wordml/cid" xmlns:w16="http://schemas.microsoft.com/office/word/2018/wordml" xmlns:w16du="http://schemas.microsoft.com/office/word/2023/wordml/word16du" xmlns:w16sdtdh="http://schemas.microsoft.com/office/word/2020/wordml/sdtdatahash" xmlns:w16sdtfl="http://schemas.microsoft.com/office/word/2024/wordml/sdtformatlock" xmlns:w16se="http://schemas.microsoft.com/office/word/2015/wordml/symex" xmlns:wpg="http://schemas.microsoft.com/office/word/2010/wordprocessingGroup" xmlns:wpi="http://schemas.microsoft.com/office/word/2010/wordprocessingInk" xmlns:wne="http://schemas.microsoft.com/office/word/2006/wordml" xmlns:wps="http://schemas.microsoft.com/office/word/2010/wordprocessingShape" mc:Ignorable="w14 w15 w16se w16cid w16 w16cex w16sdtdh w16sdtfl w16du wp14">
+<w:ftr xmlns:wpc="http://schemas.microsoft.com/office/word/2010/wordprocessingCanvas" xmlns:cx="http://schemas.microsoft.com/office/drawing/2014/chartex" xmlns:cx1="http://schemas.microsoft.com/office/drawing/2015/9/8/chartex" xmlns:cx2="http://schemas.microsoft.com/office/drawing/2015/10/21/chartex" xmlns:cx3="http://schemas.microsoft.com/office/drawing/2016/5/9/chartex" xmlns:cx4="http://schemas.microsoft.com/office/drawing/2016/5/10/chartex" xmlns:cx5="http://schemas.microsoft.com/office/drawing/2016/5/11/chartex" xmlns:cx6="http://schemas.microsoft.com/office/drawing/2016/5/12/chartex" xmlns:cx7="http://schemas.microsoft.com/office/drawing/2016/5/13/chartex" xmlns:cx8="http://schemas.microsoft.com/office/drawing/2016/5/14/chartex" xmlns:mc="http://schemas.openxmlformats.org/markup-compatibility/2006" xmlns:aink="http://schemas.microsoft.com/office/drawing/2016/ink" xmlns:am3d="http://schemas.microsoft.com/office/drawing/2017/model3d" xmlns:o="urn:schemas-microsoft-com:office:office" xmlns:oel="http://schemas.microsoft.com/office/2019/extlst" xmlns:r="http://schemas.openxmlformats.org/officeDocument/2006/relationships" xmlns:m="http://schemas.openxmlformats.org/officeDocument/2006/math" xmlns:v="urn:schemas-microsoft-com:vml" xmlns:wp14="http://schemas.microsoft.com/office/word/2010/wordprocessingDrawing" xmlns:wp="http://schemas.openxmlformats.org/drawingml/2006/wordprocessingDrawing" xmlns:w10="urn:schemas-microsoft-com:office:word" xmlns:w="http://schemas.openxmlformats.org/wordprocessingml/2006/main" xmlns:w14="http://schemas.microsoft.com/office/word/2010/wordml" xmlns:w15="http://schemas.microsoft.com/office/word/2012/wordml" xmlns:w16cex="http://schemas.microsoft.com/office/word/2018/wordml/cex" xmlns:w16cid="http://schemas.microsoft.com/office/word/2016/wordml/cid" xmlns:w16="http://schemas.microsoft.com/office/word/2018/wordml" xmlns:w16du="http://schemas.microsoft.com/office/word/2023/wordml/word16du" xmlns:w16sdtdh="http://schemas.microsoft.com/office/word/2020/wordml/sdtdatahash" xmlns:w16sdtfl="http://schemas.microsoft.com/office/word/2024/wordml/sdtformatlock" xmlns:w16se="http://schemas.microsoft.com/office/word/2015/wordml/symex" xmlns:wpg="http://schemas.microsoft.com/office/word/2010/wordprocessingGroup" xmlns:wpi="http://schemas.microsoft.com/office/word/2010/wordprocessingInk" xmlns:wne="http://schemas.microsoft.com/office/word/2006/wordml" xmlns:wps="http://schemas.microsoft.com/office/word/2010/wordprocessingShape" mc:Ignorable="w14 w15 w16se w16cid w16 w16cex w16sdtdh w16sdtfl w16du wp14">
   <w:p>
     <w:pPr>
       <w:pStyle w:val="Stopka"/>
@@ -5489,7 +6453,7 @@
 </file>
 
 <file path=word/footer2.xml><?xml version="1.0" encoding="utf-8"?>
-<w:ftr xmlns:wpc="http://schemas.microsoft.com/office/word/2010/wordprocessingCanvas" xmlns:cx="http://schemas.microsoft.com/office/drawing/2014/chartex" xmlns:cx1="http://schemas.microsoft.com/office/drawing/2015/9/8/chartex" xmlns:cx2="http://schemas.microsoft.com/office/drawing/2015/10/21/chartex" xmlns:cx3="http://schemas.microsoft.com/office/drawing/2016/5/9/chartex" xmlns:cx4="http://schemas.microsoft.com/office/drawing/2016/5/10/chartex" xmlns:cx5="http://schemas.microsoft.com/office/drawing/2016/5/11/chartex" xmlns:cx6="http://schemas.microsoft.com/office/drawing/2016/5/12/chartex" xmlns:cx7="http://schemas.microsoft.com/office/drawing/2016/5/13/chartex" xmlns:cx8="http://schemas.microsoft.com/office/drawing/2016/5/14/chartex" xmlns:mc="http://schemas.openxmlformats.org/markup-compatibility/2006" xmlns:aink="http://schemas.microsoft.com/office/drawing/2016/ink" xmlns:am3d="http://schemas.microsoft.com/office/drawing/2017/model3d" xmlns:o="urn:schemas-microsoft-com:office:office" xmlns:oel="http://schemas.microsoft.com/office/2019/extlst" xmlns:r="http://schemas.openxmlformats.org/officeDocument/2006/relationships" xmlns:m="http://schemas.openxmlformats.org/officeDocument/2006/math" xmlns:v="urn:schemas-microsoft-com:vml" xmlns:wp14="http://schemas.microsoft.com/office/word/2010/wordprocessingDrawing" xmlns:wp="http://schemas.openxmlformats.org/drawingml/2006/wordprocessingDrawing" xmlns:w10="urn:schemas-microsoft-com:office:word" xmlns:w="http://schemas.openxmlformats.org/wordprocessingml/2006/main" xmlns:w14="http://schemas.microsoft.com/office/word/2010/wordml" xmlns:w15="http://schemas.microsoft.com/office/word/2012/wordml" xmlns:w16cei="http://schemas.microsoft.com/office/word/2026/wordml/cei" xmlns:w16cex="http://schemas.microsoft.com/office/word/2018/wordml/cex" xmlns:w16cid="http://schemas.microsoft.com/office/word/2016/wordml/cid" xmlns:w16="http://schemas.microsoft.com/office/word/2018/wordml" xmlns:w16du="http://schemas.microsoft.com/office/word/2023/wordml/word16du" xmlns:w16sdtdh="http://schemas.microsoft.com/office/word/2020/wordml/sdtdatahash" xmlns:w16sdtfl="http://schemas.microsoft.com/office/word/2024/wordml/sdtformatlock" xmlns:w16se="http://schemas.microsoft.com/office/word/2015/wordml/symex" xmlns:wpg="http://schemas.microsoft.com/office/word/2010/wordprocessingGroup" xmlns:wpi="http://schemas.microsoft.com/office/word/2010/wordprocessingInk" xmlns:wne="http://schemas.microsoft.com/office/word/2006/wordml" xmlns:wps="http://schemas.microsoft.com/office/word/2010/wordprocessingShape" mc:Ignorable="w14 w15 w16se w16cid w16 w16cex w16sdtdh w16sdtfl w16du wp14">
+<w:ftr xmlns:wpc="http://schemas.microsoft.com/office/word/2010/wordprocessingCanvas" xmlns:cx="http://schemas.microsoft.com/office/drawing/2014/chartex" xmlns:cx1="http://schemas.microsoft.com/office/drawing/2015/9/8/chartex" xmlns:cx2="http://schemas.microsoft.com/office/drawing/2015/10/21/chartex" xmlns:cx3="http://schemas.microsoft.com/office/drawing/2016/5/9/chartex" xmlns:cx4="http://schemas.microsoft.com/office/drawing/2016/5/10/chartex" xmlns:cx5="http://schemas.microsoft.com/office/drawing/2016/5/11/chartex" xmlns:cx6="http://schemas.microsoft.com/office/drawing/2016/5/12/chartex" xmlns:cx7="http://schemas.microsoft.com/office/drawing/2016/5/13/chartex" xmlns:cx8="http://schemas.microsoft.com/office/drawing/2016/5/14/chartex" xmlns:mc="http://schemas.openxmlformats.org/markup-compatibility/2006" xmlns:aink="http://schemas.microsoft.com/office/drawing/2016/ink" xmlns:am3d="http://schemas.microsoft.com/office/drawing/2017/model3d" xmlns:o="urn:schemas-microsoft-com:office:office" xmlns:oel="http://schemas.microsoft.com/office/2019/extlst" xmlns:r="http://schemas.openxmlformats.org/officeDocument/2006/relationships" xmlns:m="http://schemas.openxmlformats.org/officeDocument/2006/math" xmlns:v="urn:schemas-microsoft-com:vml" xmlns:wp14="http://schemas.microsoft.com/office/word/2010/wordprocessingDrawing" xmlns:wp="http://schemas.openxmlformats.org/drawingml/2006/wordprocessingDrawing" xmlns:w10="urn:schemas-microsoft-com:office:word" xmlns:w="http://schemas.openxmlformats.org/wordprocessingml/2006/main" xmlns:w14="http://schemas.microsoft.com/office/word/2010/wordml" xmlns:w15="http://schemas.microsoft.com/office/word/2012/wordml" xmlns:w16cex="http://schemas.microsoft.com/office/word/2018/wordml/cex" xmlns:w16cid="http://schemas.microsoft.com/office/word/2016/wordml/cid" xmlns:w16="http://schemas.microsoft.com/office/word/2018/wordml" xmlns:w16du="http://schemas.microsoft.com/office/word/2023/wordml/word16du" xmlns:w16sdtdh="http://schemas.microsoft.com/office/word/2020/wordml/sdtdatahash" xmlns:w16sdtfl="http://schemas.microsoft.com/office/word/2024/wordml/sdtformatlock" xmlns:w16se="http://schemas.microsoft.com/office/word/2015/wordml/symex" xmlns:wpg="http://schemas.microsoft.com/office/word/2010/wordprocessingGroup" xmlns:wpi="http://schemas.microsoft.com/office/word/2010/wordprocessingInk" xmlns:wne="http://schemas.microsoft.com/office/word/2006/wordml" xmlns:wps="http://schemas.microsoft.com/office/word/2010/wordprocessingShape" mc:Ignorable="w14 w15 w16se w16cid w16 w16cex w16sdtdh w16sdtfl w16du wp14">
   <w:p>
     <w:pPr>
       <w:pStyle w:val="Stopka"/>
@@ -5635,7 +6599,7 @@
 </file>
 
 <file path=word/footer3.xml><?xml version="1.0" encoding="utf-8"?>
-<w:ftr xmlns:wpc="http://schemas.microsoft.com/office/word/2010/wordprocessingCanvas" xmlns:cx="http://schemas.microsoft.com/office/drawing/2014/chartex" xmlns:cx1="http://schemas.microsoft.com/office/drawing/2015/9/8/chartex" xmlns:cx2="http://schemas.microsoft.com/office/drawing/2015/10/21/chartex" xmlns:cx3="http://schemas.microsoft.com/office/drawing/2016/5/9/chartex" xmlns:cx4="http://schemas.microsoft.com/office/drawing/2016/5/10/chartex" xmlns:cx5="http://schemas.microsoft.com/office/drawing/2016/5/11/chartex" xmlns:cx6="http://schemas.microsoft.com/office/drawing/2016/5/12/chartex" xmlns:cx7="http://schemas.microsoft.com/office/drawing/2016/5/13/chartex" xmlns:cx8="http://schemas.microsoft.com/office/drawing/2016/5/14/chartex" xmlns:mc="http://schemas.openxmlformats.org/markup-compatibility/2006" xmlns:aink="http://schemas.microsoft.com/office/drawing/2016/ink" xmlns:am3d="http://schemas.microsoft.com/office/drawing/2017/model3d" xmlns:o="urn:schemas-microsoft-com:office:office" xmlns:oel="http://schemas.microsoft.com/office/2019/extlst" xmlns:r="http://schemas.openxmlformats.org/officeDocument/2006/relationships" xmlns:m="http://schemas.openxmlformats.org/officeDocument/2006/math" xmlns:v="urn:schemas-microsoft-com:vml" xmlns:wp14="http://schemas.microsoft.com/office/word/2010/wordprocessingDrawing" xmlns:wp="http://schemas.openxmlformats.org/drawingml/2006/wordprocessingDrawing" xmlns:w10="urn:schemas-microsoft-com:office:word" xmlns:w="http://schemas.openxmlformats.org/wordprocessingml/2006/main" xmlns:w14="http://schemas.microsoft.com/office/word/2010/wordml" xmlns:w15="http://schemas.microsoft.com/office/word/2012/wordml" xmlns:w16cei="http://schemas.microsoft.com/office/word/2026/wordml/cei" xmlns:w16cex="http://schemas.microsoft.com/office/word/2018/wordml/cex" xmlns:w16cid="http://schemas.microsoft.com/office/word/2016/wordml/cid" xmlns:w16="http://schemas.microsoft.com/office/word/2018/wordml" xmlns:w16du="http://schemas.microsoft.com/office/word/2023/wordml/word16du" xmlns:w16sdtdh="http://schemas.microsoft.com/office/word/2020/wordml/sdtdatahash" xmlns:w16sdtfl="http://schemas.microsoft.com/office/word/2024/wordml/sdtformatlock" xmlns:w16se="http://schemas.microsoft.com/office/word/2015/wordml/symex" xmlns:wpg="http://schemas.microsoft.com/office/word/2010/wordprocessingGroup" xmlns:wpi="http://schemas.microsoft.com/office/word/2010/wordprocessingInk" xmlns:wne="http://schemas.microsoft.com/office/word/2006/wordml" xmlns:wps="http://schemas.microsoft.com/office/word/2010/wordprocessingShape" mc:Ignorable="w14 w15 w16se w16cid w16 w16cex w16sdtdh w16sdtfl w16du wp14">
+<w:ftr xmlns:wpc="http://schemas.microsoft.com/office/word/2010/wordprocessingCanvas" xmlns:cx="http://schemas.microsoft.com/office/drawing/2014/chartex" xmlns:cx1="http://schemas.microsoft.com/office/drawing/2015/9/8/chartex" xmlns:cx2="http://schemas.microsoft.com/office/drawing/2015/10/21/chartex" xmlns:cx3="http://schemas.microsoft.com/office/drawing/2016/5/9/chartex" xmlns:cx4="http://schemas.microsoft.com/office/drawing/2016/5/10/chartex" xmlns:cx5="http://schemas.microsoft.com/office/drawing/2016/5/11/chartex" xmlns:cx6="http://schemas.microsoft.com/office/drawing/2016/5/12/chartex" xmlns:cx7="http://schemas.microsoft.com/office/drawing/2016/5/13/chartex" xmlns:cx8="http://schemas.microsoft.com/office/drawing/2016/5/14/chartex" xmlns:mc="http://schemas.openxmlformats.org/markup-compatibility/2006" xmlns:aink="http://schemas.microsoft.com/office/drawing/2016/ink" xmlns:am3d="http://schemas.microsoft.com/office/drawing/2017/model3d" xmlns:o="urn:schemas-microsoft-com:office:office" xmlns:oel="http://schemas.microsoft.com/office/2019/extlst" xmlns:r="http://schemas.openxmlformats.org/officeDocument/2006/relationships" xmlns:m="http://schemas.openxmlformats.org/officeDocument/2006/math" xmlns:v="urn:schemas-microsoft-com:vml" xmlns:wp14="http://schemas.microsoft.com/office/word/2010/wordprocessingDrawing" xmlns:wp="http://schemas.openxmlformats.org/drawingml/2006/wordprocessingDrawing" xmlns:w10="urn:schemas-microsoft-com:office:word" xmlns:w="http://schemas.openxmlformats.org/wordprocessingml/2006/main" xmlns:w14="http://schemas.microsoft.com/office/word/2010/wordml" xmlns:w15="http://schemas.microsoft.com/office/word/2012/wordml" xmlns:w16cex="http://schemas.microsoft.com/office/word/2018/wordml/cex" xmlns:w16cid="http://schemas.microsoft.com/office/word/2016/wordml/cid" xmlns:w16="http://schemas.microsoft.com/office/word/2018/wordml" xmlns:w16du="http://schemas.microsoft.com/office/word/2023/wordml/word16du" xmlns:w16sdtdh="http://schemas.microsoft.com/office/word/2020/wordml/sdtdatahash" xmlns:w16sdtfl="http://schemas.microsoft.com/office/word/2024/wordml/sdtformatlock" xmlns:w16se="http://schemas.microsoft.com/office/word/2015/wordml/symex" xmlns:wpg="http://schemas.microsoft.com/office/word/2010/wordprocessingGroup" xmlns:wpi="http://schemas.microsoft.com/office/word/2010/wordprocessingInk" xmlns:wne="http://schemas.microsoft.com/office/word/2006/wordml" xmlns:wps="http://schemas.microsoft.com/office/word/2010/wordprocessingShape" mc:Ignorable="w14 w15 w16se w16cid w16 w16cex w16sdtdh w16sdtfl w16du wp14">
   <w:p>
     <w:pPr>
       <w:pStyle w:val="Stopka"/>
@@ -5665,7 +6629,7 @@
 </file>
 
 <file path=word/footnotes.xml><?xml version="1.0" encoding="utf-8"?>
-<w:footnotes xmlns:wpc="http://schemas.microsoft.com/office/word/2010/wordprocessingCanvas" xmlns:cx="http://schemas.microsoft.com/office/drawing/2014/chartex" xmlns:cx1="http://schemas.microsoft.com/office/drawing/2015/9/8/chartex" xmlns:cx2="http://schemas.microsoft.com/office/drawing/2015/10/21/chartex" xmlns:cx3="http://schemas.microsoft.com/office/drawing/2016/5/9/chartex" xmlns:cx4="http://schemas.microsoft.com/office/drawing/2016/5/10/chartex" xmlns:cx5="http://schemas.microsoft.com/office/drawing/2016/5/11/chartex" xmlns:cx6="http://schemas.microsoft.com/office/drawing/2016/5/12/chartex" xmlns:cx7="http://schemas.microsoft.com/office/drawing/2016/5/13/chartex" xmlns:cx8="http://schemas.microsoft.com/office/drawing/2016/5/14/chartex" xmlns:mc="http://schemas.openxmlformats.org/markup-compatibility/2006" xmlns:aink="http://schemas.microsoft.com/office/drawing/2016/ink" xmlns:am3d="http://schemas.microsoft.com/office/drawing/2017/model3d" xmlns:o="urn:schemas-microsoft-com:office:office" xmlns:oel="http://schemas.microsoft.com/office/2019/extlst" xmlns:r="http://schemas.openxmlformats.org/officeDocument/2006/relationships" xmlns:m="http://schemas.openxmlformats.org/officeDocument/2006/math" xmlns:v="urn:schemas-microsoft-com:vml" xmlns:wp14="http://schemas.microsoft.com/office/word/2010/wordprocessingDrawing" xmlns:wp="http://schemas.openxmlformats.org/drawingml/2006/wordprocessingDrawing" xmlns:w10="urn:schemas-microsoft-com:office:word" xmlns:w="http://schemas.openxmlformats.org/wordprocessingml/2006/main" xmlns:w14="http://schemas.microsoft.com/office/word/2010/wordml" xmlns:w15="http://schemas.microsoft.com/office/word/2012/wordml" xmlns:w16cei="http://schemas.microsoft.com/office/word/2026/wordml/cei" xmlns:w16cex="http://schemas.microsoft.com/office/word/2018/wordml/cex" xmlns:w16cid="http://schemas.microsoft.com/office/word/2016/wordml/cid" xmlns:w16="http://schemas.microsoft.com/office/word/2018/wordml" xmlns:w16du="http://schemas.microsoft.com/office/word/2023/wordml/word16du" xmlns:w16sdtdh="http://schemas.microsoft.com/office/word/2020/wordml/sdtdatahash" xmlns:w16sdtfl="http://schemas.microsoft.com/office/word/2024/wordml/sdtformatlock" xmlns:w16se="http://schemas.microsoft.com/office/word/2015/wordml/symex" xmlns:wpg="http://schemas.microsoft.com/office/word/2010/wordprocessingGroup" xmlns:wpi="http://schemas.microsoft.com/office/word/2010/wordprocessingInk" xmlns:wne="http://schemas.microsoft.com/office/word/2006/wordml" xmlns:wps="http://schemas.microsoft.com/office/word/2010/wordprocessingShape" mc:Ignorable="w14 w15 w16se w16cid w16 w16cex w16sdtdh w16sdtfl w16du wp14">
+<w:footnotes xmlns:wpc="http://schemas.microsoft.com/office/word/2010/wordprocessingCanvas" xmlns:cx="http://schemas.microsoft.com/office/drawing/2014/chartex" xmlns:cx1="http://schemas.microsoft.com/office/drawing/2015/9/8/chartex" xmlns:cx2="http://schemas.microsoft.com/office/drawing/2015/10/21/chartex" xmlns:cx3="http://schemas.microsoft.com/office/drawing/2016/5/9/chartex" xmlns:cx4="http://schemas.microsoft.com/office/drawing/2016/5/10/chartex" xmlns:cx5="http://schemas.microsoft.com/office/drawing/2016/5/11/chartex" xmlns:cx6="http://schemas.microsoft.com/office/drawing/2016/5/12/chartex" xmlns:cx7="http://schemas.microsoft.com/office/drawing/2016/5/13/chartex" xmlns:cx8="http://schemas.microsoft.com/office/drawing/2016/5/14/chartex" xmlns:mc="http://schemas.openxmlformats.org/markup-compatibility/2006" xmlns:aink="http://schemas.microsoft.com/office/drawing/2016/ink" xmlns:am3d="http://schemas.microsoft.com/office/drawing/2017/model3d" xmlns:o="urn:schemas-microsoft-com:office:office" xmlns:oel="http://schemas.microsoft.com/office/2019/extlst" xmlns:r="http://schemas.openxmlformats.org/officeDocument/2006/relationships" xmlns:m="http://schemas.openxmlformats.org/officeDocument/2006/math" xmlns:v="urn:schemas-microsoft-com:vml" xmlns:wp14="http://schemas.microsoft.com/office/word/2010/wordprocessingDrawing" xmlns:wp="http://schemas.openxmlformats.org/drawingml/2006/wordprocessingDrawing" xmlns:w10="urn:schemas-microsoft-com:office:word" xmlns:w="http://schemas.openxmlformats.org/wordprocessingml/2006/main" xmlns:w14="http://schemas.microsoft.com/office/word/2010/wordml" xmlns:w15="http://schemas.microsoft.com/office/word/2012/wordml" xmlns:w16cex="http://schemas.microsoft.com/office/word/2018/wordml/cex" xmlns:w16cid="http://schemas.microsoft.com/office/word/2016/wordml/cid" xmlns:w16="http://schemas.microsoft.com/office/word/2018/wordml" xmlns:w16du="http://schemas.microsoft.com/office/word/2023/wordml/word16du" xmlns:w16sdtdh="http://schemas.microsoft.com/office/word/2020/wordml/sdtdatahash" xmlns:w16sdtfl="http://schemas.microsoft.com/office/word/2024/wordml/sdtformatlock" xmlns:w16se="http://schemas.microsoft.com/office/word/2015/wordml/symex" xmlns:wpg="http://schemas.microsoft.com/office/word/2010/wordprocessingGroup" xmlns:wpi="http://schemas.microsoft.com/office/word/2010/wordprocessingInk" xmlns:wne="http://schemas.microsoft.com/office/word/2006/wordml" xmlns:wps="http://schemas.microsoft.com/office/word/2010/wordprocessingShape" mc:Ignorable="w14 w15 w16se w16cid w16 w16cex w16sdtdh w16sdtfl w16du wp14">
   <w:footnote w:type="separator" w:id="-1">
     <w:p>
       <w:r>
@@ -5684,7 +6648,7 @@
 </file>
 
 <file path=word/header1.xml><?xml version="1.0" encoding="utf-8"?>
-<w:hdr xmlns:wpc="http://schemas.microsoft.com/office/word/2010/wordprocessingCanvas" xmlns:cx="http://schemas.microsoft.com/office/drawing/2014/chartex" xmlns:cx1="http://schemas.microsoft.com/office/drawing/2015/9/8/chartex" xmlns:cx2="http://schemas.microsoft.com/office/drawing/2015/10/21/chartex" xmlns:cx3="http://schemas.microsoft.com/office/drawing/2016/5/9/chartex" xmlns:cx4="http://schemas.microsoft.com/office/drawing/2016/5/10/chartex" xmlns:cx5="http://schemas.microsoft.com/office/drawing/2016/5/11/chartex" xmlns:cx6="http://schemas.microsoft.com/office/drawing/2016/5/12/chartex" xmlns:cx7="http://schemas.microsoft.com/office/drawing/2016/5/13/chartex" xmlns:cx8="http://schemas.microsoft.com/office/drawing/2016/5/14/chartex" xmlns:mc="http://schemas.openxmlformats.org/markup-compatibility/2006" xmlns:aink="http://schemas.microsoft.com/office/drawing/2016/ink" xmlns:am3d="http://schemas.microsoft.com/office/drawing/2017/model3d" xmlns:o="urn:schemas-microsoft-com:office:office" xmlns:oel="http://schemas.microsoft.com/office/2019/extlst" xmlns:r="http://schemas.openxmlformats.org/officeDocument/2006/relationships" xmlns:m="http://schemas.openxmlformats.org/officeDocument/2006/math" xmlns:v="urn:schemas-microsoft-com:vml" xmlns:wp14="http://schemas.microsoft.com/office/word/2010/wordprocessingDrawing" xmlns:wp="http://schemas.openxmlformats.org/drawingml/2006/wordprocessingDrawing" xmlns:w10="urn:schemas-microsoft-com:office:word" xmlns:w="http://schemas.openxmlformats.org/wordprocessingml/2006/main" xmlns:w14="http://schemas.microsoft.com/office/word/2010/wordml" xmlns:w15="http://schemas.microsoft.com/office/word/2012/wordml" xmlns:w16cei="http://schemas.microsoft.com/office/word/2026/wordml/cei" xmlns:w16cex="http://schemas.microsoft.com/office/word/2018/wordml/cex" xmlns:w16cid="http://schemas.microsoft.com/office/word/2016/wordml/cid" xmlns:w16="http://schemas.microsoft.com/office/word/2018/wordml" xmlns:w16du="http://schemas.microsoft.com/office/word/2023/wordml/word16du" xmlns:w16sdtdh="http://schemas.microsoft.com/office/word/2020/wordml/sdtdatahash" xmlns:w16sdtfl="http://schemas.microsoft.com/office/word/2024/wordml/sdtformatlock" xmlns:w16se="http://schemas.microsoft.com/office/word/2015/wordml/symex" xmlns:wpg="http://schemas.microsoft.com/office/word/2010/wordprocessingGroup" xmlns:wpi="http://schemas.microsoft.com/office/word/2010/wordprocessingInk" xmlns:wne="http://schemas.microsoft.com/office/word/2006/wordml" xmlns:wps="http://schemas.microsoft.com/office/word/2010/wordprocessingShape" mc:Ignorable="w14 w15 w16se w16cid w16 w16cex w16sdtdh w16sdtfl w16du wp14">
+<w:hdr xmlns:wpc="http://schemas.microsoft.com/office/word/2010/wordprocessingCanvas" xmlns:cx="http://schemas.microsoft.com/office/drawing/2014/chartex" xmlns:cx1="http://schemas.microsoft.com/office/drawing/2015/9/8/chartex" xmlns:cx2="http://schemas.microsoft.com/office/drawing/2015/10/21/chartex" xmlns:cx3="http://schemas.microsoft.com/office/drawing/2016/5/9/chartex" xmlns:cx4="http://schemas.microsoft.com/office/drawing/2016/5/10/chartex" xmlns:cx5="http://schemas.microsoft.com/office/drawing/2016/5/11/chartex" xmlns:cx6="http://schemas.microsoft.com/office/drawing/2016/5/12/chartex" xmlns:cx7="http://schemas.microsoft.com/office/drawing/2016/5/13/chartex" xmlns:cx8="http://schemas.microsoft.com/office/drawing/2016/5/14/chartex" xmlns:mc="http://schemas.openxmlformats.org/markup-compatibility/2006" xmlns:aink="http://schemas.microsoft.com/office/drawing/2016/ink" xmlns:am3d="http://schemas.microsoft.com/office/drawing/2017/model3d" xmlns:o="urn:schemas-microsoft-com:office:office" xmlns:oel="http://schemas.microsoft.com/office/2019/extlst" xmlns:r="http://schemas.openxmlformats.org/officeDocument/2006/relationships" xmlns:m="http://schemas.openxmlformats.org/officeDocument/2006/math" xmlns:v="urn:schemas-microsoft-com:vml" xmlns:wp14="http://schemas.microsoft.com/office/word/2010/wordprocessingDrawing" xmlns:wp="http://schemas.openxmlformats.org/drawingml/2006/wordprocessingDrawing" xmlns:w10="urn:schemas-microsoft-com:office:word" xmlns:w="http://schemas.openxmlformats.org/wordprocessingml/2006/main" xmlns:w14="http://schemas.microsoft.com/office/word/2010/wordml" xmlns:w15="http://schemas.microsoft.com/office/word/2012/wordml" xmlns:w16cex="http://schemas.microsoft.com/office/word/2018/wordml/cex" xmlns:w16cid="http://schemas.microsoft.com/office/word/2016/wordml/cid" xmlns:w16="http://schemas.microsoft.com/office/word/2018/wordml" xmlns:w16du="http://schemas.microsoft.com/office/word/2023/wordml/word16du" xmlns:w16sdtdh="http://schemas.microsoft.com/office/word/2020/wordml/sdtdatahash" xmlns:w16sdtfl="http://schemas.microsoft.com/office/word/2024/wordml/sdtformatlock" xmlns:w16se="http://schemas.microsoft.com/office/word/2015/wordml/symex" xmlns:wpg="http://schemas.microsoft.com/office/word/2010/wordprocessingGroup" xmlns:wpi="http://schemas.microsoft.com/office/word/2010/wordprocessingInk" xmlns:wne="http://schemas.microsoft.com/office/word/2006/wordml" xmlns:wps="http://schemas.microsoft.com/office/word/2010/wordprocessingShape" mc:Ignorable="w14 w15 w16se w16cid w16 w16cex w16sdtdh w16sdtfl w16du wp14">
   <w:p>
     <w:pPr>
       <w:pStyle w:val="Nagwek"/>
@@ -5694,7 +6658,7 @@
 </file>
 
 <file path=word/header2.xml><?xml version="1.0" encoding="utf-8"?>
-<w:hdr xmlns:wpc="http://schemas.microsoft.com/office/word/2010/wordprocessingCanvas" xmlns:cx="http://schemas.microsoft.com/office/drawing/2014/chartex" xmlns:cx1="http://schemas.microsoft.com/office/drawing/2015/9/8/chartex" xmlns:cx2="http://schemas.microsoft.com/office/drawing/2015/10/21/chartex" xmlns:cx3="http://schemas.microsoft.com/office/drawing/2016/5/9/chartex" xmlns:cx4="http://schemas.microsoft.com/office/drawing/2016/5/10/chartex" xmlns:cx5="http://schemas.microsoft.com/office/drawing/2016/5/11/chartex" xmlns:cx6="http://schemas.microsoft.com/office/drawing/2016/5/12/chartex" xmlns:cx7="http://schemas.microsoft.com/office/drawing/2016/5/13/chartex" xmlns:cx8="http://schemas.microsoft.com/office/drawing/2016/5/14/chartex" xmlns:mc="http://schemas.openxmlformats.org/markup-compatibility/2006" xmlns:aink="http://schemas.microsoft.com/office/drawing/2016/ink" xmlns:am3d="http://schemas.microsoft.com/office/drawing/2017/model3d" xmlns:o="urn:schemas-microsoft-com:office:office" xmlns:oel="http://schemas.microsoft.com/office/2019/extlst" xmlns:r="http://schemas.openxmlformats.org/officeDocument/2006/relationships" xmlns:m="http://schemas.openxmlformats.org/officeDocument/2006/math" xmlns:v="urn:schemas-microsoft-com:vml" xmlns:wp14="http://schemas.microsoft.com/office/word/2010/wordprocessingDrawing" xmlns:wp="http://schemas.openxmlformats.org/drawingml/2006/wordprocessingDrawing" xmlns:w10="urn:schemas-microsoft-com:office:word" xmlns:w="http://schemas.openxmlformats.org/wordprocessingml/2006/main" xmlns:w14="http://schemas.microsoft.com/office/word/2010/wordml" xmlns:w15="http://schemas.microsoft.com/office/word/2012/wordml" xmlns:w16cei="http://schemas.microsoft.com/office/word/2026/wordml/cei" xmlns:w16cex="http://schemas.microsoft.com/office/word/2018/wordml/cex" xmlns:w16cid="http://schemas.microsoft.com/office/word/2016/wordml/cid" xmlns:w16="http://schemas.microsoft.com/office/word/2018/wordml" xmlns:w16du="http://schemas.microsoft.com/office/word/2023/wordml/word16du" xmlns:w16sdtdh="http://schemas.microsoft.com/office/word/2020/wordml/sdtdatahash" xmlns:w16sdtfl="http://schemas.microsoft.com/office/word/2024/wordml/sdtformatlock" xmlns:w16se="http://schemas.microsoft.com/office/word/2015/wordml/symex" xmlns:wpg="http://schemas.microsoft.com/office/word/2010/wordprocessingGroup" xmlns:wpi="http://schemas.microsoft.com/office/word/2010/wordprocessingInk" xmlns:wne="http://schemas.microsoft.com/office/word/2006/wordml" xmlns:wps="http://schemas.microsoft.com/office/word/2010/wordprocessingShape" mc:Ignorable="w14 w15 w16se w16cid w16 w16cex w16sdtdh w16sdtfl w16du wp14">
+<w:hdr xmlns:wpc="http://schemas.microsoft.com/office/word/2010/wordprocessingCanvas" xmlns:cx="http://schemas.microsoft.com/office/drawing/2014/chartex" xmlns:cx1="http://schemas.microsoft.com/office/drawing/2015/9/8/chartex" xmlns:cx2="http://schemas.microsoft.com/office/drawing/2015/10/21/chartex" xmlns:cx3="http://schemas.microsoft.com/office/drawing/2016/5/9/chartex" xmlns:cx4="http://schemas.microsoft.com/office/drawing/2016/5/10/chartex" xmlns:cx5="http://schemas.microsoft.com/office/drawing/2016/5/11/chartex" xmlns:cx6="http://schemas.microsoft.com/office/drawing/2016/5/12/chartex" xmlns:cx7="http://schemas.microsoft.com/office/drawing/2016/5/13/chartex" xmlns:cx8="http://schemas.microsoft.com/office/drawing/2016/5/14/chartex" xmlns:mc="http://schemas.openxmlformats.org/markup-compatibility/2006" xmlns:aink="http://schemas.microsoft.com/office/drawing/2016/ink" xmlns:am3d="http://schemas.microsoft.com/office/drawing/2017/model3d" xmlns:o="urn:schemas-microsoft-com:office:office" xmlns:oel="http://schemas.microsoft.com/office/2019/extlst" xmlns:r="http://schemas.openxmlformats.org/officeDocument/2006/relationships" xmlns:m="http://schemas.openxmlformats.org/officeDocument/2006/math" xmlns:v="urn:schemas-microsoft-com:vml" xmlns:wp14="http://schemas.microsoft.com/office/word/2010/wordprocessingDrawing" xmlns:wp="http://schemas.openxmlformats.org/drawingml/2006/wordprocessingDrawing" xmlns:w10="urn:schemas-microsoft-com:office:word" xmlns:w="http://schemas.openxmlformats.org/wordprocessingml/2006/main" xmlns:w14="http://schemas.microsoft.com/office/word/2010/wordml" xmlns:w15="http://schemas.microsoft.com/office/word/2012/wordml" xmlns:w16cex="http://schemas.microsoft.com/office/word/2018/wordml/cex" xmlns:w16cid="http://schemas.microsoft.com/office/word/2016/wordml/cid" xmlns:w16="http://schemas.microsoft.com/office/word/2018/wordml" xmlns:w16du="http://schemas.microsoft.com/office/word/2023/wordml/word16du" xmlns:w16sdtdh="http://schemas.microsoft.com/office/word/2020/wordml/sdtdatahash" xmlns:w16sdtfl="http://schemas.microsoft.com/office/word/2024/wordml/sdtformatlock" xmlns:w16se="http://schemas.microsoft.com/office/word/2015/wordml/symex" xmlns:wpg="http://schemas.microsoft.com/office/word/2010/wordprocessingGroup" xmlns:wpi="http://schemas.microsoft.com/office/word/2010/wordprocessingInk" xmlns:wne="http://schemas.microsoft.com/office/word/2006/wordml" xmlns:wps="http://schemas.microsoft.com/office/word/2010/wordprocessingShape" mc:Ignorable="w14 w15 w16se w16cid w16 w16cex w16sdtdh w16sdtfl w16du wp14">
   <w:p>
     <w:pPr>
       <w:pStyle w:val="Nagwek"/>
@@ -5767,7 +6731,7 @@
 </file>
 
 <file path=word/header3.xml><?xml version="1.0" encoding="utf-8"?>
-<w:hdr xmlns:wpc="http://schemas.microsoft.com/office/word/2010/wordprocessingCanvas" xmlns:cx="http://schemas.microsoft.com/office/drawing/2014/chartex" xmlns:cx1="http://schemas.microsoft.com/office/drawing/2015/9/8/chartex" xmlns:cx2="http://schemas.microsoft.com/office/drawing/2015/10/21/chartex" xmlns:cx3="http://schemas.microsoft.com/office/drawing/2016/5/9/chartex" xmlns:cx4="http://schemas.microsoft.com/office/drawing/2016/5/10/chartex" xmlns:cx5="http://schemas.microsoft.com/office/drawing/2016/5/11/chartex" xmlns:cx6="http://schemas.microsoft.com/office/drawing/2016/5/12/chartex" xmlns:cx7="http://schemas.microsoft.com/office/drawing/2016/5/13/chartex" xmlns:cx8="http://schemas.microsoft.com/office/drawing/2016/5/14/chartex" xmlns:mc="http://schemas.openxmlformats.org/markup-compatibility/2006" xmlns:aink="http://schemas.microsoft.com/office/drawing/2016/ink" xmlns:am3d="http://schemas.microsoft.com/office/drawing/2017/model3d" xmlns:o="urn:schemas-microsoft-com:office:office" xmlns:oel="http://schemas.microsoft.com/office/2019/extlst" xmlns:r="http://schemas.openxmlformats.org/officeDocument/2006/relationships" xmlns:m="http://schemas.openxmlformats.org/officeDocument/2006/math" xmlns:v="urn:schemas-microsoft-com:vml" xmlns:wp14="http://schemas.microsoft.com/office/word/2010/wordprocessingDrawing" xmlns:wp="http://schemas.openxmlformats.org/drawingml/2006/wordprocessingDrawing" xmlns:w10="urn:schemas-microsoft-com:office:word" xmlns:w="http://schemas.openxmlformats.org/wordprocessingml/2006/main" xmlns:w14="http://schemas.microsoft.com/office/word/2010/wordml" xmlns:w15="http://schemas.microsoft.com/office/word/2012/wordml" xmlns:w16cei="http://schemas.microsoft.com/office/word/2026/wordml/cei" xmlns:w16cex="http://schemas.microsoft.com/office/word/2018/wordml/cex" xmlns:w16cid="http://schemas.microsoft.com/office/word/2016/wordml/cid" xmlns:w16="http://schemas.microsoft.com/office/word/2018/wordml" xmlns:w16du="http://schemas.microsoft.com/office/word/2023/wordml/word16du" xmlns:w16sdtdh="http://schemas.microsoft.com/office/word/2020/wordml/sdtdatahash" xmlns:w16sdtfl="http://schemas.microsoft.com/office/word/2024/wordml/sdtformatlock" xmlns:w16se="http://schemas.microsoft.com/office/word/2015/wordml/symex" xmlns:wpg="http://schemas.microsoft.com/office/word/2010/wordprocessingGroup" xmlns:wpi="http://schemas.microsoft.com/office/word/2010/wordprocessingInk" xmlns:wne="http://schemas.microsoft.com/office/word/2006/wordml" xmlns:wps="http://schemas.microsoft.com/office/word/2010/wordprocessingShape" mc:Ignorable="w14 w15 w16se w16cid w16 w16cex w16sdtdh w16sdtfl w16du wp14">
+<w:hdr xmlns:wpc="http://schemas.microsoft.com/office/word/2010/wordprocessingCanvas" xmlns:cx="http://schemas.microsoft.com/office/drawing/2014/chartex" xmlns:cx1="http://schemas.microsoft.com/office/drawing/2015/9/8/chartex" xmlns:cx2="http://schemas.microsoft.com/office/drawing/2015/10/21/chartex" xmlns:cx3="http://schemas.microsoft.com/office/drawing/2016/5/9/chartex" xmlns:cx4="http://schemas.microsoft.com/office/drawing/2016/5/10/chartex" xmlns:cx5="http://schemas.microsoft.com/office/drawing/2016/5/11/chartex" xmlns:cx6="http://schemas.microsoft.com/office/drawing/2016/5/12/chartex" xmlns:cx7="http://schemas.microsoft.com/office/drawing/2016/5/13/chartex" xmlns:cx8="http://schemas.microsoft.com/office/drawing/2016/5/14/chartex" xmlns:mc="http://schemas.openxmlformats.org/markup-compatibility/2006" xmlns:aink="http://schemas.microsoft.com/office/drawing/2016/ink" xmlns:am3d="http://schemas.microsoft.com/office/drawing/2017/model3d" xmlns:o="urn:schemas-microsoft-com:office:office" xmlns:oel="http://schemas.microsoft.com/office/2019/extlst" xmlns:r="http://schemas.openxmlformats.org/officeDocument/2006/relationships" xmlns:m="http://schemas.openxmlformats.org/officeDocument/2006/math" xmlns:v="urn:schemas-microsoft-com:vml" xmlns:wp14="http://schemas.microsoft.com/office/word/2010/wordprocessingDrawing" xmlns:wp="http://schemas.openxmlformats.org/drawingml/2006/wordprocessingDrawing" xmlns:w10="urn:schemas-microsoft-com:office:word" xmlns:w="http://schemas.openxmlformats.org/wordprocessingml/2006/main" xmlns:w14="http://schemas.microsoft.com/office/word/2010/wordml" xmlns:w15="http://schemas.microsoft.com/office/word/2012/wordml" xmlns:w16cex="http://schemas.microsoft.com/office/word/2018/wordml/cex" xmlns:w16cid="http://schemas.microsoft.com/office/word/2016/wordml/cid" xmlns:w16="http://schemas.microsoft.com/office/word/2018/wordml" xmlns:w16du="http://schemas.microsoft.com/office/word/2023/wordml/word16du" xmlns:w16sdtdh="http://schemas.microsoft.com/office/word/2020/wordml/sdtdatahash" xmlns:w16sdtfl="http://schemas.microsoft.com/office/word/2024/wordml/sdtformatlock" xmlns:w16se="http://schemas.microsoft.com/office/word/2015/wordml/symex" xmlns:wpg="http://schemas.microsoft.com/office/word/2010/wordprocessingGroup" xmlns:wpi="http://schemas.microsoft.com/office/word/2010/wordprocessingInk" xmlns:wne="http://schemas.microsoft.com/office/word/2006/wordml" xmlns:wps="http://schemas.microsoft.com/office/word/2010/wordprocessingShape" mc:Ignorable="w14 w15 w16se w16cid w16 w16cex w16sdtdh w16sdtfl w16du wp14">
   <w:p>
     <w:pPr>
       <w:pStyle w:val="Nagwek"/>
@@ -5832,7 +6796,7 @@
 </file>
 
 <file path=word/numbering.xml><?xml version="1.0" encoding="utf-8"?>
-<w:numbering xmlns:wpc="http://schemas.microsoft.com/office/word/2010/wordprocessingCanvas" xmlns:cx="http://schemas.microsoft.com/office/drawing/2014/chartex" xmlns:cx1="http://schemas.microsoft.com/office/drawing/2015/9/8/chartex" xmlns:cx2="http://schemas.microsoft.com/office/drawing/2015/10/21/chartex" xmlns:cx3="http://schemas.microsoft.com/office/drawing/2016/5/9/chartex" xmlns:cx4="http://schemas.microsoft.com/office/drawing/2016/5/10/chartex" xmlns:cx5="http://schemas.microsoft.com/office/drawing/2016/5/11/chartex" xmlns:cx6="http://schemas.microsoft.com/office/drawing/2016/5/12/chartex" xmlns:cx7="http://schemas.microsoft.com/office/drawing/2016/5/13/chartex" xmlns:cx8="http://schemas.microsoft.com/office/drawing/2016/5/14/chartex" xmlns:mc="http://schemas.openxmlformats.org/markup-compatibility/2006" xmlns:aink="http://schemas.microsoft.com/office/drawing/2016/ink" xmlns:am3d="http://schemas.microsoft.com/office/drawing/2017/model3d" xmlns:o="urn:schemas-microsoft-com:office:office" xmlns:oel="http://schemas.microsoft.com/office/2019/extlst" xmlns:r="http://schemas.openxmlformats.org/officeDocument/2006/relationships" xmlns:m="http://schemas.openxmlformats.org/officeDocument/2006/math" xmlns:v="urn:schemas-microsoft-com:vml" xmlns:wp14="http://schemas.microsoft.com/office/word/2010/wordprocessingDrawing" xmlns:wp="http://schemas.openxmlformats.org/drawingml/2006/wordprocessingDrawing" xmlns:w10="urn:schemas-microsoft-com:office:word" xmlns:w="http://schemas.openxmlformats.org/wordprocessingml/2006/main" xmlns:w14="http://schemas.microsoft.com/office/word/2010/wordml" xmlns:w15="http://schemas.microsoft.com/office/word/2012/wordml" xmlns:w16cei="http://schemas.microsoft.com/office/word/2026/wordml/cei" xmlns:w16cex="http://schemas.microsoft.com/office/word/2018/wordml/cex" xmlns:w16cid="http://schemas.microsoft.com/office/word/2016/wordml/cid" xmlns:w16="http://schemas.microsoft.com/office/word/2018/wordml" xmlns:w16du="http://schemas.microsoft.com/office/word/2023/wordml/word16du" xmlns:w16sdtdh="http://schemas.microsoft.com/office/word/2020/wordml/sdtdatahash" xmlns:w16sdtfl="http://schemas.microsoft.com/office/word/2024/wordml/sdtformatlock" xmlns:w16se="http://schemas.microsoft.com/office/word/2015/wordml/symex" xmlns:wpg="http://schemas.microsoft.com/office/word/2010/wordprocessingGroup" xmlns:wpi="http://schemas.microsoft.com/office/word/2010/wordprocessingInk" xmlns:wne="http://schemas.microsoft.com/office/word/2006/wordml" xmlns:wps="http://schemas.microsoft.com/office/word/2010/wordprocessingShape" mc:Ignorable="w14 w15 w16se w16cid w16 w16cex w16sdtdh w16sdtfl w16du wp14">
+<w:numbering xmlns:wpc="http://schemas.microsoft.com/office/word/2010/wordprocessingCanvas" xmlns:cx="http://schemas.microsoft.com/office/drawing/2014/chartex" xmlns:cx1="http://schemas.microsoft.com/office/drawing/2015/9/8/chartex" xmlns:cx2="http://schemas.microsoft.com/office/drawing/2015/10/21/chartex" xmlns:cx3="http://schemas.microsoft.com/office/drawing/2016/5/9/chartex" xmlns:cx4="http://schemas.microsoft.com/office/drawing/2016/5/10/chartex" xmlns:cx5="http://schemas.microsoft.com/office/drawing/2016/5/11/chartex" xmlns:cx6="http://schemas.microsoft.com/office/drawing/2016/5/12/chartex" xmlns:cx7="http://schemas.microsoft.com/office/drawing/2016/5/13/chartex" xmlns:cx8="http://schemas.microsoft.com/office/drawing/2016/5/14/chartex" xmlns:mc="http://schemas.openxmlformats.org/markup-compatibility/2006" xmlns:aink="http://schemas.microsoft.com/office/drawing/2016/ink" xmlns:am3d="http://schemas.microsoft.com/office/drawing/2017/model3d" xmlns:o="urn:schemas-microsoft-com:office:office" xmlns:oel="http://schemas.microsoft.com/office/2019/extlst" xmlns:r="http://schemas.openxmlformats.org/officeDocument/2006/relationships" xmlns:m="http://schemas.openxmlformats.org/officeDocument/2006/math" xmlns:v="urn:schemas-microsoft-com:vml" xmlns:wp14="http://schemas.microsoft.com/office/word/2010/wordprocessingDrawing" xmlns:wp="http://schemas.openxmlformats.org/drawingml/2006/wordprocessingDrawing" xmlns:w10="urn:schemas-microsoft-com:office:word" xmlns:w="http://schemas.openxmlformats.org/wordprocessingml/2006/main" xmlns:w14="http://schemas.microsoft.com/office/word/2010/wordml" xmlns:w15="http://schemas.microsoft.com/office/word/2012/wordml" xmlns:w16cex="http://schemas.microsoft.com/office/word/2018/wordml/cex" xmlns:w16cid="http://schemas.microsoft.com/office/word/2016/wordml/cid" xmlns:w16="http://schemas.microsoft.com/office/word/2018/wordml" xmlns:w16du="http://schemas.microsoft.com/office/word/2023/wordml/word16du" xmlns:w16sdtdh="http://schemas.microsoft.com/office/word/2020/wordml/sdtdatahash" xmlns:w16sdtfl="http://schemas.microsoft.com/office/word/2024/wordml/sdtformatlock" xmlns:w16se="http://schemas.microsoft.com/office/word/2015/wordml/symex" xmlns:wpg="http://schemas.microsoft.com/office/word/2010/wordprocessingGroup" xmlns:wpi="http://schemas.microsoft.com/office/word/2010/wordprocessingInk" xmlns:wne="http://schemas.microsoft.com/office/word/2006/wordml" xmlns:wps="http://schemas.microsoft.com/office/word/2010/wordprocessingShape" mc:Ignorable="w14 w15 w16se w16cid w16 w16cex w16sdtdh w16sdtfl w16du wp14">
   <w:abstractNum w:abstractNumId="0" w15:restartNumberingAfterBreak="0">
     <w:nsid w:val="032F3F28"/>
     <w:multiLevelType w:val="multilevel"/>
@@ -11292,6 +12256,36 @@
       <w:shd w:val="clear" w:color="auto" w:fill="E1DFDD"/>
     </w:rPr>
   </w:style>
+  <w:style w:type="paragraph" w:styleId="HTML-wstpniesformatowany">
+    <w:name w:val="HTML Preformatted"/>
+    <w:basedOn w:val="Normalny"/>
+    <w:link w:val="HTML-wstpniesformatowanyZnak"/>
+    <w:uiPriority w:val="99"/>
+    <w:semiHidden/>
+    <w:unhideWhenUsed/>
+    <w:rsid w:val="00D24EFF"/>
+    <w:rPr>
+      <w:rFonts w:ascii="Consolas" w:hAnsi="Consolas"/>
+      <w:sz w:val="20"/>
+      <w:szCs w:val="20"/>
+    </w:rPr>
+  </w:style>
+  <w:style w:type="character" w:customStyle="1" w:styleId="HTML-wstpniesformatowanyZnak">
+    <w:name w:val="HTML - wstępnie sformatowany Znak"/>
+    <w:basedOn w:val="Domylnaczcionkaakapitu"/>
+    <w:link w:val="HTML-wstpniesformatowany"/>
+    <w:uiPriority w:val="99"/>
+    <w:semiHidden/>
+    <w:rsid w:val="00D24EFF"/>
+    <w:rPr>
+      <w:rFonts w:ascii="Consolas" w:eastAsia="Times New Roman" w:hAnsi="Consolas" w:cs="Times New Roman"/>
+      <w:kern w:val="0"/>
+      <w:sz w:val="20"/>
+      <w:szCs w:val="20"/>
+      <w:lang w:val="pl-PL" w:eastAsia="pl-PL"/>
+      <w14:ligatures w14:val="none"/>
+    </w:rPr>
+  </w:style>
 </w:styles>
 </file>
 
@@ -11611,25 +12605,6 @@
 </file>
 
 <file path=customXml/item1.xml><?xml version="1.0" encoding="utf-8"?>
-<b:Sources xmlns:b="http://schemas.openxmlformats.org/officeDocument/2006/bibliography" xmlns="http://schemas.openxmlformats.org/officeDocument/2006/bibliography" SelectedStyle="\APASixthEditionOfficeOnline.xsl" StyleName="APA" Version="6"/>
-</file>
-
-<file path=customXml/item2.xml><?xml version="1.0" encoding="utf-8"?>
-<?mso-contentType ?>
-<FormTemplates xmlns="http://schemas.microsoft.com/sharepoint/v3/contenttype/forms">
-  <Display>DocumentLibraryForm</Display>
-  <Edit>DocumentLibraryForm</Edit>
-  <New>DocumentLibraryForm</New>
-</FormTemplates>
-</file>
-
-<file path=customXml/item3.xml><?xml version="1.0" encoding="utf-8"?>
-<p:properties xmlns:p="http://schemas.microsoft.com/office/2006/metadata/properties" xmlns:xsi="http://www.w3.org/2001/XMLSchema-instance" xmlns:pc="http://schemas.microsoft.com/office/infopath/2007/PartnerControls">
-  <documentManagement/>
-</p:properties>
-</file>
-
-<file path=customXml/item4.xml><?xml version="1.0" encoding="utf-8"?>
 <ct:contentTypeSchema xmlns:ct="http://schemas.microsoft.com/office/2006/metadata/contentType" xmlns:ma="http://schemas.microsoft.com/office/2006/metadata/properties/metaAttributes" ct:_="" ma:_="" ma:contentTypeName="Dokument" ma:contentTypeID="0x0101002A47B328A18E094B9EF53C22F068078F" ma:contentTypeVersion="3" ma:contentTypeDescription="Utwórz nowy dokument." ma:contentTypeScope="" ma:versionID="20eeeb653e62edb580814da916af8bb2">
   <xsd:schema xmlns:xsd="http://www.w3.org/2001/XMLSchema" xmlns:xs="http://www.w3.org/2001/XMLSchema" xmlns:p="http://schemas.microsoft.com/office/2006/metadata/properties" xmlns:ns2="326803d7-d8be-486d-a084-29441079d8b7" targetNamespace="http://schemas.microsoft.com/office/2006/metadata/properties" ma:root="true" ma:fieldsID="92719727ba4d1dd87ef0f6714045b47a" ns2:_="">
     <xsd:import namespace="326803d7-d8be-486d-a084-29441079d8b7"/>
@@ -11767,32 +12742,26 @@
 </ct:contentTypeSchema>
 </file>
 
-<file path=customXml/itemProps1.xml><?xml version="1.0" encoding="utf-8"?>
-<ds:datastoreItem xmlns:ds="http://schemas.openxmlformats.org/officeDocument/2006/customXml" ds:itemID="{06BF7A6E-5245-4FAA-8155-32709F41727B}">
-  <ds:schemaRefs>
-    <ds:schemaRef ds:uri="http://schemas.openxmlformats.org/officeDocument/2006/bibliography"/>
-  </ds:schemaRefs>
-</ds:datastoreItem>
+<file path=customXml/item2.xml><?xml version="1.0" encoding="utf-8"?>
+<p:properties xmlns:p="http://schemas.microsoft.com/office/2006/metadata/properties" xmlns:xsi="http://www.w3.org/2001/XMLSchema-instance" xmlns:pc="http://schemas.microsoft.com/office/infopath/2007/PartnerControls">
+  <documentManagement/>
+</p:properties>
 </file>
 
-<file path=customXml/itemProps2.xml><?xml version="1.0" encoding="utf-8"?>
-<ds:datastoreItem xmlns:ds="http://schemas.openxmlformats.org/officeDocument/2006/customXml" ds:itemID="{E98FCB9D-D551-4249-9F65-3A504ED32D36}">
-  <ds:schemaRefs>
-    <ds:schemaRef ds:uri="http://schemas.microsoft.com/sharepoint/v3/contenttype/forms"/>
-  </ds:schemaRefs>
-</ds:datastoreItem>
+<file path=customXml/item3.xml><?xml version="1.0" encoding="utf-8"?>
+<?mso-contentType ?>
+<FormTemplates xmlns="http://schemas.microsoft.com/sharepoint/v3/contenttype/forms">
+  <Display>DocumentLibraryForm</Display>
+  <Edit>DocumentLibraryForm</Edit>
+  <New>DocumentLibraryForm</New>
+</FormTemplates>
 </file>
 
-<file path=customXml/itemProps3.xml><?xml version="1.0" encoding="utf-8"?>
-<ds:datastoreItem xmlns:ds="http://schemas.openxmlformats.org/officeDocument/2006/customXml" ds:itemID="{D47433C4-7F90-48A4-AF53-D7EE7E4EDE32}">
-  <ds:schemaRefs>
-    <ds:schemaRef ds:uri="http://schemas.microsoft.com/office/2006/metadata/properties"/>
-    <ds:schemaRef ds:uri="http://schemas.microsoft.com/office/infopath/2007/PartnerControls"/>
-  </ds:schemaRefs>
-</ds:datastoreItem>
+<file path=customXml/item4.xml><?xml version="1.0" encoding="utf-8"?>
+<b:Sources xmlns:b="http://schemas.openxmlformats.org/officeDocument/2006/bibliography" xmlns="http://schemas.openxmlformats.org/officeDocument/2006/bibliography" SelectedStyle="\APASixthEditionOfficeOnline.xsl" StyleName="APA" Version="6"/>
 </file>
 
-<file path=customXml/itemProps4.xml><?xml version="1.0" encoding="utf-8"?>
+<file path=customXml/itemProps1.xml><?xml version="1.0" encoding="utf-8"?>
 <ds:datastoreItem xmlns:ds="http://schemas.openxmlformats.org/officeDocument/2006/customXml" ds:itemID="{6C62FD72-4AE9-48D1-9079-FE9F7C350712}">
   <ds:schemaRefs>
     <ds:schemaRef ds:uri="http://schemas.microsoft.com/office/2006/metadata/contentType"/>
@@ -11808,4 +12777,29 @@
     <ds:schemaRef ds:uri="http://schemas.microsoft.com/internal/obd"/>
   </ds:schemaRefs>
 </ds:datastoreItem>
+</file>
+
+<file path=customXml/itemProps2.xml><?xml version="1.0" encoding="utf-8"?>
+<ds:datastoreItem xmlns:ds="http://schemas.openxmlformats.org/officeDocument/2006/customXml" ds:itemID="{D47433C4-7F90-48A4-AF53-D7EE7E4EDE32}">
+  <ds:schemaRefs>
+    <ds:schemaRef ds:uri="http://schemas.microsoft.com/office/2006/metadata/properties"/>
+    <ds:schemaRef ds:uri="http://schemas.microsoft.com/office/infopath/2007/PartnerControls"/>
+  </ds:schemaRefs>
+</ds:datastoreItem>
+</file>
+
+<file path=customXml/itemProps3.xml><?xml version="1.0" encoding="utf-8"?>
+<ds:datastoreItem xmlns:ds="http://schemas.openxmlformats.org/officeDocument/2006/customXml" ds:itemID="{E98FCB9D-D551-4249-9F65-3A504ED32D36}">
+  <ds:schemaRefs>
+    <ds:schemaRef ds:uri="http://schemas.microsoft.com/sharepoint/v3/contenttype/forms"/>
+  </ds:schemaRefs>
+</ds:datastoreItem>
+</file>
+
+<file path=customXml/itemProps4.xml><?xml version="1.0" encoding="utf-8"?>
+<ds:datastoreItem xmlns:ds="http://schemas.openxmlformats.org/officeDocument/2006/customXml" ds:itemID="{06BF7A6E-5245-4FAA-8155-32709F41727B}">
+  <ds:schemaRefs>
+    <ds:schemaRef ds:uri="http://schemas.openxmlformats.org/officeDocument/2006/bibliography"/>
+  </ds:schemaRefs>
+</ds:datastoreItem>
 </file>
--- a/praca_inżynierska_52753.docx
+++ b/praca_inżynierska_52753.docx
@@ -564,7 +564,7 @@
     <w:p>
       <w:pPr>
         <w:rPr>
-          <w:rStyle w:val="IntenseReference"/>
+          <w:rStyle w:val="Odwoanieintensywne"/>
         </w:rPr>
       </w:pPr>
       <w:r>
@@ -655,7 +655,7 @@
       <w:sdtContent>
         <w:p>
           <w:pPr>
-            <w:pStyle w:val="TOCHeading"/>
+            <w:pStyle w:val="Nagwekspisutreci"/>
           </w:pPr>
           <w:r>
             <w:t>Spis treści</w:t>
@@ -663,12 +663,15 @@
         </w:p>
         <w:p>
           <w:pPr>
-            <w:pStyle w:val="TOC1"/>
+            <w:pStyle w:val="Spistreci1"/>
             <w:tabs>
               <w:tab w:val="right" w:leader="dot" w:pos="9062"/>
             </w:tabs>
             <w:rPr>
+              <w:rFonts w:asciiTheme="minorHAnsi" w:eastAsiaTheme="minorEastAsia" w:hAnsiTheme="minorHAnsi" w:cstheme="minorBidi"/>
               <w:noProof/>
+              <w:kern w:val="2"/>
+              <w14:ligatures w14:val="standardContextual"/>
             </w:rPr>
           </w:pPr>
           <w:r>
@@ -680,10 +683,10 @@
           <w:r>
             <w:fldChar w:fldCharType="separate"/>
           </w:r>
-          <w:hyperlink w:anchor="_Toc233987042" w:history="1">
-            <w:r>
-              <w:rPr>
-                <w:rStyle w:val="Hyperlink"/>
+          <w:hyperlink w:anchor="_Toc241337426" w:history="1">
+            <w:r>
+              <w:rPr>
+                <w:rStyle w:val="Hipercze"/>
                 <w:noProof/>
               </w:rPr>
               <w:t>1. Wstęp</w:t>
@@ -707,7 +710,7 @@
                 <w:noProof/>
                 <w:webHidden/>
               </w:rPr>
-              <w:instrText xml:space="preserve"> PAGEREF _Toc233987042 \h </w:instrText>
+              <w:instrText xml:space="preserve"> PAGEREF _Toc241337426 \h </w:instrText>
             </w:r>
             <w:r>
               <w:rPr>
@@ -727,7 +730,7 @@
                 <w:noProof/>
                 <w:webHidden/>
               </w:rPr>
-              <w:t>2</w:t>
+              <w:t>3</w:t>
             </w:r>
             <w:r>
               <w:rPr>
@@ -740,36 +743,41 @@
         </w:p>
         <w:p>
           <w:pPr>
-            <w:pStyle w:val="TOC2"/>
+            <w:pStyle w:val="Spistreci2"/>
             <w:tabs>
               <w:tab w:val="left" w:pos="960"/>
               <w:tab w:val="right" w:leader="dot" w:pos="9062"/>
             </w:tabs>
             <w:rPr>
+              <w:rFonts w:asciiTheme="minorHAnsi" w:eastAsiaTheme="minorEastAsia" w:hAnsiTheme="minorHAnsi" w:cstheme="minorBidi"/>
               <w:noProof/>
+              <w:kern w:val="2"/>
+              <w14:ligatures w14:val="standardContextual"/>
             </w:rPr>
           </w:pPr>
-          <w:hyperlink w:anchor="_Toc233987043" w:history="1">
-            <w:r>
-              <w:rPr>
-                <w:rStyle w:val="Hyperlink"/>
+          <w:hyperlink w:anchor="_Toc241337427" w:history="1">
+            <w:r>
+              <w:rPr>
+                <w:rStyle w:val="Hipercze"/>
                 <w:noProof/>
               </w:rPr>
               <w:t>1.1</w:t>
             </w:r>
             <w:r>
               <w:rPr>
-                <w:noProof/>
+                <w:rFonts w:asciiTheme="minorHAnsi" w:eastAsiaTheme="minorEastAsia" w:hAnsiTheme="minorHAnsi" w:cstheme="minorBidi"/>
+                <w:noProof/>
+                <w:kern w:val="2"/>
+                <w14:ligatures w14:val="standardContextual"/>
               </w:rPr>
               <w:tab/>
             </w:r>
             <w:r>
               <w:rPr>
-                <w:rStyle w:val="Hyperlink"/>
-                <w:noProof/>
-                <w:lang w:val="en-US"/>
-              </w:rPr>
-              <w:t>Cel pracy</w:t>
+                <w:rStyle w:val="Hipercze"/>
+                <w:noProof/>
+              </w:rPr>
+              <w:t>Cel pracy i wykorzystane technologie</w:t>
             </w:r>
             <w:r>
               <w:rPr>
@@ -790,7 +798,7 @@
                 <w:noProof/>
                 <w:webHidden/>
               </w:rPr>
-              <w:instrText xml:space="preserve"> PAGEREF _Toc233987043 \h </w:instrText>
+              <w:instrText xml:space="preserve"> PAGEREF _Toc241337427 \h </w:instrText>
             </w:r>
             <w:r>
               <w:rPr>
@@ -810,7 +818,7 @@
                 <w:noProof/>
                 <w:webHidden/>
               </w:rPr>
-              <w:t>2</w:t>
+              <w:t>3</w:t>
             </w:r>
             <w:r>
               <w:rPr>
@@ -823,32 +831,38 @@
         </w:p>
         <w:p>
           <w:pPr>
-            <w:pStyle w:val="TOC3"/>
+            <w:pStyle w:val="Spistreci3"/>
             <w:tabs>
               <w:tab w:val="left" w:pos="960"/>
               <w:tab w:val="right" w:leader="dot" w:pos="9062"/>
             </w:tabs>
             <w:rPr>
+              <w:rFonts w:asciiTheme="minorHAnsi" w:eastAsiaTheme="minorEastAsia" w:hAnsiTheme="minorHAnsi" w:cstheme="minorBidi"/>
               <w:noProof/>
+              <w:kern w:val="2"/>
+              <w14:ligatures w14:val="standardContextual"/>
             </w:rPr>
           </w:pPr>
-          <w:hyperlink w:anchor="_Toc233987044" w:history="1">
-            <w:r>
-              <w:rPr>
-                <w:rStyle w:val="Hyperlink"/>
+          <w:hyperlink w:anchor="_Toc241337428" w:history="1">
+            <w:r>
+              <w:rPr>
+                <w:rStyle w:val="Hipercze"/>
                 <w:noProof/>
               </w:rPr>
               <w:t>a.</w:t>
             </w:r>
             <w:r>
               <w:rPr>
-                <w:noProof/>
+                <w:rFonts w:asciiTheme="minorHAnsi" w:eastAsiaTheme="minorEastAsia" w:hAnsiTheme="minorHAnsi" w:cstheme="minorBidi"/>
+                <w:noProof/>
+                <w:kern w:val="2"/>
+                <w14:ligatures w14:val="standardContextual"/>
               </w:rPr>
               <w:tab/>
             </w:r>
             <w:r>
               <w:rPr>
-                <w:rStyle w:val="Hyperlink"/>
+                <w:rStyle w:val="Hipercze"/>
                 <w:noProof/>
               </w:rPr>
               <w:t>Cel główny:</w:t>
@@ -872,7 +886,7 @@
                 <w:noProof/>
                 <w:webHidden/>
               </w:rPr>
-              <w:instrText xml:space="preserve"> PAGEREF _Toc233987044 \h </w:instrText>
+              <w:instrText xml:space="preserve"> PAGEREF _Toc241337428 \h </w:instrText>
             </w:r>
             <w:r>
               <w:rPr>
@@ -892,7 +906,7 @@
                 <w:noProof/>
                 <w:webHidden/>
               </w:rPr>
-              <w:t>2</w:t>
+              <w:t>3</w:t>
             </w:r>
             <w:r>
               <w:rPr>
@@ -905,32 +919,38 @@
         </w:p>
         <w:p>
           <w:pPr>
-            <w:pStyle w:val="TOC3"/>
+            <w:pStyle w:val="Spistreci3"/>
             <w:tabs>
               <w:tab w:val="left" w:pos="960"/>
               <w:tab w:val="right" w:leader="dot" w:pos="9062"/>
             </w:tabs>
             <w:rPr>
+              <w:rFonts w:asciiTheme="minorHAnsi" w:eastAsiaTheme="minorEastAsia" w:hAnsiTheme="minorHAnsi" w:cstheme="minorBidi"/>
               <w:noProof/>
+              <w:kern w:val="2"/>
+              <w14:ligatures w14:val="standardContextual"/>
             </w:rPr>
           </w:pPr>
-          <w:hyperlink w:anchor="_Toc233987045" w:history="1">
-            <w:r>
-              <w:rPr>
-                <w:rStyle w:val="Hyperlink"/>
+          <w:hyperlink w:anchor="_Toc241337429" w:history="1">
+            <w:r>
+              <w:rPr>
+                <w:rStyle w:val="Hipercze"/>
                 <w:noProof/>
               </w:rPr>
               <w:t>b.</w:t>
             </w:r>
             <w:r>
               <w:rPr>
-                <w:noProof/>
+                <w:rFonts w:asciiTheme="minorHAnsi" w:eastAsiaTheme="minorEastAsia" w:hAnsiTheme="minorHAnsi" w:cstheme="minorBidi"/>
+                <w:noProof/>
+                <w:kern w:val="2"/>
+                <w14:ligatures w14:val="standardContextual"/>
               </w:rPr>
               <w:tab/>
             </w:r>
             <w:r>
               <w:rPr>
-                <w:rStyle w:val="Hyperlink"/>
+                <w:rStyle w:val="Hipercze"/>
                 <w:noProof/>
               </w:rPr>
               <w:t>Cele szczegółowe:</w:t>
@@ -954,7 +974,7 @@
                 <w:noProof/>
                 <w:webHidden/>
               </w:rPr>
-              <w:instrText xml:space="preserve"> PAGEREF _Toc233987045 \h </w:instrText>
+              <w:instrText xml:space="preserve"> PAGEREF _Toc241337429 \h </w:instrText>
             </w:r>
             <w:r>
               <w:rPr>
@@ -974,7 +994,7 @@
                 <w:noProof/>
                 <w:webHidden/>
               </w:rPr>
-              <w:t>3</w:t>
+              <w:t>4</w:t>
             </w:r>
             <w:r>
               <w:rPr>
@@ -987,20 +1007,110 @@
         </w:p>
         <w:p>
           <w:pPr>
-            <w:pStyle w:val="TOC2"/>
+            <w:pStyle w:val="Spistreci3"/>
+            <w:tabs>
+              <w:tab w:val="left" w:pos="960"/>
+              <w:tab w:val="right" w:leader="dot" w:pos="9062"/>
+            </w:tabs>
+            <w:rPr>
+              <w:rFonts w:asciiTheme="minorHAnsi" w:eastAsiaTheme="minorEastAsia" w:hAnsiTheme="minorHAnsi" w:cstheme="minorBidi"/>
+              <w:noProof/>
+              <w:kern w:val="2"/>
+              <w14:ligatures w14:val="standardContextual"/>
+            </w:rPr>
+          </w:pPr>
+          <w:hyperlink w:anchor="_Toc241337430" w:history="1">
+            <w:r>
+              <w:rPr>
+                <w:rStyle w:val="Hipercze"/>
+                <w:noProof/>
+              </w:rPr>
+              <w:t>c.</w:t>
+            </w:r>
+            <w:r>
+              <w:rPr>
+                <w:rFonts w:asciiTheme="minorHAnsi" w:eastAsiaTheme="minorEastAsia" w:hAnsiTheme="minorHAnsi" w:cstheme="minorBidi"/>
+                <w:noProof/>
+                <w:kern w:val="2"/>
+                <w14:ligatures w14:val="standardContextual"/>
+              </w:rPr>
+              <w:tab/>
+            </w:r>
+            <w:r>
+              <w:rPr>
+                <w:rStyle w:val="Hipercze"/>
+                <w:noProof/>
+              </w:rPr>
+              <w:t>Wykorzystane technologie</w:t>
+            </w:r>
+            <w:r>
+              <w:rPr>
+                <w:noProof/>
+                <w:webHidden/>
+              </w:rPr>
+              <w:tab/>
+            </w:r>
+            <w:r>
+              <w:rPr>
+                <w:noProof/>
+                <w:webHidden/>
+              </w:rPr>
+              <w:fldChar w:fldCharType="begin"/>
+            </w:r>
+            <w:r>
+              <w:rPr>
+                <w:noProof/>
+                <w:webHidden/>
+              </w:rPr>
+              <w:instrText xml:space="preserve"> PAGEREF _Toc241337430 \h </w:instrText>
+            </w:r>
+            <w:r>
+              <w:rPr>
+                <w:noProof/>
+                <w:webHidden/>
+              </w:rPr>
+            </w:r>
+            <w:r>
+              <w:rPr>
+                <w:noProof/>
+                <w:webHidden/>
+              </w:rPr>
+              <w:fldChar w:fldCharType="separate"/>
+            </w:r>
+            <w:r>
+              <w:rPr>
+                <w:noProof/>
+                <w:webHidden/>
+              </w:rPr>
+              <w:t>4</w:t>
+            </w:r>
+            <w:r>
+              <w:rPr>
+                <w:noProof/>
+                <w:webHidden/>
+              </w:rPr>
+              <w:fldChar w:fldCharType="end"/>
+            </w:r>
+          </w:hyperlink>
+        </w:p>
+        <w:p>
+          <w:pPr>
+            <w:pStyle w:val="Spistreci2"/>
             <w:tabs>
               <w:tab w:val="right" w:leader="dot" w:pos="9062"/>
             </w:tabs>
             <w:rPr>
+              <w:rFonts w:asciiTheme="minorHAnsi" w:eastAsiaTheme="minorEastAsia" w:hAnsiTheme="minorHAnsi" w:cstheme="minorBidi"/>
               <w:noProof/>
+              <w:kern w:val="2"/>
+              <w14:ligatures w14:val="standardContextual"/>
             </w:rPr>
           </w:pPr>
-          <w:hyperlink w:anchor="_Toc233987046" w:history="1">
-            <w:r>
-              <w:rPr>
-                <w:rStyle w:val="Hyperlink"/>
-                <w:noProof/>
-                <w:lang w:val="en-US"/>
+          <w:hyperlink w:anchor="_Toc241337431" w:history="1">
+            <w:r>
+              <w:rPr>
+                <w:rStyle w:val="Hipercze"/>
+                <w:noProof/>
               </w:rPr>
               <w:t>1.2 Zakres pracy</w:t>
             </w:r>
@@ -1023,7 +1133,7 @@
                 <w:noProof/>
                 <w:webHidden/>
               </w:rPr>
-              <w:instrText xml:space="preserve"> PAGEREF _Toc233987046 \h </w:instrText>
+              <w:instrText xml:space="preserve"> PAGEREF _Toc241337431 \h </w:instrText>
             </w:r>
             <w:r>
               <w:rPr>
@@ -1043,7 +1153,7 @@
                 <w:noProof/>
                 <w:webHidden/>
               </w:rPr>
-              <w:t>3</w:t>
+              <w:t>4</w:t>
             </w:r>
             <w:r>
               <w:rPr>
@@ -1056,18 +1166,21 @@
         </w:p>
         <w:p>
           <w:pPr>
-            <w:pStyle w:val="TOC1"/>
+            <w:pStyle w:val="Spistreci1"/>
             <w:tabs>
               <w:tab w:val="right" w:leader="dot" w:pos="9062"/>
             </w:tabs>
             <w:rPr>
+              <w:rFonts w:asciiTheme="minorHAnsi" w:eastAsiaTheme="minorEastAsia" w:hAnsiTheme="minorHAnsi" w:cstheme="minorBidi"/>
               <w:noProof/>
+              <w:kern w:val="2"/>
+              <w14:ligatures w14:val="standardContextual"/>
             </w:rPr>
           </w:pPr>
-          <w:hyperlink w:anchor="_Toc233987047" w:history="1">
-            <w:r>
-              <w:rPr>
-                <w:rStyle w:val="Hyperlink"/>
+          <w:hyperlink w:anchor="_Toc241337432" w:history="1">
+            <w:r>
+              <w:rPr>
+                <w:rStyle w:val="Hipercze"/>
                 <w:noProof/>
               </w:rPr>
               <w:t>2. Podstawowe systemy gry</w:t>
@@ -1091,7 +1204,7 @@
                 <w:noProof/>
                 <w:webHidden/>
               </w:rPr>
-              <w:instrText xml:space="preserve"> PAGEREF _Toc233987047 \h </w:instrText>
+              <w:instrText xml:space="preserve"> PAGEREF _Toc241337432 \h </w:instrText>
             </w:r>
             <w:r>
               <w:rPr>
@@ -1111,7 +1224,7 @@
                 <w:noProof/>
                 <w:webHidden/>
               </w:rPr>
-              <w:t>3</w:t>
+              <w:t>4</w:t>
             </w:r>
             <w:r>
               <w:rPr>
@@ -1124,18 +1237,21 @@
         </w:p>
         <w:p>
           <w:pPr>
-            <w:pStyle w:val="TOC2"/>
+            <w:pStyle w:val="Spistreci2"/>
             <w:tabs>
               <w:tab w:val="right" w:leader="dot" w:pos="9062"/>
             </w:tabs>
             <w:rPr>
+              <w:rFonts w:asciiTheme="minorHAnsi" w:eastAsiaTheme="minorEastAsia" w:hAnsiTheme="minorHAnsi" w:cstheme="minorBidi"/>
               <w:noProof/>
+              <w:kern w:val="2"/>
+              <w14:ligatures w14:val="standardContextual"/>
             </w:rPr>
           </w:pPr>
-          <w:hyperlink w:anchor="_Toc233987048" w:history="1">
-            <w:r>
-              <w:rPr>
-                <w:rStyle w:val="Hyperlink"/>
+          <w:hyperlink w:anchor="_Toc241337433" w:history="1">
+            <w:r>
+              <w:rPr>
+                <w:rStyle w:val="Hipercze"/>
                 <w:noProof/>
               </w:rPr>
               <w:t>2.1 System poruszania się</w:t>
@@ -1159,7 +1275,7 @@
                 <w:noProof/>
                 <w:webHidden/>
               </w:rPr>
-              <w:instrText xml:space="preserve"> PAGEREF _Toc233987048 \h </w:instrText>
+              <w:instrText xml:space="preserve"> PAGEREF _Toc241337433 \h </w:instrText>
             </w:r>
             <w:r>
               <w:rPr>
@@ -1179,7 +1295,7 @@
                 <w:noProof/>
                 <w:webHidden/>
               </w:rPr>
-              <w:t>3</w:t>
+              <w:t>5</w:t>
             </w:r>
             <w:r>
               <w:rPr>
@@ -1192,18 +1308,21 @@
         </w:p>
         <w:p>
           <w:pPr>
-            <w:pStyle w:val="TOC2"/>
+            <w:pStyle w:val="Spistreci2"/>
             <w:tabs>
               <w:tab w:val="right" w:leader="dot" w:pos="9062"/>
             </w:tabs>
             <w:rPr>
+              <w:rFonts w:asciiTheme="minorHAnsi" w:eastAsiaTheme="minorEastAsia" w:hAnsiTheme="minorHAnsi" w:cstheme="minorBidi"/>
               <w:noProof/>
+              <w:kern w:val="2"/>
+              <w14:ligatures w14:val="standardContextual"/>
             </w:rPr>
           </w:pPr>
-          <w:hyperlink w:anchor="_Toc233987049" w:history="1">
-            <w:r>
-              <w:rPr>
-                <w:rStyle w:val="Hyperlink"/>
+          <w:hyperlink w:anchor="_Toc241337434" w:history="1">
+            <w:r>
+              <w:rPr>
+                <w:rStyle w:val="Hipercze"/>
                 <w:noProof/>
               </w:rPr>
               <w:t>2.2 System broni / ekwipunek</w:t>
@@ -1227,7 +1346,7 @@
                 <w:noProof/>
                 <w:webHidden/>
               </w:rPr>
-              <w:instrText xml:space="preserve"> PAGEREF _Toc233987049 \h </w:instrText>
+              <w:instrText xml:space="preserve"> PAGEREF _Toc241337434 \h </w:instrText>
             </w:r>
             <w:r>
               <w:rPr>
@@ -1247,7 +1366,7 @@
                 <w:noProof/>
                 <w:webHidden/>
               </w:rPr>
-              <w:t>3</w:t>
+              <w:t>5</w:t>
             </w:r>
             <w:r>
               <w:rPr>
@@ -1260,21 +1379,24 @@
         </w:p>
         <w:p>
           <w:pPr>
-            <w:pStyle w:val="TOC2"/>
+            <w:pStyle w:val="Spistreci2"/>
             <w:tabs>
               <w:tab w:val="right" w:leader="dot" w:pos="9062"/>
             </w:tabs>
             <w:rPr>
+              <w:rFonts w:asciiTheme="minorHAnsi" w:eastAsiaTheme="minorEastAsia" w:hAnsiTheme="minorHAnsi" w:cstheme="minorBidi"/>
               <w:noProof/>
+              <w:kern w:val="2"/>
+              <w14:ligatures w14:val="standardContextual"/>
             </w:rPr>
           </w:pPr>
-          <w:hyperlink w:anchor="_Toc233987050" w:history="1">
-            <w:r>
-              <w:rPr>
-                <w:rStyle w:val="Hyperlink"/>
-                <w:noProof/>
-              </w:rPr>
-              <w:t>2.3 System walki</w:t>
+          <w:hyperlink w:anchor="_Toc241337435" w:history="1">
+            <w:r>
+              <w:rPr>
+                <w:rStyle w:val="Hipercze"/>
+                <w:noProof/>
+              </w:rPr>
+              <w:t>2.3 Punkty gracza</w:t>
             </w:r>
             <w:r>
               <w:rPr>
@@ -1295,7 +1417,7 @@
                 <w:noProof/>
                 <w:webHidden/>
               </w:rPr>
-              <w:instrText xml:space="preserve"> PAGEREF _Toc233987050 \h </w:instrText>
+              <w:instrText xml:space="preserve"> PAGEREF _Toc241337435 \h </w:instrText>
             </w:r>
             <w:r>
               <w:rPr>
@@ -1315,7 +1437,7 @@
                 <w:noProof/>
                 <w:webHidden/>
               </w:rPr>
-              <w:t>3</w:t>
+              <w:t>6</w:t>
             </w:r>
             <w:r>
               <w:rPr>
@@ -1328,21 +1450,24 @@
         </w:p>
         <w:p>
           <w:pPr>
-            <w:pStyle w:val="TOC2"/>
+            <w:pStyle w:val="Spistreci2"/>
             <w:tabs>
               <w:tab w:val="right" w:leader="dot" w:pos="9062"/>
             </w:tabs>
             <w:rPr>
+              <w:rFonts w:asciiTheme="minorHAnsi" w:eastAsiaTheme="minorEastAsia" w:hAnsiTheme="minorHAnsi" w:cstheme="minorBidi"/>
               <w:noProof/>
+              <w:kern w:val="2"/>
+              <w14:ligatures w14:val="standardContextual"/>
             </w:rPr>
           </w:pPr>
-          <w:hyperlink w:anchor="_Toc233987051" w:history="1">
-            <w:r>
-              <w:rPr>
-                <w:rStyle w:val="Hyperlink"/>
-                <w:noProof/>
-              </w:rPr>
-              <w:t>2.4 HUD</w:t>
+          <w:hyperlink w:anchor="_Toc241337436" w:history="1">
+            <w:r>
+              <w:rPr>
+                <w:rStyle w:val="Hipercze"/>
+                <w:noProof/>
+              </w:rPr>
+              <w:t>2.4 System walki</w:t>
             </w:r>
             <w:r>
               <w:rPr>
@@ -1363,7 +1488,7 @@
                 <w:noProof/>
                 <w:webHidden/>
               </w:rPr>
-              <w:instrText xml:space="preserve"> PAGEREF _Toc233987051 \h </w:instrText>
+              <w:instrText xml:space="preserve"> PAGEREF _Toc241337436 \h </w:instrText>
             </w:r>
             <w:r>
               <w:rPr>
@@ -1383,7 +1508,7 @@
                 <w:noProof/>
                 <w:webHidden/>
               </w:rPr>
-              <w:t>3</w:t>
+              <w:t>6</w:t>
             </w:r>
             <w:r>
               <w:rPr>
@@ -1396,21 +1521,24 @@
         </w:p>
         <w:p>
           <w:pPr>
-            <w:pStyle w:val="TOC1"/>
+            <w:pStyle w:val="Spistreci2"/>
             <w:tabs>
               <w:tab w:val="right" w:leader="dot" w:pos="9062"/>
             </w:tabs>
             <w:rPr>
+              <w:rFonts w:asciiTheme="minorHAnsi" w:eastAsiaTheme="minorEastAsia" w:hAnsiTheme="minorHAnsi" w:cstheme="minorBidi"/>
               <w:noProof/>
+              <w:kern w:val="2"/>
+              <w14:ligatures w14:val="standardContextual"/>
             </w:rPr>
           </w:pPr>
-          <w:hyperlink w:anchor="_Toc233987052" w:history="1">
-            <w:r>
-              <w:rPr>
-                <w:rStyle w:val="Hyperlink"/>
-                <w:noProof/>
-              </w:rPr>
-              <w:t>3. Mechanika proceduralności poziomów</w:t>
+          <w:hyperlink w:anchor="_Toc241337437" w:history="1">
+            <w:r>
+              <w:rPr>
+                <w:rStyle w:val="Hipercze"/>
+                <w:noProof/>
+              </w:rPr>
+              <w:t>2.5 HUD</w:t>
             </w:r>
             <w:r>
               <w:rPr>
@@ -1431,7 +1559,7 @@
                 <w:noProof/>
                 <w:webHidden/>
               </w:rPr>
-              <w:instrText xml:space="preserve"> PAGEREF _Toc233987052 \h </w:instrText>
+              <w:instrText xml:space="preserve"> PAGEREF _Toc241337437 \h </w:instrText>
             </w:r>
             <w:r>
               <w:rPr>
@@ -1451,7 +1579,7 @@
                 <w:noProof/>
                 <w:webHidden/>
               </w:rPr>
-              <w:t>3</w:t>
+              <w:t>8</w:t>
             </w:r>
             <w:r>
               <w:rPr>
@@ -1464,21 +1592,24 @@
         </w:p>
         <w:p>
           <w:pPr>
-            <w:pStyle w:val="TOC1"/>
+            <w:pStyle w:val="Spistreci2"/>
             <w:tabs>
               <w:tab w:val="right" w:leader="dot" w:pos="9062"/>
             </w:tabs>
             <w:rPr>
+              <w:rFonts w:asciiTheme="minorHAnsi" w:eastAsiaTheme="minorEastAsia" w:hAnsiTheme="minorHAnsi" w:cstheme="minorBidi"/>
               <w:noProof/>
+              <w:kern w:val="2"/>
+              <w14:ligatures w14:val="standardContextual"/>
             </w:rPr>
           </w:pPr>
-          <w:hyperlink w:anchor="_Toc233987053" w:history="1">
-            <w:r>
-              <w:rPr>
-                <w:rStyle w:val="Hyperlink"/>
-                <w:noProof/>
-              </w:rPr>
-              <w:t>4. AI Przeciwników</w:t>
+          <w:hyperlink w:anchor="_Toc241337438" w:history="1">
+            <w:r>
+              <w:rPr>
+                <w:rStyle w:val="Hipercze"/>
+                <w:noProof/>
+              </w:rPr>
+              <w:t>2.6. Ulepszenia gracza</w:t>
             </w:r>
             <w:r>
               <w:rPr>
@@ -1499,7 +1630,7 @@
                 <w:noProof/>
                 <w:webHidden/>
               </w:rPr>
-              <w:instrText xml:space="preserve"> PAGEREF _Toc233987053 \h </w:instrText>
+              <w:instrText xml:space="preserve"> PAGEREF _Toc241337438 \h </w:instrText>
             </w:r>
             <w:r>
               <w:rPr>
@@ -1519,7 +1650,7 @@
                 <w:noProof/>
                 <w:webHidden/>
               </w:rPr>
-              <w:t>4</w:t>
+              <w:t>8</w:t>
             </w:r>
             <w:r>
               <w:rPr>
@@ -1532,21 +1663,24 @@
         </w:p>
         <w:p>
           <w:pPr>
-            <w:pStyle w:val="TOC2"/>
+            <w:pStyle w:val="Spistreci2"/>
             <w:tabs>
               <w:tab w:val="right" w:leader="dot" w:pos="9062"/>
             </w:tabs>
             <w:rPr>
+              <w:rFonts w:asciiTheme="minorHAnsi" w:eastAsiaTheme="minorEastAsia" w:hAnsiTheme="minorHAnsi" w:cstheme="minorBidi"/>
               <w:noProof/>
+              <w:kern w:val="2"/>
+              <w14:ligatures w14:val="standardContextual"/>
             </w:rPr>
           </w:pPr>
-          <w:hyperlink w:anchor="_Toc233987054" w:history="1">
-            <w:r>
-              <w:rPr>
-                <w:rStyle w:val="Hyperlink"/>
-                <w:noProof/>
-              </w:rPr>
-              <w:t>4.1 Podstawa</w:t>
+          <w:hyperlink w:anchor="_Toc241337439" w:history="1">
+            <w:r>
+              <w:rPr>
+                <w:rStyle w:val="Hipercze"/>
+                <w:noProof/>
+              </w:rPr>
+              <w:t>2.7 Ulepszenia broni</w:t>
             </w:r>
             <w:r>
               <w:rPr>
@@ -1567,7 +1701,7 @@
                 <w:noProof/>
                 <w:webHidden/>
               </w:rPr>
-              <w:instrText xml:space="preserve"> PAGEREF _Toc233987054 \h </w:instrText>
+              <w:instrText xml:space="preserve"> PAGEREF _Toc241337439 \h </w:instrText>
             </w:r>
             <w:r>
               <w:rPr>
@@ -1587,7 +1721,7 @@
                 <w:noProof/>
                 <w:webHidden/>
               </w:rPr>
-              <w:t>4</w:t>
+              <w:t>9</w:t>
             </w:r>
             <w:r>
               <w:rPr>
@@ -1600,21 +1734,24 @@
         </w:p>
         <w:p>
           <w:pPr>
-            <w:pStyle w:val="TOC1"/>
+            <w:pStyle w:val="Spistreci2"/>
             <w:tabs>
               <w:tab w:val="right" w:leader="dot" w:pos="9062"/>
             </w:tabs>
             <w:rPr>
+              <w:rFonts w:asciiTheme="minorHAnsi" w:eastAsiaTheme="minorEastAsia" w:hAnsiTheme="minorHAnsi" w:cstheme="minorBidi"/>
               <w:noProof/>
+              <w:kern w:val="2"/>
+              <w14:ligatures w14:val="standardContextual"/>
             </w:rPr>
           </w:pPr>
-          <w:hyperlink w:anchor="_Toc233987055" w:history="1">
-            <w:r>
-              <w:rPr>
-                <w:rStyle w:val="Hyperlink"/>
-                <w:noProof/>
-              </w:rPr>
-              <w:t>5. Podsumowanie</w:t>
+          <w:hyperlink w:anchor="_Toc241337440" w:history="1">
+            <w:r>
+              <w:rPr>
+                <w:rStyle w:val="Hipercze"/>
+                <w:noProof/>
+              </w:rPr>
+              <w:t>2.8 Śmierć gracza</w:t>
             </w:r>
             <w:r>
               <w:rPr>
@@ -1635,7 +1772,7 @@
                 <w:noProof/>
                 <w:webHidden/>
               </w:rPr>
-              <w:instrText xml:space="preserve"> PAGEREF _Toc233987055 \h </w:instrText>
+              <w:instrText xml:space="preserve"> PAGEREF _Toc241337440 \h </w:instrText>
             </w:r>
             <w:r>
               <w:rPr>
@@ -1655,7 +1792,7 @@
                 <w:noProof/>
                 <w:webHidden/>
               </w:rPr>
-              <w:t>4</w:t>
+              <w:t>9</w:t>
             </w:r>
             <w:r>
               <w:rPr>
@@ -1668,21 +1805,24 @@
         </w:p>
         <w:p>
           <w:pPr>
-            <w:pStyle w:val="TOC1"/>
+            <w:pStyle w:val="Spistreci1"/>
             <w:tabs>
               <w:tab w:val="right" w:leader="dot" w:pos="9062"/>
             </w:tabs>
             <w:rPr>
+              <w:rFonts w:asciiTheme="minorHAnsi" w:eastAsiaTheme="minorEastAsia" w:hAnsiTheme="minorHAnsi" w:cstheme="minorBidi"/>
               <w:noProof/>
+              <w:kern w:val="2"/>
+              <w14:ligatures w14:val="standardContextual"/>
             </w:rPr>
           </w:pPr>
-          <w:hyperlink w:anchor="_Toc233987056" w:history="1">
-            <w:r>
-              <w:rPr>
-                <w:rStyle w:val="Hyperlink"/>
-                <w:noProof/>
-              </w:rPr>
-              <w:t>6. Bibliografia</w:t>
+          <w:hyperlink w:anchor="_Toc241337441" w:history="1">
+            <w:r>
+              <w:rPr>
+                <w:rStyle w:val="Hipercze"/>
+                <w:noProof/>
+              </w:rPr>
+              <w:t>3. Proceduralność poziomów</w:t>
             </w:r>
             <w:r>
               <w:rPr>
@@ -1703,7 +1843,7 @@
                 <w:noProof/>
                 <w:webHidden/>
               </w:rPr>
-              <w:instrText xml:space="preserve"> PAGEREF _Toc233987056 \h </w:instrText>
+              <w:instrText xml:space="preserve"> PAGEREF _Toc241337441 \h </w:instrText>
             </w:r>
             <w:r>
               <w:rPr>
@@ -1723,7 +1863,646 @@
                 <w:noProof/>
                 <w:webHidden/>
               </w:rPr>
-              <w:t>4</w:t>
+              <w:t>9</w:t>
+            </w:r>
+            <w:r>
+              <w:rPr>
+                <w:noProof/>
+                <w:webHidden/>
+              </w:rPr>
+              <w:fldChar w:fldCharType="end"/>
+            </w:r>
+          </w:hyperlink>
+        </w:p>
+        <w:p>
+          <w:pPr>
+            <w:pStyle w:val="Spistreci2"/>
+            <w:tabs>
+              <w:tab w:val="right" w:leader="dot" w:pos="9062"/>
+            </w:tabs>
+            <w:rPr>
+              <w:rFonts w:asciiTheme="minorHAnsi" w:eastAsiaTheme="minorEastAsia" w:hAnsiTheme="minorHAnsi" w:cstheme="minorBidi"/>
+              <w:noProof/>
+              <w:kern w:val="2"/>
+              <w14:ligatures w14:val="standardContextual"/>
+            </w:rPr>
+          </w:pPr>
+          <w:hyperlink w:anchor="_Toc241337442" w:history="1">
+            <w:r>
+              <w:rPr>
+                <w:rStyle w:val="Hipercze"/>
+                <w:noProof/>
+              </w:rPr>
+              <w:t>3.1 Łączenie pokoi</w:t>
+            </w:r>
+            <w:r>
+              <w:rPr>
+                <w:noProof/>
+                <w:webHidden/>
+              </w:rPr>
+              <w:tab/>
+            </w:r>
+            <w:r>
+              <w:rPr>
+                <w:noProof/>
+                <w:webHidden/>
+              </w:rPr>
+              <w:fldChar w:fldCharType="begin"/>
+            </w:r>
+            <w:r>
+              <w:rPr>
+                <w:noProof/>
+                <w:webHidden/>
+              </w:rPr>
+              <w:instrText xml:space="preserve"> PAGEREF _Toc241337442 \h </w:instrText>
+            </w:r>
+            <w:r>
+              <w:rPr>
+                <w:noProof/>
+                <w:webHidden/>
+              </w:rPr>
+            </w:r>
+            <w:r>
+              <w:rPr>
+                <w:noProof/>
+                <w:webHidden/>
+              </w:rPr>
+              <w:fldChar w:fldCharType="separate"/>
+            </w:r>
+            <w:r>
+              <w:rPr>
+                <w:noProof/>
+                <w:webHidden/>
+              </w:rPr>
+              <w:t>10</w:t>
+            </w:r>
+            <w:r>
+              <w:rPr>
+                <w:noProof/>
+                <w:webHidden/>
+              </w:rPr>
+              <w:fldChar w:fldCharType="end"/>
+            </w:r>
+          </w:hyperlink>
+        </w:p>
+        <w:p>
+          <w:pPr>
+            <w:pStyle w:val="Spistreci2"/>
+            <w:tabs>
+              <w:tab w:val="right" w:leader="dot" w:pos="9062"/>
+            </w:tabs>
+            <w:rPr>
+              <w:rFonts w:asciiTheme="minorHAnsi" w:eastAsiaTheme="minorEastAsia" w:hAnsiTheme="minorHAnsi" w:cstheme="minorBidi"/>
+              <w:noProof/>
+              <w:kern w:val="2"/>
+              <w14:ligatures w14:val="standardContextual"/>
+            </w:rPr>
+          </w:pPr>
+          <w:hyperlink w:anchor="_Toc241337443" w:history="1">
+            <w:r>
+              <w:rPr>
+                <w:rStyle w:val="Hipercze"/>
+                <w:noProof/>
+              </w:rPr>
+              <w:t>3.2 Korytarze</w:t>
+            </w:r>
+            <w:r>
+              <w:rPr>
+                <w:noProof/>
+                <w:webHidden/>
+              </w:rPr>
+              <w:tab/>
+            </w:r>
+            <w:r>
+              <w:rPr>
+                <w:noProof/>
+                <w:webHidden/>
+              </w:rPr>
+              <w:fldChar w:fldCharType="begin"/>
+            </w:r>
+            <w:r>
+              <w:rPr>
+                <w:noProof/>
+                <w:webHidden/>
+              </w:rPr>
+              <w:instrText xml:space="preserve"> PAGEREF _Toc241337443 \h </w:instrText>
+            </w:r>
+            <w:r>
+              <w:rPr>
+                <w:noProof/>
+                <w:webHidden/>
+              </w:rPr>
+            </w:r>
+            <w:r>
+              <w:rPr>
+                <w:noProof/>
+                <w:webHidden/>
+              </w:rPr>
+              <w:fldChar w:fldCharType="separate"/>
+            </w:r>
+            <w:r>
+              <w:rPr>
+                <w:noProof/>
+                <w:webHidden/>
+              </w:rPr>
+              <w:t>10</w:t>
+            </w:r>
+            <w:r>
+              <w:rPr>
+                <w:noProof/>
+                <w:webHidden/>
+              </w:rPr>
+              <w:fldChar w:fldCharType="end"/>
+            </w:r>
+          </w:hyperlink>
+        </w:p>
+        <w:p>
+          <w:pPr>
+            <w:pStyle w:val="Spistreci1"/>
+            <w:tabs>
+              <w:tab w:val="right" w:leader="dot" w:pos="9062"/>
+            </w:tabs>
+            <w:rPr>
+              <w:rFonts w:asciiTheme="minorHAnsi" w:eastAsiaTheme="minorEastAsia" w:hAnsiTheme="minorHAnsi" w:cstheme="minorBidi"/>
+              <w:noProof/>
+              <w:kern w:val="2"/>
+              <w14:ligatures w14:val="standardContextual"/>
+            </w:rPr>
+          </w:pPr>
+          <w:hyperlink w:anchor="_Toc241337444" w:history="1">
+            <w:r>
+              <w:rPr>
+                <w:rStyle w:val="Hipercze"/>
+                <w:noProof/>
+              </w:rPr>
+              <w:t>4. Przeciwnicy</w:t>
+            </w:r>
+            <w:r>
+              <w:rPr>
+                <w:noProof/>
+                <w:webHidden/>
+              </w:rPr>
+              <w:tab/>
+            </w:r>
+            <w:r>
+              <w:rPr>
+                <w:noProof/>
+                <w:webHidden/>
+              </w:rPr>
+              <w:fldChar w:fldCharType="begin"/>
+            </w:r>
+            <w:r>
+              <w:rPr>
+                <w:noProof/>
+                <w:webHidden/>
+              </w:rPr>
+              <w:instrText xml:space="preserve"> PAGEREF _Toc241337444 \h </w:instrText>
+            </w:r>
+            <w:r>
+              <w:rPr>
+                <w:noProof/>
+                <w:webHidden/>
+              </w:rPr>
+            </w:r>
+            <w:r>
+              <w:rPr>
+                <w:noProof/>
+                <w:webHidden/>
+              </w:rPr>
+              <w:fldChar w:fldCharType="separate"/>
+            </w:r>
+            <w:r>
+              <w:rPr>
+                <w:noProof/>
+                <w:webHidden/>
+              </w:rPr>
+              <w:t>10</w:t>
+            </w:r>
+            <w:r>
+              <w:rPr>
+                <w:noProof/>
+                <w:webHidden/>
+              </w:rPr>
+              <w:fldChar w:fldCharType="end"/>
+            </w:r>
+          </w:hyperlink>
+        </w:p>
+        <w:p>
+          <w:pPr>
+            <w:pStyle w:val="Spistreci2"/>
+            <w:tabs>
+              <w:tab w:val="right" w:leader="dot" w:pos="9062"/>
+            </w:tabs>
+            <w:rPr>
+              <w:rFonts w:asciiTheme="minorHAnsi" w:eastAsiaTheme="minorEastAsia" w:hAnsiTheme="minorHAnsi" w:cstheme="minorBidi"/>
+              <w:noProof/>
+              <w:kern w:val="2"/>
+              <w14:ligatures w14:val="standardContextual"/>
+            </w:rPr>
+          </w:pPr>
+          <w:hyperlink w:anchor="_Toc241337445" w:history="1">
+            <w:r>
+              <w:rPr>
+                <w:rStyle w:val="Hipercze"/>
+                <w:noProof/>
+              </w:rPr>
+              <w:t>4.1 Stany podstawowe</w:t>
+            </w:r>
+            <w:r>
+              <w:rPr>
+                <w:noProof/>
+                <w:webHidden/>
+              </w:rPr>
+              <w:tab/>
+            </w:r>
+            <w:r>
+              <w:rPr>
+                <w:noProof/>
+                <w:webHidden/>
+              </w:rPr>
+              <w:fldChar w:fldCharType="begin"/>
+            </w:r>
+            <w:r>
+              <w:rPr>
+                <w:noProof/>
+                <w:webHidden/>
+              </w:rPr>
+              <w:instrText xml:space="preserve"> PAGEREF _Toc241337445 \h </w:instrText>
+            </w:r>
+            <w:r>
+              <w:rPr>
+                <w:noProof/>
+                <w:webHidden/>
+              </w:rPr>
+            </w:r>
+            <w:r>
+              <w:rPr>
+                <w:noProof/>
+                <w:webHidden/>
+              </w:rPr>
+              <w:fldChar w:fldCharType="separate"/>
+            </w:r>
+            <w:r>
+              <w:rPr>
+                <w:noProof/>
+                <w:webHidden/>
+              </w:rPr>
+              <w:t>10</w:t>
+            </w:r>
+            <w:r>
+              <w:rPr>
+                <w:noProof/>
+                <w:webHidden/>
+              </w:rPr>
+              <w:fldChar w:fldCharType="end"/>
+            </w:r>
+          </w:hyperlink>
+        </w:p>
+        <w:p>
+          <w:pPr>
+            <w:pStyle w:val="Spistreci2"/>
+            <w:tabs>
+              <w:tab w:val="right" w:leader="dot" w:pos="9062"/>
+            </w:tabs>
+            <w:rPr>
+              <w:rFonts w:asciiTheme="minorHAnsi" w:eastAsiaTheme="minorEastAsia" w:hAnsiTheme="minorHAnsi" w:cstheme="minorBidi"/>
+              <w:noProof/>
+              <w:kern w:val="2"/>
+              <w14:ligatures w14:val="standardContextual"/>
+            </w:rPr>
+          </w:pPr>
+          <w:hyperlink w:anchor="_Toc241337446" w:history="1">
+            <w:r>
+              <w:rPr>
+                <w:rStyle w:val="Hipercze"/>
+                <w:noProof/>
+              </w:rPr>
+              <w:t>4.2 Zombie</w:t>
+            </w:r>
+            <w:r>
+              <w:rPr>
+                <w:noProof/>
+                <w:webHidden/>
+              </w:rPr>
+              <w:tab/>
+            </w:r>
+            <w:r>
+              <w:rPr>
+                <w:noProof/>
+                <w:webHidden/>
+              </w:rPr>
+              <w:fldChar w:fldCharType="begin"/>
+            </w:r>
+            <w:r>
+              <w:rPr>
+                <w:noProof/>
+                <w:webHidden/>
+              </w:rPr>
+              <w:instrText xml:space="preserve"> PAGEREF _Toc241337446 \h </w:instrText>
+            </w:r>
+            <w:r>
+              <w:rPr>
+                <w:noProof/>
+                <w:webHidden/>
+              </w:rPr>
+            </w:r>
+            <w:r>
+              <w:rPr>
+                <w:noProof/>
+                <w:webHidden/>
+              </w:rPr>
+              <w:fldChar w:fldCharType="separate"/>
+            </w:r>
+            <w:r>
+              <w:rPr>
+                <w:noProof/>
+                <w:webHidden/>
+              </w:rPr>
+              <w:t>10</w:t>
+            </w:r>
+            <w:r>
+              <w:rPr>
+                <w:noProof/>
+                <w:webHidden/>
+              </w:rPr>
+              <w:fldChar w:fldCharType="end"/>
+            </w:r>
+          </w:hyperlink>
+        </w:p>
+        <w:p>
+          <w:pPr>
+            <w:pStyle w:val="Spistreci2"/>
+            <w:tabs>
+              <w:tab w:val="right" w:leader="dot" w:pos="9062"/>
+            </w:tabs>
+            <w:rPr>
+              <w:rFonts w:asciiTheme="minorHAnsi" w:eastAsiaTheme="minorEastAsia" w:hAnsiTheme="minorHAnsi" w:cstheme="minorBidi"/>
+              <w:noProof/>
+              <w:kern w:val="2"/>
+              <w14:ligatures w14:val="standardContextual"/>
+            </w:rPr>
+          </w:pPr>
+          <w:hyperlink w:anchor="_Toc241337447" w:history="1">
+            <w:r>
+              <w:rPr>
+                <w:rStyle w:val="Hipercze"/>
+                <w:noProof/>
+              </w:rPr>
+              <w:t>4.3 Szkielet</w:t>
+            </w:r>
+            <w:r>
+              <w:rPr>
+                <w:noProof/>
+                <w:webHidden/>
+              </w:rPr>
+              <w:tab/>
+            </w:r>
+            <w:r>
+              <w:rPr>
+                <w:noProof/>
+                <w:webHidden/>
+              </w:rPr>
+              <w:fldChar w:fldCharType="begin"/>
+            </w:r>
+            <w:r>
+              <w:rPr>
+                <w:noProof/>
+                <w:webHidden/>
+              </w:rPr>
+              <w:instrText xml:space="preserve"> PAGEREF _Toc241337447 \h </w:instrText>
+            </w:r>
+            <w:r>
+              <w:rPr>
+                <w:noProof/>
+                <w:webHidden/>
+              </w:rPr>
+            </w:r>
+            <w:r>
+              <w:rPr>
+                <w:noProof/>
+                <w:webHidden/>
+              </w:rPr>
+              <w:fldChar w:fldCharType="separate"/>
+            </w:r>
+            <w:r>
+              <w:rPr>
+                <w:noProof/>
+                <w:webHidden/>
+              </w:rPr>
+              <w:t>11</w:t>
+            </w:r>
+            <w:r>
+              <w:rPr>
+                <w:noProof/>
+                <w:webHidden/>
+              </w:rPr>
+              <w:fldChar w:fldCharType="end"/>
+            </w:r>
+          </w:hyperlink>
+        </w:p>
+        <w:p>
+          <w:pPr>
+            <w:pStyle w:val="Spistreci1"/>
+            <w:tabs>
+              <w:tab w:val="right" w:leader="dot" w:pos="9062"/>
+            </w:tabs>
+            <w:rPr>
+              <w:rFonts w:asciiTheme="minorHAnsi" w:eastAsiaTheme="minorEastAsia" w:hAnsiTheme="minorHAnsi" w:cstheme="minorBidi"/>
+              <w:noProof/>
+              <w:kern w:val="2"/>
+              <w14:ligatures w14:val="standardContextual"/>
+            </w:rPr>
+          </w:pPr>
+          <w:hyperlink w:anchor="_Toc241337448" w:history="1">
+            <w:r>
+              <w:rPr>
+                <w:rStyle w:val="Hipercze"/>
+                <w:noProof/>
+              </w:rPr>
+              <w:t>7. Podsumowanie</w:t>
+            </w:r>
+            <w:r>
+              <w:rPr>
+                <w:noProof/>
+                <w:webHidden/>
+              </w:rPr>
+              <w:tab/>
+            </w:r>
+            <w:r>
+              <w:rPr>
+                <w:noProof/>
+                <w:webHidden/>
+              </w:rPr>
+              <w:fldChar w:fldCharType="begin"/>
+            </w:r>
+            <w:r>
+              <w:rPr>
+                <w:noProof/>
+                <w:webHidden/>
+              </w:rPr>
+              <w:instrText xml:space="preserve"> PAGEREF _Toc241337448 \h </w:instrText>
+            </w:r>
+            <w:r>
+              <w:rPr>
+                <w:noProof/>
+                <w:webHidden/>
+              </w:rPr>
+            </w:r>
+            <w:r>
+              <w:rPr>
+                <w:noProof/>
+                <w:webHidden/>
+              </w:rPr>
+              <w:fldChar w:fldCharType="separate"/>
+            </w:r>
+            <w:r>
+              <w:rPr>
+                <w:noProof/>
+                <w:webHidden/>
+              </w:rPr>
+              <w:t>11</w:t>
+            </w:r>
+            <w:r>
+              <w:rPr>
+                <w:noProof/>
+                <w:webHidden/>
+              </w:rPr>
+              <w:fldChar w:fldCharType="end"/>
+            </w:r>
+          </w:hyperlink>
+        </w:p>
+        <w:p>
+          <w:pPr>
+            <w:pStyle w:val="Spistreci1"/>
+            <w:tabs>
+              <w:tab w:val="right" w:leader="dot" w:pos="9062"/>
+            </w:tabs>
+            <w:rPr>
+              <w:rFonts w:asciiTheme="minorHAnsi" w:eastAsiaTheme="minorEastAsia" w:hAnsiTheme="minorHAnsi" w:cstheme="minorBidi"/>
+              <w:noProof/>
+              <w:kern w:val="2"/>
+              <w14:ligatures w14:val="standardContextual"/>
+            </w:rPr>
+          </w:pPr>
+          <w:hyperlink w:anchor="_Toc241337449" w:history="1">
+            <w:r>
+              <w:rPr>
+                <w:rStyle w:val="Hipercze"/>
+                <w:noProof/>
+              </w:rPr>
+              <w:t>8. Bibliografia</w:t>
+            </w:r>
+            <w:r>
+              <w:rPr>
+                <w:noProof/>
+                <w:webHidden/>
+              </w:rPr>
+              <w:tab/>
+            </w:r>
+            <w:r>
+              <w:rPr>
+                <w:noProof/>
+                <w:webHidden/>
+              </w:rPr>
+              <w:fldChar w:fldCharType="begin"/>
+            </w:r>
+            <w:r>
+              <w:rPr>
+                <w:noProof/>
+                <w:webHidden/>
+              </w:rPr>
+              <w:instrText xml:space="preserve"> PAGEREF _Toc241337449 \h </w:instrText>
+            </w:r>
+            <w:r>
+              <w:rPr>
+                <w:noProof/>
+                <w:webHidden/>
+              </w:rPr>
+            </w:r>
+            <w:r>
+              <w:rPr>
+                <w:noProof/>
+                <w:webHidden/>
+              </w:rPr>
+              <w:fldChar w:fldCharType="separate"/>
+            </w:r>
+            <w:r>
+              <w:rPr>
+                <w:noProof/>
+                <w:webHidden/>
+              </w:rPr>
+              <w:t>11</w:t>
+            </w:r>
+            <w:r>
+              <w:rPr>
+                <w:noProof/>
+                <w:webHidden/>
+              </w:rPr>
+              <w:fldChar w:fldCharType="end"/>
+            </w:r>
+          </w:hyperlink>
+        </w:p>
+        <w:p>
+          <w:pPr>
+            <w:pStyle w:val="Spistreci1"/>
+            <w:tabs>
+              <w:tab w:val="right" w:leader="dot" w:pos="9062"/>
+            </w:tabs>
+            <w:rPr>
+              <w:rFonts w:asciiTheme="minorHAnsi" w:eastAsiaTheme="minorEastAsia" w:hAnsiTheme="minorHAnsi" w:cstheme="minorBidi"/>
+              <w:noProof/>
+              <w:kern w:val="2"/>
+              <w14:ligatures w14:val="standardContextual"/>
+            </w:rPr>
+          </w:pPr>
+          <w:hyperlink w:anchor="_Toc241337450" w:history="1">
+            <w:r>
+              <w:rPr>
+                <w:rStyle w:val="Hipercze"/>
+                <w:noProof/>
+              </w:rPr>
+              <w:t>9. Pakiety i inne źródła</w:t>
+            </w:r>
+            <w:r>
+              <w:rPr>
+                <w:noProof/>
+                <w:webHidden/>
+              </w:rPr>
+              <w:tab/>
+            </w:r>
+            <w:r>
+              <w:rPr>
+                <w:noProof/>
+                <w:webHidden/>
+              </w:rPr>
+              <w:fldChar w:fldCharType="begin"/>
+            </w:r>
+            <w:r>
+              <w:rPr>
+                <w:noProof/>
+                <w:webHidden/>
+              </w:rPr>
+              <w:instrText xml:space="preserve"> PAGEREF _Toc241337450 \h </w:instrText>
+            </w:r>
+            <w:r>
+              <w:rPr>
+                <w:noProof/>
+                <w:webHidden/>
+              </w:rPr>
+            </w:r>
+            <w:r>
+              <w:rPr>
+                <w:noProof/>
+                <w:webHidden/>
+              </w:rPr>
+              <w:fldChar w:fldCharType="separate"/>
+            </w:r>
+            <w:r>
+              <w:rPr>
+                <w:noProof/>
+                <w:webHidden/>
+              </w:rPr>
+              <w:t>11</w:t>
             </w:r>
             <w:r>
               <w:rPr>
@@ -1757,7 +2536,7 @@
     <w:p>
       <w:pPr>
         <w:rPr>
-          <w:rStyle w:val="IntenseReference"/>
+          <w:rStyle w:val="Odwoanieintensywne"/>
         </w:rPr>
       </w:pPr>
       <w:r>
@@ -1819,6 +2598,7 @@
           <w:color w:val="000000" w:themeColor="text1"/>
           <w:u w:val="single"/>
         </w:rPr>
+        <w:lastRenderedPageBreak/>
         <w:t>​</w:t>
       </w:r>
       <w:r>
@@ -2135,11 +2915,10 @@
     </w:p>
     <w:p>
       <w:pPr>
-        <w:pStyle w:val="Heading1"/>
-      </w:pPr>
-      <w:bookmarkStart w:id="0" w:name="_Toc233987042"/>
-      <w:r>
-        <w:lastRenderedPageBreak/>
+        <w:pStyle w:val="Nagwek1"/>
+      </w:pPr>
+      <w:bookmarkStart w:id="0" w:name="_Toc241337426"/>
+      <w:r>
         <w:t>1. </w:t>
       </w:r>
       <w:r>
@@ -2230,33 +3009,33 @@
     </w:p>
     <w:p>
       <w:pPr>
-        <w:pStyle w:val="Heading2"/>
+        <w:pStyle w:val="Nagwek2"/>
         <w:numPr>
           <w:ilvl w:val="1"/>
           <w:numId w:val="25"/>
         </w:numPr>
       </w:pPr>
-      <w:bookmarkStart w:id="1" w:name="_Toc233987043"/>
+      <w:bookmarkStart w:id="1" w:name="_Toc241337427"/>
       <w:r>
         <w:t>Cel pracy</w:t>
       </w:r>
+      <w:r>
+        <w:t> </w:t>
+      </w:r>
+      <w:r>
+        <w:t>i wykorzystane technologie</w:t>
+      </w:r>
       <w:bookmarkEnd w:id="1"/>
-      <w:r>
-        <w:t> </w:t>
-      </w:r>
-      <w:r>
-        <w:t>i wykorzystane technologie</w:t>
-      </w:r>
-    </w:p>
-    <w:p>
-      <w:pPr>
-        <w:pStyle w:val="Heading3"/>
+    </w:p>
+    <w:p>
+      <w:pPr>
+        <w:pStyle w:val="Nagwek3"/>
         <w:numPr>
           <w:ilvl w:val="0"/>
           <w:numId w:val="24"/>
         </w:numPr>
       </w:pPr>
-      <w:bookmarkStart w:id="2" w:name="_Toc233987044"/>
+      <w:bookmarkStart w:id="2" w:name="_Toc241337428"/>
       <w:r>
         <w:t>Cel główny:</w:t>
       </w:r>
@@ -2361,13 +3140,13 @@
     </w:p>
     <w:p>
       <w:pPr>
-        <w:pStyle w:val="Heading3"/>
+        <w:pStyle w:val="Nagwek3"/>
         <w:numPr>
           <w:ilvl w:val="0"/>
           <w:numId w:val="24"/>
         </w:numPr>
       </w:pPr>
-      <w:bookmarkStart w:id="3" w:name="_Toc233987045"/>
+      <w:bookmarkStart w:id="3" w:name="_Toc241337429"/>
       <w:r>
         <w:t>Cele szczegółowe:</w:t>
       </w:r>
@@ -2486,7 +3265,6 @@
         <w:rPr>
           <w:color w:val="000000" w:themeColor="text1"/>
         </w:rPr>
-        <w:lastRenderedPageBreak/>
         <w:t>Implementacja algorytmu zwiększającego poziom trudności wraz z postępem rozgrywki</w:t>
       </w:r>
     </w:p>
@@ -2551,21 +3329,23 @@
     </w:p>
     <w:p>
       <w:pPr>
-        <w:pStyle w:val="ListParagraph"/>
+        <w:pStyle w:val="Akapitzlist"/>
         <w:numPr>
           <w:ilvl w:val="0"/>
           <w:numId w:val="24"/>
         </w:numPr>
         <w:rPr>
-          <w:rStyle w:val="Heading3Char"/>
-        </w:rPr>
-      </w:pPr>
-      <w:r>
-        <w:rPr>
-          <w:rStyle w:val="Heading3Char"/>
+          <w:rStyle w:val="Nagwek3Znak"/>
+        </w:rPr>
+      </w:pPr>
+      <w:bookmarkStart w:id="4" w:name="_Toc241337430"/>
+      <w:r>
+        <w:rPr>
+          <w:rStyle w:val="Nagwek3Znak"/>
         </w:rPr>
         <w:t>Wykorzystane technologie</w:t>
       </w:r>
+      <w:bookmarkEnd w:id="4"/>
     </w:p>
     <w:p>
       <w:pPr>
@@ -2599,13 +3379,13 @@
     </w:p>
     <w:p>
       <w:pPr>
-        <w:pStyle w:val="Heading2"/>
-      </w:pPr>
-      <w:bookmarkStart w:id="4" w:name="_Toc233987046"/>
+        <w:pStyle w:val="Nagwek2"/>
+      </w:pPr>
+      <w:bookmarkStart w:id="5" w:name="_Toc241337431"/>
       <w:r>
         <w:t>1.2 Zakres pracy</w:t>
       </w:r>
-      <w:bookmarkEnd w:id="4"/>
+      <w:bookmarkEnd w:id="5"/>
       <w:r>
         <w:t> </w:t>
       </w:r>
@@ -2848,38 +3628,39 @@
     </w:p>
     <w:p>
       <w:pPr>
-        <w:pStyle w:val="Heading1"/>
-      </w:pPr>
-      <w:bookmarkStart w:id="5" w:name="_Toc233987047"/>
+        <w:pStyle w:val="Nagwek1"/>
+      </w:pPr>
+      <w:bookmarkStart w:id="6" w:name="_Toc241337432"/>
       <w:r>
         <w:t xml:space="preserve">2. </w:t>
       </w:r>
       <w:r>
         <w:t>Podstawowe systemy gry</w:t>
       </w:r>
-      <w:bookmarkEnd w:id="5"/>
+      <w:bookmarkEnd w:id="6"/>
       <w:r>
         <w:t> </w:t>
       </w:r>
     </w:p>
     <w:p>
       <w:pPr>
-        <w:pStyle w:val="ListParagraph"/>
-        <w:rPr>
-          <w:color w:val="000000" w:themeColor="text1"/>
-        </w:rPr>
-      </w:pPr>
-    </w:p>
-    <w:p>
-      <w:pPr>
-        <w:pStyle w:val="Heading2"/>
+        <w:pStyle w:val="Akapitzlist"/>
+        <w:rPr>
+          <w:color w:val="000000" w:themeColor="text1"/>
+        </w:rPr>
+      </w:pPr>
+    </w:p>
+    <w:p>
+      <w:pPr>
+        <w:pStyle w:val="Nagwek2"/>
         <w:ind w:left="720"/>
       </w:pPr>
-      <w:bookmarkStart w:id="6" w:name="_Toc233987048"/>
-      <w:r>
+      <w:bookmarkStart w:id="7" w:name="_Toc241337433"/>
+      <w:r>
+        <w:lastRenderedPageBreak/>
         <w:t>2.1 System poruszania się</w:t>
       </w:r>
-      <w:bookmarkEnd w:id="6"/>
+      <w:bookmarkEnd w:id="7"/>
       <w:r>
         <w:t> </w:t>
       </w:r>
@@ -2942,7 +3723,6 @@
           <w:noProof/>
           <w:color w:val="000000" w:themeColor="text1"/>
         </w:rPr>
-        <w:lastRenderedPageBreak/>
         <w:drawing>
           <wp:inline distT="0" distB="0" distL="0" distR="0" wp14:anchorId="34B19C84" wp14:editId="1CCE48C6">
             <wp:extent cx="4191585" cy="2219635"/>
@@ -3217,7 +3997,7 @@
     </w:p>
     <w:p>
       <w:pPr>
-        <w:pStyle w:val="ListParagraph"/>
+        <w:pStyle w:val="Akapitzlist"/>
         <w:numPr>
           <w:ilvl w:val="0"/>
           <w:numId w:val="33"/>
@@ -3242,7 +4022,7 @@
     </w:p>
     <w:p>
       <w:pPr>
-        <w:pStyle w:val="ListParagraph"/>
+        <w:pStyle w:val="Akapitzlist"/>
         <w:numPr>
           <w:ilvl w:val="0"/>
           <w:numId w:val="33"/>
@@ -3261,7 +4041,7 @@
     </w:p>
     <w:p>
       <w:pPr>
-        <w:pStyle w:val="ListParagraph"/>
+        <w:pStyle w:val="Akapitzlist"/>
         <w:numPr>
           <w:ilvl w:val="0"/>
           <w:numId w:val="33"/>
@@ -3279,7 +4059,7 @@
     </w:p>
     <w:p>
       <w:pPr>
-        <w:pStyle w:val="ListParagraph"/>
+        <w:pStyle w:val="Akapitzlist"/>
         <w:numPr>
           <w:ilvl w:val="0"/>
           <w:numId w:val="33"/>
@@ -3312,14 +4092,14 @@
     </w:p>
     <w:p>
       <w:pPr>
-        <w:pStyle w:val="Heading2"/>
+        <w:pStyle w:val="Nagwek2"/>
         <w:ind w:left="720"/>
       </w:pPr>
-      <w:bookmarkStart w:id="7" w:name="_Toc233987049"/>
+      <w:bookmarkStart w:id="8" w:name="_Toc241337434"/>
       <w:r>
         <w:t>2.2 System broni / ekwipunek</w:t>
       </w:r>
-      <w:bookmarkEnd w:id="7"/>
+      <w:bookmarkEnd w:id="8"/>
       <w:r>
         <w:t> </w:t>
       </w:r>
@@ -3359,7 +4139,14 @@
         <w:rPr>
           <w:color w:val="000000" w:themeColor="text1"/>
         </w:rPr>
-        <w:t>e podnosić broń przy pomocy przycisku interakcji </w:t>
+        <w:t xml:space="preserve">e podnosić broń przy pomocy przycisku </w:t>
+      </w:r>
+      <w:r>
+        <w:rPr>
+          <w:color w:val="000000" w:themeColor="text1"/>
+        </w:rPr>
+        <w:lastRenderedPageBreak/>
+        <w:t>interakcji </w:t>
       </w:r>
       <w:r>
         <w:rPr>
@@ -3416,7 +4203,7 @@
     </w:p>
     <w:p>
       <w:pPr>
-        <w:pStyle w:val="ListParagraph"/>
+        <w:pStyle w:val="Akapitzlist"/>
         <w:numPr>
           <w:ilvl w:val="0"/>
           <w:numId w:val="27"/>
@@ -3435,7 +4222,7 @@
     </w:p>
     <w:p>
       <w:pPr>
-        <w:pStyle w:val="ListParagraph"/>
+        <w:pStyle w:val="Akapitzlist"/>
         <w:numPr>
           <w:ilvl w:val="0"/>
           <w:numId w:val="27"/>
@@ -3449,13 +4236,12 @@
         <w:rPr>
           <w:color w:val="000000" w:themeColor="text1"/>
         </w:rPr>
-        <w:lastRenderedPageBreak/>
         <w:t>Frag – granat po upływie czasu wybucha zadając obrażenia wszystkim postaciom w zasięgu</w:t>
       </w:r>
     </w:p>
     <w:p>
       <w:pPr>
-        <w:pStyle w:val="ListParagraph"/>
+        <w:pStyle w:val="Akapitzlist"/>
         <w:numPr>
           <w:ilvl w:val="0"/>
           <w:numId w:val="27"/>
@@ -3474,7 +4260,7 @@
     </w:p>
     <w:p>
       <w:pPr>
-        <w:pStyle w:val="ListParagraph"/>
+        <w:pStyle w:val="Akapitzlist"/>
         <w:ind w:left="1080"/>
         <w:rPr>
           <w:color w:val="000000" w:themeColor="text1"/>
@@ -3483,12 +4269,14 @@
     </w:p>
     <w:p>
       <w:pPr>
-        <w:pStyle w:val="Heading2"/>
+        <w:pStyle w:val="Nagwek2"/>
         <w:ind w:firstLine="720"/>
       </w:pPr>
+      <w:bookmarkStart w:id="9" w:name="_Toc241337435"/>
       <w:r>
         <w:t>2.3 Punkty gracza</w:t>
       </w:r>
+      <w:bookmarkEnd w:id="9"/>
     </w:p>
     <w:p>
       <w:pPr>
@@ -3508,10 +4296,10 @@
     </w:p>
     <w:p>
       <w:pPr>
-        <w:pStyle w:val="Heading2"/>
+        <w:pStyle w:val="Nagwek2"/>
         <w:ind w:left="720"/>
       </w:pPr>
-      <w:bookmarkStart w:id="8" w:name="_Toc233987050"/>
+      <w:bookmarkStart w:id="10" w:name="_Toc241337436"/>
       <w:r>
         <w:t>2.</w:t>
       </w:r>
@@ -3521,7 +4309,7 @@
       <w:r>
         <w:t> System walki</w:t>
       </w:r>
-      <w:bookmarkEnd w:id="8"/>
+      <w:bookmarkEnd w:id="10"/>
       <w:r>
         <w:t> </w:t>
       </w:r>
@@ -3586,7 +4374,7 @@
     </w:p>
     <w:p>
       <w:pPr>
-        <w:pStyle w:val="ListParagraph"/>
+        <w:pStyle w:val="Akapitzlist"/>
         <w:jc w:val="center"/>
         <w:rPr>
           <w:b/>
@@ -3609,7 +4397,7 @@
     </w:p>
     <w:p>
       <w:pPr>
-        <w:pStyle w:val="ListParagraph"/>
+        <w:pStyle w:val="Akapitzlist"/>
         <w:jc w:val="center"/>
         <w:rPr>
           <w:color w:val="000000" w:themeColor="text1"/>
@@ -3672,7 +4460,7 @@
     </w:p>
     <w:p>
       <w:pPr>
-        <w:pStyle w:val="ListParagraph"/>
+        <w:pStyle w:val="Akapitzlist"/>
         <w:jc w:val="center"/>
         <w:rPr>
           <w:color w:val="000000" w:themeColor="text1"/>
@@ -3743,7 +4531,7 @@
     </w:p>
     <w:p>
       <w:pPr>
-        <w:pStyle w:val="ListParagraph"/>
+        <w:pStyle w:val="Akapitzlist"/>
         <w:jc w:val="center"/>
         <w:rPr>
           <w:color w:val="000000" w:themeColor="text1"/>
@@ -3752,7 +4540,7 @@
     </w:p>
     <w:p>
       <w:pPr>
-        <w:pStyle w:val="ListParagraph"/>
+        <w:pStyle w:val="Akapitzlist"/>
         <w:rPr>
           <w:color w:val="000000" w:themeColor="text1"/>
         </w:rPr>
@@ -3766,15 +4554,15 @@
     </w:p>
     <w:p>
       <w:pPr>
-        <w:pStyle w:val="ListParagraph"/>
-        <w:rPr>
-          <w:color w:val="000000" w:themeColor="text1"/>
-        </w:rPr>
-      </w:pPr>
-    </w:p>
-    <w:p>
-      <w:pPr>
-        <w:pStyle w:val="ListParagraph"/>
+        <w:pStyle w:val="Akapitzlist"/>
+        <w:rPr>
+          <w:color w:val="000000" w:themeColor="text1"/>
+        </w:rPr>
+      </w:pPr>
+    </w:p>
+    <w:p>
+      <w:pPr>
+        <w:pStyle w:val="Akapitzlist"/>
         <w:jc w:val="center"/>
         <w:rPr>
           <w:b/>
@@ -3797,7 +4585,7 @@
     </w:p>
     <w:p>
       <w:pPr>
-        <w:pStyle w:val="ListParagraph"/>
+        <w:pStyle w:val="Akapitzlist"/>
         <w:jc w:val="center"/>
         <w:rPr>
           <w:b/>
@@ -3911,7 +4699,7 @@
     </w:p>
     <w:p>
       <w:pPr>
-        <w:pStyle w:val="ListParagraph"/>
+        <w:pStyle w:val="Akapitzlist"/>
         <w:jc w:val="center"/>
         <w:rPr>
           <w:b/>
@@ -3924,7 +4712,7 @@
     </w:p>
     <w:p>
       <w:pPr>
-        <w:pStyle w:val="ListParagraph"/>
+        <w:pStyle w:val="Akapitzlist"/>
         <w:rPr>
           <w:color w:val="000000" w:themeColor="text1"/>
         </w:rPr>
@@ -4394,10 +5182,10 @@
     </w:p>
     <w:p>
       <w:pPr>
-        <w:pStyle w:val="Heading2"/>
+        <w:pStyle w:val="Nagwek2"/>
         <w:ind w:left="720"/>
       </w:pPr>
-      <w:bookmarkStart w:id="9" w:name="_Toc233987051"/>
+      <w:bookmarkStart w:id="11" w:name="_Toc241337437"/>
       <w:r>
         <w:t>2.</w:t>
       </w:r>
@@ -4407,7 +5195,7 @@
       <w:r>
         <w:t xml:space="preserve"> HUD</w:t>
       </w:r>
-      <w:bookmarkEnd w:id="9"/>
+      <w:bookmarkEnd w:id="11"/>
       <w:r>
         <w:t> </w:t>
       </w:r>
@@ -4439,7 +5227,7 @@
     </w:p>
     <w:p>
       <w:pPr>
-        <w:pStyle w:val="ListParagraph"/>
+        <w:pStyle w:val="Akapitzlist"/>
         <w:numPr>
           <w:ilvl w:val="0"/>
           <w:numId w:val="32"/>
@@ -4457,7 +5245,7 @@
     </w:p>
     <w:p>
       <w:pPr>
-        <w:pStyle w:val="ListParagraph"/>
+        <w:pStyle w:val="Akapitzlist"/>
         <w:numPr>
           <w:ilvl w:val="0"/>
           <w:numId w:val="32"/>
@@ -4475,7 +5263,7 @@
     </w:p>
     <w:p>
       <w:pPr>
-        <w:pStyle w:val="ListParagraph"/>
+        <w:pStyle w:val="Akapitzlist"/>
         <w:numPr>
           <w:ilvl w:val="0"/>
           <w:numId w:val="32"/>
@@ -4493,7 +5281,7 @@
     </w:p>
     <w:p>
       <w:pPr>
-        <w:pStyle w:val="ListParagraph"/>
+        <w:pStyle w:val="Akapitzlist"/>
         <w:numPr>
           <w:ilvl w:val="0"/>
           <w:numId w:val="32"/>
@@ -4511,7 +5299,7 @@
     </w:p>
     <w:p>
       <w:pPr>
-        <w:pStyle w:val="ListParagraph"/>
+        <w:pStyle w:val="Akapitzlist"/>
         <w:numPr>
           <w:ilvl w:val="0"/>
           <w:numId w:val="32"/>
@@ -4529,7 +5317,7 @@
     </w:p>
     <w:p>
       <w:pPr>
-        <w:pStyle w:val="ListParagraph"/>
+        <w:pStyle w:val="Akapitzlist"/>
         <w:numPr>
           <w:ilvl w:val="0"/>
           <w:numId w:val="32"/>
@@ -4547,7 +5335,7 @@
     </w:p>
     <w:p>
       <w:pPr>
-        <w:pStyle w:val="ListParagraph"/>
+        <w:pStyle w:val="Akapitzlist"/>
         <w:rPr>
           <w:color w:val="000000" w:themeColor="text1"/>
         </w:rPr>
@@ -4691,12 +5479,14 @@
     </w:p>
     <w:p>
       <w:pPr>
-        <w:pStyle w:val="Heading2"/>
+        <w:pStyle w:val="Nagwek2"/>
         <w:ind w:firstLine="720"/>
       </w:pPr>
+      <w:bookmarkStart w:id="12" w:name="_Toc241337438"/>
       <w:r>
         <w:t>2.6. Ulepszenia gracza</w:t>
       </w:r>
+      <w:bookmarkEnd w:id="12"/>
     </w:p>
     <w:p>
       <w:pPr>
@@ -4834,11 +5624,13 @@
     </w:p>
     <w:p>
       <w:pPr>
-        <w:pStyle w:val="Heading2"/>
-      </w:pPr>
+        <w:pStyle w:val="Nagwek2"/>
+      </w:pPr>
+      <w:bookmarkStart w:id="13" w:name="_Toc241337439"/>
       <w:r>
         <w:t>2.7 Ulepszenia broni</w:t>
       </w:r>
+      <w:bookmarkEnd w:id="13"/>
     </w:p>
     <w:p>
       <w:pPr>
@@ -4893,8 +5685,9 @@
     <w:p/>
     <w:p>
       <w:pPr>
-        <w:pStyle w:val="Heading2"/>
-      </w:pPr>
+        <w:pStyle w:val="Nagwek2"/>
+      </w:pPr>
+      <w:bookmarkStart w:id="14" w:name="_Toc241337440"/>
       <w:r>
         <w:t xml:space="preserve">2.8 </w:t>
       </w:r>
@@ -4904,6 +5697,7 @@
       <w:r>
         <w:t>gracza</w:t>
       </w:r>
+      <w:bookmarkEnd w:id="14"/>
     </w:p>
     <w:p>
       <w:r>
@@ -4920,9 +5714,9 @@
     </w:p>
     <w:p>
       <w:pPr>
-        <w:pStyle w:val="Heading1"/>
-      </w:pPr>
-      <w:bookmarkStart w:id="10" w:name="_Toc233987052"/>
+        <w:pStyle w:val="Nagwek1"/>
+      </w:pPr>
+      <w:bookmarkStart w:id="15" w:name="_Toc241337441"/>
       <w:r>
         <w:t>3.</w:t>
       </w:r>
@@ -4932,7 +5726,7 @@
       <w:r>
         <w:t>poziomów</w:t>
       </w:r>
-      <w:bookmarkEnd w:id="10"/>
+      <w:bookmarkEnd w:id="15"/>
       <w:r>
         <w:t> </w:t>
       </w:r>
@@ -4962,8 +5756,9 @@
     </w:p>
     <w:p>
       <w:pPr>
-        <w:pStyle w:val="Heading2"/>
-      </w:pPr>
+        <w:pStyle w:val="Nagwek2"/>
+      </w:pPr>
+      <w:bookmarkStart w:id="16" w:name="_Toc241337442"/>
       <w:r>
         <w:lastRenderedPageBreak/>
         <w:t xml:space="preserve">3.1 </w:t>
@@ -4971,6 +5766,7 @@
       <w:r>
         <w:t>Łączenie pokoi</w:t>
       </w:r>
+      <w:bookmarkEnd w:id="16"/>
     </w:p>
     <w:p>
       <w:r>
@@ -4989,11 +5785,13 @@
     <w:p/>
     <w:p>
       <w:pPr>
-        <w:pStyle w:val="Heading2"/>
-      </w:pPr>
+        <w:pStyle w:val="Nagwek2"/>
+      </w:pPr>
+      <w:bookmarkStart w:id="17" w:name="_Toc241337443"/>
       <w:r>
         <w:t>3.2 Korytarze</w:t>
       </w:r>
+      <w:bookmarkEnd w:id="17"/>
     </w:p>
     <w:p>
       <w:r>
@@ -5049,16 +5847,16 @@
     </w:p>
     <w:p>
       <w:pPr>
-        <w:pStyle w:val="Heading1"/>
-      </w:pPr>
-      <w:bookmarkStart w:id="11" w:name="_Toc233987053"/>
+        <w:pStyle w:val="Nagwek1"/>
+      </w:pPr>
+      <w:bookmarkStart w:id="18" w:name="_Toc241337444"/>
       <w:r>
         <w:t>4. </w:t>
       </w:r>
-      <w:bookmarkEnd w:id="11"/>
       <w:r>
         <w:t>Przeciwnicy</w:t>
       </w:r>
+      <w:bookmarkEnd w:id="18"/>
       <w:r>
         <w:t> </w:t>
       </w:r>
@@ -5113,12 +5911,14 @@
     <w:p/>
     <w:p>
       <w:pPr>
-        <w:pStyle w:val="Heading2"/>
+        <w:pStyle w:val="Nagwek2"/>
         <w:ind w:firstLine="720"/>
       </w:pPr>
+      <w:bookmarkStart w:id="19" w:name="_Toc241337445"/>
       <w:r>
         <w:t>4.1 Stany podstawowe</w:t>
       </w:r>
+      <w:bookmarkEnd w:id="19"/>
     </w:p>
     <w:p>
       <w:r>
@@ -5136,7 +5936,7 @@
     </w:p>
     <w:p>
       <w:pPr>
-        <w:pStyle w:val="ListParagraph"/>
+        <w:pStyle w:val="Akapitzlist"/>
         <w:numPr>
           <w:ilvl w:val="0"/>
           <w:numId w:val="28"/>
@@ -5154,7 +5954,7 @@
     </w:p>
     <w:p>
       <w:pPr>
-        <w:pStyle w:val="ListParagraph"/>
+        <w:pStyle w:val="Akapitzlist"/>
         <w:numPr>
           <w:ilvl w:val="0"/>
           <w:numId w:val="28"/>
@@ -5167,9 +5967,10 @@
     <w:p/>
     <w:p>
       <w:pPr>
-        <w:pStyle w:val="Heading2"/>
+        <w:pStyle w:val="Nagwek2"/>
         <w:ind w:firstLine="720"/>
       </w:pPr>
+      <w:bookmarkStart w:id="20" w:name="_Toc241337446"/>
       <w:r>
         <w:t>4.</w:t>
       </w:r>
@@ -5179,10 +5980,11 @@
       <w:r>
         <w:t xml:space="preserve"> Zombie</w:t>
       </w:r>
-    </w:p>
-    <w:p>
-      <w:pPr>
-        <w:pStyle w:val="ListParagraph"/>
+      <w:bookmarkEnd w:id="20"/>
+    </w:p>
+    <w:p>
+      <w:pPr>
+        <w:pStyle w:val="Akapitzlist"/>
         <w:numPr>
           <w:ilvl w:val="0"/>
           <w:numId w:val="28"/>
@@ -5201,17 +6003,19 @@
     </w:p>
     <w:p>
       <w:pPr>
-        <w:pStyle w:val="Heading2"/>
+        <w:pStyle w:val="Nagwek2"/>
         <w:ind w:firstLine="720"/>
       </w:pPr>
+      <w:bookmarkStart w:id="21" w:name="_Toc241337447"/>
       <w:r>
         <w:lastRenderedPageBreak/>
         <w:t>4.3 Szkielet</w:t>
       </w:r>
-    </w:p>
-    <w:p>
-      <w:pPr>
-        <w:pStyle w:val="ListParagraph"/>
+      <w:bookmarkEnd w:id="21"/>
+    </w:p>
+    <w:p>
+      <w:pPr>
+        <w:pStyle w:val="Akapitzlist"/>
         <w:numPr>
           <w:ilvl w:val="0"/>
           <w:numId w:val="28"/>
@@ -5223,7 +6027,7 @@
     </w:p>
     <w:p>
       <w:pPr>
-        <w:pStyle w:val="ListParagraph"/>
+        <w:pStyle w:val="Akapitzlist"/>
         <w:numPr>
           <w:ilvl w:val="0"/>
           <w:numId w:val="28"/>
@@ -5244,7 +6048,7 @@
     </w:p>
     <w:p>
       <w:pPr>
-        <w:pStyle w:val="ListParagraph"/>
+        <w:pStyle w:val="Akapitzlist"/>
       </w:pPr>
     </w:p>
     <w:p>
@@ -5270,16 +6074,16 @@
     </w:p>
     <w:p>
       <w:pPr>
-        <w:pStyle w:val="Heading1"/>
-      </w:pPr>
-      <w:bookmarkStart w:id="12" w:name="_Toc233987055"/>
+        <w:pStyle w:val="Nagwek1"/>
+      </w:pPr>
+      <w:bookmarkStart w:id="22" w:name="_Toc241337448"/>
       <w:r>
         <w:t>7</w:t>
       </w:r>
       <w:r>
         <w:t>. Podsumowanie</w:t>
       </w:r>
-      <w:bookmarkEnd w:id="12"/>
+      <w:bookmarkEnd w:id="22"/>
       <w:r>
         <w:t> </w:t>
       </w:r>
@@ -5318,9 +6122,9 @@
     </w:p>
     <w:p>
       <w:pPr>
-        <w:pStyle w:val="Heading1"/>
-      </w:pPr>
-      <w:bookmarkStart w:id="13" w:name="_Toc233987056"/>
+        <w:pStyle w:val="Nagwek1"/>
+      </w:pPr>
+      <w:bookmarkStart w:id="23" w:name="_Toc241337449"/>
       <w:r>
         <w:t>8</w:t>
       </w:r>
@@ -5330,14 +6134,14 @@
       <w:r>
         <w:t>Bibliografia</w:t>
       </w:r>
-      <w:bookmarkEnd w:id="13"/>
+      <w:bookmarkEnd w:id="23"/>
       <w:r>
         <w:t> </w:t>
       </w:r>
     </w:p>
     <w:p>
       <w:pPr>
-        <w:pStyle w:val="ListParagraph"/>
+        <w:pStyle w:val="Akapitzlist"/>
         <w:numPr>
           <w:ilvl w:val="0"/>
           <w:numId w:val="35"/>
@@ -5355,7 +6159,7 @@
       <w:hyperlink r:id="rId18" w:history="1">
         <w:r>
           <w:rPr>
-            <w:rStyle w:val="Hyperlink"/>
+            <w:rStyle w:val="Hipercze"/>
           </w:rPr>
           <w:t>https://elektron.elka.pw.edu.pl/~jarabas/ALHE/notatki3.pdf</w:t>
         </w:r>
@@ -5363,7 +6167,7 @@
     </w:p>
     <w:p>
       <w:pPr>
-        <w:pStyle w:val="ListParagraph"/>
+        <w:pStyle w:val="Akapitzlist"/>
         <w:numPr>
           <w:ilvl w:val="0"/>
           <w:numId w:val="35"/>
@@ -5382,7 +6186,7 @@
       <w:hyperlink r:id="rId19" w:history="1">
         <w:r>
           <w:rPr>
-            <w:rStyle w:val="Hyperlink"/>
+            <w:rStyle w:val="Hipercze"/>
             <w:lang w:val="en-US"/>
           </w:rPr>
           <w:t>https://ansyshelp.ansys.com/public/account/secured?returnurl=/Views/Secured/corp/v252/en/sysc_th/sysc_th_bsp_algo.html</w:t>
@@ -5391,7 +6195,7 @@
     </w:p>
     <w:p>
       <w:pPr>
-        <w:pStyle w:val="ListParagraph"/>
+        <w:pStyle w:val="Akapitzlist"/>
         <w:numPr>
           <w:ilvl w:val="0"/>
           <w:numId w:val="35"/>
@@ -5417,7 +6221,7 @@
       <w:hyperlink r:id="rId20" w:history="1">
         <w:r>
           <w:rPr>
-            <w:rStyle w:val="Hyperlink"/>
+            <w:rStyle w:val="Hipercze"/>
             <w:lang w:val="en-US"/>
           </w:rPr>
           <w:t>https://learn.microsoft.com/en-us/dotnet/api/system.collections.generic.dictionary-2?view=net-6.0</w:t>
@@ -5426,7 +6230,7 @@
     </w:p>
     <w:p>
       <w:pPr>
-        <w:pStyle w:val="ListParagraph"/>
+        <w:pStyle w:val="Akapitzlist"/>
         <w:numPr>
           <w:ilvl w:val="0"/>
           <w:numId w:val="35"/>
@@ -5455,7 +6259,7 @@
       <w:hyperlink r:id="rId21" w:history="1">
         <w:r>
           <w:rPr>
-            <w:rStyle w:val="Hyperlink"/>
+            <w:rStyle w:val="Hipercze"/>
             <w:lang w:val="en-US"/>
           </w:rPr>
           <w:t>https://docs.unity3d.com/6000.6/Documentation/ScriptReference/Sprite.GetPhysicsShape.html</w:t>
@@ -5464,7 +6268,7 @@
     </w:p>
     <w:p>
       <w:pPr>
-        <w:pStyle w:val="ListParagraph"/>
+        <w:pStyle w:val="Akapitzlist"/>
         <w:numPr>
           <w:ilvl w:val="0"/>
           <w:numId w:val="35"/>
@@ -5484,7 +6288,7 @@
       <w:hyperlink r:id="rId22" w:history="1">
         <w:r>
           <w:rPr>
-            <w:rStyle w:val="Hyperlink"/>
+            <w:rStyle w:val="Hipercze"/>
             <w:lang w:val="en-US"/>
           </w:rPr>
           <w:t>https://stackoverflow.com/questions/5111645/breadth-first-traversal</w:t>
@@ -5493,7 +6297,7 @@
     </w:p>
     <w:p>
       <w:pPr>
-        <w:pStyle w:val="ListParagraph"/>
+        <w:pStyle w:val="Akapitzlist"/>
         <w:numPr>
           <w:ilvl w:val="0"/>
           <w:numId w:val="35"/>
@@ -5513,7 +6317,7 @@
       <w:hyperlink r:id="rId23" w:history="1">
         <w:r>
           <w:rPr>
-            <w:rStyle w:val="Hyperlink"/>
+            <w:rStyle w:val="Hipercze"/>
             <w:lang w:val="en-US"/>
           </w:rPr>
           <w:t>https://learn.microsoft.com/en-us/dotnet/api/system.collections.generic.queue-1?view=net-10.0</w:t>
@@ -5522,7 +6326,7 @@
     </w:p>
     <w:p>
       <w:pPr>
-        <w:pStyle w:val="ListParagraph"/>
+        <w:pStyle w:val="Akapitzlist"/>
         <w:numPr>
           <w:ilvl w:val="0"/>
           <w:numId w:val="35"/>
@@ -5532,34 +6336,116 @@
           <w:lang w:val="en-US"/>
         </w:rPr>
       </w:pPr>
-    </w:p>
-    <w:p>
-      <w:pPr>
+      <w:proofErr w:type="spellStart"/>
+      <w:r>
         <w:rPr>
           <w:color w:val="000000" w:themeColor="text1"/>
           <w:lang w:val="en-US"/>
         </w:rPr>
-      </w:pPr>
-    </w:p>
-    <w:p>
-      <w:pPr>
-        <w:pStyle w:val="Heading1"/>
-      </w:pPr>
-      <w:r>
-        <w:t xml:space="preserve">9. </w:t>
-      </w:r>
-      <w:r>
-        <w:t>Pakiety i inne źródła</w:t>
-      </w:r>
-    </w:p>
-    <w:p>
-      <w:r>
-        <w:t xml:space="preserve">Cinemachine Camera - </w:t>
+        <w:t>Cinemachine</w:t>
+      </w:r>
+      <w:proofErr w:type="spellEnd"/>
+      <w:r>
+        <w:rPr>
+          <w:color w:val="000000" w:themeColor="text1"/>
+          <w:lang w:val="en-US"/>
+        </w:rPr>
+        <w:t xml:space="preserve"> Camera - </w:t>
       </w:r>
       <w:hyperlink r:id="rId24" w:history="1">
         <w:r>
           <w:rPr>
-            <w:rStyle w:val="Hyperlink"/>
+            <w:rStyle w:val="Hipercze"/>
+            <w:lang w:val="en-US"/>
+          </w:rPr>
+          <w:t>https://discussions.unity.com/t/change-tracking-target-at-runtime-rotation-composer/944987/3</w:t>
+        </w:r>
+      </w:hyperlink>
+    </w:p>
+    <w:p>
+      <w:pPr>
+        <w:pStyle w:val="Akapitzlist"/>
+        <w:numPr>
+          <w:ilvl w:val="0"/>
+          <w:numId w:val="35"/>
+        </w:numPr>
+        <w:rPr>
+          <w:color w:val="000000" w:themeColor="text1"/>
+          <w:lang w:val="en-US"/>
+        </w:rPr>
+      </w:pPr>
+      <w:r>
+        <w:rPr>
+          <w:color w:val="000000" w:themeColor="text1"/>
+          <w:lang w:val="en-US"/>
+        </w:rPr>
+        <w:t xml:space="preserve">LINQ  “Where()” - </w:t>
+      </w:r>
+      <w:hyperlink r:id="rId25" w:history="1">
+        <w:r>
+          <w:rPr>
+            <w:rStyle w:val="Hipercze"/>
+            <w:lang w:val="en-US"/>
+          </w:rPr>
+          <w:t>https://stackoverflow.com/questions/66699217/linq-where-clause-to-generate-list-based-on-results-of-a-different-list</w:t>
+        </w:r>
+      </w:hyperlink>
+    </w:p>
+    <w:p>
+      <w:pPr>
+        <w:pStyle w:val="Akapitzlist"/>
+        <w:numPr>
+          <w:ilvl w:val="0"/>
+          <w:numId w:val="35"/>
+        </w:numPr>
+        <w:rPr>
+          <w:color w:val="000000" w:themeColor="text1"/>
+          <w:lang w:val="en-US"/>
+        </w:rPr>
+      </w:pPr>
+    </w:p>
+    <w:p>
+      <w:pPr>
+        <w:rPr>
+          <w:color w:val="000000" w:themeColor="text1"/>
+          <w:lang w:val="en-US"/>
+        </w:rPr>
+      </w:pPr>
+    </w:p>
+    <w:p>
+      <w:pPr>
+        <w:pStyle w:val="Nagwek1"/>
+      </w:pPr>
+      <w:bookmarkStart w:id="24" w:name="_Toc241337450"/>
+      <w:r>
+        <w:t xml:space="preserve">9. </w:t>
+      </w:r>
+      <w:r>
+        <w:t>Pakiety i inne źródła</w:t>
+      </w:r>
+      <w:bookmarkEnd w:id="24"/>
+    </w:p>
+    <w:p>
+      <w:proofErr w:type="spellStart"/>
+      <w:r>
+        <w:t>Cinemachine</w:t>
+      </w:r>
+      <w:proofErr w:type="spellEnd"/>
+      <w:r>
+        <w:t xml:space="preserve"> </w:t>
+      </w:r>
+      <w:proofErr w:type="spellStart"/>
+      <w:r>
+        <w:t>Camera</w:t>
+      </w:r>
+      <w:proofErr w:type="spellEnd"/>
+      <w:r>
+        <w:t xml:space="preserve"> - </w:t>
+      </w:r>
+      <w:hyperlink r:id="rId26" w:history="1">
+        <w:r>
+          <w:rPr>
+            <w:rStyle w:val="Hipercze"/>
           </w:rPr>
           <w:t>https://docs.unity3d.com/Packages/com.unity.cinemachine@6.6/manual/index.html</w:t>
         </w:r>
@@ -5575,12 +6461,12 @@
     <w:p/>
     <w:p/>
     <w:sectPr>
-      <w:headerReference w:type="even" r:id="rId25"/>
-      <w:headerReference w:type="default" r:id="rId26"/>
-      <w:footerReference w:type="even" r:id="rId27"/>
-      <w:footerReference w:type="default" r:id="rId28"/>
-      <w:headerReference w:type="first" r:id="rId29"/>
-      <w:footerReference w:type="first" r:id="rId30"/>
+      <w:headerReference w:type="even" r:id="rId27"/>
+      <w:headerReference w:type="default" r:id="rId28"/>
+      <w:footerReference w:type="even" r:id="rId29"/>
+      <w:footerReference w:type="default" r:id="rId30"/>
+      <w:headerReference w:type="first" r:id="rId31"/>
+      <w:footerReference w:type="first" r:id="rId32"/>
       <w:pgSz w:w="11906" w:h="16838" w:code="9"/>
       <w:pgMar w:top="1417" w:right="1417" w:bottom="1417" w:left="1417" w:header="567" w:footer="567" w:gutter="0"/>
       <w:cols w:space="708"/>
@@ -5614,7 +6500,7 @@
 <w:ftr xmlns:wpc="http://schemas.microsoft.com/office/word/2010/wordprocessingCanvas" xmlns:cx="http://schemas.microsoft.com/office/drawing/2014/chartex" xmlns:cx1="http://schemas.microsoft.com/office/drawing/2015/9/8/chartex" xmlns:cx2="http://schemas.microsoft.com/office/drawing/2015/10/21/chartex" xmlns:cx3="http://schemas.microsoft.com/office/drawing/2016/5/9/chartex" xmlns:cx4="http://schemas.microsoft.com/office/drawing/2016/5/10/chartex" xmlns:cx5="http://schemas.microsoft.com/office/drawing/2016/5/11/chartex" xmlns:cx6="http://schemas.microsoft.com/office/drawing/2016/5/12/chartex" xmlns:cx7="http://schemas.microsoft.com/office/drawing/2016/5/13/chartex" xmlns:cx8="http://schemas.microsoft.com/office/drawing/2016/5/14/chartex" xmlns:mc="http://schemas.openxmlformats.org/markup-compatibility/2006" xmlns:aink="http://schemas.microsoft.com/office/drawing/2016/ink" xmlns:am3d="http://schemas.microsoft.com/office/drawing/2017/model3d" xmlns:o="urn:schemas-microsoft-com:office:office" xmlns:oel="http://schemas.microsoft.com/office/2019/extlst" xmlns:r="http://schemas.openxmlformats.org/officeDocument/2006/relationships" xmlns:m="http://schemas.openxmlformats.org/officeDocument/2006/math" xmlns:v="urn:schemas-microsoft-com:vml" xmlns:wp14="http://schemas.microsoft.com/office/word/2010/wordprocessingDrawing" xmlns:wp="http://schemas.openxmlformats.org/drawingml/2006/wordprocessingDrawing" xmlns:w10="urn:schemas-microsoft-com:office:word" xmlns:w="http://schemas.openxmlformats.org/wordprocessingml/2006/main" xmlns:w14="http://schemas.microsoft.com/office/word/2010/wordml" xmlns:w15="http://schemas.microsoft.com/office/word/2012/wordml" xmlns:w16cex="http://schemas.microsoft.com/office/word/2018/wordml/cex" xmlns:w16cid="http://schemas.microsoft.com/office/word/2016/wordml/cid" xmlns:w16="http://schemas.microsoft.com/office/word/2018/wordml" xmlns:w16du="http://schemas.microsoft.com/office/word/2023/wordml/word16du" xmlns:w16sdtdh="http://schemas.microsoft.com/office/word/2020/wordml/sdtdatahash" xmlns:w16sdtfl="http://schemas.microsoft.com/office/word/2024/wordml/sdtformatlock" xmlns:w16se="http://schemas.microsoft.com/office/word/2015/wordml/symex" xmlns:wpg="http://schemas.microsoft.com/office/word/2010/wordprocessingGroup" xmlns:wpi="http://schemas.microsoft.com/office/word/2010/wordprocessingInk" xmlns:wne="http://schemas.microsoft.com/office/word/2006/wordml" xmlns:wps="http://schemas.microsoft.com/office/word/2010/wordprocessingShape" mc:Ignorable="w14 w15 w16se w16cid w16 w16cex w16sdtdh w16sdtfl w16du wp14">
   <w:p>
     <w:pPr>
-      <w:pStyle w:val="Footer"/>
+      <w:pStyle w:val="Stopka"/>
     </w:pPr>
   </w:p>
 </w:ftr>
@@ -5624,11 +6510,11 @@
 <w:ftr xmlns:wpc="http://schemas.microsoft.com/office/word/2010/wordprocessingCanvas" xmlns:cx="http://schemas.microsoft.com/office/drawing/2014/chartex" xmlns:cx1="http://schemas.microsoft.com/office/drawing/2015/9/8/chartex" xmlns:cx2="http://schemas.microsoft.com/office/drawing/2015/10/21/chartex" xmlns:cx3="http://schemas.microsoft.com/office/drawing/2016/5/9/chartex" xmlns:cx4="http://schemas.microsoft.com/office/drawing/2016/5/10/chartex" xmlns:cx5="http://schemas.microsoft.com/office/drawing/2016/5/11/chartex" xmlns:cx6="http://schemas.microsoft.com/office/drawing/2016/5/12/chartex" xmlns:cx7="http://schemas.microsoft.com/office/drawing/2016/5/13/chartex" xmlns:cx8="http://schemas.microsoft.com/office/drawing/2016/5/14/chartex" xmlns:mc="http://schemas.openxmlformats.org/markup-compatibility/2006" xmlns:aink="http://schemas.microsoft.com/office/drawing/2016/ink" xmlns:am3d="http://schemas.microsoft.com/office/drawing/2017/model3d" xmlns:o="urn:schemas-microsoft-com:office:office" xmlns:oel="http://schemas.microsoft.com/office/2019/extlst" xmlns:r="http://schemas.openxmlformats.org/officeDocument/2006/relationships" xmlns:m="http://schemas.openxmlformats.org/officeDocument/2006/math" xmlns:v="urn:schemas-microsoft-com:vml" xmlns:wp14="http://schemas.microsoft.com/office/word/2010/wordprocessingDrawing" xmlns:wp="http://schemas.openxmlformats.org/drawingml/2006/wordprocessingDrawing" xmlns:w10="urn:schemas-microsoft-com:office:word" xmlns:w="http://schemas.openxmlformats.org/wordprocessingml/2006/main" xmlns:w14="http://schemas.microsoft.com/office/word/2010/wordml" xmlns:w15="http://schemas.microsoft.com/office/word/2012/wordml" xmlns:w16cex="http://schemas.microsoft.com/office/word/2018/wordml/cex" xmlns:w16cid="http://schemas.microsoft.com/office/word/2016/wordml/cid" xmlns:w16="http://schemas.microsoft.com/office/word/2018/wordml" xmlns:w16du="http://schemas.microsoft.com/office/word/2023/wordml/word16du" xmlns:w16sdtdh="http://schemas.microsoft.com/office/word/2020/wordml/sdtdatahash" xmlns:w16sdtfl="http://schemas.microsoft.com/office/word/2024/wordml/sdtformatlock" xmlns:w16se="http://schemas.microsoft.com/office/word/2015/wordml/symex" xmlns:wpg="http://schemas.microsoft.com/office/word/2010/wordprocessingGroup" xmlns:wpi="http://schemas.microsoft.com/office/word/2010/wordprocessingInk" xmlns:wne="http://schemas.microsoft.com/office/word/2006/wordml" xmlns:wps="http://schemas.microsoft.com/office/word/2010/wordprocessingShape" mc:Ignorable="w14 w15 w16se w16cid w16 w16cex w16sdtdh w16sdtfl w16du wp14">
   <w:p>
     <w:pPr>
-      <w:pStyle w:val="Footer"/>
+      <w:pStyle w:val="Stopka"/>
       <w:framePr w:w="989" w:wrap="around" w:vAnchor="text" w:hAnchor="page" w:x="5221" w:y="59"/>
       <w:jc w:val="center"/>
       <w:rPr>
-        <w:rStyle w:val="PageNumber"/>
+        <w:rStyle w:val="Numerstrony"/>
         <w:rFonts w:ascii="Century Gothic" w:hAnsi="Century Gothic"/>
         <w:b/>
         <w:sz w:val="16"/>
@@ -5637,7 +6523,7 @@
     </w:pPr>
     <w:r>
       <w:rPr>
-        <w:rStyle w:val="PageNumber"/>
+        <w:rStyle w:val="Numerstrony"/>
         <w:rFonts w:ascii="Century Gothic" w:hAnsi="Century Gothic"/>
         <w:b/>
         <w:sz w:val="16"/>
@@ -5647,7 +6533,7 @@
     </w:r>
     <w:r>
       <w:rPr>
-        <w:rStyle w:val="PageNumber"/>
+        <w:rStyle w:val="Numerstrony"/>
         <w:rFonts w:ascii="Century Gothic" w:hAnsi="Century Gothic"/>
         <w:b/>
         <w:sz w:val="16"/>
@@ -5657,7 +6543,7 @@
     </w:r>
     <w:r>
       <w:rPr>
-        <w:rStyle w:val="PageNumber"/>
+        <w:rStyle w:val="Numerstrony"/>
         <w:rFonts w:ascii="Century Gothic" w:hAnsi="Century Gothic"/>
         <w:b/>
         <w:sz w:val="16"/>
@@ -5667,7 +6553,7 @@
     </w:r>
     <w:r>
       <w:rPr>
-        <w:rStyle w:val="PageNumber"/>
+        <w:rStyle w:val="Numerstrony"/>
         <w:rFonts w:ascii="Century Gothic" w:hAnsi="Century Gothic"/>
         <w:b/>
         <w:sz w:val="16"/>
@@ -5677,7 +6563,7 @@
     </w:r>
     <w:r>
       <w:rPr>
-        <w:rStyle w:val="PageNumber"/>
+        <w:rStyle w:val="Numerstrony"/>
         <w:rFonts w:ascii="Century Gothic" w:hAnsi="Century Gothic"/>
         <w:b/>
         <w:noProof/>
@@ -5688,7 +6574,7 @@
     </w:r>
     <w:r>
       <w:rPr>
-        <w:rStyle w:val="PageNumber"/>
+        <w:rStyle w:val="Numerstrony"/>
         <w:rFonts w:ascii="Century Gothic" w:hAnsi="Century Gothic"/>
         <w:b/>
         <w:sz w:val="16"/>
@@ -5698,7 +6584,7 @@
     </w:r>
     <w:r>
       <w:rPr>
-        <w:rStyle w:val="PageNumber"/>
+        <w:rStyle w:val="Numerstrony"/>
         <w:rFonts w:ascii="Century Gothic" w:hAnsi="Century Gothic"/>
         <w:b/>
         <w:sz w:val="16"/>
@@ -5708,7 +6594,7 @@
     </w:r>
     <w:r>
       <w:rPr>
-        <w:rStyle w:val="PageNumber"/>
+        <w:rStyle w:val="Numerstrony"/>
         <w:rFonts w:ascii="Century Gothic" w:hAnsi="Century Gothic"/>
         <w:b/>
         <w:sz w:val="16"/>
@@ -5718,7 +6604,7 @@
     </w:r>
     <w:r>
       <w:rPr>
-        <w:rStyle w:val="PageNumber"/>
+        <w:rStyle w:val="Numerstrony"/>
         <w:rFonts w:ascii="Century Gothic" w:hAnsi="Century Gothic"/>
         <w:b/>
         <w:sz w:val="16"/>
@@ -5728,7 +6614,7 @@
     </w:r>
     <w:r>
       <w:rPr>
-        <w:rStyle w:val="PageNumber"/>
+        <w:rStyle w:val="Numerstrony"/>
         <w:rFonts w:ascii="Century Gothic" w:hAnsi="Century Gothic"/>
         <w:b/>
         <w:sz w:val="16"/>
@@ -5738,7 +6624,7 @@
     </w:r>
     <w:r>
       <w:rPr>
-        <w:rStyle w:val="PageNumber"/>
+        <w:rStyle w:val="Numerstrony"/>
         <w:rFonts w:ascii="Century Gothic" w:hAnsi="Century Gothic"/>
         <w:b/>
         <w:noProof/>
@@ -5749,7 +6635,7 @@
     </w:r>
     <w:r>
       <w:rPr>
-        <w:rStyle w:val="PageNumber"/>
+        <w:rStyle w:val="Numerstrony"/>
         <w:rFonts w:ascii="Century Gothic" w:hAnsi="Century Gothic"/>
         <w:b/>
         <w:sz w:val="16"/>
@@ -5760,7 +6646,7 @@
   </w:p>
   <w:p>
     <w:pPr>
-      <w:pStyle w:val="Footer"/>
+      <w:pStyle w:val="Stopka"/>
     </w:pPr>
   </w:p>
 </w:ftr>
@@ -5770,27 +6656,27 @@
 <w:ftr xmlns:wpc="http://schemas.microsoft.com/office/word/2010/wordprocessingCanvas" xmlns:cx="http://schemas.microsoft.com/office/drawing/2014/chartex" xmlns:cx1="http://schemas.microsoft.com/office/drawing/2015/9/8/chartex" xmlns:cx2="http://schemas.microsoft.com/office/drawing/2015/10/21/chartex" xmlns:cx3="http://schemas.microsoft.com/office/drawing/2016/5/9/chartex" xmlns:cx4="http://schemas.microsoft.com/office/drawing/2016/5/10/chartex" xmlns:cx5="http://schemas.microsoft.com/office/drawing/2016/5/11/chartex" xmlns:cx6="http://schemas.microsoft.com/office/drawing/2016/5/12/chartex" xmlns:cx7="http://schemas.microsoft.com/office/drawing/2016/5/13/chartex" xmlns:cx8="http://schemas.microsoft.com/office/drawing/2016/5/14/chartex" xmlns:mc="http://schemas.openxmlformats.org/markup-compatibility/2006" xmlns:aink="http://schemas.microsoft.com/office/drawing/2016/ink" xmlns:am3d="http://schemas.microsoft.com/office/drawing/2017/model3d" xmlns:o="urn:schemas-microsoft-com:office:office" xmlns:oel="http://schemas.microsoft.com/office/2019/extlst" xmlns:r="http://schemas.openxmlformats.org/officeDocument/2006/relationships" xmlns:m="http://schemas.openxmlformats.org/officeDocument/2006/math" xmlns:v="urn:schemas-microsoft-com:vml" xmlns:wp14="http://schemas.microsoft.com/office/word/2010/wordprocessingDrawing" xmlns:wp="http://schemas.openxmlformats.org/drawingml/2006/wordprocessingDrawing" xmlns:w10="urn:schemas-microsoft-com:office:word" xmlns:w="http://schemas.openxmlformats.org/wordprocessingml/2006/main" xmlns:w14="http://schemas.microsoft.com/office/word/2010/wordml" xmlns:w15="http://schemas.microsoft.com/office/word/2012/wordml" xmlns:w16cex="http://schemas.microsoft.com/office/word/2018/wordml/cex" xmlns:w16cid="http://schemas.microsoft.com/office/word/2016/wordml/cid" xmlns:w16="http://schemas.microsoft.com/office/word/2018/wordml" xmlns:w16du="http://schemas.microsoft.com/office/word/2023/wordml/word16du" xmlns:w16sdtdh="http://schemas.microsoft.com/office/word/2020/wordml/sdtdatahash" xmlns:w16sdtfl="http://schemas.microsoft.com/office/word/2024/wordml/sdtformatlock" xmlns:w16se="http://schemas.microsoft.com/office/word/2015/wordml/symex" xmlns:wpg="http://schemas.microsoft.com/office/word/2010/wordprocessingGroup" xmlns:wpi="http://schemas.microsoft.com/office/word/2010/wordprocessingInk" xmlns:wne="http://schemas.microsoft.com/office/word/2006/wordml" xmlns:wps="http://schemas.microsoft.com/office/word/2010/wordprocessingShape" mc:Ignorable="w14 w15 w16se w16cid w16 w16cex w16sdtdh w16sdtfl w16du wp14">
   <w:p>
     <w:pPr>
-      <w:pStyle w:val="Footer"/>
+      <w:pStyle w:val="Stopka"/>
     </w:pPr>
   </w:p>
   <w:p>
     <w:pPr>
-      <w:pStyle w:val="Footer"/>
+      <w:pStyle w:val="Stopka"/>
     </w:pPr>
   </w:p>
   <w:p>
     <w:pPr>
-      <w:pStyle w:val="Footer"/>
+      <w:pStyle w:val="Stopka"/>
     </w:pPr>
   </w:p>
   <w:p>
     <w:pPr>
-      <w:pStyle w:val="Footer"/>
+      <w:pStyle w:val="Stopka"/>
     </w:pPr>
   </w:p>
   <w:p>
     <w:pPr>
-      <w:pStyle w:val="Footer"/>
+      <w:pStyle w:val="Stopka"/>
     </w:pPr>
   </w:p>
 </w:ftr>
@@ -5819,7 +6705,7 @@
 <w:hdr xmlns:wpc="http://schemas.microsoft.com/office/word/2010/wordprocessingCanvas" xmlns:cx="http://schemas.microsoft.com/office/drawing/2014/chartex" xmlns:cx1="http://schemas.microsoft.com/office/drawing/2015/9/8/chartex" xmlns:cx2="http://schemas.microsoft.com/office/drawing/2015/10/21/chartex" xmlns:cx3="http://schemas.microsoft.com/office/drawing/2016/5/9/chartex" xmlns:cx4="http://schemas.microsoft.com/office/drawing/2016/5/10/chartex" xmlns:cx5="http://schemas.microsoft.com/office/drawing/2016/5/11/chartex" xmlns:cx6="http://schemas.microsoft.com/office/drawing/2016/5/12/chartex" xmlns:cx7="http://schemas.microsoft.com/office/drawing/2016/5/13/chartex" xmlns:cx8="http://schemas.microsoft.com/office/drawing/2016/5/14/chartex" xmlns:mc="http://schemas.openxmlformats.org/markup-compatibility/2006" xmlns:aink="http://schemas.microsoft.com/office/drawing/2016/ink" xmlns:am3d="http://schemas.microsoft.com/office/drawing/2017/model3d" xmlns:o="urn:schemas-microsoft-com:office:office" xmlns:oel="http://schemas.microsoft.com/office/2019/extlst" xmlns:r="http://schemas.openxmlformats.org/officeDocument/2006/relationships" xmlns:m="http://schemas.openxmlformats.org/officeDocument/2006/math" xmlns:v="urn:schemas-microsoft-com:vml" xmlns:wp14="http://schemas.microsoft.com/office/word/2010/wordprocessingDrawing" xmlns:wp="http://schemas.openxmlformats.org/drawingml/2006/wordprocessingDrawing" xmlns:w10="urn:schemas-microsoft-com:office:word" xmlns:w="http://schemas.openxmlformats.org/wordprocessingml/2006/main" xmlns:w14="http://schemas.microsoft.com/office/word/2010/wordml" xmlns:w15="http://schemas.microsoft.com/office/word/2012/wordml" xmlns:w16cex="http://schemas.microsoft.com/office/word/2018/wordml/cex" xmlns:w16cid="http://schemas.microsoft.com/office/word/2016/wordml/cid" xmlns:w16="http://schemas.microsoft.com/office/word/2018/wordml" xmlns:w16du="http://schemas.microsoft.com/office/word/2023/wordml/word16du" xmlns:w16sdtdh="http://schemas.microsoft.com/office/word/2020/wordml/sdtdatahash" xmlns:w16sdtfl="http://schemas.microsoft.com/office/word/2024/wordml/sdtformatlock" xmlns:w16se="http://schemas.microsoft.com/office/word/2015/wordml/symex" xmlns:wpg="http://schemas.microsoft.com/office/word/2010/wordprocessingGroup" xmlns:wpi="http://schemas.microsoft.com/office/word/2010/wordprocessingInk" xmlns:wne="http://schemas.microsoft.com/office/word/2006/wordml" xmlns:wps="http://schemas.microsoft.com/office/word/2010/wordprocessingShape" mc:Ignorable="w14 w15 w16se w16cid w16 w16cex w16sdtdh w16sdtfl w16du wp14">
   <w:p>
     <w:pPr>
-      <w:pStyle w:val="Header"/>
+      <w:pStyle w:val="Nagwek"/>
     </w:pPr>
   </w:p>
 </w:hdr>
@@ -5829,7 +6715,7 @@
 <w:hdr xmlns:wpc="http://schemas.microsoft.com/office/word/2010/wordprocessingCanvas" xmlns:cx="http://schemas.microsoft.com/office/drawing/2014/chartex" xmlns:cx1="http://schemas.microsoft.com/office/drawing/2015/9/8/chartex" xmlns:cx2="http://schemas.microsoft.com/office/drawing/2015/10/21/chartex" xmlns:cx3="http://schemas.microsoft.com/office/drawing/2016/5/9/chartex" xmlns:cx4="http://schemas.microsoft.com/office/drawing/2016/5/10/chartex" xmlns:cx5="http://schemas.microsoft.com/office/drawing/2016/5/11/chartex" xmlns:cx6="http://schemas.microsoft.com/office/drawing/2016/5/12/chartex" xmlns:cx7="http://schemas.microsoft.com/office/drawing/2016/5/13/chartex" xmlns:cx8="http://schemas.microsoft.com/office/drawing/2016/5/14/chartex" xmlns:mc="http://schemas.openxmlformats.org/markup-compatibility/2006" xmlns:aink="http://schemas.microsoft.com/office/drawing/2016/ink" xmlns:am3d="http://schemas.microsoft.com/office/drawing/2017/model3d" xmlns:o="urn:schemas-microsoft-com:office:office" xmlns:oel="http://schemas.microsoft.com/office/2019/extlst" xmlns:r="http://schemas.openxmlformats.org/officeDocument/2006/relationships" xmlns:m="http://schemas.openxmlformats.org/officeDocument/2006/math" xmlns:v="urn:schemas-microsoft-com:vml" xmlns:wp14="http://schemas.microsoft.com/office/word/2010/wordprocessingDrawing" xmlns:wp="http://schemas.openxmlformats.org/drawingml/2006/wordprocessingDrawing" xmlns:w10="urn:schemas-microsoft-com:office:word" xmlns:w="http://schemas.openxmlformats.org/wordprocessingml/2006/main" xmlns:w14="http://schemas.microsoft.com/office/word/2010/wordml" xmlns:w15="http://schemas.microsoft.com/office/word/2012/wordml" xmlns:w16cex="http://schemas.microsoft.com/office/word/2018/wordml/cex" xmlns:w16cid="http://schemas.microsoft.com/office/word/2016/wordml/cid" xmlns:w16="http://schemas.microsoft.com/office/word/2018/wordml" xmlns:w16du="http://schemas.microsoft.com/office/word/2023/wordml/word16du" xmlns:w16sdtdh="http://schemas.microsoft.com/office/word/2020/wordml/sdtdatahash" xmlns:w16sdtfl="http://schemas.microsoft.com/office/word/2024/wordml/sdtformatlock" xmlns:w16se="http://schemas.microsoft.com/office/word/2015/wordml/symex" xmlns:wpg="http://schemas.microsoft.com/office/word/2010/wordprocessingGroup" xmlns:wpi="http://schemas.microsoft.com/office/word/2010/wordprocessingInk" xmlns:wne="http://schemas.microsoft.com/office/word/2006/wordml" xmlns:wps="http://schemas.microsoft.com/office/word/2010/wordprocessingShape" mc:Ignorable="w14 w15 w16se w16cid w16 w16cex w16sdtdh w16sdtfl w16du wp14">
   <w:p>
     <w:pPr>
-      <w:pStyle w:val="Header"/>
+      <w:pStyle w:val="Nagwek"/>
       <w:tabs>
         <w:tab w:val="clear" w:pos="9072"/>
       </w:tabs>
@@ -5902,7 +6788,7 @@
 <w:hdr xmlns:wpc="http://schemas.microsoft.com/office/word/2010/wordprocessingCanvas" xmlns:cx="http://schemas.microsoft.com/office/drawing/2014/chartex" xmlns:cx1="http://schemas.microsoft.com/office/drawing/2015/9/8/chartex" xmlns:cx2="http://schemas.microsoft.com/office/drawing/2015/10/21/chartex" xmlns:cx3="http://schemas.microsoft.com/office/drawing/2016/5/9/chartex" xmlns:cx4="http://schemas.microsoft.com/office/drawing/2016/5/10/chartex" xmlns:cx5="http://schemas.microsoft.com/office/drawing/2016/5/11/chartex" xmlns:cx6="http://schemas.microsoft.com/office/drawing/2016/5/12/chartex" xmlns:cx7="http://schemas.microsoft.com/office/drawing/2016/5/13/chartex" xmlns:cx8="http://schemas.microsoft.com/office/drawing/2016/5/14/chartex" xmlns:mc="http://schemas.openxmlformats.org/markup-compatibility/2006" xmlns:aink="http://schemas.microsoft.com/office/drawing/2016/ink" xmlns:am3d="http://schemas.microsoft.com/office/drawing/2017/model3d" xmlns:o="urn:schemas-microsoft-com:office:office" xmlns:oel="http://schemas.microsoft.com/office/2019/extlst" xmlns:r="http://schemas.openxmlformats.org/officeDocument/2006/relationships" xmlns:m="http://schemas.openxmlformats.org/officeDocument/2006/math" xmlns:v="urn:schemas-microsoft-com:vml" xmlns:wp14="http://schemas.microsoft.com/office/word/2010/wordprocessingDrawing" xmlns:wp="http://schemas.openxmlformats.org/drawingml/2006/wordprocessingDrawing" xmlns:w10="urn:schemas-microsoft-com:office:word" xmlns:w="http://schemas.openxmlformats.org/wordprocessingml/2006/main" xmlns:w14="http://schemas.microsoft.com/office/word/2010/wordml" xmlns:w15="http://schemas.microsoft.com/office/word/2012/wordml" xmlns:w16cex="http://schemas.microsoft.com/office/word/2018/wordml/cex" xmlns:w16cid="http://schemas.microsoft.com/office/word/2016/wordml/cid" xmlns:w16="http://schemas.microsoft.com/office/word/2018/wordml" xmlns:w16du="http://schemas.microsoft.com/office/word/2023/wordml/word16du" xmlns:w16sdtdh="http://schemas.microsoft.com/office/word/2020/wordml/sdtdatahash" xmlns:w16sdtfl="http://schemas.microsoft.com/office/word/2024/wordml/sdtformatlock" xmlns:w16se="http://schemas.microsoft.com/office/word/2015/wordml/symex" xmlns:wpg="http://schemas.microsoft.com/office/word/2010/wordprocessingGroup" xmlns:wpi="http://schemas.microsoft.com/office/word/2010/wordprocessingInk" xmlns:wne="http://schemas.microsoft.com/office/word/2006/wordml" xmlns:wps="http://schemas.microsoft.com/office/word/2010/wordprocessingShape" mc:Ignorable="w14 w15 w16se w16cid w16 w16cex w16sdtdh w16sdtfl w16du wp14">
   <w:p>
     <w:pPr>
-      <w:pStyle w:val="Header"/>
+      <w:pStyle w:val="Nagwek"/>
     </w:pPr>
     <w:r>
       <w:rPr>
@@ -10713,7 +11599,7 @@
     <w:lsdException w:name="Unresolved Mention" w:semiHidden="1" w:unhideWhenUsed="1"/>
     <w:lsdException w:name="Smart Link" w:semiHidden="1" w:unhideWhenUsed="1"/>
   </w:latentStyles>
-  <w:style w:type="paragraph" w:default="1" w:styleId="Normal">
+  <w:style w:type="paragraph" w:default="1" w:styleId="Normalny">
     <w:name w:val="Normal"/>
     <w:qFormat/>
     <w:rsid w:val="00CD1ADE"/>
@@ -10727,11 +11613,11 @@
       <w14:ligatures w14:val="none"/>
     </w:rPr>
   </w:style>
-  <w:style w:type="paragraph" w:styleId="Heading1">
+  <w:style w:type="paragraph" w:styleId="Nagwek1">
     <w:name w:val="heading 1"/>
-    <w:basedOn w:val="Normal"/>
-    <w:next w:val="Normal"/>
-    <w:link w:val="Heading1Char"/>
+    <w:basedOn w:val="Normalny"/>
+    <w:next w:val="Normalny"/>
+    <w:link w:val="Nagwek1Znak"/>
     <w:uiPriority w:val="9"/>
     <w:qFormat/>
     <w:rsid w:val="005E0DE7"/>
@@ -10749,11 +11635,11 @@
       <w:szCs w:val="40"/>
     </w:rPr>
   </w:style>
-  <w:style w:type="paragraph" w:styleId="Heading2">
+  <w:style w:type="paragraph" w:styleId="Nagwek2">
     <w:name w:val="heading 2"/>
-    <w:basedOn w:val="Normal"/>
-    <w:next w:val="Normal"/>
-    <w:link w:val="Heading2Char"/>
+    <w:basedOn w:val="Normalny"/>
+    <w:next w:val="Normalny"/>
+    <w:link w:val="Nagwek2Znak"/>
     <w:uiPriority w:val="9"/>
     <w:unhideWhenUsed/>
     <w:qFormat/>
@@ -10772,11 +11658,11 @@
       <w:szCs w:val="32"/>
     </w:rPr>
   </w:style>
-  <w:style w:type="paragraph" w:styleId="Heading3">
+  <w:style w:type="paragraph" w:styleId="Nagwek3">
     <w:name w:val="heading 3"/>
-    <w:basedOn w:val="Normal"/>
-    <w:next w:val="Normal"/>
-    <w:link w:val="Heading3Char"/>
+    <w:basedOn w:val="Normalny"/>
+    <w:next w:val="Normalny"/>
+    <w:link w:val="Nagwek3Znak"/>
     <w:uiPriority w:val="9"/>
     <w:unhideWhenUsed/>
     <w:qFormat/>
@@ -10795,11 +11681,11 @@
       <w:szCs w:val="28"/>
     </w:rPr>
   </w:style>
-  <w:style w:type="paragraph" w:styleId="Heading4">
+  <w:style w:type="paragraph" w:styleId="Nagwek4">
     <w:name w:val="heading 4"/>
-    <w:basedOn w:val="Normal"/>
-    <w:next w:val="Normal"/>
-    <w:link w:val="Heading4Char"/>
+    <w:basedOn w:val="Normalny"/>
+    <w:next w:val="Normalny"/>
+    <w:link w:val="Nagwek4Znak"/>
     <w:uiPriority w:val="9"/>
     <w:semiHidden/>
     <w:unhideWhenUsed/>
@@ -10818,11 +11704,11 @@
       <w:color w:val="0F4761" w:themeColor="accent1" w:themeShade="BF"/>
     </w:rPr>
   </w:style>
-  <w:style w:type="paragraph" w:styleId="Heading5">
+  <w:style w:type="paragraph" w:styleId="Nagwek5">
     <w:name w:val="heading 5"/>
-    <w:basedOn w:val="Normal"/>
-    <w:next w:val="Normal"/>
-    <w:link w:val="Heading5Char"/>
+    <w:basedOn w:val="Normalny"/>
+    <w:next w:val="Normalny"/>
+    <w:link w:val="Nagwek5Znak"/>
     <w:uiPriority w:val="9"/>
     <w:semiHidden/>
     <w:unhideWhenUsed/>
@@ -10839,11 +11725,11 @@
       <w:color w:val="0F4761" w:themeColor="accent1" w:themeShade="BF"/>
     </w:rPr>
   </w:style>
-  <w:style w:type="paragraph" w:styleId="Heading6">
+  <w:style w:type="paragraph" w:styleId="Nagwek6">
     <w:name w:val="heading 6"/>
-    <w:basedOn w:val="Normal"/>
-    <w:next w:val="Normal"/>
-    <w:link w:val="Heading6Char"/>
+    <w:basedOn w:val="Normalny"/>
+    <w:next w:val="Normalny"/>
+    <w:link w:val="Nagwek6Znak"/>
     <w:uiPriority w:val="9"/>
     <w:semiHidden/>
     <w:unhideWhenUsed/>
@@ -10862,11 +11748,11 @@
       <w:color w:val="595959" w:themeColor="text1" w:themeTint="A6"/>
     </w:rPr>
   </w:style>
-  <w:style w:type="paragraph" w:styleId="Heading7">
+  <w:style w:type="paragraph" w:styleId="Nagwek7">
     <w:name w:val="heading 7"/>
-    <w:basedOn w:val="Normal"/>
-    <w:next w:val="Normal"/>
-    <w:link w:val="Heading7Char"/>
+    <w:basedOn w:val="Normalny"/>
+    <w:next w:val="Normalny"/>
+    <w:link w:val="Nagwek7Znak"/>
     <w:uiPriority w:val="9"/>
     <w:semiHidden/>
     <w:unhideWhenUsed/>
@@ -10883,11 +11769,11 @@
       <w:color w:val="595959" w:themeColor="text1" w:themeTint="A6"/>
     </w:rPr>
   </w:style>
-  <w:style w:type="paragraph" w:styleId="Heading8">
+  <w:style w:type="paragraph" w:styleId="Nagwek8">
     <w:name w:val="heading 8"/>
-    <w:basedOn w:val="Normal"/>
-    <w:next w:val="Normal"/>
-    <w:link w:val="Heading8Char"/>
+    <w:basedOn w:val="Normalny"/>
+    <w:next w:val="Normalny"/>
+    <w:link w:val="Nagwek8Znak"/>
     <w:uiPriority w:val="9"/>
     <w:semiHidden/>
     <w:unhideWhenUsed/>
@@ -10905,11 +11791,11 @@
       <w:color w:val="272727" w:themeColor="text1" w:themeTint="D8"/>
     </w:rPr>
   </w:style>
-  <w:style w:type="paragraph" w:styleId="Heading9">
+  <w:style w:type="paragraph" w:styleId="Nagwek9">
     <w:name w:val="heading 9"/>
-    <w:basedOn w:val="Normal"/>
-    <w:next w:val="Normal"/>
-    <w:link w:val="Heading9Char"/>
+    <w:basedOn w:val="Normalny"/>
+    <w:next w:val="Normalny"/>
+    <w:link w:val="Nagwek9Znak"/>
     <w:uiPriority w:val="9"/>
     <w:semiHidden/>
     <w:unhideWhenUsed/>
@@ -10925,12 +11811,13 @@
       <w:color w:val="272727" w:themeColor="text1" w:themeTint="D8"/>
     </w:rPr>
   </w:style>
-  <w:style w:type="character" w:default="1" w:styleId="DefaultParagraphFont">
+  <w:style w:type="character" w:default="1" w:styleId="Domylnaczcionkaakapitu">
     <w:name w:val="Default Paragraph Font"/>
     <w:uiPriority w:val="1"/>
+    <w:semiHidden/>
     <w:unhideWhenUsed/>
   </w:style>
-  <w:style w:type="table" w:default="1" w:styleId="TableNormal">
+  <w:style w:type="table" w:default="1" w:styleId="Standardowy">
     <w:name w:val="Normal Table"/>
     <w:uiPriority w:val="99"/>
     <w:semiHidden/>
@@ -10945,16 +11832,16 @@
       </w:tblCellMar>
     </w:tblPr>
   </w:style>
-  <w:style w:type="numbering" w:default="1" w:styleId="NoList">
+  <w:style w:type="numbering" w:default="1" w:styleId="Bezlisty">
     <w:name w:val="No List"/>
     <w:uiPriority w:val="99"/>
     <w:semiHidden/>
     <w:unhideWhenUsed/>
   </w:style>
-  <w:style w:type="character" w:customStyle="1" w:styleId="Heading1Char">
-    <w:name w:val="Heading 1 Char"/>
-    <w:basedOn w:val="DefaultParagraphFont"/>
-    <w:link w:val="Heading1"/>
+  <w:style w:type="character" w:customStyle="1" w:styleId="Nagwek1Znak">
+    <w:name w:val="Nagłówek 1 Znak"/>
+    <w:basedOn w:val="Domylnaczcionkaakapitu"/>
+    <w:link w:val="Nagwek1"/>
     <w:uiPriority w:val="9"/>
     <w:rsid w:val="005E0DE7"/>
     <w:rPr>
@@ -10968,10 +11855,10 @@
       <w14:ligatures w14:val="none"/>
     </w:rPr>
   </w:style>
-  <w:style w:type="character" w:customStyle="1" w:styleId="Heading2Char">
-    <w:name w:val="Heading 2 Char"/>
-    <w:basedOn w:val="DefaultParagraphFont"/>
-    <w:link w:val="Heading2"/>
+  <w:style w:type="character" w:customStyle="1" w:styleId="Nagwek2Znak">
+    <w:name w:val="Nagłówek 2 Znak"/>
+    <w:basedOn w:val="Domylnaczcionkaakapitu"/>
+    <w:link w:val="Nagwek2"/>
     <w:uiPriority w:val="9"/>
     <w:rsid w:val="005E0DE7"/>
     <w:rPr>
@@ -10985,10 +11872,10 @@
       <w14:ligatures w14:val="none"/>
     </w:rPr>
   </w:style>
-  <w:style w:type="character" w:customStyle="1" w:styleId="Heading3Char">
-    <w:name w:val="Heading 3 Char"/>
-    <w:basedOn w:val="DefaultParagraphFont"/>
-    <w:link w:val="Heading3"/>
+  <w:style w:type="character" w:customStyle="1" w:styleId="Nagwek3Znak">
+    <w:name w:val="Nagłówek 3 Znak"/>
+    <w:basedOn w:val="Domylnaczcionkaakapitu"/>
+    <w:link w:val="Nagwek3"/>
     <w:uiPriority w:val="9"/>
     <w:rsid w:val="005E0DE7"/>
     <w:rPr>
@@ -11002,10 +11889,10 @@
       <w14:ligatures w14:val="none"/>
     </w:rPr>
   </w:style>
-  <w:style w:type="character" w:customStyle="1" w:styleId="Heading4Char">
-    <w:name w:val="Heading 4 Char"/>
-    <w:basedOn w:val="DefaultParagraphFont"/>
-    <w:link w:val="Heading4"/>
+  <w:style w:type="character" w:customStyle="1" w:styleId="Nagwek4Znak">
+    <w:name w:val="Nagłówek 4 Znak"/>
+    <w:basedOn w:val="Domylnaczcionkaakapitu"/>
+    <w:link w:val="Nagwek4"/>
     <w:uiPriority w:val="9"/>
     <w:semiHidden/>
     <w:rsid w:val="00640543"/>
@@ -11016,10 +11903,10 @@
       <w:color w:val="0F4761" w:themeColor="accent1" w:themeShade="BF"/>
     </w:rPr>
   </w:style>
-  <w:style w:type="character" w:customStyle="1" w:styleId="Heading5Char">
-    <w:name w:val="Heading 5 Char"/>
-    <w:basedOn w:val="DefaultParagraphFont"/>
-    <w:link w:val="Heading5"/>
+  <w:style w:type="character" w:customStyle="1" w:styleId="Nagwek5Znak">
+    <w:name w:val="Nagłówek 5 Znak"/>
+    <w:basedOn w:val="Domylnaczcionkaakapitu"/>
+    <w:link w:val="Nagwek5"/>
     <w:uiPriority w:val="9"/>
     <w:semiHidden/>
     <w:rsid w:val="00640543"/>
@@ -11028,10 +11915,10 @@
       <w:color w:val="0F4761" w:themeColor="accent1" w:themeShade="BF"/>
     </w:rPr>
   </w:style>
-  <w:style w:type="character" w:customStyle="1" w:styleId="Heading6Char">
-    <w:name w:val="Heading 6 Char"/>
-    <w:basedOn w:val="DefaultParagraphFont"/>
-    <w:link w:val="Heading6"/>
+  <w:style w:type="character" w:customStyle="1" w:styleId="Nagwek6Znak">
+    <w:name w:val="Nagłówek 6 Znak"/>
+    <w:basedOn w:val="Domylnaczcionkaakapitu"/>
+    <w:link w:val="Nagwek6"/>
     <w:uiPriority w:val="9"/>
     <w:semiHidden/>
     <w:rsid w:val="00640543"/>
@@ -11042,10 +11929,10 @@
       <w:color w:val="595959" w:themeColor="text1" w:themeTint="A6"/>
     </w:rPr>
   </w:style>
-  <w:style w:type="character" w:customStyle="1" w:styleId="Heading7Char">
-    <w:name w:val="Heading 7 Char"/>
-    <w:basedOn w:val="DefaultParagraphFont"/>
-    <w:link w:val="Heading7"/>
+  <w:style w:type="character" w:customStyle="1" w:styleId="Nagwek7Znak">
+    <w:name w:val="Nagłówek 7 Znak"/>
+    <w:basedOn w:val="Domylnaczcionkaakapitu"/>
+    <w:link w:val="Nagwek7"/>
     <w:uiPriority w:val="9"/>
     <w:semiHidden/>
     <w:rsid w:val="00640543"/>
@@ -11054,10 +11941,10 @@
       <w:color w:val="595959" w:themeColor="text1" w:themeTint="A6"/>
     </w:rPr>
   </w:style>
-  <w:style w:type="character" w:customStyle="1" w:styleId="Heading8Char">
-    <w:name w:val="Heading 8 Char"/>
-    <w:basedOn w:val="DefaultParagraphFont"/>
-    <w:link w:val="Heading8"/>
+  <w:style w:type="character" w:customStyle="1" w:styleId="Nagwek8Znak">
+    <w:name w:val="Nagłówek 8 Znak"/>
+    <w:basedOn w:val="Domylnaczcionkaakapitu"/>
+    <w:link w:val="Nagwek8"/>
     <w:uiPriority w:val="9"/>
     <w:semiHidden/>
     <w:rsid w:val="00640543"/>
@@ -11068,10 +11955,10 @@
       <w:color w:val="272727" w:themeColor="text1" w:themeTint="D8"/>
     </w:rPr>
   </w:style>
-  <w:style w:type="character" w:customStyle="1" w:styleId="Heading9Char">
-    <w:name w:val="Heading 9 Char"/>
-    <w:basedOn w:val="DefaultParagraphFont"/>
-    <w:link w:val="Heading9"/>
+  <w:style w:type="character" w:customStyle="1" w:styleId="Nagwek9Znak">
+    <w:name w:val="Nagłówek 9 Znak"/>
+    <w:basedOn w:val="Domylnaczcionkaakapitu"/>
+    <w:link w:val="Nagwek9"/>
     <w:uiPriority w:val="9"/>
     <w:semiHidden/>
     <w:rsid w:val="00640543"/>
@@ -11080,11 +11967,11 @@
       <w:color w:val="272727" w:themeColor="text1" w:themeTint="D8"/>
     </w:rPr>
   </w:style>
-  <w:style w:type="paragraph" w:styleId="Title">
+  <w:style w:type="paragraph" w:styleId="Tytu">
     <w:name w:val="Title"/>
-    <w:basedOn w:val="Normal"/>
-    <w:next w:val="Normal"/>
-    <w:link w:val="TitleChar"/>
+    <w:basedOn w:val="Normalny"/>
+    <w:next w:val="Normalny"/>
+    <w:link w:val="TytuZnak"/>
     <w:uiPriority w:val="10"/>
     <w:qFormat/>
     <w:rsid w:val="00640543"/>
@@ -11100,10 +11987,10 @@
       <w:szCs w:val="56"/>
     </w:rPr>
   </w:style>
-  <w:style w:type="character" w:customStyle="1" w:styleId="TitleChar">
-    <w:name w:val="Title Char"/>
-    <w:basedOn w:val="DefaultParagraphFont"/>
-    <w:link w:val="Title"/>
+  <w:style w:type="character" w:customStyle="1" w:styleId="TytuZnak">
+    <w:name w:val="Tytuł Znak"/>
+    <w:basedOn w:val="Domylnaczcionkaakapitu"/>
+    <w:link w:val="Tytu"/>
     <w:uiPriority w:val="10"/>
     <w:rsid w:val="00640543"/>
     <w:rPr>
@@ -11114,11 +12001,11 @@
       <w:szCs w:val="56"/>
     </w:rPr>
   </w:style>
-  <w:style w:type="paragraph" w:styleId="Subtitle">
+  <w:style w:type="paragraph" w:styleId="Podtytu">
     <w:name w:val="Subtitle"/>
-    <w:basedOn w:val="Normal"/>
-    <w:next w:val="Normal"/>
-    <w:link w:val="SubtitleChar"/>
+    <w:basedOn w:val="Normalny"/>
+    <w:next w:val="Normalny"/>
+    <w:link w:val="PodtytuZnak"/>
     <w:uiPriority w:val="11"/>
     <w:qFormat/>
     <w:rsid w:val="00640543"/>
@@ -11135,10 +12022,10 @@
       <w:szCs w:val="28"/>
     </w:rPr>
   </w:style>
-  <w:style w:type="character" w:customStyle="1" w:styleId="SubtitleChar">
-    <w:name w:val="Subtitle Char"/>
-    <w:basedOn w:val="DefaultParagraphFont"/>
-    <w:link w:val="Subtitle"/>
+  <w:style w:type="character" w:customStyle="1" w:styleId="PodtytuZnak">
+    <w:name w:val="Podtytuł Znak"/>
+    <w:basedOn w:val="Domylnaczcionkaakapitu"/>
+    <w:link w:val="Podtytu"/>
     <w:uiPriority w:val="11"/>
     <w:rsid w:val="00640543"/>
     <w:rPr>
@@ -11149,11 +12036,11 @@
       <w:szCs w:val="28"/>
     </w:rPr>
   </w:style>
-  <w:style w:type="paragraph" w:styleId="Quote">
+  <w:style w:type="paragraph" w:styleId="Cytat">
     <w:name w:val="Quote"/>
-    <w:basedOn w:val="Normal"/>
-    <w:next w:val="Normal"/>
-    <w:link w:val="QuoteChar"/>
+    <w:basedOn w:val="Normalny"/>
+    <w:next w:val="Normalny"/>
+    <w:link w:val="CytatZnak"/>
     <w:uiPriority w:val="29"/>
     <w:qFormat/>
     <w:rsid w:val="00640543"/>
@@ -11167,10 +12054,10 @@
       <w:color w:val="404040" w:themeColor="text1" w:themeTint="BF"/>
     </w:rPr>
   </w:style>
-  <w:style w:type="character" w:customStyle="1" w:styleId="QuoteChar">
-    <w:name w:val="Quote Char"/>
-    <w:basedOn w:val="DefaultParagraphFont"/>
-    <w:link w:val="Quote"/>
+  <w:style w:type="character" w:customStyle="1" w:styleId="CytatZnak">
+    <w:name w:val="Cytat Znak"/>
+    <w:basedOn w:val="Domylnaczcionkaakapitu"/>
+    <w:link w:val="Cytat"/>
     <w:uiPriority w:val="29"/>
     <w:rsid w:val="00640543"/>
     <w:rPr>
@@ -11179,9 +12066,9 @@
       <w:color w:val="404040" w:themeColor="text1" w:themeTint="BF"/>
     </w:rPr>
   </w:style>
-  <w:style w:type="paragraph" w:styleId="ListParagraph">
+  <w:style w:type="paragraph" w:styleId="Akapitzlist">
     <w:name w:val="List Paragraph"/>
-    <w:basedOn w:val="Normal"/>
+    <w:basedOn w:val="Normalny"/>
     <w:uiPriority w:val="34"/>
     <w:qFormat/>
     <w:rsid w:val="00640543"/>
@@ -11190,9 +12077,9 @@
       <w:contextualSpacing/>
     </w:pPr>
   </w:style>
-  <w:style w:type="character" w:styleId="IntenseEmphasis">
+  <w:style w:type="character" w:styleId="Wyrnienieintensywne">
     <w:name w:val="Intense Emphasis"/>
-    <w:basedOn w:val="DefaultParagraphFont"/>
+    <w:basedOn w:val="Domylnaczcionkaakapitu"/>
     <w:uiPriority w:val="21"/>
     <w:qFormat/>
     <w:rsid w:val="00640543"/>
@@ -11202,11 +12089,11 @@
       <w:color w:val="0F4761" w:themeColor="accent1" w:themeShade="BF"/>
     </w:rPr>
   </w:style>
-  <w:style w:type="paragraph" w:styleId="IntenseQuote">
+  <w:style w:type="paragraph" w:styleId="Cytatintensywny">
     <w:name w:val="Intense Quote"/>
-    <w:basedOn w:val="Normal"/>
-    <w:next w:val="Normal"/>
-    <w:link w:val="IntenseQuoteChar"/>
+    <w:basedOn w:val="Normalny"/>
+    <w:next w:val="Normalny"/>
+    <w:link w:val="CytatintensywnyZnak"/>
     <w:uiPriority w:val="30"/>
     <w:qFormat/>
     <w:rsid w:val="00640543"/>
@@ -11225,10 +12112,10 @@
       <w:color w:val="0F4761" w:themeColor="accent1" w:themeShade="BF"/>
     </w:rPr>
   </w:style>
-  <w:style w:type="character" w:customStyle="1" w:styleId="IntenseQuoteChar">
-    <w:name w:val="Intense Quote Char"/>
-    <w:basedOn w:val="DefaultParagraphFont"/>
-    <w:link w:val="IntenseQuote"/>
+  <w:style w:type="character" w:customStyle="1" w:styleId="CytatintensywnyZnak">
+    <w:name w:val="Cytat intensywny Znak"/>
+    <w:basedOn w:val="Domylnaczcionkaakapitu"/>
+    <w:link w:val="Cytatintensywny"/>
     <w:uiPriority w:val="30"/>
     <w:rsid w:val="00640543"/>
     <w:rPr>
@@ -11237,9 +12124,9 @@
       <w:color w:val="0F4761" w:themeColor="accent1" w:themeShade="BF"/>
     </w:rPr>
   </w:style>
-  <w:style w:type="character" w:styleId="IntenseReference">
+  <w:style w:type="character" w:styleId="Odwoanieintensywne">
     <w:name w:val="Intense Reference"/>
-    <w:basedOn w:val="DefaultParagraphFont"/>
+    <w:basedOn w:val="Domylnaczcionkaakapitu"/>
     <w:uiPriority w:val="32"/>
     <w:qFormat/>
     <w:rsid w:val="00640543"/>
@@ -11251,10 +12138,10 @@
       <w:spacing w:val="5"/>
     </w:rPr>
   </w:style>
-  <w:style w:type="paragraph" w:styleId="Header">
+  <w:style w:type="paragraph" w:styleId="Nagwek">
     <w:name w:val="header"/>
-    <w:basedOn w:val="Normal"/>
-    <w:link w:val="HeaderChar"/>
+    <w:basedOn w:val="Normalny"/>
+    <w:link w:val="NagwekZnak"/>
     <w:rsid w:val="007621B7"/>
     <w:pPr>
       <w:tabs>
@@ -11263,10 +12150,10 @@
       </w:tabs>
     </w:pPr>
   </w:style>
-  <w:style w:type="character" w:customStyle="1" w:styleId="HeaderChar">
-    <w:name w:val="Header Char"/>
-    <w:basedOn w:val="DefaultParagraphFont"/>
-    <w:link w:val="Header"/>
+  <w:style w:type="character" w:customStyle="1" w:styleId="NagwekZnak">
+    <w:name w:val="Nagłówek Znak"/>
+    <w:basedOn w:val="Domylnaczcionkaakapitu"/>
+    <w:link w:val="Nagwek"/>
     <w:rsid w:val="007621B7"/>
     <w:rPr>
       <w:rFonts w:ascii="Times New Roman" w:eastAsia="Times New Roman" w:hAnsi="Times New Roman" w:cs="Times New Roman"/>
@@ -11275,10 +12162,10 @@
       <w14:ligatures w14:val="none"/>
     </w:rPr>
   </w:style>
-  <w:style w:type="paragraph" w:styleId="Footer">
+  <w:style w:type="paragraph" w:styleId="Stopka">
     <w:name w:val="footer"/>
-    <w:basedOn w:val="Normal"/>
-    <w:link w:val="FooterChar"/>
+    <w:basedOn w:val="Normalny"/>
+    <w:link w:val="StopkaZnak"/>
     <w:rsid w:val="007621B7"/>
     <w:pPr>
       <w:tabs>
@@ -11290,10 +12177,10 @@
       <w:lang w:val="x-none" w:eastAsia="x-none"/>
     </w:rPr>
   </w:style>
-  <w:style w:type="character" w:customStyle="1" w:styleId="FooterChar">
-    <w:name w:val="Footer Char"/>
-    <w:basedOn w:val="DefaultParagraphFont"/>
-    <w:link w:val="Footer"/>
+  <w:style w:type="character" w:customStyle="1" w:styleId="StopkaZnak">
+    <w:name w:val="Stopka Znak"/>
+    <w:basedOn w:val="Domylnaczcionkaakapitu"/>
+    <w:link w:val="Stopka"/>
     <w:rsid w:val="007621B7"/>
     <w:rPr>
       <w:rFonts w:ascii="Times New Roman" w:eastAsia="Times New Roman" w:hAnsi="Times New Roman" w:cs="Times New Roman"/>
@@ -11302,14 +12189,14 @@
       <w14:ligatures w14:val="none"/>
     </w:rPr>
   </w:style>
-  <w:style w:type="character" w:styleId="PageNumber">
+  <w:style w:type="character" w:styleId="Numerstrony">
     <w:name w:val="page number"/>
     <w:rsid w:val="007621B7"/>
   </w:style>
-  <w:style w:type="paragraph" w:styleId="TOCHeading">
+  <w:style w:type="paragraph" w:styleId="Nagwekspisutreci">
     <w:name w:val="TOC Heading"/>
-    <w:basedOn w:val="Heading1"/>
-    <w:next w:val="Normal"/>
+    <w:basedOn w:val="Nagwek1"/>
+    <w:next w:val="Normalny"/>
     <w:uiPriority w:val="39"/>
     <w:unhideWhenUsed/>
     <w:qFormat/>
@@ -11322,10 +12209,10 @@
       <w:szCs w:val="32"/>
     </w:rPr>
   </w:style>
-  <w:style w:type="paragraph" w:styleId="TOC1">
+  <w:style w:type="paragraph" w:styleId="Spistreci1">
     <w:name w:val="toc 1"/>
-    <w:basedOn w:val="Normal"/>
-    <w:next w:val="Normal"/>
+    <w:basedOn w:val="Normalny"/>
+    <w:next w:val="Normalny"/>
     <w:autoRedefine/>
     <w:uiPriority w:val="39"/>
     <w:unhideWhenUsed/>
@@ -11334,10 +12221,10 @@
       <w:spacing w:after="100"/>
     </w:pPr>
   </w:style>
-  <w:style w:type="paragraph" w:styleId="TOC2">
+  <w:style w:type="paragraph" w:styleId="Spistreci2">
     <w:name w:val="toc 2"/>
-    <w:basedOn w:val="Normal"/>
-    <w:next w:val="Normal"/>
+    <w:basedOn w:val="Normalny"/>
+    <w:next w:val="Normalny"/>
     <w:autoRedefine/>
     <w:uiPriority w:val="39"/>
     <w:unhideWhenUsed/>
@@ -11347,10 +12234,10 @@
       <w:ind w:left="240"/>
     </w:pPr>
   </w:style>
-  <w:style w:type="paragraph" w:styleId="TOC3">
+  <w:style w:type="paragraph" w:styleId="Spistreci3">
     <w:name w:val="toc 3"/>
-    <w:basedOn w:val="Normal"/>
-    <w:next w:val="Normal"/>
+    <w:basedOn w:val="Normalny"/>
+    <w:next w:val="Normalny"/>
     <w:autoRedefine/>
     <w:uiPriority w:val="39"/>
     <w:unhideWhenUsed/>
@@ -11360,9 +12247,9 @@
       <w:ind w:left="480"/>
     </w:pPr>
   </w:style>
-  <w:style w:type="character" w:styleId="Hyperlink">
+  <w:style w:type="character" w:styleId="Hipercze">
     <w:name w:val="Hyperlink"/>
-    <w:basedOn w:val="DefaultParagraphFont"/>
+    <w:basedOn w:val="Domylnaczcionkaakapitu"/>
     <w:uiPriority w:val="99"/>
     <w:unhideWhenUsed/>
     <w:rsid w:val="005E0DE7"/>
@@ -11371,10 +12258,10 @@
       <w:u w:val="single"/>
     </w:rPr>
   </w:style>
-  <w:style w:type="paragraph" w:styleId="EndnoteText">
+  <w:style w:type="paragraph" w:styleId="Tekstprzypisukocowego">
     <w:name w:val="endnote text"/>
-    <w:basedOn w:val="Normal"/>
-    <w:link w:val="EndnoteTextChar"/>
+    <w:basedOn w:val="Normalny"/>
+    <w:link w:val="TekstprzypisukocowegoZnak"/>
     <w:uiPriority w:val="99"/>
     <w:semiHidden/>
     <w:unhideWhenUsed/>
@@ -11384,10 +12271,10 @@
       <w:szCs w:val="20"/>
     </w:rPr>
   </w:style>
-  <w:style w:type="character" w:customStyle="1" w:styleId="EndnoteTextChar">
-    <w:name w:val="Endnote Text Char"/>
-    <w:basedOn w:val="DefaultParagraphFont"/>
-    <w:link w:val="EndnoteText"/>
+  <w:style w:type="character" w:customStyle="1" w:styleId="TekstprzypisukocowegoZnak">
+    <w:name w:val="Tekst przypisu końcowego Znak"/>
+    <w:basedOn w:val="Domylnaczcionkaakapitu"/>
+    <w:link w:val="Tekstprzypisukocowego"/>
     <w:uiPriority w:val="99"/>
     <w:semiHidden/>
     <w:rsid w:val="00A51C85"/>
@@ -11400,9 +12287,9 @@
       <w14:ligatures w14:val="none"/>
     </w:rPr>
   </w:style>
-  <w:style w:type="character" w:styleId="EndnoteReference">
+  <w:style w:type="character" w:styleId="Odwoanieprzypisukocowego">
     <w:name w:val="endnote reference"/>
-    <w:basedOn w:val="DefaultParagraphFont"/>
+    <w:basedOn w:val="Domylnaczcionkaakapitu"/>
     <w:uiPriority w:val="99"/>
     <w:semiHidden/>
     <w:unhideWhenUsed/>
@@ -11411,9 +12298,9 @@
       <w:vertAlign w:val="superscript"/>
     </w:rPr>
   </w:style>
-  <w:style w:type="character" w:styleId="UnresolvedMention">
+  <w:style w:type="character" w:styleId="Nierozpoznanawzmianka">
     <w:name w:val="Unresolved Mention"/>
-    <w:basedOn w:val="DefaultParagraphFont"/>
+    <w:basedOn w:val="Domylnaczcionkaakapitu"/>
     <w:uiPriority w:val="99"/>
     <w:semiHidden/>
     <w:unhideWhenUsed/>
@@ -11423,10 +12310,10 @@
       <w:shd w:val="clear" w:color="auto" w:fill="E1DFDD"/>
     </w:rPr>
   </w:style>
-  <w:style w:type="paragraph" w:styleId="HTMLPreformatted">
+  <w:style w:type="paragraph" w:styleId="HTML-wstpniesformatowany">
     <w:name w:val="HTML Preformatted"/>
-    <w:basedOn w:val="Normal"/>
-    <w:link w:val="HTMLPreformattedChar"/>
+    <w:basedOn w:val="Normalny"/>
+    <w:link w:val="HTML-wstpniesformatowanyZnak"/>
     <w:uiPriority w:val="99"/>
     <w:semiHidden/>
     <w:unhideWhenUsed/>
@@ -11437,10 +12324,10 @@
       <w:szCs w:val="20"/>
     </w:rPr>
   </w:style>
-  <w:style w:type="character" w:customStyle="1" w:styleId="HTMLPreformattedChar">
-    <w:name w:val="HTML Preformatted Char"/>
-    <w:basedOn w:val="DefaultParagraphFont"/>
-    <w:link w:val="HTMLPreformatted"/>
+  <w:style w:type="character" w:customStyle="1" w:styleId="HTML-wstpniesformatowanyZnak">
+    <w:name w:val="HTML - wstępnie sformatowany Znak"/>
+    <w:basedOn w:val="Domylnaczcionkaakapitu"/>
+    <w:link w:val="HTML-wstpniesformatowany"/>
     <w:uiPriority w:val="99"/>
     <w:semiHidden/>
     <w:rsid w:val="00D24EFF"/>

--- a/praca_inżynierska_52753.docx
+++ b/praca_inżynierska_52753.docx
@@ -564,7 +564,7 @@
     <w:p>
       <w:pPr>
         <w:rPr>
-          <w:rStyle w:val="Odwoanieintensywne"/>
+          <w:rStyle w:val="IntenseReference"/>
         </w:rPr>
       </w:pPr>
       <w:r>
@@ -655,7 +655,7 @@
       <w:sdtContent>
         <w:p>
           <w:pPr>
-            <w:pStyle w:val="Nagwekspisutreci"/>
+            <w:pStyle w:val="TOCHeading"/>
           </w:pPr>
           <w:r>
             <w:t>Spis treści</w:t>
@@ -663,7 +663,7 @@
         </w:p>
         <w:p>
           <w:pPr>
-            <w:pStyle w:val="Spistreci1"/>
+            <w:pStyle w:val="TOC1"/>
             <w:tabs>
               <w:tab w:val="right" w:leader="dot" w:pos="9062"/>
             </w:tabs>
@@ -686,7 +686,7 @@
           <w:hyperlink w:anchor="_Toc241337426" w:history="1">
             <w:r>
               <w:rPr>
-                <w:rStyle w:val="Hipercze"/>
+                <w:rStyle w:val="Hyperlink"/>
                 <w:noProof/>
               </w:rPr>
               <w:t>1. Wstęp</w:t>
@@ -743,7 +743,7 @@
         </w:p>
         <w:p>
           <w:pPr>
-            <w:pStyle w:val="Spistreci2"/>
+            <w:pStyle w:val="TOC2"/>
             <w:tabs>
               <w:tab w:val="left" w:pos="960"/>
               <w:tab w:val="right" w:leader="dot" w:pos="9062"/>
@@ -758,7 +758,7 @@
           <w:hyperlink w:anchor="_Toc241337427" w:history="1">
             <w:r>
               <w:rPr>
-                <w:rStyle w:val="Hipercze"/>
+                <w:rStyle w:val="Hyperlink"/>
                 <w:noProof/>
               </w:rPr>
               <w:t>1.1</w:t>
@@ -774,7 +774,7 @@
             </w:r>
             <w:r>
               <w:rPr>
-                <w:rStyle w:val="Hipercze"/>
+                <w:rStyle w:val="Hyperlink"/>
                 <w:noProof/>
               </w:rPr>
               <w:t>Cel pracy i wykorzystane technologie</w:t>
@@ -831,7 +831,7 @@
         </w:p>
         <w:p>
           <w:pPr>
-            <w:pStyle w:val="Spistreci3"/>
+            <w:pStyle w:val="TOC3"/>
             <w:tabs>
               <w:tab w:val="left" w:pos="960"/>
               <w:tab w:val="right" w:leader="dot" w:pos="9062"/>
@@ -846,7 +846,7 @@
           <w:hyperlink w:anchor="_Toc241337428" w:history="1">
             <w:r>
               <w:rPr>
-                <w:rStyle w:val="Hipercze"/>
+                <w:rStyle w:val="Hyperlink"/>
                 <w:noProof/>
               </w:rPr>
               <w:t>a.</w:t>
@@ -862,7 +862,7 @@
             </w:r>
             <w:r>
               <w:rPr>
-                <w:rStyle w:val="Hipercze"/>
+                <w:rStyle w:val="Hyperlink"/>
                 <w:noProof/>
               </w:rPr>
               <w:t>Cel główny:</w:t>
@@ -919,7 +919,7 @@
         </w:p>
         <w:p>
           <w:pPr>
-            <w:pStyle w:val="Spistreci3"/>
+            <w:pStyle w:val="TOC3"/>
             <w:tabs>
               <w:tab w:val="left" w:pos="960"/>
               <w:tab w:val="right" w:leader="dot" w:pos="9062"/>
@@ -934,7 +934,7 @@
           <w:hyperlink w:anchor="_Toc241337429" w:history="1">
             <w:r>
               <w:rPr>
-                <w:rStyle w:val="Hipercze"/>
+                <w:rStyle w:val="Hyperlink"/>
                 <w:noProof/>
               </w:rPr>
               <w:t>b.</w:t>
@@ -950,7 +950,7 @@
             </w:r>
             <w:r>
               <w:rPr>
-                <w:rStyle w:val="Hipercze"/>
+                <w:rStyle w:val="Hyperlink"/>
                 <w:noProof/>
               </w:rPr>
               <w:t>Cele szczegółowe:</w:t>
@@ -1007,7 +1007,7 @@
         </w:p>
         <w:p>
           <w:pPr>
-            <w:pStyle w:val="Spistreci3"/>
+            <w:pStyle w:val="TOC3"/>
             <w:tabs>
               <w:tab w:val="left" w:pos="960"/>
               <w:tab w:val="right" w:leader="dot" w:pos="9062"/>
@@ -1022,7 +1022,7 @@
           <w:hyperlink w:anchor="_Toc241337430" w:history="1">
             <w:r>
               <w:rPr>
-                <w:rStyle w:val="Hipercze"/>
+                <w:rStyle w:val="Hyperlink"/>
                 <w:noProof/>
               </w:rPr>
               <w:t>c.</w:t>
@@ -1038,7 +1038,7 @@
             </w:r>
             <w:r>
               <w:rPr>
-                <w:rStyle w:val="Hipercze"/>
+                <w:rStyle w:val="Hyperlink"/>
                 <w:noProof/>
               </w:rPr>
               <w:t>Wykorzystane technologie</w:t>
@@ -1095,7 +1095,7 @@
         </w:p>
         <w:p>
           <w:pPr>
-            <w:pStyle w:val="Spistreci2"/>
+            <w:pStyle w:val="TOC2"/>
             <w:tabs>
               <w:tab w:val="right" w:leader="dot" w:pos="9062"/>
             </w:tabs>
@@ -1109,7 +1109,7 @@
           <w:hyperlink w:anchor="_Toc241337431" w:history="1">
             <w:r>
               <w:rPr>
-                <w:rStyle w:val="Hipercze"/>
+                <w:rStyle w:val="Hyperlink"/>
                 <w:noProof/>
               </w:rPr>
               <w:t>1.2 Zakres pracy</w:t>
@@ -1166,7 +1166,7 @@
         </w:p>
         <w:p>
           <w:pPr>
-            <w:pStyle w:val="Spistreci1"/>
+            <w:pStyle w:val="TOC1"/>
             <w:tabs>
               <w:tab w:val="right" w:leader="dot" w:pos="9062"/>
             </w:tabs>
@@ -1180,7 +1180,7 @@
           <w:hyperlink w:anchor="_Toc241337432" w:history="1">
             <w:r>
               <w:rPr>
-                <w:rStyle w:val="Hipercze"/>
+                <w:rStyle w:val="Hyperlink"/>
                 <w:noProof/>
               </w:rPr>
               <w:t>2. Podstawowe systemy gry</w:t>
@@ -1237,7 +1237,7 @@
         </w:p>
         <w:p>
           <w:pPr>
-            <w:pStyle w:val="Spistreci2"/>
+            <w:pStyle w:val="TOC2"/>
             <w:tabs>
               <w:tab w:val="right" w:leader="dot" w:pos="9062"/>
             </w:tabs>
@@ -1251,7 +1251,7 @@
           <w:hyperlink w:anchor="_Toc241337433" w:history="1">
             <w:r>
               <w:rPr>
-                <w:rStyle w:val="Hipercze"/>
+                <w:rStyle w:val="Hyperlink"/>
                 <w:noProof/>
               </w:rPr>
               <w:t>2.1 System poruszania się</w:t>
@@ -1308,7 +1308,7 @@
         </w:p>
         <w:p>
           <w:pPr>
-            <w:pStyle w:val="Spistreci2"/>
+            <w:pStyle w:val="TOC2"/>
             <w:tabs>
               <w:tab w:val="right" w:leader="dot" w:pos="9062"/>
             </w:tabs>
@@ -1322,7 +1322,7 @@
           <w:hyperlink w:anchor="_Toc241337434" w:history="1">
             <w:r>
               <w:rPr>
-                <w:rStyle w:val="Hipercze"/>
+                <w:rStyle w:val="Hyperlink"/>
                 <w:noProof/>
               </w:rPr>
               <w:t>2.2 System broni / ekwipunek</w:t>
@@ -1379,7 +1379,7 @@
         </w:p>
         <w:p>
           <w:pPr>
-            <w:pStyle w:val="Spistreci2"/>
+            <w:pStyle w:val="TOC2"/>
             <w:tabs>
               <w:tab w:val="right" w:leader="dot" w:pos="9062"/>
             </w:tabs>
@@ -1393,7 +1393,7 @@
           <w:hyperlink w:anchor="_Toc241337435" w:history="1">
             <w:r>
               <w:rPr>
-                <w:rStyle w:val="Hipercze"/>
+                <w:rStyle w:val="Hyperlink"/>
                 <w:noProof/>
               </w:rPr>
               <w:t>2.3 Punkty gracza</w:t>
@@ -1450,7 +1450,7 @@
         </w:p>
         <w:p>
           <w:pPr>
-            <w:pStyle w:val="Spistreci2"/>
+            <w:pStyle w:val="TOC2"/>
             <w:tabs>
               <w:tab w:val="right" w:leader="dot" w:pos="9062"/>
             </w:tabs>
@@ -1464,7 +1464,7 @@
           <w:hyperlink w:anchor="_Toc241337436" w:history="1">
             <w:r>
               <w:rPr>
-                <w:rStyle w:val="Hipercze"/>
+                <w:rStyle w:val="Hyperlink"/>
                 <w:noProof/>
               </w:rPr>
               <w:t>2.4 System walki</w:t>
@@ -1521,7 +1521,7 @@
         </w:p>
         <w:p>
           <w:pPr>
-            <w:pStyle w:val="Spistreci2"/>
+            <w:pStyle w:val="TOC2"/>
             <w:tabs>
               <w:tab w:val="right" w:leader="dot" w:pos="9062"/>
             </w:tabs>
@@ -1535,7 +1535,7 @@
           <w:hyperlink w:anchor="_Toc241337437" w:history="1">
             <w:r>
               <w:rPr>
-                <w:rStyle w:val="Hipercze"/>
+                <w:rStyle w:val="Hyperlink"/>
                 <w:noProof/>
               </w:rPr>
               <w:t>2.5 HUD</w:t>
@@ -1592,7 +1592,7 @@
         </w:p>
         <w:p>
           <w:pPr>
-            <w:pStyle w:val="Spistreci2"/>
+            <w:pStyle w:val="TOC2"/>
             <w:tabs>
               <w:tab w:val="right" w:leader="dot" w:pos="9062"/>
             </w:tabs>
@@ -1606,7 +1606,7 @@
           <w:hyperlink w:anchor="_Toc241337438" w:history="1">
             <w:r>
               <w:rPr>
-                <w:rStyle w:val="Hipercze"/>
+                <w:rStyle w:val="Hyperlink"/>
                 <w:noProof/>
               </w:rPr>
               <w:t>2.6. Ulepszenia gracza</w:t>
@@ -1663,7 +1663,7 @@
         </w:p>
         <w:p>
           <w:pPr>
-            <w:pStyle w:val="Spistreci2"/>
+            <w:pStyle w:val="TOC2"/>
             <w:tabs>
               <w:tab w:val="right" w:leader="dot" w:pos="9062"/>
             </w:tabs>
@@ -1677,7 +1677,7 @@
           <w:hyperlink w:anchor="_Toc241337439" w:history="1">
             <w:r>
               <w:rPr>
-                <w:rStyle w:val="Hipercze"/>
+                <w:rStyle w:val="Hyperlink"/>
                 <w:noProof/>
               </w:rPr>
               <w:t>2.7 Ulepszenia broni</w:t>
@@ -1734,7 +1734,7 @@
         </w:p>
         <w:p>
           <w:pPr>
-            <w:pStyle w:val="Spistreci2"/>
+            <w:pStyle w:val="TOC2"/>
             <w:tabs>
               <w:tab w:val="right" w:leader="dot" w:pos="9062"/>
             </w:tabs>
@@ -1748,7 +1748,7 @@
           <w:hyperlink w:anchor="_Toc241337440" w:history="1">
             <w:r>
               <w:rPr>
-                <w:rStyle w:val="Hipercze"/>
+                <w:rStyle w:val="Hyperlink"/>
                 <w:noProof/>
               </w:rPr>
               <w:t>2.8 Śmierć gracza</w:t>
@@ -1805,7 +1805,7 @@
         </w:p>
         <w:p>
           <w:pPr>
-            <w:pStyle w:val="Spistreci1"/>
+            <w:pStyle w:val="TOC1"/>
             <w:tabs>
               <w:tab w:val="right" w:leader="dot" w:pos="9062"/>
             </w:tabs>
@@ -1819,7 +1819,7 @@
           <w:hyperlink w:anchor="_Toc241337441" w:history="1">
             <w:r>
               <w:rPr>
-                <w:rStyle w:val="Hipercze"/>
+                <w:rStyle w:val="Hyperlink"/>
                 <w:noProof/>
               </w:rPr>
               <w:t>3. Proceduralność poziomów</w:t>
@@ -1876,7 +1876,7 @@
         </w:p>
         <w:p>
           <w:pPr>
-            <w:pStyle w:val="Spistreci2"/>
+            <w:pStyle w:val="TOC2"/>
             <w:tabs>
               <w:tab w:val="right" w:leader="dot" w:pos="9062"/>
             </w:tabs>
@@ -1890,7 +1890,7 @@
           <w:hyperlink w:anchor="_Toc241337442" w:history="1">
             <w:r>
               <w:rPr>
-                <w:rStyle w:val="Hipercze"/>
+                <w:rStyle w:val="Hyperlink"/>
                 <w:noProof/>
               </w:rPr>
               <w:t>3.1 Łączenie pokoi</w:t>
@@ -1947,7 +1947,7 @@
         </w:p>
         <w:p>
           <w:pPr>
-            <w:pStyle w:val="Spistreci2"/>
+            <w:pStyle w:val="TOC2"/>
             <w:tabs>
               <w:tab w:val="right" w:leader="dot" w:pos="9062"/>
             </w:tabs>
@@ -1961,7 +1961,7 @@
           <w:hyperlink w:anchor="_Toc241337443" w:history="1">
             <w:r>
               <w:rPr>
-                <w:rStyle w:val="Hipercze"/>
+                <w:rStyle w:val="Hyperlink"/>
                 <w:noProof/>
               </w:rPr>
               <w:t>3.2 Korytarze</w:t>
@@ -2018,7 +2018,7 @@
         </w:p>
         <w:p>
           <w:pPr>
-            <w:pStyle w:val="Spistreci1"/>
+            <w:pStyle w:val="TOC1"/>
             <w:tabs>
               <w:tab w:val="right" w:leader="dot" w:pos="9062"/>
             </w:tabs>
@@ -2032,7 +2032,7 @@
           <w:hyperlink w:anchor="_Toc241337444" w:history="1">
             <w:r>
               <w:rPr>
-                <w:rStyle w:val="Hipercze"/>
+                <w:rStyle w:val="Hyperlink"/>
                 <w:noProof/>
               </w:rPr>
               <w:t>4. Przeciwnicy</w:t>
@@ -2089,7 +2089,7 @@
         </w:p>
         <w:p>
           <w:pPr>
-            <w:pStyle w:val="Spistreci2"/>
+            <w:pStyle w:val="TOC2"/>
             <w:tabs>
               <w:tab w:val="right" w:leader="dot" w:pos="9062"/>
             </w:tabs>
@@ -2103,7 +2103,7 @@
           <w:hyperlink w:anchor="_Toc241337445" w:history="1">
             <w:r>
               <w:rPr>
-                <w:rStyle w:val="Hipercze"/>
+                <w:rStyle w:val="Hyperlink"/>
                 <w:noProof/>
               </w:rPr>
               <w:t>4.1 Stany podstawowe</w:t>
@@ -2160,7 +2160,7 @@
         </w:p>
         <w:p>
           <w:pPr>
-            <w:pStyle w:val="Spistreci2"/>
+            <w:pStyle w:val="TOC2"/>
             <w:tabs>
               <w:tab w:val="right" w:leader="dot" w:pos="9062"/>
             </w:tabs>
@@ -2174,7 +2174,7 @@
           <w:hyperlink w:anchor="_Toc241337446" w:history="1">
             <w:r>
               <w:rPr>
-                <w:rStyle w:val="Hipercze"/>
+                <w:rStyle w:val="Hyperlink"/>
                 <w:noProof/>
               </w:rPr>
               <w:t>4.2 Zombie</w:t>
@@ -2231,7 +2231,7 @@
         </w:p>
         <w:p>
           <w:pPr>
-            <w:pStyle w:val="Spistreci2"/>
+            <w:pStyle w:val="TOC2"/>
             <w:tabs>
               <w:tab w:val="right" w:leader="dot" w:pos="9062"/>
             </w:tabs>
@@ -2245,7 +2245,7 @@
           <w:hyperlink w:anchor="_Toc241337447" w:history="1">
             <w:r>
               <w:rPr>
-                <w:rStyle w:val="Hipercze"/>
+                <w:rStyle w:val="Hyperlink"/>
                 <w:noProof/>
               </w:rPr>
               <w:t>4.3 Szkielet</w:t>
@@ -2302,7 +2302,7 @@
         </w:p>
         <w:p>
           <w:pPr>
-            <w:pStyle w:val="Spistreci1"/>
+            <w:pStyle w:val="TOC1"/>
             <w:tabs>
               <w:tab w:val="right" w:leader="dot" w:pos="9062"/>
             </w:tabs>
@@ -2316,7 +2316,7 @@
           <w:hyperlink w:anchor="_Toc241337448" w:history="1">
             <w:r>
               <w:rPr>
-                <w:rStyle w:val="Hipercze"/>
+                <w:rStyle w:val="Hyperlink"/>
                 <w:noProof/>
               </w:rPr>
               <w:t>7. Podsumowanie</w:t>
@@ -2373,7 +2373,7 @@
         </w:p>
         <w:p>
           <w:pPr>
-            <w:pStyle w:val="Spistreci1"/>
+            <w:pStyle w:val="TOC1"/>
             <w:tabs>
               <w:tab w:val="right" w:leader="dot" w:pos="9062"/>
             </w:tabs>
@@ -2387,7 +2387,7 @@
           <w:hyperlink w:anchor="_Toc241337449" w:history="1">
             <w:r>
               <w:rPr>
-                <w:rStyle w:val="Hipercze"/>
+                <w:rStyle w:val="Hyperlink"/>
                 <w:noProof/>
               </w:rPr>
               <w:t>8. Bibliografia</w:t>
@@ -2444,7 +2444,7 @@
         </w:p>
         <w:p>
           <w:pPr>
-            <w:pStyle w:val="Spistreci1"/>
+            <w:pStyle w:val="TOC1"/>
             <w:tabs>
               <w:tab w:val="right" w:leader="dot" w:pos="9062"/>
             </w:tabs>
@@ -2458,7 +2458,7 @@
           <w:hyperlink w:anchor="_Toc241337450" w:history="1">
             <w:r>
               <w:rPr>
-                <w:rStyle w:val="Hipercze"/>
+                <w:rStyle w:val="Hyperlink"/>
                 <w:noProof/>
               </w:rPr>
               <w:t>9. Pakiety i inne źródła</w:t>
@@ -2536,7 +2536,7 @@
     <w:p>
       <w:pPr>
         <w:rPr>
-          <w:rStyle w:val="Odwoanieintensywne"/>
+          <w:rStyle w:val="IntenseReference"/>
         </w:rPr>
       </w:pPr>
       <w:r>
@@ -2915,7 +2915,7 @@
     </w:p>
     <w:p>
       <w:pPr>
-        <w:pStyle w:val="Nagwek1"/>
+        <w:pStyle w:val="Heading1"/>
       </w:pPr>
       <w:bookmarkStart w:id="0" w:name="_Toc241337426"/>
       <w:r>
@@ -3009,7 +3009,7 @@
     </w:p>
     <w:p>
       <w:pPr>
-        <w:pStyle w:val="Nagwek2"/>
+        <w:pStyle w:val="Heading2"/>
         <w:numPr>
           <w:ilvl w:val="1"/>
           <w:numId w:val="25"/>
@@ -3029,7 +3029,7 @@
     </w:p>
     <w:p>
       <w:pPr>
-        <w:pStyle w:val="Nagwek3"/>
+        <w:pStyle w:val="Heading3"/>
         <w:numPr>
           <w:ilvl w:val="0"/>
           <w:numId w:val="24"/>
@@ -3140,7 +3140,7 @@
     </w:p>
     <w:p>
       <w:pPr>
-        <w:pStyle w:val="Nagwek3"/>
+        <w:pStyle w:val="Heading3"/>
         <w:numPr>
           <w:ilvl w:val="0"/>
           <w:numId w:val="24"/>
@@ -3329,19 +3329,19 @@
     </w:p>
     <w:p>
       <w:pPr>
-        <w:pStyle w:val="Akapitzlist"/>
+        <w:pStyle w:val="ListParagraph"/>
         <w:numPr>
           <w:ilvl w:val="0"/>
           <w:numId w:val="24"/>
         </w:numPr>
         <w:rPr>
-          <w:rStyle w:val="Nagwek3Znak"/>
+          <w:rStyle w:val="Heading3Char"/>
         </w:rPr>
       </w:pPr>
       <w:bookmarkStart w:id="4" w:name="_Toc241337430"/>
       <w:r>
         <w:rPr>
-          <w:rStyle w:val="Nagwek3Znak"/>
+          <w:rStyle w:val="Heading3Char"/>
         </w:rPr>
         <w:t>Wykorzystane technologie</w:t>
       </w:r>
@@ -3379,7 +3379,7 @@
     </w:p>
     <w:p>
       <w:pPr>
-        <w:pStyle w:val="Nagwek2"/>
+        <w:pStyle w:val="Heading2"/>
       </w:pPr>
       <w:bookmarkStart w:id="5" w:name="_Toc241337431"/>
       <w:r>
@@ -3628,7 +3628,7 @@
     </w:p>
     <w:p>
       <w:pPr>
-        <w:pStyle w:val="Nagwek1"/>
+        <w:pStyle w:val="Heading1"/>
       </w:pPr>
       <w:bookmarkStart w:id="6" w:name="_Toc241337432"/>
       <w:r>
@@ -3644,15 +3644,15 @@
     </w:p>
     <w:p>
       <w:pPr>
-        <w:pStyle w:val="Akapitzlist"/>
-        <w:rPr>
-          <w:color w:val="000000" w:themeColor="text1"/>
-        </w:rPr>
-      </w:pPr>
-    </w:p>
-    <w:p>
-      <w:pPr>
-        <w:pStyle w:val="Nagwek2"/>
+        <w:pStyle w:val="ListParagraph"/>
+        <w:rPr>
+          <w:color w:val="000000" w:themeColor="text1"/>
+        </w:rPr>
+      </w:pPr>
+    </w:p>
+    <w:p>
+      <w:pPr>
+        <w:pStyle w:val="Heading2"/>
         <w:ind w:left="720"/>
       </w:pPr>
       <w:bookmarkStart w:id="7" w:name="_Toc241337433"/>
@@ -3997,7 +3997,7 @@
     </w:p>
     <w:p>
       <w:pPr>
-        <w:pStyle w:val="Akapitzlist"/>
+        <w:pStyle w:val="ListParagraph"/>
         <w:numPr>
           <w:ilvl w:val="0"/>
           <w:numId w:val="33"/>
@@ -4022,7 +4022,7 @@
     </w:p>
     <w:p>
       <w:pPr>
-        <w:pStyle w:val="Akapitzlist"/>
+        <w:pStyle w:val="ListParagraph"/>
         <w:numPr>
           <w:ilvl w:val="0"/>
           <w:numId w:val="33"/>
@@ -4041,7 +4041,7 @@
     </w:p>
     <w:p>
       <w:pPr>
-        <w:pStyle w:val="Akapitzlist"/>
+        <w:pStyle w:val="ListParagraph"/>
         <w:numPr>
           <w:ilvl w:val="0"/>
           <w:numId w:val="33"/>
@@ -4059,7 +4059,7 @@
     </w:p>
     <w:p>
       <w:pPr>
-        <w:pStyle w:val="Akapitzlist"/>
+        <w:pStyle w:val="ListParagraph"/>
         <w:numPr>
           <w:ilvl w:val="0"/>
           <w:numId w:val="33"/>
@@ -4092,7 +4092,7 @@
     </w:p>
     <w:p>
       <w:pPr>
-        <w:pStyle w:val="Nagwek2"/>
+        <w:pStyle w:val="Heading2"/>
         <w:ind w:left="720"/>
       </w:pPr>
       <w:bookmarkStart w:id="8" w:name="_Toc241337434"/>
@@ -4203,7 +4203,7 @@
     </w:p>
     <w:p>
       <w:pPr>
-        <w:pStyle w:val="Akapitzlist"/>
+        <w:pStyle w:val="ListParagraph"/>
         <w:numPr>
           <w:ilvl w:val="0"/>
           <w:numId w:val="27"/>
@@ -4222,7 +4222,7 @@
     </w:p>
     <w:p>
       <w:pPr>
-        <w:pStyle w:val="Akapitzlist"/>
+        <w:pStyle w:val="ListParagraph"/>
         <w:numPr>
           <w:ilvl w:val="0"/>
           <w:numId w:val="27"/>
@@ -4241,7 +4241,7 @@
     </w:p>
     <w:p>
       <w:pPr>
-        <w:pStyle w:val="Akapitzlist"/>
+        <w:pStyle w:val="ListParagraph"/>
         <w:numPr>
           <w:ilvl w:val="0"/>
           <w:numId w:val="27"/>
@@ -4260,7 +4260,7 @@
     </w:p>
     <w:p>
       <w:pPr>
-        <w:pStyle w:val="Akapitzlist"/>
+        <w:pStyle w:val="ListParagraph"/>
         <w:ind w:left="1080"/>
         <w:rPr>
           <w:color w:val="000000" w:themeColor="text1"/>
@@ -4269,7 +4269,7 @@
     </w:p>
     <w:p>
       <w:pPr>
-        <w:pStyle w:val="Nagwek2"/>
+        <w:pStyle w:val="Heading2"/>
         <w:ind w:firstLine="720"/>
       </w:pPr>
       <w:bookmarkStart w:id="9" w:name="_Toc241337435"/>
@@ -4296,7 +4296,7 @@
     </w:p>
     <w:p>
       <w:pPr>
-        <w:pStyle w:val="Nagwek2"/>
+        <w:pStyle w:val="Heading2"/>
         <w:ind w:left="720"/>
       </w:pPr>
       <w:bookmarkStart w:id="10" w:name="_Toc241337436"/>
@@ -4374,7 +4374,7 @@
     </w:p>
     <w:p>
       <w:pPr>
-        <w:pStyle w:val="Akapitzlist"/>
+        <w:pStyle w:val="ListParagraph"/>
         <w:jc w:val="center"/>
         <w:rPr>
           <w:b/>
@@ -4397,7 +4397,7 @@
     </w:p>
     <w:p>
       <w:pPr>
-        <w:pStyle w:val="Akapitzlist"/>
+        <w:pStyle w:val="ListParagraph"/>
         <w:jc w:val="center"/>
         <w:rPr>
           <w:color w:val="000000" w:themeColor="text1"/>
@@ -4460,7 +4460,7 @@
     </w:p>
     <w:p>
       <w:pPr>
-        <w:pStyle w:val="Akapitzlist"/>
+        <w:pStyle w:val="ListParagraph"/>
         <w:jc w:val="center"/>
         <w:rPr>
           <w:color w:val="000000" w:themeColor="text1"/>
@@ -4531,7 +4531,7 @@
     </w:p>
     <w:p>
       <w:pPr>
-        <w:pStyle w:val="Akapitzlist"/>
+        <w:pStyle w:val="ListParagraph"/>
         <w:jc w:val="center"/>
         <w:rPr>
           <w:color w:val="000000" w:themeColor="text1"/>
@@ -4540,7 +4540,7 @@
     </w:p>
     <w:p>
       <w:pPr>
-        <w:pStyle w:val="Akapitzlist"/>
+        <w:pStyle w:val="ListParagraph"/>
         <w:rPr>
           <w:color w:val="000000" w:themeColor="text1"/>
         </w:rPr>
@@ -4554,15 +4554,15 @@
     </w:p>
     <w:p>
       <w:pPr>
-        <w:pStyle w:val="Akapitzlist"/>
-        <w:rPr>
-          <w:color w:val="000000" w:themeColor="text1"/>
-        </w:rPr>
-      </w:pPr>
-    </w:p>
-    <w:p>
-      <w:pPr>
-        <w:pStyle w:val="Akapitzlist"/>
+        <w:pStyle w:val="ListParagraph"/>
+        <w:rPr>
+          <w:color w:val="000000" w:themeColor="text1"/>
+        </w:rPr>
+      </w:pPr>
+    </w:p>
+    <w:p>
+      <w:pPr>
+        <w:pStyle w:val="ListParagraph"/>
         <w:jc w:val="center"/>
         <w:rPr>
           <w:b/>
@@ -4585,7 +4585,7 @@
     </w:p>
     <w:p>
       <w:pPr>
-        <w:pStyle w:val="Akapitzlist"/>
+        <w:pStyle w:val="ListParagraph"/>
         <w:jc w:val="center"/>
         <w:rPr>
           <w:b/>
@@ -4699,7 +4699,7 @@
     </w:p>
     <w:p>
       <w:pPr>
-        <w:pStyle w:val="Akapitzlist"/>
+        <w:pStyle w:val="ListParagraph"/>
         <w:jc w:val="center"/>
         <w:rPr>
           <w:b/>
@@ -4712,7 +4712,7 @@
     </w:p>
     <w:p>
       <w:pPr>
-        <w:pStyle w:val="Akapitzlist"/>
+        <w:pStyle w:val="ListParagraph"/>
         <w:rPr>
           <w:color w:val="000000" w:themeColor="text1"/>
         </w:rPr>
@@ -5182,7 +5182,7 @@
     </w:p>
     <w:p>
       <w:pPr>
-        <w:pStyle w:val="Nagwek2"/>
+        <w:pStyle w:val="Heading2"/>
         <w:ind w:left="720"/>
       </w:pPr>
       <w:bookmarkStart w:id="11" w:name="_Toc241337437"/>
@@ -5227,7 +5227,7 @@
     </w:p>
     <w:p>
       <w:pPr>
-        <w:pStyle w:val="Akapitzlist"/>
+        <w:pStyle w:val="ListParagraph"/>
         <w:numPr>
           <w:ilvl w:val="0"/>
           <w:numId w:val="32"/>
@@ -5245,7 +5245,7 @@
     </w:p>
     <w:p>
       <w:pPr>
-        <w:pStyle w:val="Akapitzlist"/>
+        <w:pStyle w:val="ListParagraph"/>
         <w:numPr>
           <w:ilvl w:val="0"/>
           <w:numId w:val="32"/>
@@ -5263,7 +5263,7 @@
     </w:p>
     <w:p>
       <w:pPr>
-        <w:pStyle w:val="Akapitzlist"/>
+        <w:pStyle w:val="ListParagraph"/>
         <w:numPr>
           <w:ilvl w:val="0"/>
           <w:numId w:val="32"/>
@@ -5281,7 +5281,7 @@
     </w:p>
     <w:p>
       <w:pPr>
-        <w:pStyle w:val="Akapitzlist"/>
+        <w:pStyle w:val="ListParagraph"/>
         <w:numPr>
           <w:ilvl w:val="0"/>
           <w:numId w:val="32"/>
@@ -5299,7 +5299,7 @@
     </w:p>
     <w:p>
       <w:pPr>
-        <w:pStyle w:val="Akapitzlist"/>
+        <w:pStyle w:val="ListParagraph"/>
         <w:numPr>
           <w:ilvl w:val="0"/>
           <w:numId w:val="32"/>
@@ -5317,7 +5317,7 @@
     </w:p>
     <w:p>
       <w:pPr>
-        <w:pStyle w:val="Akapitzlist"/>
+        <w:pStyle w:val="ListParagraph"/>
         <w:numPr>
           <w:ilvl w:val="0"/>
           <w:numId w:val="32"/>
@@ -5335,7 +5335,7 @@
     </w:p>
     <w:p>
       <w:pPr>
-        <w:pStyle w:val="Akapitzlist"/>
+        <w:pStyle w:val="ListParagraph"/>
         <w:rPr>
           <w:color w:val="000000" w:themeColor="text1"/>
         </w:rPr>
@@ -5479,7 +5479,7 @@
     </w:p>
     <w:p>
       <w:pPr>
-        <w:pStyle w:val="Nagwek2"/>
+        <w:pStyle w:val="Heading2"/>
         <w:ind w:firstLine="720"/>
       </w:pPr>
       <w:bookmarkStart w:id="12" w:name="_Toc241337438"/>
@@ -5624,7 +5624,7 @@
     </w:p>
     <w:p>
       <w:pPr>
-        <w:pStyle w:val="Nagwek2"/>
+        <w:pStyle w:val="Heading2"/>
       </w:pPr>
       <w:bookmarkStart w:id="13" w:name="_Toc241337439"/>
       <w:r>
@@ -5685,7 +5685,7 @@
     <w:p/>
     <w:p>
       <w:pPr>
-        <w:pStyle w:val="Nagwek2"/>
+        <w:pStyle w:val="Heading2"/>
       </w:pPr>
       <w:bookmarkStart w:id="14" w:name="_Toc241337440"/>
       <w:r>
@@ -5714,7 +5714,7 @@
     </w:p>
     <w:p>
       <w:pPr>
-        <w:pStyle w:val="Nagwek1"/>
+        <w:pStyle w:val="Heading1"/>
       </w:pPr>
       <w:bookmarkStart w:id="15" w:name="_Toc241337441"/>
       <w:r>
@@ -5756,7 +5756,7 @@
     </w:p>
     <w:p>
       <w:pPr>
-        <w:pStyle w:val="Nagwek2"/>
+        <w:pStyle w:val="Heading2"/>
       </w:pPr>
       <w:bookmarkStart w:id="16" w:name="_Toc241337442"/>
       <w:r>
@@ -5785,7 +5785,7 @@
     <w:p/>
     <w:p>
       <w:pPr>
-        <w:pStyle w:val="Nagwek2"/>
+        <w:pStyle w:val="Heading2"/>
       </w:pPr>
       <w:bookmarkStart w:id="17" w:name="_Toc241337443"/>
       <w:r>
@@ -5847,7 +5847,7 @@
     </w:p>
     <w:p>
       <w:pPr>
-        <w:pStyle w:val="Nagwek1"/>
+        <w:pStyle w:val="Heading1"/>
       </w:pPr>
       <w:bookmarkStart w:id="18" w:name="_Toc241337444"/>
       <w:r>
@@ -5911,7 +5911,7 @@
     <w:p/>
     <w:p>
       <w:pPr>
-        <w:pStyle w:val="Nagwek2"/>
+        <w:pStyle w:val="Heading2"/>
         <w:ind w:firstLine="720"/>
       </w:pPr>
       <w:bookmarkStart w:id="19" w:name="_Toc241337445"/>
@@ -5936,7 +5936,7 @@
     </w:p>
     <w:p>
       <w:pPr>
-        <w:pStyle w:val="Akapitzlist"/>
+        <w:pStyle w:val="ListParagraph"/>
         <w:numPr>
           <w:ilvl w:val="0"/>
           <w:numId w:val="28"/>
@@ -5954,7 +5954,7 @@
     </w:p>
     <w:p>
       <w:pPr>
-        <w:pStyle w:val="Akapitzlist"/>
+        <w:pStyle w:val="ListParagraph"/>
         <w:numPr>
           <w:ilvl w:val="0"/>
           <w:numId w:val="28"/>
@@ -5967,7 +5967,7 @@
     <w:p/>
     <w:p>
       <w:pPr>
-        <w:pStyle w:val="Nagwek2"/>
+        <w:pStyle w:val="Heading2"/>
         <w:ind w:firstLine="720"/>
       </w:pPr>
       <w:bookmarkStart w:id="20" w:name="_Toc241337446"/>
@@ -5984,7 +5984,7 @@
     </w:p>
     <w:p>
       <w:pPr>
-        <w:pStyle w:val="Akapitzlist"/>
+        <w:pStyle w:val="ListParagraph"/>
         <w:numPr>
           <w:ilvl w:val="0"/>
           <w:numId w:val="28"/>
@@ -6003,7 +6003,7 @@
     </w:p>
     <w:p>
       <w:pPr>
-        <w:pStyle w:val="Nagwek2"/>
+        <w:pStyle w:val="Heading2"/>
         <w:ind w:firstLine="720"/>
       </w:pPr>
       <w:bookmarkStart w:id="21" w:name="_Toc241337447"/>
@@ -6015,7 +6015,7 @@
     </w:p>
     <w:p>
       <w:pPr>
-        <w:pStyle w:val="Akapitzlist"/>
+        <w:pStyle w:val="ListParagraph"/>
         <w:numPr>
           <w:ilvl w:val="0"/>
           <w:numId w:val="28"/>
@@ -6027,7 +6027,7 @@
     </w:p>
     <w:p>
       <w:pPr>
-        <w:pStyle w:val="Akapitzlist"/>
+        <w:pStyle w:val="ListParagraph"/>
         <w:numPr>
           <w:ilvl w:val="0"/>
           <w:numId w:val="28"/>
@@ -6048,7 +6048,7 @@
     </w:p>
     <w:p>
       <w:pPr>
-        <w:pStyle w:val="Akapitzlist"/>
+        <w:pStyle w:val="ListParagraph"/>
       </w:pPr>
     </w:p>
     <w:p>
@@ -6074,7 +6074,7 @@
     </w:p>
     <w:p>
       <w:pPr>
-        <w:pStyle w:val="Nagwek1"/>
+        <w:pStyle w:val="Heading1"/>
       </w:pPr>
       <w:bookmarkStart w:id="22" w:name="_Toc241337448"/>
       <w:r>
@@ -6122,7 +6122,7 @@
     </w:p>
     <w:p>
       <w:pPr>
-        <w:pStyle w:val="Nagwek1"/>
+        <w:pStyle w:val="Heading1"/>
       </w:pPr>
       <w:bookmarkStart w:id="23" w:name="_Toc241337449"/>
       <w:r>
@@ -6141,7 +6141,7 @@
     </w:p>
     <w:p>
       <w:pPr>
-        <w:pStyle w:val="Akapitzlist"/>
+        <w:pStyle w:val="ListParagraph"/>
         <w:numPr>
           <w:ilvl w:val="0"/>
           <w:numId w:val="35"/>
@@ -6159,7 +6159,7 @@
       <w:hyperlink r:id="rId18" w:history="1">
         <w:r>
           <w:rPr>
-            <w:rStyle w:val="Hipercze"/>
+            <w:rStyle w:val="Hyperlink"/>
           </w:rPr>
           <w:t>https://elektron.elka.pw.edu.pl/~jarabas/ALHE/notatki3.pdf</w:t>
         </w:r>
@@ -6167,7 +6167,7 @@
     </w:p>
     <w:p>
       <w:pPr>
-        <w:pStyle w:val="Akapitzlist"/>
+        <w:pStyle w:val="ListParagraph"/>
         <w:numPr>
           <w:ilvl w:val="0"/>
           <w:numId w:val="35"/>
@@ -6186,7 +6186,7 @@
       <w:hyperlink r:id="rId19" w:history="1">
         <w:r>
           <w:rPr>
-            <w:rStyle w:val="Hipercze"/>
+            <w:rStyle w:val="Hyperlink"/>
             <w:lang w:val="en-US"/>
           </w:rPr>
           <w:t>https://ansyshelp.ansys.com/public/account/secured?returnurl=/Views/Secured/corp/v252/en/sysc_th/sysc_th_bsp_algo.html</w:t>
@@ -6195,7 +6195,7 @@
     </w:p>
     <w:p>
       <w:pPr>
-        <w:pStyle w:val="Akapitzlist"/>
+        <w:pStyle w:val="ListParagraph"/>
         <w:numPr>
           <w:ilvl w:val="0"/>
           <w:numId w:val="35"/>
@@ -6221,7 +6221,7 @@
       <w:hyperlink r:id="rId20" w:history="1">
         <w:r>
           <w:rPr>
-            <w:rStyle w:val="Hipercze"/>
+            <w:rStyle w:val="Hyperlink"/>
             <w:lang w:val="en-US"/>
           </w:rPr>
           <w:t>https://learn.microsoft.com/en-us/dotnet/api/system.collections.generic.dictionary-2?view=net-6.0</w:t>
@@ -6230,7 +6230,7 @@
     </w:p>
     <w:p>
       <w:pPr>
-        <w:pStyle w:val="Akapitzlist"/>
+        <w:pStyle w:val="ListParagraph"/>
         <w:numPr>
           <w:ilvl w:val="0"/>
           <w:numId w:val="35"/>
@@ -6259,7 +6259,7 @@
       <w:hyperlink r:id="rId21" w:history="1">
         <w:r>
           <w:rPr>
-            <w:rStyle w:val="Hipercze"/>
+            <w:rStyle w:val="Hyperlink"/>
             <w:lang w:val="en-US"/>
           </w:rPr>
           <w:t>https://docs.unity3d.com/6000.6/Documentation/ScriptReference/Sprite.GetPhysicsShape.html</w:t>
@@ -6268,7 +6268,7 @@
     </w:p>
     <w:p>
       <w:pPr>
-        <w:pStyle w:val="Akapitzlist"/>
+        <w:pStyle w:val="ListParagraph"/>
         <w:numPr>
           <w:ilvl w:val="0"/>
           <w:numId w:val="35"/>
@@ -6288,7 +6288,7 @@
       <w:hyperlink r:id="rId22" w:history="1">
         <w:r>
           <w:rPr>
-            <w:rStyle w:val="Hipercze"/>
+            <w:rStyle w:val="Hyperlink"/>
             <w:lang w:val="en-US"/>
           </w:rPr>
           <w:t>https://stackoverflow.com/questions/5111645/breadth-first-traversal</w:t>
@@ -6297,7 +6297,7 @@
     </w:p>
     <w:p>
       <w:pPr>
-        <w:pStyle w:val="Akapitzlist"/>
+        <w:pStyle w:val="ListParagraph"/>
         <w:numPr>
           <w:ilvl w:val="0"/>
           <w:numId w:val="35"/>
@@ -6317,7 +6317,7 @@
       <w:hyperlink r:id="rId23" w:history="1">
         <w:r>
           <w:rPr>
-            <w:rStyle w:val="Hipercze"/>
+            <w:rStyle w:val="Hyperlink"/>
             <w:lang w:val="en-US"/>
           </w:rPr>
           <w:t>https://learn.microsoft.com/en-us/dotnet/api/system.collections.generic.queue-1?view=net-10.0</w:t>
@@ -6326,7 +6326,7 @@
     </w:p>
     <w:p>
       <w:pPr>
-        <w:pStyle w:val="Akapitzlist"/>
+        <w:pStyle w:val="ListParagraph"/>
         <w:numPr>
           <w:ilvl w:val="0"/>
           <w:numId w:val="35"/>
@@ -6355,7 +6355,7 @@
       <w:hyperlink r:id="rId24" w:history="1">
         <w:r>
           <w:rPr>
-            <w:rStyle w:val="Hipercze"/>
+            <w:rStyle w:val="Hyperlink"/>
             <w:lang w:val="en-US"/>
           </w:rPr>
           <w:t>https://discussions.unity.com/t/change-tracking-target-at-runtime-rotation-composer/944987/3</w:t>
@@ -6364,7 +6364,7 @@
     </w:p>
     <w:p>
       <w:pPr>
-        <w:pStyle w:val="Akapitzlist"/>
+        <w:pStyle w:val="ListParagraph"/>
         <w:numPr>
           <w:ilvl w:val="0"/>
           <w:numId w:val="35"/>
@@ -6384,7 +6384,7 @@
       <w:hyperlink r:id="rId25" w:history="1">
         <w:r>
           <w:rPr>
-            <w:rStyle w:val="Hipercze"/>
+            <w:rStyle w:val="Hyperlink"/>
             <w:lang w:val="en-US"/>
           </w:rPr>
           <w:t>https://stackoverflow.com/questions/66699217/linq-where-clause-to-generate-list-based-on-results-of-a-different-list</w:t>
@@ -6393,7 +6393,7 @@
     </w:p>
     <w:p>
       <w:pPr>
-        <w:pStyle w:val="Akapitzlist"/>
+        <w:pStyle w:val="ListParagraph"/>
         <w:numPr>
           <w:ilvl w:val="0"/>
           <w:numId w:val="35"/>
@@ -6403,49 +6403,59 @@
           <w:lang w:val="en-US"/>
         </w:rPr>
       </w:pPr>
-    </w:p>
-    <w:p>
-      <w:pPr>
+      <w:r>
         <w:rPr>
           <w:color w:val="000000" w:themeColor="text1"/>
           <w:lang w:val="en-US"/>
         </w:rPr>
-      </w:pPr>
-    </w:p>
-    <w:p>
-      <w:pPr>
-        <w:pStyle w:val="Nagwek1"/>
-      </w:pPr>
-      <w:bookmarkStart w:id="24" w:name="_Toc241337450"/>
-      <w:r>
-        <w:t xml:space="preserve">9. </w:t>
-      </w:r>
-      <w:r>
-        <w:t>Pakiety i inne źródła</w:t>
-      </w:r>
-      <w:bookmarkEnd w:id="24"/>
-    </w:p>
-    <w:p>
-      <w:proofErr w:type="spellStart"/>
-      <w:r>
-        <w:t>Cinemachine</w:t>
-      </w:r>
-      <w:proofErr w:type="spellEnd"/>
-      <w:r>
-        <w:t xml:space="preserve"> </w:t>
-      </w:r>
-      <w:proofErr w:type="spellStart"/>
-      <w:r>
-        <w:t>Camera</w:t>
-      </w:r>
-      <w:proofErr w:type="spellEnd"/>
-      <w:r>
-        <w:t xml:space="preserve"> - </w:t>
+        <w:t xml:space="preserve">LINQ custom “None()”Function - </w:t>
       </w:r>
       <w:hyperlink r:id="rId26" w:history="1">
         <w:r>
           <w:rPr>
-            <w:rStyle w:val="Hipercze"/>
+            <w:rStyle w:val="Hyperlink"/>
+            <w:lang w:val="en-US"/>
+          </w:rPr>
+          <w:t>https://stackoverflow.com/questions/8741439/what-is-the-opposite-method-of-anyt</w:t>
+        </w:r>
+      </w:hyperlink>
+      <w:r>
+        <w:rPr>
+          <w:color w:val="000000" w:themeColor="text1"/>
+          <w:lang w:val="en-US"/>
+        </w:rPr>
+        <w:t xml:space="preserve"> </w:t>
+      </w:r>
+    </w:p>
+    <w:p>
+      <w:pPr>
+        <w:rPr>
+          <w:color w:val="000000" w:themeColor="text1"/>
+          <w:lang w:val="en-US"/>
+        </w:rPr>
+      </w:pPr>
+    </w:p>
+    <w:p>
+      <w:pPr>
+        <w:pStyle w:val="Heading1"/>
+      </w:pPr>
+      <w:bookmarkStart w:id="24" w:name="_Toc241337450"/>
+      <w:r>
+        <w:t xml:space="preserve">9. </w:t>
+      </w:r>
+      <w:r>
+        <w:t>Pakiety i inne źródła</w:t>
+      </w:r>
+      <w:bookmarkEnd w:id="24"/>
+    </w:p>
+    <w:p>
+      <w:r>
+        <w:t xml:space="preserve">Cinemachine Camera - </w:t>
+      </w:r>
+      <w:hyperlink r:id="rId27" w:history="1">
+        <w:r>
+          <w:rPr>
+            <w:rStyle w:val="Hyperlink"/>
           </w:rPr>
           <w:t>https://docs.unity3d.com/Packages/com.unity.cinemachine@6.6/manual/index.html</w:t>
         </w:r>
@@ -6461,12 +6471,12 @@
     <w:p/>
     <w:p/>
     <w:sectPr>
-      <w:headerReference w:type="even" r:id="rId27"/>
-      <w:headerReference w:type="default" r:id="rId28"/>
-      <w:footerReference w:type="even" r:id="rId29"/>
-      <w:footerReference w:type="default" r:id="rId30"/>
-      <w:headerReference w:type="first" r:id="rId31"/>
-      <w:footerReference w:type="first" r:id="rId32"/>
+      <w:headerReference w:type="even" r:id="rId28"/>
+      <w:headerReference w:type="default" r:id="rId29"/>
+      <w:footerReference w:type="even" r:id="rId30"/>
+      <w:footerReference w:type="default" r:id="rId31"/>
+      <w:headerReference w:type="first" r:id="rId32"/>
+      <w:footerReference w:type="first" r:id="rId33"/>
       <w:pgSz w:w="11906" w:h="16838" w:code="9"/>
       <w:pgMar w:top="1417" w:right="1417" w:bottom="1417" w:left="1417" w:header="567" w:footer="567" w:gutter="0"/>
       <w:cols w:space="708"/>
@@ -6500,7 +6510,7 @@
 <w:ftr xmlns:wpc="http://schemas.microsoft.com/office/word/2010/wordprocessingCanvas" xmlns:cx="http://schemas.microsoft.com/office/drawing/2014/chartex" xmlns:cx1="http://schemas.microsoft.com/office/drawing/2015/9/8/chartex" xmlns:cx2="http://schemas.microsoft.com/office/drawing/2015/10/21/chartex" xmlns:cx3="http://schemas.microsoft.com/office/drawing/2016/5/9/chartex" xmlns:cx4="http://schemas.microsoft.com/office/drawing/2016/5/10/chartex" xmlns:cx5="http://schemas.microsoft.com/office/drawing/2016/5/11/chartex" xmlns:cx6="http://schemas.microsoft.com/office/drawing/2016/5/12/chartex" xmlns:cx7="http://schemas.microsoft.com/office/drawing/2016/5/13/chartex" xmlns:cx8="http://schemas.microsoft.com/office/drawing/2016/5/14/chartex" xmlns:mc="http://schemas.openxmlformats.org/markup-compatibility/2006" xmlns:aink="http://schemas.microsoft.com/office/drawing/2016/ink" xmlns:am3d="http://schemas.microsoft.com/office/drawing/2017/model3d" xmlns:o="urn:schemas-microsoft-com:office:office" xmlns:oel="http://schemas.microsoft.com/office/2019/extlst" xmlns:r="http://schemas.openxmlformats.org/officeDocument/2006/relationships" xmlns:m="http://schemas.openxmlformats.org/officeDocument/2006/math" xmlns:v="urn:schemas-microsoft-com:vml" xmlns:wp14="http://schemas.microsoft.com/office/word/2010/wordprocessingDrawing" xmlns:wp="http://schemas.openxmlformats.org/drawingml/2006/wordprocessingDrawing" xmlns:w10="urn:schemas-microsoft-com:office:word" xmlns:w="http://schemas.openxmlformats.org/wordprocessingml/2006/main" xmlns:w14="http://schemas.microsoft.com/office/word/2010/wordml" xmlns:w15="http://schemas.microsoft.com/office/word/2012/wordml" xmlns:w16cex="http://schemas.microsoft.com/office/word/2018/wordml/cex" xmlns:w16cid="http://schemas.microsoft.com/office/word/2016/wordml/cid" xmlns:w16="http://schemas.microsoft.com/office/word/2018/wordml" xmlns:w16du="http://schemas.microsoft.com/office/word/2023/wordml/word16du" xmlns:w16sdtdh="http://schemas.microsoft.com/office/word/2020/wordml/sdtdatahash" xmlns:w16sdtfl="http://schemas.microsoft.com/office/word/2024/wordml/sdtformatlock" xmlns:w16se="http://schemas.microsoft.com/office/word/2015/wordml/symex" xmlns:wpg="http://schemas.microsoft.com/office/word/2010/wordprocessingGroup" xmlns:wpi="http://schemas.microsoft.com/office/word/2010/wordprocessingInk" xmlns:wne="http://schemas.microsoft.com/office/word/2006/wordml" xmlns:wps="http://schemas.microsoft.com/office/word/2010/wordprocessingShape" mc:Ignorable="w14 w15 w16se w16cid w16 w16cex w16sdtdh w16sdtfl w16du wp14">
   <w:p>
     <w:pPr>
-      <w:pStyle w:val="Stopka"/>
+      <w:pStyle w:val="Footer"/>
     </w:pPr>
   </w:p>
 </w:ftr>
@@ -6510,11 +6520,11 @@
 <w:ftr xmlns:wpc="http://schemas.microsoft.com/office/word/2010/wordprocessingCanvas" xmlns:cx="http://schemas.microsoft.com/office/drawing/2014/chartex" xmlns:cx1="http://schemas.microsoft.com/office/drawing/2015/9/8/chartex" xmlns:cx2="http://schemas.microsoft.com/office/drawing/2015/10/21/chartex" xmlns:cx3="http://schemas.microsoft.com/office/drawing/2016/5/9/chartex" xmlns:cx4="http://schemas.microsoft.com/office/drawing/2016/5/10/chartex" xmlns:cx5="http://schemas.microsoft.com/office/drawing/2016/5/11/chartex" xmlns:cx6="http://schemas.microsoft.com/office/drawing/2016/5/12/chartex" xmlns:cx7="http://schemas.microsoft.com/office/drawing/2016/5/13/chartex" xmlns:cx8="http://schemas.microsoft.com/office/drawing/2016/5/14/chartex" xmlns:mc="http://schemas.openxmlformats.org/markup-compatibility/2006" xmlns:aink="http://schemas.microsoft.com/office/drawing/2016/ink" xmlns:am3d="http://schemas.microsoft.com/office/drawing/2017/model3d" xmlns:o="urn:schemas-microsoft-com:office:office" xmlns:oel="http://schemas.microsoft.com/office/2019/extlst" xmlns:r="http://schemas.openxmlformats.org/officeDocument/2006/relationships" xmlns:m="http://schemas.openxmlformats.org/officeDocument/2006/math" xmlns:v="urn:schemas-microsoft-com:vml" xmlns:wp14="http://schemas.microsoft.com/office/word/2010/wordprocessingDrawing" xmlns:wp="http://schemas.openxmlformats.org/drawingml/2006/wordprocessingDrawing" xmlns:w10="urn:schemas-microsoft-com:office:word" xmlns:w="http://schemas.openxmlformats.org/wordprocessingml/2006/main" xmlns:w14="http://schemas.microsoft.com/office/word/2010/wordml" xmlns:w15="http://schemas.microsoft.com/office/word/2012/wordml" xmlns:w16cex="http://schemas.microsoft.com/office/word/2018/wordml/cex" xmlns:w16cid="http://schemas.microsoft.com/office/word/2016/wordml/cid" xmlns:w16="http://schemas.microsoft.com/office/word/2018/wordml" xmlns:w16du="http://schemas.microsoft.com/office/word/2023/wordml/word16du" xmlns:w16sdtdh="http://schemas.microsoft.com/office/word/2020/wordml/sdtdatahash" xmlns:w16sdtfl="http://schemas.microsoft.com/office/word/2024/wordml/sdtformatlock" xmlns:w16se="http://schemas.microsoft.com/office/word/2015/wordml/symex" xmlns:wpg="http://schemas.microsoft.com/office/word/2010/wordprocessingGroup" xmlns:wpi="http://schemas.microsoft.com/office/word/2010/wordprocessingInk" xmlns:wne="http://schemas.microsoft.com/office/word/2006/wordml" xmlns:wps="http://schemas.microsoft.com/office/word/2010/wordprocessingShape" mc:Ignorable="w14 w15 w16se w16cid w16 w16cex w16sdtdh w16sdtfl w16du wp14">
   <w:p>
     <w:pPr>
-      <w:pStyle w:val="Stopka"/>
+      <w:pStyle w:val="Footer"/>
       <w:framePr w:w="989" w:wrap="around" w:vAnchor="text" w:hAnchor="page" w:x="5221" w:y="59"/>
       <w:jc w:val="center"/>
       <w:rPr>
-        <w:rStyle w:val="Numerstrony"/>
+        <w:rStyle w:val="PageNumber"/>
         <w:rFonts w:ascii="Century Gothic" w:hAnsi="Century Gothic"/>
         <w:b/>
         <w:sz w:val="16"/>
@@ -6523,7 +6533,7 @@
     </w:pPr>
     <w:r>
       <w:rPr>
-        <w:rStyle w:val="Numerstrony"/>
+        <w:rStyle w:val="PageNumber"/>
         <w:rFonts w:ascii="Century Gothic" w:hAnsi="Century Gothic"/>
         <w:b/>
         <w:sz w:val="16"/>
@@ -6533,7 +6543,7 @@
     </w:r>
     <w:r>
       <w:rPr>
-        <w:rStyle w:val="Numerstrony"/>
+        <w:rStyle w:val="PageNumber"/>
         <w:rFonts w:ascii="Century Gothic" w:hAnsi="Century Gothic"/>
         <w:b/>
         <w:sz w:val="16"/>
@@ -6543,7 +6553,7 @@
     </w:r>
     <w:r>
       <w:rPr>
-        <w:rStyle w:val="Numerstrony"/>
+        <w:rStyle w:val="PageNumber"/>
         <w:rFonts w:ascii="Century Gothic" w:hAnsi="Century Gothic"/>
         <w:b/>
         <w:sz w:val="16"/>
@@ -6553,7 +6563,7 @@
     </w:r>
     <w:r>
       <w:rPr>
-        <w:rStyle w:val="Numerstrony"/>
+        <w:rStyle w:val="PageNumber"/>
         <w:rFonts w:ascii="Century Gothic" w:hAnsi="Century Gothic"/>
         <w:b/>
         <w:sz w:val="16"/>
@@ -6563,7 +6573,7 @@
     </w:r>
     <w:r>
       <w:rPr>
-        <w:rStyle w:val="Numerstrony"/>
+        <w:rStyle w:val="PageNumber"/>
         <w:rFonts w:ascii="Century Gothic" w:hAnsi="Century Gothic"/>
         <w:b/>
         <w:noProof/>
@@ -6574,7 +6584,7 @@
     </w:r>
     <w:r>
       <w:rPr>
-        <w:rStyle w:val="Numerstrony"/>
+        <w:rStyle w:val="PageNumber"/>
         <w:rFonts w:ascii="Century Gothic" w:hAnsi="Century Gothic"/>
         <w:b/>
         <w:sz w:val="16"/>
@@ -6584,7 +6594,7 @@
     </w:r>
     <w:r>
       <w:rPr>
-        <w:rStyle w:val="Numerstrony"/>
+        <w:rStyle w:val="PageNumber"/>
         <w:rFonts w:ascii="Century Gothic" w:hAnsi="Century Gothic"/>
         <w:b/>
         <w:sz w:val="16"/>
@@ -6594,7 +6604,7 @@
     </w:r>
     <w:r>
       <w:rPr>
-        <w:rStyle w:val="Numerstrony"/>
+        <w:rStyle w:val="PageNumber"/>
         <w:rFonts w:ascii="Century Gothic" w:hAnsi="Century Gothic"/>
         <w:b/>
         <w:sz w:val="16"/>
@@ -6604,7 +6614,7 @@
     </w:r>
     <w:r>
       <w:rPr>
-        <w:rStyle w:val="Numerstrony"/>
+        <w:rStyle w:val="PageNumber"/>
         <w:rFonts w:ascii="Century Gothic" w:hAnsi="Century Gothic"/>
         <w:b/>
         <w:sz w:val="16"/>
@@ -6614,7 +6624,7 @@
     </w:r>
     <w:r>
       <w:rPr>
-        <w:rStyle w:val="Numerstrony"/>
+        <w:rStyle w:val="PageNumber"/>
         <w:rFonts w:ascii="Century Gothic" w:hAnsi="Century Gothic"/>
         <w:b/>
         <w:sz w:val="16"/>
@@ -6624,7 +6634,7 @@
     </w:r>
     <w:r>
       <w:rPr>
-        <w:rStyle w:val="Numerstrony"/>
+        <w:rStyle w:val="PageNumber"/>
         <w:rFonts w:ascii="Century Gothic" w:hAnsi="Century Gothic"/>
         <w:b/>
         <w:noProof/>
@@ -6635,7 +6645,7 @@
     </w:r>
     <w:r>
       <w:rPr>
-        <w:rStyle w:val="Numerstrony"/>
+        <w:rStyle w:val="PageNumber"/>
         <w:rFonts w:ascii="Century Gothic" w:hAnsi="Century Gothic"/>
         <w:b/>
         <w:sz w:val="16"/>
@@ -6646,7 +6656,7 @@
   </w:p>
   <w:p>
     <w:pPr>
-      <w:pStyle w:val="Stopka"/>
+      <w:pStyle w:val="Footer"/>
     </w:pPr>
   </w:p>
 </w:ftr>
@@ -6656,27 +6666,27 @@
 <w:ftr xmlns:wpc="http://schemas.microsoft.com/office/word/2010/wordprocessingCanvas" xmlns:cx="http://schemas.microsoft.com/office/drawing/2014/chartex" xmlns:cx1="http://schemas.microsoft.com/office/drawing/2015/9/8/chartex" xmlns:cx2="http://schemas.microsoft.com/office/drawing/2015/10/21/chartex" xmlns:cx3="http://schemas.microsoft.com/office/drawing/2016/5/9/chartex" xmlns:cx4="http://schemas.microsoft.com/office/drawing/2016/5/10/chartex" xmlns:cx5="http://schemas.microsoft.com/office/drawing/2016/5/11/chartex" xmlns:cx6="http://schemas.microsoft.com/office/drawing/2016/5/12/chartex" xmlns:cx7="http://schemas.microsoft.com/office/drawing/2016/5/13/chartex" xmlns:cx8="http://schemas.microsoft.com/office/drawing/2016/5/14/chartex" xmlns:mc="http://schemas.openxmlformats.org/markup-compatibility/2006" xmlns:aink="http://schemas.microsoft.com/office/drawing/2016/ink" xmlns:am3d="http://schemas.microsoft.com/office/drawing/2017/model3d" xmlns:o="urn:schemas-microsoft-com:office:office" xmlns:oel="http://schemas.microsoft.com/office/2019/extlst" xmlns:r="http://schemas.openxmlformats.org/officeDocument/2006/relationships" xmlns:m="http://schemas.openxmlformats.org/officeDocument/2006/math" xmlns:v="urn:schemas-microsoft-com:vml" xmlns:wp14="http://schemas.microsoft.com/office/word/2010/wordprocessingDrawing" xmlns:wp="http://schemas.openxmlformats.org/drawingml/2006/wordprocessingDrawing" xmlns:w10="urn:schemas-microsoft-com:office:word" xmlns:w="http://schemas.openxmlformats.org/wordprocessingml/2006/main" xmlns:w14="http://schemas.microsoft.com/office/word/2010/wordml" xmlns:w15="http://schemas.microsoft.com/office/word/2012/wordml" xmlns:w16cex="http://schemas.microsoft.com/office/word/2018/wordml/cex" xmlns:w16cid="http://schemas.microsoft.com/office/word/2016/wordml/cid" xmlns:w16="http://schemas.microsoft.com/office/word/2018/wordml" xmlns:w16du="http://schemas.microsoft.com/office/word/2023/wordml/word16du" xmlns:w16sdtdh="http://schemas.microsoft.com/office/word/2020/wordml/sdtdatahash" xmlns:w16sdtfl="http://schemas.microsoft.com/office/word/2024/wordml/sdtformatlock" xmlns:w16se="http://schemas.microsoft.com/office/word/2015/wordml/symex" xmlns:wpg="http://schemas.microsoft.com/office/word/2010/wordprocessingGroup" xmlns:wpi="http://schemas.microsoft.com/office/word/2010/wordprocessingInk" xmlns:wne="http://schemas.microsoft.com/office/word/2006/wordml" xmlns:wps="http://schemas.microsoft.com/office/word/2010/wordprocessingShape" mc:Ignorable="w14 w15 w16se w16cid w16 w16cex w16sdtdh w16sdtfl w16du wp14">
   <w:p>
     <w:pPr>
-      <w:pStyle w:val="Stopka"/>
+      <w:pStyle w:val="Footer"/>
     </w:pPr>
   </w:p>
   <w:p>
     <w:pPr>
-      <w:pStyle w:val="Stopka"/>
+      <w:pStyle w:val="Footer"/>
     </w:pPr>
   </w:p>
   <w:p>
     <w:pPr>
-      <w:pStyle w:val="Stopka"/>
+      <w:pStyle w:val="Footer"/>
     </w:pPr>
   </w:p>
   <w:p>
     <w:pPr>
-      <w:pStyle w:val="Stopka"/>
+      <w:pStyle w:val="Footer"/>
     </w:pPr>
   </w:p>
   <w:p>
     <w:pPr>
-      <w:pStyle w:val="Stopka"/>
+      <w:pStyle w:val="Footer"/>
     </w:pPr>
   </w:p>
 </w:ftr>
@@ -6705,7 +6715,7 @@
 <w:hdr xmlns:wpc="http://schemas.microsoft.com/office/word/2010/wordprocessingCanvas" xmlns:cx="http://schemas.microsoft.com/office/drawing/2014/chartex" xmlns:cx1="http://schemas.microsoft.com/office/drawing/2015/9/8/chartex" xmlns:cx2="http://schemas.microsoft.com/office/drawing/2015/10/21/chartex" xmlns:cx3="http://schemas.microsoft.com/office/drawing/2016/5/9/chartex" xmlns:cx4="http://schemas.microsoft.com/office/drawing/2016/5/10/chartex" xmlns:cx5="http://schemas.microsoft.com/office/drawing/2016/5/11/chartex" xmlns:cx6="http://schemas.microsoft.com/office/drawing/2016/5/12/chartex" xmlns:cx7="http://schemas.microsoft.com/office/drawing/2016/5/13/chartex" xmlns:cx8="http://schemas.microsoft.com/office/drawing/2016/5/14/chartex" xmlns:mc="http://schemas.openxmlformats.org/markup-compatibility/2006" xmlns:aink="http://schemas.microsoft.com/office/drawing/2016/ink" xmlns:am3d="http://schemas.microsoft.com/office/drawing/2017/model3d" xmlns:o="urn:schemas-microsoft-com:office:office" xmlns:oel="http://schemas.microsoft.com/office/2019/extlst" xmlns:r="http://schemas.openxmlformats.org/officeDocument/2006/relationships" xmlns:m="http://schemas.openxmlformats.org/officeDocument/2006/math" xmlns:v="urn:schemas-microsoft-com:vml" xmlns:wp14="http://schemas.microsoft.com/office/word/2010/wordprocessingDrawing" xmlns:wp="http://schemas.openxmlformats.org/drawingml/2006/wordprocessingDrawing" xmlns:w10="urn:schemas-microsoft-com:office:word" xmlns:w="http://schemas.openxmlformats.org/wordprocessingml/2006/main" xmlns:w14="http://schemas.microsoft.com/office/word/2010/wordml" xmlns:w15="http://schemas.microsoft.com/office/word/2012/wordml" xmlns:w16cex="http://schemas.microsoft.com/office/word/2018/wordml/cex" xmlns:w16cid="http://schemas.microsoft.com/office/word/2016/wordml/cid" xmlns:w16="http://schemas.microsoft.com/office/word/2018/wordml" xmlns:w16du="http://schemas.microsoft.com/office/word/2023/wordml/word16du" xmlns:w16sdtdh="http://schemas.microsoft.com/office/word/2020/wordml/sdtdatahash" xmlns:w16sdtfl="http://schemas.microsoft.com/office/word/2024/wordml/sdtformatlock" xmlns:w16se="http://schemas.microsoft.com/office/word/2015/wordml/symex" xmlns:wpg="http://schemas.microsoft.com/office/word/2010/wordprocessingGroup" xmlns:wpi="http://schemas.microsoft.com/office/word/2010/wordprocessingInk" xmlns:wne="http://schemas.microsoft.com/office/word/2006/wordml" xmlns:wps="http://schemas.microsoft.com/office/word/2010/wordprocessingShape" mc:Ignorable="w14 w15 w16se w16cid w16 w16cex w16sdtdh w16sdtfl w16du wp14">
   <w:p>
     <w:pPr>
-      <w:pStyle w:val="Nagwek"/>
+      <w:pStyle w:val="Header"/>
     </w:pPr>
   </w:p>
 </w:hdr>
@@ -6715,7 +6725,7 @@
 <w:hdr xmlns:wpc="http://schemas.microsoft.com/office/word/2010/wordprocessingCanvas" xmlns:cx="http://schemas.microsoft.com/office/drawing/2014/chartex" xmlns:cx1="http://schemas.microsoft.com/office/drawing/2015/9/8/chartex" xmlns:cx2="http://schemas.microsoft.com/office/drawing/2015/10/21/chartex" xmlns:cx3="http://schemas.microsoft.com/office/drawing/2016/5/9/chartex" xmlns:cx4="http://schemas.microsoft.com/office/drawing/2016/5/10/chartex" xmlns:cx5="http://schemas.microsoft.com/office/drawing/2016/5/11/chartex" xmlns:cx6="http://schemas.microsoft.com/office/drawing/2016/5/12/chartex" xmlns:cx7="http://schemas.microsoft.com/office/drawing/2016/5/13/chartex" xmlns:cx8="http://schemas.microsoft.com/office/drawing/2016/5/14/chartex" xmlns:mc="http://schemas.openxmlformats.org/markup-compatibility/2006" xmlns:aink="http://schemas.microsoft.com/office/drawing/2016/ink" xmlns:am3d="http://schemas.microsoft.com/office/drawing/2017/model3d" xmlns:o="urn:schemas-microsoft-com:office:office" xmlns:oel="http://schemas.microsoft.com/office/2019/extlst" xmlns:r="http://schemas.openxmlformats.org/officeDocument/2006/relationships" xmlns:m="http://schemas.openxmlformats.org/officeDocument/2006/math" xmlns:v="urn:schemas-microsoft-com:vml" xmlns:wp14="http://schemas.microsoft.com/office/word/2010/wordprocessingDrawing" xmlns:wp="http://schemas.openxmlformats.org/drawingml/2006/wordprocessingDrawing" xmlns:w10="urn:schemas-microsoft-com:office:word" xmlns:w="http://schemas.openxmlformats.org/wordprocessingml/2006/main" xmlns:w14="http://schemas.microsoft.com/office/word/2010/wordml" xmlns:w15="http://schemas.microsoft.com/office/word/2012/wordml" xmlns:w16cex="http://schemas.microsoft.com/office/word/2018/wordml/cex" xmlns:w16cid="http://schemas.microsoft.com/office/word/2016/wordml/cid" xmlns:w16="http://schemas.microsoft.com/office/word/2018/wordml" xmlns:w16du="http://schemas.microsoft.com/office/word/2023/wordml/word16du" xmlns:w16sdtdh="http://schemas.microsoft.com/office/word/2020/wordml/sdtdatahash" xmlns:w16sdtfl="http://schemas.microsoft.com/office/word/2024/wordml/sdtformatlock" xmlns:w16se="http://schemas.microsoft.com/office/word/2015/wordml/symex" xmlns:wpg="http://schemas.microsoft.com/office/word/2010/wordprocessingGroup" xmlns:wpi="http://schemas.microsoft.com/office/word/2010/wordprocessingInk" xmlns:wne="http://schemas.microsoft.com/office/word/2006/wordml" xmlns:wps="http://schemas.microsoft.com/office/word/2010/wordprocessingShape" mc:Ignorable="w14 w15 w16se w16cid w16 w16cex w16sdtdh w16sdtfl w16du wp14">
   <w:p>
     <w:pPr>
-      <w:pStyle w:val="Nagwek"/>
+      <w:pStyle w:val="Header"/>
       <w:tabs>
         <w:tab w:val="clear" w:pos="9072"/>
       </w:tabs>
@@ -6788,7 +6798,7 @@
 <w:hdr xmlns:wpc="http://schemas.microsoft.com/office/word/2010/wordprocessingCanvas" xmlns:cx="http://schemas.microsoft.com/office/drawing/2014/chartex" xmlns:cx1="http://schemas.microsoft.com/office/drawing/2015/9/8/chartex" xmlns:cx2="http://schemas.microsoft.com/office/drawing/2015/10/21/chartex" xmlns:cx3="http://schemas.microsoft.com/office/drawing/2016/5/9/chartex" xmlns:cx4="http://schemas.microsoft.com/office/drawing/2016/5/10/chartex" xmlns:cx5="http://schemas.microsoft.com/office/drawing/2016/5/11/chartex" xmlns:cx6="http://schemas.microsoft.com/office/drawing/2016/5/12/chartex" xmlns:cx7="http://schemas.microsoft.com/office/drawing/2016/5/13/chartex" xmlns:cx8="http://schemas.microsoft.com/office/drawing/2016/5/14/chartex" xmlns:mc="http://schemas.openxmlformats.org/markup-compatibility/2006" xmlns:aink="http://schemas.microsoft.com/office/drawing/2016/ink" xmlns:am3d="http://schemas.microsoft.com/office/drawing/2017/model3d" xmlns:o="urn:schemas-microsoft-com:office:office" xmlns:oel="http://schemas.microsoft.com/office/2019/extlst" xmlns:r="http://schemas.openxmlformats.org/officeDocument/2006/relationships" xmlns:m="http://schemas.openxmlformats.org/officeDocument/2006/math" xmlns:v="urn:schemas-microsoft-com:vml" xmlns:wp14="http://schemas.microsoft.com/office/word/2010/wordprocessingDrawing" xmlns:wp="http://schemas.openxmlformats.org/drawingml/2006/wordprocessingDrawing" xmlns:w10="urn:schemas-microsoft-com:office:word" xmlns:w="http://schemas.openxmlformats.org/wordprocessingml/2006/main" xmlns:w14="http://schemas.microsoft.com/office/word/2010/wordml" xmlns:w15="http://schemas.microsoft.com/office/word/2012/wordml" xmlns:w16cex="http://schemas.microsoft.com/office/word/2018/wordml/cex" xmlns:w16cid="http://schemas.microsoft.com/office/word/2016/wordml/cid" xmlns:w16="http://schemas.microsoft.com/office/word/2018/wordml" xmlns:w16du="http://schemas.microsoft.com/office/word/2023/wordml/word16du" xmlns:w16sdtdh="http://schemas.microsoft.com/office/word/2020/wordml/sdtdatahash" xmlns:w16sdtfl="http://schemas.microsoft.com/office/word/2024/wordml/sdtformatlock" xmlns:w16se="http://schemas.microsoft.com/office/word/2015/wordml/symex" xmlns:wpg="http://schemas.microsoft.com/office/word/2010/wordprocessingGroup" xmlns:wpi="http://schemas.microsoft.com/office/word/2010/wordprocessingInk" xmlns:wne="http://schemas.microsoft.com/office/word/2006/wordml" xmlns:wps="http://schemas.microsoft.com/office/word/2010/wordprocessingShape" mc:Ignorable="w14 w15 w16se w16cid w16 w16cex w16sdtdh w16sdtfl w16du wp14">
   <w:p>
     <w:pPr>
-      <w:pStyle w:val="Nagwek"/>
+      <w:pStyle w:val="Header"/>
     </w:pPr>
     <w:r>
       <w:rPr>
@@ -11599,7 +11609,7 @@
     <w:lsdException w:name="Unresolved Mention" w:semiHidden="1" w:unhideWhenUsed="1"/>
     <w:lsdException w:name="Smart Link" w:semiHidden="1" w:unhideWhenUsed="1"/>
   </w:latentStyles>
-  <w:style w:type="paragraph" w:default="1" w:styleId="Normalny">
+  <w:style w:type="paragraph" w:default="1" w:styleId="Normal">
     <w:name w:val="Normal"/>
     <w:qFormat/>
     <w:rsid w:val="00CD1ADE"/>
@@ -11613,11 +11623,11 @@
       <w14:ligatures w14:val="none"/>
     </w:rPr>
   </w:style>
-  <w:style w:type="paragraph" w:styleId="Nagwek1">
+  <w:style w:type="paragraph" w:styleId="Heading1">
     <w:name w:val="heading 1"/>
-    <w:basedOn w:val="Normalny"/>
-    <w:next w:val="Normalny"/>
-    <w:link w:val="Nagwek1Znak"/>
+    <w:basedOn w:val="Normal"/>
+    <w:next w:val="Normal"/>
+    <w:link w:val="Heading1Char"/>
     <w:uiPriority w:val="9"/>
     <w:qFormat/>
     <w:rsid w:val="005E0DE7"/>
@@ -11635,11 +11645,11 @@
       <w:szCs w:val="40"/>
     </w:rPr>
   </w:style>
-  <w:style w:type="paragraph" w:styleId="Nagwek2">
+  <w:style w:type="paragraph" w:styleId="Heading2">
     <w:name w:val="heading 2"/>
-    <w:basedOn w:val="Normalny"/>
-    <w:next w:val="Normalny"/>
-    <w:link w:val="Nagwek2Znak"/>
+    <w:basedOn w:val="Normal"/>
+    <w:next w:val="Normal"/>
+    <w:link w:val="Heading2Char"/>
     <w:uiPriority w:val="9"/>
     <w:unhideWhenUsed/>
     <w:qFormat/>
@@ -11658,11 +11668,11 @@
       <w:szCs w:val="32"/>
     </w:rPr>
   </w:style>
-  <w:style w:type="paragraph" w:styleId="Nagwek3">
+  <w:style w:type="paragraph" w:styleId="Heading3">
     <w:name w:val="heading 3"/>
-    <w:basedOn w:val="Normalny"/>
-    <w:next w:val="Normalny"/>
-    <w:link w:val="Nagwek3Znak"/>
+    <w:basedOn w:val="Normal"/>
+    <w:next w:val="Normal"/>
+    <w:link w:val="Heading3Char"/>
     <w:uiPriority w:val="9"/>
     <w:unhideWhenUsed/>
     <w:qFormat/>
@@ -11681,11 +11691,11 @@
       <w:szCs w:val="28"/>
     </w:rPr>
   </w:style>
-  <w:style w:type="paragraph" w:styleId="Nagwek4">
+  <w:style w:type="paragraph" w:styleId="Heading4">
     <w:name w:val="heading 4"/>
-    <w:basedOn w:val="Normalny"/>
-    <w:next w:val="Normalny"/>
-    <w:link w:val="Nagwek4Znak"/>
+    <w:basedOn w:val="Normal"/>
+    <w:next w:val="Normal"/>
+    <w:link w:val="Heading4Char"/>
     <w:uiPriority w:val="9"/>
     <w:semiHidden/>
     <w:unhideWhenUsed/>
@@ -11704,11 +11714,11 @@
       <w:color w:val="0F4761" w:themeColor="accent1" w:themeShade="BF"/>
     </w:rPr>
   </w:style>
-  <w:style w:type="paragraph" w:styleId="Nagwek5">
+  <w:style w:type="paragraph" w:styleId="Heading5">
     <w:name w:val="heading 5"/>
-    <w:basedOn w:val="Normalny"/>
-    <w:next w:val="Normalny"/>
-    <w:link w:val="Nagwek5Znak"/>
+    <w:basedOn w:val="Normal"/>
+    <w:next w:val="Normal"/>
+    <w:link w:val="Heading5Char"/>
     <w:uiPriority w:val="9"/>
     <w:semiHidden/>
     <w:unhideWhenUsed/>
@@ -11725,11 +11735,11 @@
       <w:color w:val="0F4761" w:themeColor="accent1" w:themeShade="BF"/>
     </w:rPr>
   </w:style>
-  <w:style w:type="paragraph" w:styleId="Nagwek6">
+  <w:style w:type="paragraph" w:styleId="Heading6">
     <w:name w:val="heading 6"/>
-    <w:basedOn w:val="Normalny"/>
-    <w:next w:val="Normalny"/>
-    <w:link w:val="Nagwek6Znak"/>
+    <w:basedOn w:val="Normal"/>
+    <w:next w:val="Normal"/>
+    <w:link w:val="Heading6Char"/>
     <w:uiPriority w:val="9"/>
     <w:semiHidden/>
     <w:unhideWhenUsed/>
@@ -11748,11 +11758,11 @@
       <w:color w:val="595959" w:themeColor="text1" w:themeTint="A6"/>
     </w:rPr>
   </w:style>
-  <w:style w:type="paragraph" w:styleId="Nagwek7">
+  <w:style w:type="paragraph" w:styleId="Heading7">
     <w:name w:val="heading 7"/>
-    <w:basedOn w:val="Normalny"/>
-    <w:next w:val="Normalny"/>
-    <w:link w:val="Nagwek7Znak"/>
+    <w:basedOn w:val="Normal"/>
+    <w:next w:val="Normal"/>
+    <w:link w:val="Heading7Char"/>
     <w:uiPriority w:val="9"/>
     <w:semiHidden/>
     <w:unhideWhenUsed/>
@@ -11769,11 +11779,11 @@
       <w:color w:val="595959" w:themeColor="text1" w:themeTint="A6"/>
     </w:rPr>
   </w:style>
-  <w:style w:type="paragraph" w:styleId="Nagwek8">
+  <w:style w:type="paragraph" w:styleId="Heading8">
     <w:name w:val="heading 8"/>
-    <w:basedOn w:val="Normalny"/>
-    <w:next w:val="Normalny"/>
-    <w:link w:val="Nagwek8Znak"/>
+    <w:basedOn w:val="Normal"/>
+    <w:next w:val="Normal"/>
+    <w:link w:val="Heading8Char"/>
     <w:uiPriority w:val="9"/>
     <w:semiHidden/>
     <w:unhideWhenUsed/>
@@ -11791,11 +11801,11 @@
       <w:color w:val="272727" w:themeColor="text1" w:themeTint="D8"/>
     </w:rPr>
   </w:style>
-  <w:style w:type="paragraph" w:styleId="Nagwek9">
+  <w:style w:type="paragraph" w:styleId="Heading9">
     <w:name w:val="heading 9"/>
-    <w:basedOn w:val="Normalny"/>
-    <w:next w:val="Normalny"/>
-    <w:link w:val="Nagwek9Znak"/>
+    <w:basedOn w:val="Normal"/>
+    <w:next w:val="Normal"/>
+    <w:link w:val="Heading9Char"/>
     <w:uiPriority w:val="9"/>
     <w:semiHidden/>
     <w:unhideWhenUsed/>
@@ -11811,13 +11821,13 @@
       <w:color w:val="272727" w:themeColor="text1" w:themeTint="D8"/>
     </w:rPr>
   </w:style>
-  <w:style w:type="character" w:default="1" w:styleId="Domylnaczcionkaakapitu">
+  <w:style w:type="character" w:default="1" w:styleId="DefaultParagraphFont">
     <w:name w:val="Default Paragraph Font"/>
     <w:uiPriority w:val="1"/>
     <w:semiHidden/>
     <w:unhideWhenUsed/>
   </w:style>
-  <w:style w:type="table" w:default="1" w:styleId="Standardowy">
+  <w:style w:type="table" w:default="1" w:styleId="TableNormal">
     <w:name w:val="Normal Table"/>
     <w:uiPriority w:val="99"/>
     <w:semiHidden/>
@@ -11832,16 +11842,16 @@
       </w:tblCellMar>
     </w:tblPr>
   </w:style>
-  <w:style w:type="numbering" w:default="1" w:styleId="Bezlisty">
+  <w:style w:type="numbering" w:default="1" w:styleId="NoList">
     <w:name w:val="No List"/>
     <w:uiPriority w:val="99"/>
     <w:semiHidden/>
     <w:unhideWhenUsed/>
   </w:style>
-  <w:style w:type="character" w:customStyle="1" w:styleId="Nagwek1Znak">
-    <w:name w:val="Nagłówek 1 Znak"/>
-    <w:basedOn w:val="Domylnaczcionkaakapitu"/>
-    <w:link w:val="Nagwek1"/>
+  <w:style w:type="character" w:customStyle="1" w:styleId="Heading1Char">
+    <w:name w:val="Heading 1 Char"/>
+    <w:basedOn w:val="DefaultParagraphFont"/>
+    <w:link w:val="Heading1"/>
     <w:uiPriority w:val="9"/>
     <w:rsid w:val="005E0DE7"/>
     <w:rPr>
@@ -11855,10 +11865,10 @@
       <w14:ligatures w14:val="none"/>
     </w:rPr>
   </w:style>
-  <w:style w:type="character" w:customStyle="1" w:styleId="Nagwek2Znak">
-    <w:name w:val="Nagłówek 2 Znak"/>
-    <w:basedOn w:val="Domylnaczcionkaakapitu"/>
-    <w:link w:val="Nagwek2"/>
+  <w:style w:type="character" w:customStyle="1" w:styleId="Heading2Char">
+    <w:name w:val="Heading 2 Char"/>
+    <w:basedOn w:val="DefaultParagraphFont"/>
+    <w:link w:val="Heading2"/>
     <w:uiPriority w:val="9"/>
     <w:rsid w:val="005E0DE7"/>
     <w:rPr>
@@ -11872,10 +11882,10 @@
       <w14:ligatures w14:val="none"/>
     </w:rPr>
   </w:style>
-  <w:style w:type="character" w:customStyle="1" w:styleId="Nagwek3Znak">
-    <w:name w:val="Nagłówek 3 Znak"/>
-    <w:basedOn w:val="Domylnaczcionkaakapitu"/>
-    <w:link w:val="Nagwek3"/>
+  <w:style w:type="character" w:customStyle="1" w:styleId="Heading3Char">
+    <w:name w:val="Heading 3 Char"/>
+    <w:basedOn w:val="DefaultParagraphFont"/>
+    <w:link w:val="Heading3"/>
     <w:uiPriority w:val="9"/>
     <w:rsid w:val="005E0DE7"/>
     <w:rPr>
@@ -11889,10 +11899,10 @@
       <w14:ligatures w14:val="none"/>
     </w:rPr>
   </w:style>
-  <w:style w:type="character" w:customStyle="1" w:styleId="Nagwek4Znak">
-    <w:name w:val="Nagłówek 4 Znak"/>
-    <w:basedOn w:val="Domylnaczcionkaakapitu"/>
-    <w:link w:val="Nagwek4"/>
+  <w:style w:type="character" w:customStyle="1" w:styleId="Heading4Char">
+    <w:name w:val="Heading 4 Char"/>
+    <w:basedOn w:val="DefaultParagraphFont"/>
+    <w:link w:val="Heading4"/>
     <w:uiPriority w:val="9"/>
     <w:semiHidden/>
     <w:rsid w:val="00640543"/>
@@ -11903,10 +11913,10 @@
       <w:color w:val="0F4761" w:themeColor="accent1" w:themeShade="BF"/>
     </w:rPr>
   </w:style>
-  <w:style w:type="character" w:customStyle="1" w:styleId="Nagwek5Znak">
-    <w:name w:val="Nagłówek 5 Znak"/>
-    <w:basedOn w:val="Domylnaczcionkaakapitu"/>
-    <w:link w:val="Nagwek5"/>
+  <w:style w:type="character" w:customStyle="1" w:styleId="Heading5Char">
+    <w:name w:val="Heading 5 Char"/>
+    <w:basedOn w:val="DefaultParagraphFont"/>
+    <w:link w:val="Heading5"/>
     <w:uiPriority w:val="9"/>
     <w:semiHidden/>
     <w:rsid w:val="00640543"/>
@@ -11915,10 +11925,10 @@
       <w:color w:val="0F4761" w:themeColor="accent1" w:themeShade="BF"/>
     </w:rPr>
   </w:style>
-  <w:style w:type="character" w:customStyle="1" w:styleId="Nagwek6Znak">
-    <w:name w:val="Nagłówek 6 Znak"/>
-    <w:basedOn w:val="Domylnaczcionkaakapitu"/>
-    <w:link w:val="Nagwek6"/>
+  <w:style w:type="character" w:customStyle="1" w:styleId="Heading6Char">
+    <w:name w:val="Heading 6 Char"/>
+    <w:basedOn w:val="DefaultParagraphFont"/>
+    <w:link w:val="Heading6"/>
     <w:uiPriority w:val="9"/>
     <w:semiHidden/>
     <w:rsid w:val="00640543"/>
@@ -11929,10 +11939,10 @@
       <w:color w:val="595959" w:themeColor="text1" w:themeTint="A6"/>
     </w:rPr>
   </w:style>
-  <w:style w:type="character" w:customStyle="1" w:styleId="Nagwek7Znak">
-    <w:name w:val="Nagłówek 7 Znak"/>
-    <w:basedOn w:val="Domylnaczcionkaakapitu"/>
-    <w:link w:val="Nagwek7"/>
+  <w:style w:type="character" w:customStyle="1" w:styleId="Heading7Char">
+    <w:name w:val="Heading 7 Char"/>
+    <w:basedOn w:val="DefaultParagraphFont"/>
+    <w:link w:val="Heading7"/>
     <w:uiPriority w:val="9"/>
     <w:semiHidden/>
     <w:rsid w:val="00640543"/>
@@ -11941,10 +11951,10 @@
       <w:color w:val="595959" w:themeColor="text1" w:themeTint="A6"/>
     </w:rPr>
   </w:style>
-  <w:style w:type="character" w:customStyle="1" w:styleId="Nagwek8Znak">
-    <w:name w:val="Nagłówek 8 Znak"/>
-    <w:basedOn w:val="Domylnaczcionkaakapitu"/>
-    <w:link w:val="Nagwek8"/>
+  <w:style w:type="character" w:customStyle="1" w:styleId="Heading8Char">
+    <w:name w:val="Heading 8 Char"/>
+    <w:basedOn w:val="DefaultParagraphFont"/>
+    <w:link w:val="Heading8"/>
     <w:uiPriority w:val="9"/>
     <w:semiHidden/>
     <w:rsid w:val="00640543"/>
@@ -11955,10 +11965,10 @@
       <w:color w:val="272727" w:themeColor="text1" w:themeTint="D8"/>
     </w:rPr>
   </w:style>
-  <w:style w:type="character" w:customStyle="1" w:styleId="Nagwek9Znak">
-    <w:name w:val="Nagłówek 9 Znak"/>
-    <w:basedOn w:val="Domylnaczcionkaakapitu"/>
-    <w:link w:val="Nagwek9"/>
+  <w:style w:type="character" w:customStyle="1" w:styleId="Heading9Char">
+    <w:name w:val="Heading 9 Char"/>
+    <w:basedOn w:val="DefaultParagraphFont"/>
+    <w:link w:val="Heading9"/>
     <w:uiPriority w:val="9"/>
     <w:semiHidden/>
     <w:rsid w:val="00640543"/>
@@ -11967,11 +11977,11 @@
       <w:color w:val="272727" w:themeColor="text1" w:themeTint="D8"/>
     </w:rPr>
   </w:style>
-  <w:style w:type="paragraph" w:styleId="Tytu">
+  <w:style w:type="paragraph" w:styleId="Title">
     <w:name w:val="Title"/>
-    <w:basedOn w:val="Normalny"/>
-    <w:next w:val="Normalny"/>
-    <w:link w:val="TytuZnak"/>
+    <w:basedOn w:val="Normal"/>
+    <w:next w:val="Normal"/>
+    <w:link w:val="TitleChar"/>
     <w:uiPriority w:val="10"/>
     <w:qFormat/>
     <w:rsid w:val="00640543"/>
@@ -11987,10 +11997,10 @@
       <w:szCs w:val="56"/>
     </w:rPr>
   </w:style>
-  <w:style w:type="character" w:customStyle="1" w:styleId="TytuZnak">
-    <w:name w:val="Tytuł Znak"/>
-    <w:basedOn w:val="Domylnaczcionkaakapitu"/>
-    <w:link w:val="Tytu"/>
+  <w:style w:type="character" w:customStyle="1" w:styleId="TitleChar">
+    <w:name w:val="Title Char"/>
+    <w:basedOn w:val="DefaultParagraphFont"/>
+    <w:link w:val="Title"/>
     <w:uiPriority w:val="10"/>
     <w:rsid w:val="00640543"/>
     <w:rPr>
@@ -12001,11 +12011,11 @@
       <w:szCs w:val="56"/>
     </w:rPr>
   </w:style>
-  <w:style w:type="paragraph" w:styleId="Podtytu">
+  <w:style w:type="paragraph" w:styleId="Subtitle">
     <w:name w:val="Subtitle"/>
-    <w:basedOn w:val="Normalny"/>
-    <w:next w:val="Normalny"/>
-    <w:link w:val="PodtytuZnak"/>
+    <w:basedOn w:val="Normal"/>
+    <w:next w:val="Normal"/>
+    <w:link w:val="SubtitleChar"/>
     <w:uiPriority w:val="11"/>
     <w:qFormat/>
     <w:rsid w:val="00640543"/>
@@ -12022,10 +12032,10 @@
       <w:szCs w:val="28"/>
     </w:rPr>
   </w:style>
-  <w:style w:type="character" w:customStyle="1" w:styleId="PodtytuZnak">
-    <w:name w:val="Podtytuł Znak"/>
-    <w:basedOn w:val="Domylnaczcionkaakapitu"/>
-    <w:link w:val="Podtytu"/>
+  <w:style w:type="character" w:customStyle="1" w:styleId="SubtitleChar">
+    <w:name w:val="Subtitle Char"/>
+    <w:basedOn w:val="DefaultParagraphFont"/>
+    <w:link w:val="Subtitle"/>
     <w:uiPriority w:val="11"/>
     <w:rsid w:val="00640543"/>
     <w:rPr>
@@ -12036,11 +12046,11 @@
       <w:szCs w:val="28"/>
     </w:rPr>
   </w:style>
-  <w:style w:type="paragraph" w:styleId="Cytat">
+  <w:style w:type="paragraph" w:styleId="Quote">
     <w:name w:val="Quote"/>
-    <w:basedOn w:val="Normalny"/>
-    <w:next w:val="Normalny"/>
-    <w:link w:val="CytatZnak"/>
+    <w:basedOn w:val="Normal"/>
+    <w:next w:val="Normal"/>
+    <w:link w:val="QuoteChar"/>
     <w:uiPriority w:val="29"/>
     <w:qFormat/>
     <w:rsid w:val="00640543"/>
@@ -12054,10 +12064,10 @@
       <w:color w:val="404040" w:themeColor="text1" w:themeTint="BF"/>
     </w:rPr>
   </w:style>
-  <w:style w:type="character" w:customStyle="1" w:styleId="CytatZnak">
-    <w:name w:val="Cytat Znak"/>
-    <w:basedOn w:val="Domylnaczcionkaakapitu"/>
-    <w:link w:val="Cytat"/>
+  <w:style w:type="character" w:customStyle="1" w:styleId="QuoteChar">
+    <w:name w:val="Quote Char"/>
+    <w:basedOn w:val="DefaultParagraphFont"/>
+    <w:link w:val="Quote"/>
     <w:uiPriority w:val="29"/>
     <w:rsid w:val="00640543"/>
     <w:rPr>
@@ -12066,9 +12076,9 @@
       <w:color w:val="404040" w:themeColor="text1" w:themeTint="BF"/>
     </w:rPr>
   </w:style>
-  <w:style w:type="paragraph" w:styleId="Akapitzlist">
+  <w:style w:type="paragraph" w:styleId="ListParagraph">
     <w:name w:val="List Paragraph"/>
-    <w:basedOn w:val="Normalny"/>
+    <w:basedOn w:val="Normal"/>
     <w:uiPriority w:val="34"/>
     <w:qFormat/>
     <w:rsid w:val="00640543"/>
@@ -12077,9 +12087,9 @@
       <w:contextualSpacing/>
     </w:pPr>
   </w:style>
-  <w:style w:type="character" w:styleId="Wyrnienieintensywne">
+  <w:style w:type="character" w:styleId="IntenseEmphasis">
     <w:name w:val="Intense Emphasis"/>
-    <w:basedOn w:val="Domylnaczcionkaakapitu"/>
+    <w:basedOn w:val="DefaultParagraphFont"/>
     <w:uiPriority w:val="21"/>
     <w:qFormat/>
     <w:rsid w:val="00640543"/>
@@ -12089,11 +12099,11 @@
       <w:color w:val="0F4761" w:themeColor="accent1" w:themeShade="BF"/>
     </w:rPr>
   </w:style>
-  <w:style w:type="paragraph" w:styleId="Cytatintensywny">
+  <w:style w:type="paragraph" w:styleId="IntenseQuote">
     <w:name w:val="Intense Quote"/>
-    <w:basedOn w:val="Normalny"/>
-    <w:next w:val="Normalny"/>
-    <w:link w:val="CytatintensywnyZnak"/>
+    <w:basedOn w:val="Normal"/>
+    <w:next w:val="Normal"/>
+    <w:link w:val="IntenseQuoteChar"/>
     <w:uiPriority w:val="30"/>
     <w:qFormat/>
     <w:rsid w:val="00640543"/>
@@ -12112,10 +12122,10 @@
       <w:color w:val="0F4761" w:themeColor="accent1" w:themeShade="BF"/>
     </w:rPr>
   </w:style>
-  <w:style w:type="character" w:customStyle="1" w:styleId="CytatintensywnyZnak">
-    <w:name w:val="Cytat intensywny Znak"/>
-    <w:basedOn w:val="Domylnaczcionkaakapitu"/>
-    <w:link w:val="Cytatintensywny"/>
+  <w:style w:type="character" w:customStyle="1" w:styleId="IntenseQuoteChar">
+    <w:name w:val="Intense Quote Char"/>
+    <w:basedOn w:val="DefaultParagraphFont"/>
+    <w:link w:val="IntenseQuote"/>
     <w:uiPriority w:val="30"/>
     <w:rsid w:val="00640543"/>
     <w:rPr>
@@ -12124,9 +12134,9 @@
       <w:color w:val="0F4761" w:themeColor="accent1" w:themeShade="BF"/>
     </w:rPr>
   </w:style>
-  <w:style w:type="character" w:styleId="Odwoanieintensywne">
+  <w:style w:type="character" w:styleId="IntenseReference">
     <w:name w:val="Intense Reference"/>
-    <w:basedOn w:val="Domylnaczcionkaakapitu"/>
+    <w:basedOn w:val="DefaultParagraphFont"/>
     <w:uiPriority w:val="32"/>
     <w:qFormat/>
     <w:rsid w:val="00640543"/>
@@ -12138,10 +12148,10 @@
       <w:spacing w:val="5"/>
     </w:rPr>
   </w:style>
-  <w:style w:type="paragraph" w:styleId="Nagwek">
+  <w:style w:type="paragraph" w:styleId="Header">
     <w:name w:val="header"/>
-    <w:basedOn w:val="Normalny"/>
-    <w:link w:val="NagwekZnak"/>
+    <w:basedOn w:val="Normal"/>
+    <w:link w:val="HeaderChar"/>
     <w:rsid w:val="007621B7"/>
     <w:pPr>
       <w:tabs>
@@ -12150,10 +12160,10 @@
       </w:tabs>
     </w:pPr>
   </w:style>
-  <w:style w:type="character" w:customStyle="1" w:styleId="NagwekZnak">
-    <w:name w:val="Nagłówek Znak"/>
-    <w:basedOn w:val="Domylnaczcionkaakapitu"/>
-    <w:link w:val="Nagwek"/>
+  <w:style w:type="character" w:customStyle="1" w:styleId="HeaderChar">
+    <w:name w:val="Header Char"/>
+    <w:basedOn w:val="DefaultParagraphFont"/>
+    <w:link w:val="Header"/>
     <w:rsid w:val="007621B7"/>
     <w:rPr>
       <w:rFonts w:ascii="Times New Roman" w:eastAsia="Times New Roman" w:hAnsi="Times New Roman" w:cs="Times New Roman"/>
@@ -12162,10 +12172,10 @@
       <w14:ligatures w14:val="none"/>
     </w:rPr>
   </w:style>
-  <w:style w:type="paragraph" w:styleId="Stopka">
+  <w:style w:type="paragraph" w:styleId="Footer">
     <w:name w:val="footer"/>
-    <w:basedOn w:val="Normalny"/>
-    <w:link w:val="StopkaZnak"/>
+    <w:basedOn w:val="Normal"/>
+    <w:link w:val="FooterChar"/>
     <w:rsid w:val="007621B7"/>
     <w:pPr>
       <w:tabs>
@@ -12177,10 +12187,10 @@
       <w:lang w:val="x-none" w:eastAsia="x-none"/>
     </w:rPr>
   </w:style>
-  <w:style w:type="character" w:customStyle="1" w:styleId="StopkaZnak">
-    <w:name w:val="Stopka Znak"/>
-    <w:basedOn w:val="Domylnaczcionkaakapitu"/>
-    <w:link w:val="Stopka"/>
+  <w:style w:type="character" w:customStyle="1" w:styleId="FooterChar">
+    <w:name w:val="Footer Char"/>
+    <w:basedOn w:val="DefaultParagraphFont"/>
+    <w:link w:val="Footer"/>
     <w:rsid w:val="007621B7"/>
     <w:rPr>
       <w:rFonts w:ascii="Times New Roman" w:eastAsia="Times New Roman" w:hAnsi="Times New Roman" w:cs="Times New Roman"/>
@@ -12189,14 +12199,14 @@
       <w14:ligatures w14:val="none"/>
     </w:rPr>
   </w:style>
-  <w:style w:type="character" w:styleId="Numerstrony">
+  <w:style w:type="character" w:styleId="PageNumber">
     <w:name w:val="page number"/>
     <w:rsid w:val="007621B7"/>
   </w:style>
-  <w:style w:type="paragraph" w:styleId="Nagwekspisutreci">
+  <w:style w:type="paragraph" w:styleId="TOCHeading">
     <w:name w:val="TOC Heading"/>
-    <w:basedOn w:val="Nagwek1"/>
-    <w:next w:val="Normalny"/>
+    <w:basedOn w:val="Heading1"/>
+    <w:next w:val="Normal"/>
     <w:uiPriority w:val="39"/>
     <w:unhideWhenUsed/>
     <w:qFormat/>
@@ -12209,10 +12219,10 @@
       <w:szCs w:val="32"/>
     </w:rPr>
   </w:style>
-  <w:style w:type="paragraph" w:styleId="Spistreci1">
+  <w:style w:type="paragraph" w:styleId="TOC1">
     <w:name w:val="toc 1"/>
-    <w:basedOn w:val="Normalny"/>
-    <w:next w:val="Normalny"/>
+    <w:basedOn w:val="Normal"/>
+    <w:next w:val="Normal"/>
     <w:autoRedefine/>
     <w:uiPriority w:val="39"/>
     <w:unhideWhenUsed/>
@@ -12221,10 +12231,10 @@
       <w:spacing w:after="100"/>
     </w:pPr>
   </w:style>
-  <w:style w:type="paragraph" w:styleId="Spistreci2">
+  <w:style w:type="paragraph" w:styleId="TOC2">
     <w:name w:val="toc 2"/>
-    <w:basedOn w:val="Normalny"/>
-    <w:next w:val="Normalny"/>
+    <w:basedOn w:val="Normal"/>
+    <w:next w:val="Normal"/>
     <w:autoRedefine/>
     <w:uiPriority w:val="39"/>
     <w:unhideWhenUsed/>
@@ -12234,10 +12244,10 @@
       <w:ind w:left="240"/>
     </w:pPr>
   </w:style>
-  <w:style w:type="paragraph" w:styleId="Spistreci3">
+  <w:style w:type="paragraph" w:styleId="TOC3">
     <w:name w:val="toc 3"/>
-    <w:basedOn w:val="Normalny"/>
-    <w:next w:val="Normalny"/>
+    <w:basedOn w:val="Normal"/>
+    <w:next w:val="Normal"/>
     <w:autoRedefine/>
     <w:uiPriority w:val="39"/>
     <w:unhideWhenUsed/>
@@ -12247,9 +12257,9 @@
       <w:ind w:left="480"/>
     </w:pPr>
   </w:style>
-  <w:style w:type="character" w:styleId="Hipercze">
+  <w:style w:type="character" w:styleId="Hyperlink">
     <w:name w:val="Hyperlink"/>
-    <w:basedOn w:val="Domylnaczcionkaakapitu"/>
+    <w:basedOn w:val="DefaultParagraphFont"/>
     <w:uiPriority w:val="99"/>
     <w:unhideWhenUsed/>
     <w:rsid w:val="005E0DE7"/>
@@ -12258,10 +12268,10 @@
       <w:u w:val="single"/>
     </w:rPr>
   </w:style>
-  <w:style w:type="paragraph" w:styleId="Tekstprzypisukocowego">
+  <w:style w:type="paragraph" w:styleId="EndnoteText">
     <w:name w:val="endnote text"/>
-    <w:basedOn w:val="Normalny"/>
-    <w:link w:val="TekstprzypisukocowegoZnak"/>
+    <w:basedOn w:val="Normal"/>
+    <w:link w:val="EndnoteTextChar"/>
     <w:uiPriority w:val="99"/>
     <w:semiHidden/>
     <w:unhideWhenUsed/>
@@ -12271,10 +12281,10 @@
       <w:szCs w:val="20"/>
     </w:rPr>
   </w:style>
-  <w:style w:type="character" w:customStyle="1" w:styleId="TekstprzypisukocowegoZnak">
-    <w:name w:val="Tekst przypisu końcowego Znak"/>
-    <w:basedOn w:val="Domylnaczcionkaakapitu"/>
-    <w:link w:val="Tekstprzypisukocowego"/>
+  <w:style w:type="character" w:customStyle="1" w:styleId="EndnoteTextChar">
+    <w:name w:val="Endnote Text Char"/>
+    <w:basedOn w:val="DefaultParagraphFont"/>
+    <w:link w:val="EndnoteText"/>
     <w:uiPriority w:val="99"/>
     <w:semiHidden/>
     <w:rsid w:val="00A51C85"/>
@@ -12287,9 +12297,9 @@
       <w14:ligatures w14:val="none"/>
     </w:rPr>
   </w:style>
-  <w:style w:type="character" w:styleId="Odwoanieprzypisukocowego">
+  <w:style w:type="character" w:styleId="EndnoteReference">
     <w:name w:val="endnote reference"/>
-    <w:basedOn w:val="Domylnaczcionkaakapitu"/>
+    <w:basedOn w:val="DefaultParagraphFont"/>
     <w:uiPriority w:val="99"/>
     <w:semiHidden/>
     <w:unhideWhenUsed/>
@@ -12298,9 +12308,9 @@
       <w:vertAlign w:val="superscript"/>
     </w:rPr>
   </w:style>
-  <w:style w:type="character" w:styleId="Nierozpoznanawzmianka">
+  <w:style w:type="character" w:styleId="UnresolvedMention">
     <w:name w:val="Unresolved Mention"/>
-    <w:basedOn w:val="Domylnaczcionkaakapitu"/>
+    <w:basedOn w:val="DefaultParagraphFont"/>
     <w:uiPriority w:val="99"/>
     <w:semiHidden/>
     <w:unhideWhenUsed/>
@@ -12310,10 +12320,10 @@
       <w:shd w:val="clear" w:color="auto" w:fill="E1DFDD"/>
     </w:rPr>
   </w:style>
-  <w:style w:type="paragraph" w:styleId="HTML-wstpniesformatowany">
+  <w:style w:type="paragraph" w:styleId="HTMLPreformatted">
     <w:name w:val="HTML Preformatted"/>
-    <w:basedOn w:val="Normalny"/>
-    <w:link w:val="HTML-wstpniesformatowanyZnak"/>
+    <w:basedOn w:val="Normal"/>
+    <w:link w:val="HTMLPreformattedChar"/>
     <w:uiPriority w:val="99"/>
     <w:semiHidden/>
     <w:unhideWhenUsed/>
@@ -12324,10 +12334,10 @@
       <w:szCs w:val="20"/>
     </w:rPr>
   </w:style>
-  <w:style w:type="character" w:customStyle="1" w:styleId="HTML-wstpniesformatowanyZnak">
-    <w:name w:val="HTML - wstępnie sformatowany Znak"/>
-    <w:basedOn w:val="Domylnaczcionkaakapitu"/>
-    <w:link w:val="HTML-wstpniesformatowany"/>
+  <w:style w:type="character" w:customStyle="1" w:styleId="HTMLPreformattedChar">
+    <w:name w:val="HTML Preformatted Char"/>
+    <w:basedOn w:val="DefaultParagraphFont"/>
+    <w:link w:val="HTMLPreformatted"/>
     <w:uiPriority w:val="99"/>
     <w:semiHidden/>
     <w:rsid w:val="00D24EFF"/>
@@ -12659,6 +12669,10 @@
 </file>
 
 <file path=customXml/item1.xml><?xml version="1.0" encoding="utf-8"?>
+<b:Sources xmlns:b="http://schemas.openxmlformats.org/officeDocument/2006/bibliography" xmlns="http://schemas.openxmlformats.org/officeDocument/2006/bibliography" SelectedStyle="\APASixthEditionOfficeOnline.xsl" StyleName="APA" Version="6"/>
+</file>
+
+<file path=customXml/item2.xml><?xml version="1.0" encoding="utf-8"?>
 <ct:contentTypeSchema xmlns:ct="http://schemas.microsoft.com/office/2006/metadata/contentType" xmlns:ma="http://schemas.microsoft.com/office/2006/metadata/properties/metaAttributes" ct:_="" ma:_="" ma:contentTypeName="Dokument" ma:contentTypeID="0x0101002A47B328A18E094B9EF53C22F068078F" ma:contentTypeVersion="3" ma:contentTypeDescription="Utwórz nowy dokument." ma:contentTypeScope="" ma:versionID="20eeeb653e62edb580814da916af8bb2">
   <xsd:schema xmlns:xsd="http://www.w3.org/2001/XMLSchema" xmlns:xs="http://www.w3.org/2001/XMLSchema" xmlns:p="http://schemas.microsoft.com/office/2006/metadata/properties" xmlns:ns2="326803d7-d8be-486d-a084-29441079d8b7" targetNamespace="http://schemas.microsoft.com/office/2006/metadata/properties" ma:root="true" ma:fieldsID="92719727ba4d1dd87ef0f6714045b47a" ns2:_="">
     <xsd:import namespace="326803d7-d8be-486d-a084-29441079d8b7"/>
@@ -12796,11 +12810,13 @@
 </ct:contentTypeSchema>
 </file>
 
-<file path=customXml/item2.xml><?xml version="1.0" encoding="utf-8"?>
-<b:Sources xmlns:b="http://schemas.openxmlformats.org/officeDocument/2006/bibliography" xmlns="http://schemas.openxmlformats.org/officeDocument/2006/bibliography" SelectedStyle="\APASixthEditionOfficeOnline.xsl" StyleName="APA" Version="6"/>
+<file path=customXml/item3.xml><?xml version="1.0" encoding="utf-8"?>
+<p:properties xmlns:p="http://schemas.microsoft.com/office/2006/metadata/properties" xmlns:xsi="http://www.w3.org/2001/XMLSchema-instance" xmlns:pc="http://schemas.microsoft.com/office/infopath/2007/PartnerControls">
+  <documentManagement/>
+</p:properties>
 </file>
 
-<file path=customXml/item3.xml><?xml version="1.0" encoding="utf-8"?>
+<file path=customXml/item4.xml><?xml version="1.0" encoding="utf-8"?>
 <?mso-contentType ?>
 <FormTemplates xmlns="http://schemas.microsoft.com/sharepoint/v3/contenttype/forms">
   <Display>DocumentLibraryForm</Display>
@@ -12809,13 +12825,15 @@
 </FormTemplates>
 </file>
 
-<file path=customXml/item4.xml><?xml version="1.0" encoding="utf-8"?>
-<p:properties xmlns:p="http://schemas.microsoft.com/office/2006/metadata/properties" xmlns:xsi="http://www.w3.org/2001/XMLSchema-instance" xmlns:pc="http://schemas.microsoft.com/office/infopath/2007/PartnerControls">
-  <documentManagement/>
-</p:properties>
+<file path=customXml/itemProps1.xml><?xml version="1.0" encoding="utf-8"?>
+<ds:datastoreItem xmlns:ds="http://schemas.openxmlformats.org/officeDocument/2006/customXml" ds:itemID="{06BF7A6E-5245-4FAA-8155-32709F41727B}">
+  <ds:schemaRefs>
+    <ds:schemaRef ds:uri="http://schemas.openxmlformats.org/officeDocument/2006/bibliography"/>
+  </ds:schemaRefs>
+</ds:datastoreItem>
 </file>
 
-<file path=customXml/itemProps1.xml><?xml version="1.0" encoding="utf-8"?>
+<file path=customXml/itemProps2.xml><?xml version="1.0" encoding="utf-8"?>
 <ds:datastoreItem xmlns:ds="http://schemas.openxmlformats.org/officeDocument/2006/customXml" ds:itemID="{6C62FD72-4AE9-48D1-9079-FE9F7C350712}">
   <ds:schemaRefs>
     <ds:schemaRef ds:uri="http://schemas.microsoft.com/office/2006/metadata/contentType"/>
@@ -12833,27 +12851,19 @@
 </ds:datastoreItem>
 </file>
 
-<file path=customXml/itemProps2.xml><?xml version="1.0" encoding="utf-8"?>
-<ds:datastoreItem xmlns:ds="http://schemas.openxmlformats.org/officeDocument/2006/customXml" ds:itemID="{06BF7A6E-5245-4FAA-8155-32709F41727B}">
-  <ds:schemaRefs>
-    <ds:schemaRef ds:uri="http://schemas.openxmlformats.org/officeDocument/2006/bibliography"/>
-  </ds:schemaRefs>
-</ds:datastoreItem>
-</file>
-
 <file path=customXml/itemProps3.xml><?xml version="1.0" encoding="utf-8"?>
-<ds:datastoreItem xmlns:ds="http://schemas.openxmlformats.org/officeDocument/2006/customXml" ds:itemID="{E98FCB9D-D551-4249-9F65-3A504ED32D36}">
-  <ds:schemaRefs>
-    <ds:schemaRef ds:uri="http://schemas.microsoft.com/sharepoint/v3/contenttype/forms"/>
-  </ds:schemaRefs>
-</ds:datastoreItem>
-</file>
-
-<file path=customXml/itemProps4.xml><?xml version="1.0" encoding="utf-8"?>
 <ds:datastoreItem xmlns:ds="http://schemas.openxmlformats.org/officeDocument/2006/customXml" ds:itemID="{D47433C4-7F90-48A4-AF53-D7EE7E4EDE32}">
   <ds:schemaRefs>
     <ds:schemaRef ds:uri="http://schemas.microsoft.com/office/2006/metadata/properties"/>
     <ds:schemaRef ds:uri="http://schemas.microsoft.com/office/infopath/2007/PartnerControls"/>
   </ds:schemaRefs>
 </ds:datastoreItem>
+</file>
+
+<file path=customXml/itemProps4.xml><?xml version="1.0" encoding="utf-8"?>
+<ds:datastoreItem xmlns:ds="http://schemas.openxmlformats.org/officeDocument/2006/customXml" ds:itemID="{E98FCB9D-D551-4249-9F65-3A504ED32D36}">
+  <ds:schemaRefs>
+    <ds:schemaRef ds:uri="http://schemas.microsoft.com/sharepoint/v3/contenttype/forms"/>
+  </ds:schemaRefs>
+</ds:datastoreItem>
 </file>
--- a/praca_inżynierska_52753.docx
+++ b/praca_inżynierska_52753.docx
@@ -6374,12 +6374,21 @@
           <w:lang w:val="en-US"/>
         </w:rPr>
       </w:pPr>
+      <w:proofErr w:type="gramStart"/>
       <w:r>
         <w:rPr>
           <w:color w:val="000000" w:themeColor="text1"/>
           <w:lang w:val="en-US"/>
         </w:rPr>
-        <w:t xml:space="preserve">LINQ  “Where()” - </w:t>
+        <w:t>LINQ  “Where(</w:t>
+      </w:r>
+      <w:proofErr w:type="gramEnd"/>
+      <w:r>
+        <w:rPr>
+          <w:color w:val="000000" w:themeColor="text1"/>
+          <w:lang w:val="en-US"/>
+        </w:rPr>
+        <w:t xml:space="preserve">)” - </w:t>
       </w:r>
       <w:hyperlink r:id="rId25" w:history="1">
         <w:r>
@@ -6408,7 +6417,23 @@
           <w:color w:val="000000" w:themeColor="text1"/>
           <w:lang w:val="en-US"/>
         </w:rPr>
-        <w:t xml:space="preserve">LINQ custom “None()”Function - </w:t>
+        <w:t>LINQ custom “</w:t>
+      </w:r>
+      <w:proofErr w:type="gramStart"/>
+      <w:r>
+        <w:rPr>
+          <w:color w:val="000000" w:themeColor="text1"/>
+          <w:lang w:val="en-US"/>
+        </w:rPr>
+        <w:t>None()”Function</w:t>
+      </w:r>
+      <w:proofErr w:type="gramEnd"/>
+      <w:r>
+        <w:rPr>
+          <w:color w:val="000000" w:themeColor="text1"/>
+          <w:lang w:val="en-US"/>
+        </w:rPr>
+        <w:t xml:space="preserve"> - </w:t>
       </w:r>
       <w:hyperlink r:id="rId26" w:history="1">
         <w:r>
@@ -6429,11 +6454,88 @@
     </w:p>
     <w:p>
       <w:pPr>
+        <w:pStyle w:val="ListParagraph"/>
+        <w:numPr>
+          <w:ilvl w:val="0"/>
+          <w:numId w:val="35"/>
+        </w:numPr>
         <w:rPr>
           <w:color w:val="000000" w:themeColor="text1"/>
           <w:lang w:val="en-US"/>
         </w:rPr>
       </w:pPr>
+      <w:r>
+        <w:rPr>
+          <w:color w:val="000000" w:themeColor="text1"/>
+          <w:lang w:val="en-US"/>
+        </w:rPr>
+        <w:t xml:space="preserve">Behavior Graph </w:t>
+      </w:r>
+    </w:p>
+    <w:p>
+      <w:pPr>
+        <w:pStyle w:val="ListParagraph"/>
+        <w:numPr>
+          <w:ilvl w:val="1"/>
+          <w:numId w:val="35"/>
+        </w:numPr>
+        <w:rPr>
+          <w:color w:val="000000" w:themeColor="text1"/>
+          <w:lang w:val="en-US"/>
+        </w:rPr>
+      </w:pPr>
+      <w:hyperlink r:id="rId27" w:history="1">
+        <w:r>
+          <w:rPr>
+            <w:rStyle w:val="Hyperlink"/>
+            <w:lang w:val="en-US"/>
+          </w:rPr>
+          <w:t>https://docs.unity3d.com/Packages/com.unity.behavior@1.0/manual/setup-observer-abort.html</w:t>
+        </w:r>
+      </w:hyperlink>
+    </w:p>
+    <w:p>
+      <w:pPr>
+        <w:pStyle w:val="ListParagraph"/>
+        <w:numPr>
+          <w:ilvl w:val="1"/>
+          <w:numId w:val="35"/>
+        </w:numPr>
+        <w:rPr>
+          <w:color w:val="000000" w:themeColor="text1"/>
+          <w:lang w:val="en-US"/>
+        </w:rPr>
+      </w:pPr>
+      <w:hyperlink r:id="rId28" w:history="1">
+        <w:r>
+          <w:rPr>
+            <w:rStyle w:val="Hyperlink"/>
+            <w:lang w:val="en-US"/>
+          </w:rPr>
+          <w:t>https://docs.unity3d.com/Packages/com.unity.behavior@1.0/manual/observer-abort.html</w:t>
+        </w:r>
+      </w:hyperlink>
+    </w:p>
+    <w:p>
+      <w:pPr>
+        <w:pStyle w:val="ListParagraph"/>
+        <w:numPr>
+          <w:ilvl w:val="0"/>
+          <w:numId w:val="35"/>
+        </w:numPr>
+        <w:rPr>
+          <w:color w:val="000000" w:themeColor="text1"/>
+          <w:lang w:val="en-US"/>
+        </w:rPr>
+      </w:pPr>
+    </w:p>
+    <w:p>
+      <w:pPr>
+        <w:rPr>
+          <w:color w:val="000000" w:themeColor="text1"/>
+          <w:lang w:val="en-US"/>
+        </w:rPr>
+      </w:pPr>
     </w:p>
     <w:p>
       <w:pPr>
@@ -6441,6 +6543,7 @@
       </w:pPr>
       <w:bookmarkStart w:id="24" w:name="_Toc241337450"/>
       <w:r>
+        <w:lastRenderedPageBreak/>
         <w:t xml:space="preserve">9. </w:t>
       </w:r>
       <w:r>
@@ -6452,7 +6555,7 @@
       <w:r>
         <w:t xml:space="preserve">Cinemachine Camera - </w:t>
       </w:r>
-      <w:hyperlink r:id="rId27" w:history="1">
+      <w:hyperlink r:id="rId29" w:history="1">
         <w:r>
           <w:rPr>
             <w:rStyle w:val="Hyperlink"/>
@@ -6471,12 +6574,12 @@
     <w:p/>
     <w:p/>
     <w:sectPr>
-      <w:headerReference w:type="even" r:id="rId28"/>
-      <w:headerReference w:type="default" r:id="rId29"/>
-      <w:footerReference w:type="even" r:id="rId30"/>
-      <w:footerReference w:type="default" r:id="rId31"/>
-      <w:headerReference w:type="first" r:id="rId32"/>
-      <w:footerReference w:type="first" r:id="rId33"/>
+      <w:headerReference w:type="even" r:id="rId30"/>
+      <w:headerReference w:type="default" r:id="rId31"/>
+      <w:footerReference w:type="even" r:id="rId32"/>
+      <w:footerReference w:type="default" r:id="rId33"/>
+      <w:headerReference w:type="first" r:id="rId34"/>
+      <w:footerReference w:type="first" r:id="rId35"/>
       <w:pgSz w:w="11906" w:h="16838" w:code="9"/>
       <w:pgMar w:top="1417" w:right="1417" w:bottom="1417" w:left="1417" w:header="567" w:footer="567" w:gutter="0"/>
       <w:cols w:space="708"/>
@@ -7874,7 +7977,7 @@
         <w:ind w:left="1800" w:hanging="360"/>
       </w:pPr>
     </w:lvl>
-    <w:lvl w:ilvl="2" w:tplc="FFFFFFFF" w:tentative="1">
+    <w:lvl w:ilvl="2" w:tplc="FFFFFFFF">
       <w:start w:val="1"/>
       <w:numFmt w:val="lowerRoman"/>
       <w:lvlText w:val="%3."/>
@@ -12669,10 +12772,6 @@
 </file>
 
 <file path=customXml/item1.xml><?xml version="1.0" encoding="utf-8"?>
-<b:Sources xmlns:b="http://schemas.openxmlformats.org/officeDocument/2006/bibliography" xmlns="http://schemas.openxmlformats.org/officeDocument/2006/bibliography" SelectedStyle="\APASixthEditionOfficeOnline.xsl" StyleName="APA" Version="6"/>
-</file>
-
-<file path=customXml/item2.xml><?xml version="1.0" encoding="utf-8"?>
 <ct:contentTypeSchema xmlns:ct="http://schemas.microsoft.com/office/2006/metadata/contentType" xmlns:ma="http://schemas.microsoft.com/office/2006/metadata/properties/metaAttributes" ct:_="" ma:_="" ma:contentTypeName="Dokument" ma:contentTypeID="0x0101002A47B328A18E094B9EF53C22F068078F" ma:contentTypeVersion="3" ma:contentTypeDescription="Utwórz nowy dokument." ma:contentTypeScope="" ma:versionID="20eeeb653e62edb580814da916af8bb2">
   <xsd:schema xmlns:xsd="http://www.w3.org/2001/XMLSchema" xmlns:xs="http://www.w3.org/2001/XMLSchema" xmlns:p="http://schemas.microsoft.com/office/2006/metadata/properties" xmlns:ns2="326803d7-d8be-486d-a084-29441079d8b7" targetNamespace="http://schemas.microsoft.com/office/2006/metadata/properties" ma:root="true" ma:fieldsID="92719727ba4d1dd87ef0f6714045b47a" ns2:_="">
     <xsd:import namespace="326803d7-d8be-486d-a084-29441079d8b7"/>
@@ -12810,13 +12909,11 @@
 </ct:contentTypeSchema>
 </file>
 
-<file path=customXml/item3.xml><?xml version="1.0" encoding="utf-8"?>
-<p:properties xmlns:p="http://schemas.microsoft.com/office/2006/metadata/properties" xmlns:xsi="http://www.w3.org/2001/XMLSchema-instance" xmlns:pc="http://schemas.microsoft.com/office/infopath/2007/PartnerControls">
-  <documentManagement/>
-</p:properties>
+<file path=customXml/item2.xml><?xml version="1.0" encoding="utf-8"?>
+<b:Sources xmlns:b="http://schemas.openxmlformats.org/officeDocument/2006/bibliography" xmlns="http://schemas.openxmlformats.org/officeDocument/2006/bibliography" SelectedStyle="\APASixthEditionOfficeOnline.xsl" StyleName="APA" Version="6"/>
 </file>
 
-<file path=customXml/item4.xml><?xml version="1.0" encoding="utf-8"?>
+<file path=customXml/item3.xml><?xml version="1.0" encoding="utf-8"?>
 <?mso-contentType ?>
 <FormTemplates xmlns="http://schemas.microsoft.com/sharepoint/v3/contenttype/forms">
   <Display>DocumentLibraryForm</Display>
@@ -12825,15 +12922,13 @@
 </FormTemplates>
 </file>
 
-<file path=customXml/itemProps1.xml><?xml version="1.0" encoding="utf-8"?>
-<ds:datastoreItem xmlns:ds="http://schemas.openxmlformats.org/officeDocument/2006/customXml" ds:itemID="{06BF7A6E-5245-4FAA-8155-32709F41727B}">
-  <ds:schemaRefs>
-    <ds:schemaRef ds:uri="http://schemas.openxmlformats.org/officeDocument/2006/bibliography"/>
-  </ds:schemaRefs>
-</ds:datastoreItem>
+<file path=customXml/item4.xml><?xml version="1.0" encoding="utf-8"?>
+<p:properties xmlns:p="http://schemas.microsoft.com/office/2006/metadata/properties" xmlns:xsi="http://www.w3.org/2001/XMLSchema-instance" xmlns:pc="http://schemas.microsoft.com/office/infopath/2007/PartnerControls">
+  <documentManagement/>
+</p:properties>
 </file>
 
-<file path=customXml/itemProps2.xml><?xml version="1.0" encoding="utf-8"?>
+<file path=customXml/itemProps1.xml><?xml version="1.0" encoding="utf-8"?>
 <ds:datastoreItem xmlns:ds="http://schemas.openxmlformats.org/officeDocument/2006/customXml" ds:itemID="{6C62FD72-4AE9-48D1-9079-FE9F7C350712}">
   <ds:schemaRefs>
     <ds:schemaRef ds:uri="http://schemas.microsoft.com/office/2006/metadata/contentType"/>
@@ -12851,19 +12946,27 @@
 </ds:datastoreItem>
 </file>
 
+<file path=customXml/itemProps2.xml><?xml version="1.0" encoding="utf-8"?>
+<ds:datastoreItem xmlns:ds="http://schemas.openxmlformats.org/officeDocument/2006/customXml" ds:itemID="{06BF7A6E-5245-4FAA-8155-32709F41727B}">
+  <ds:schemaRefs>
+    <ds:schemaRef ds:uri="http://schemas.openxmlformats.org/officeDocument/2006/bibliography"/>
+  </ds:schemaRefs>
+</ds:datastoreItem>
+</file>
+
 <file path=customXml/itemProps3.xml><?xml version="1.0" encoding="utf-8"?>
+<ds:datastoreItem xmlns:ds="http://schemas.openxmlformats.org/officeDocument/2006/customXml" ds:itemID="{E98FCB9D-D551-4249-9F65-3A504ED32D36}">
+  <ds:schemaRefs>
+    <ds:schemaRef ds:uri="http://schemas.microsoft.com/sharepoint/v3/contenttype/forms"/>
+  </ds:schemaRefs>
+</ds:datastoreItem>
+</file>
+
+<file path=customXml/itemProps4.xml><?xml version="1.0" encoding="utf-8"?>
 <ds:datastoreItem xmlns:ds="http://schemas.openxmlformats.org/officeDocument/2006/customXml" ds:itemID="{D47433C4-7F90-48A4-AF53-D7EE7E4EDE32}">
   <ds:schemaRefs>
     <ds:schemaRef ds:uri="http://schemas.microsoft.com/office/2006/metadata/properties"/>
     <ds:schemaRef ds:uri="http://schemas.microsoft.com/office/infopath/2007/PartnerControls"/>
   </ds:schemaRefs>
 </ds:datastoreItem>
-</file>
-
-<file path=customXml/itemProps4.xml><?xml version="1.0" encoding="utf-8"?>
-<ds:datastoreItem xmlns:ds="http://schemas.openxmlformats.org/officeDocument/2006/customXml" ds:itemID="{E98FCB9D-D551-4249-9F65-3A504ED32D36}">
-  <ds:schemaRefs>
-    <ds:schemaRef ds:uri="http://schemas.microsoft.com/sharepoint/v3/contenttype/forms"/>
-  </ds:schemaRefs>
-</ds:datastoreItem>
 </file>
--- a/praca_inżynierska_52753.docx
+++ b/praca_inżynierska_52753.docx
@@ -6374,21 +6374,12 @@
           <w:lang w:val="en-US"/>
         </w:rPr>
       </w:pPr>
-      <w:proofErr w:type="gramStart"/>
       <w:r>
         <w:rPr>
           <w:color w:val="000000" w:themeColor="text1"/>
           <w:lang w:val="en-US"/>
         </w:rPr>
-        <w:t>LINQ  “Where(</w:t>
-      </w:r>
-      <w:proofErr w:type="gramEnd"/>
-      <w:r>
-        <w:rPr>
-          <w:color w:val="000000" w:themeColor="text1"/>
-          <w:lang w:val="en-US"/>
-        </w:rPr>
-        <w:t xml:space="preserve">)” - </w:t>
+        <w:t xml:space="preserve">LINQ  “Where()” - </w:t>
       </w:r>
       <w:hyperlink r:id="rId25" w:history="1">
         <w:r>
@@ -6417,23 +6408,7 @@
           <w:color w:val="000000" w:themeColor="text1"/>
           <w:lang w:val="en-US"/>
         </w:rPr>
-        <w:t>LINQ custom “</w:t>
-      </w:r>
-      <w:proofErr w:type="gramStart"/>
-      <w:r>
-        <w:rPr>
-          <w:color w:val="000000" w:themeColor="text1"/>
-          <w:lang w:val="en-US"/>
-        </w:rPr>
-        <w:t>None()”Function</w:t>
-      </w:r>
-      <w:proofErr w:type="gramEnd"/>
-      <w:r>
-        <w:rPr>
-          <w:color w:val="000000" w:themeColor="text1"/>
-          <w:lang w:val="en-US"/>
-        </w:rPr>
-        <w:t xml:space="preserve"> - </w:t>
+        <w:t xml:space="preserve">LINQ custom “None()”Function - </w:t>
       </w:r>
       <w:hyperlink r:id="rId26" w:history="1">
         <w:r>
@@ -6528,58 +6503,167 @@
           <w:lang w:val="en-US"/>
         </w:rPr>
       </w:pPr>
-    </w:p>
-    <w:p>
-      <w:pPr>
+      <w:proofErr w:type="spellStart"/>
+      <w:r>
         <w:rPr>
           <w:color w:val="000000" w:themeColor="text1"/>
           <w:lang w:val="en-US"/>
         </w:rPr>
-      </w:pPr>
-    </w:p>
-    <w:p>
-      <w:pPr>
-        <w:pStyle w:val="Heading1"/>
-      </w:pPr>
-      <w:bookmarkStart w:id="24" w:name="_Toc241337450"/>
-      <w:r>
-        <w:lastRenderedPageBreak/>
-        <w:t xml:space="preserve">9. </w:t>
-      </w:r>
-      <w:r>
-        <w:t>Pakiety i inne źródła</w:t>
-      </w:r>
-      <w:bookmarkEnd w:id="24"/>
-    </w:p>
-    <w:p>
-      <w:r>
-        <w:t xml:space="preserve">Cinemachine Camera - </w:t>
+        <w:t>System.IO.File</w:t>
+      </w:r>
+      <w:proofErr w:type="spellEnd"/>
+      <w:r>
+        <w:rPr>
+          <w:color w:val="000000" w:themeColor="text1"/>
+          <w:lang w:val="en-US"/>
+        </w:rPr>
+        <w:t xml:space="preserve"> - </w:t>
       </w:r>
       <w:hyperlink r:id="rId29" w:history="1">
         <w:r>
           <w:rPr>
             <w:rStyle w:val="Hyperlink"/>
+            <w:lang w:val="en-US"/>
+          </w:rPr>
+          <w:t>https://learn.microsoft.com/en-us/dotnet/api/system.io.file?view=net-10.0</w:t>
+        </w:r>
+      </w:hyperlink>
+    </w:p>
+    <w:p>
+      <w:pPr>
+        <w:pStyle w:val="ListParagraph"/>
+        <w:numPr>
+          <w:ilvl w:val="0"/>
+          <w:numId w:val="35"/>
+        </w:numPr>
+        <w:rPr>
+          <w:color w:val="000000" w:themeColor="text1"/>
+          <w:lang w:val="en-US"/>
+        </w:rPr>
+      </w:pPr>
+    </w:p>
+    <w:p>
+      <w:pPr>
+        <w:rPr>
+          <w:color w:val="000000" w:themeColor="text1"/>
+          <w:lang w:val="en-US"/>
+        </w:rPr>
+      </w:pPr>
+    </w:p>
+    <w:p>
+      <w:pPr>
+        <w:pStyle w:val="Heading1"/>
+      </w:pPr>
+      <w:bookmarkStart w:id="24" w:name="_Toc241337450"/>
+      <w:r>
+        <w:lastRenderedPageBreak/>
+        <w:t xml:space="preserve">9. </w:t>
+      </w:r>
+      <w:r>
+        <w:t>Pakiety i inne źródła</w:t>
+      </w:r>
+      <w:bookmarkEnd w:id="24"/>
+    </w:p>
+    <w:p>
+      <w:pPr>
+        <w:rPr>
+          <w:lang w:val="en-US"/>
+        </w:rPr>
+      </w:pPr>
+      <w:proofErr w:type="spellStart"/>
+      <w:r>
+        <w:rPr>
+          <w:lang w:val="en-US"/>
+        </w:rPr>
+        <w:t>Cinemachine</w:t>
+      </w:r>
+      <w:proofErr w:type="spellEnd"/>
+      <w:r>
+        <w:rPr>
+          <w:lang w:val="en-US"/>
+        </w:rPr>
+        <w:t xml:space="preserve"> Camera - </w:t>
+      </w:r>
+      <w:hyperlink r:id="rId30" w:history="1">
+        <w:r>
+          <w:rPr>
+            <w:rStyle w:val="Hyperlink"/>
+            <w:lang w:val="en-US"/>
           </w:rPr>
           <w:t>https://docs.unity3d.com/Packages/com.unity.cinemachine@6.6/manual/index.html</w:t>
         </w:r>
       </w:hyperlink>
     </w:p>
-    <w:p/>
-    <w:p/>
-    <w:p/>
-    <w:p/>
-    <w:p/>
-    <w:p/>
-    <w:p/>
-    <w:p/>
-    <w:p/>
+    <w:p>
+      <w:pPr>
+        <w:rPr>
+          <w:lang w:val="en-US"/>
+        </w:rPr>
+      </w:pPr>
+    </w:p>
+    <w:p>
+      <w:pPr>
+        <w:rPr>
+          <w:lang w:val="en-US"/>
+        </w:rPr>
+      </w:pPr>
+    </w:p>
+    <w:p>
+      <w:pPr>
+        <w:rPr>
+          <w:lang w:val="en-US"/>
+        </w:rPr>
+      </w:pPr>
+    </w:p>
+    <w:p>
+      <w:pPr>
+        <w:rPr>
+          <w:lang w:val="en-US"/>
+        </w:rPr>
+      </w:pPr>
+    </w:p>
+    <w:p>
+      <w:pPr>
+        <w:rPr>
+          <w:lang w:val="en-US"/>
+        </w:rPr>
+      </w:pPr>
+    </w:p>
+    <w:p>
+      <w:pPr>
+        <w:rPr>
+          <w:lang w:val="en-US"/>
+        </w:rPr>
+      </w:pPr>
+    </w:p>
+    <w:p>
+      <w:pPr>
+        <w:rPr>
+          <w:lang w:val="en-US"/>
+        </w:rPr>
+      </w:pPr>
+    </w:p>
+    <w:p>
+      <w:pPr>
+        <w:rPr>
+          <w:lang w:val="en-US"/>
+        </w:rPr>
+      </w:pPr>
+    </w:p>
+    <w:p>
+      <w:pPr>
+        <w:rPr>
+          <w:lang w:val="en-US"/>
+        </w:rPr>
+      </w:pPr>
+    </w:p>
     <w:sectPr>
-      <w:headerReference w:type="even" r:id="rId30"/>
-      <w:headerReference w:type="default" r:id="rId31"/>
-      <w:footerReference w:type="even" r:id="rId32"/>
-      <w:footerReference w:type="default" r:id="rId33"/>
-      <w:headerReference w:type="first" r:id="rId34"/>
-      <w:footerReference w:type="first" r:id="rId35"/>
+      <w:headerReference w:type="even" r:id="rId31"/>
+      <w:headerReference w:type="default" r:id="rId32"/>
+      <w:footerReference w:type="even" r:id="rId33"/>
+      <w:footerReference w:type="default" r:id="rId34"/>
+      <w:headerReference w:type="first" r:id="rId35"/>
+      <w:footerReference w:type="first" r:id="rId36"/>
       <w:pgSz w:w="11906" w:h="16838" w:code="9"/>
       <w:pgMar w:top="1417" w:right="1417" w:bottom="1417" w:left="1417" w:header="567" w:footer="567" w:gutter="0"/>
       <w:cols w:space="708"/>
@@ -12772,6 +12856,10 @@
 </file>
 
 <file path=customXml/item1.xml><?xml version="1.0" encoding="utf-8"?>
+<b:Sources xmlns:b="http://schemas.openxmlformats.org/officeDocument/2006/bibliography" xmlns="http://schemas.openxmlformats.org/officeDocument/2006/bibliography" SelectedStyle="\APASixthEditionOfficeOnline.xsl" StyleName="APA" Version="6"/>
+</file>
+
+<file path=customXml/item2.xml><?xml version="1.0" encoding="utf-8"?>
 <ct:contentTypeSchema xmlns:ct="http://schemas.microsoft.com/office/2006/metadata/contentType" xmlns:ma="http://schemas.microsoft.com/office/2006/metadata/properties/metaAttributes" ct:_="" ma:_="" ma:contentTypeName="Dokument" ma:contentTypeID="0x0101002A47B328A18E094B9EF53C22F068078F" ma:contentTypeVersion="3" ma:contentTypeDescription="Utwórz nowy dokument." ma:contentTypeScope="" ma:versionID="20eeeb653e62edb580814da916af8bb2">
   <xsd:schema xmlns:xsd="http://www.w3.org/2001/XMLSchema" xmlns:xs="http://www.w3.org/2001/XMLSchema" xmlns:p="http://schemas.microsoft.com/office/2006/metadata/properties" xmlns:ns2="326803d7-d8be-486d-a084-29441079d8b7" targetNamespace="http://schemas.microsoft.com/office/2006/metadata/properties" ma:root="true" ma:fieldsID="92719727ba4d1dd87ef0f6714045b47a" ns2:_="">
     <xsd:import namespace="326803d7-d8be-486d-a084-29441079d8b7"/>
@@ -12909,11 +12997,13 @@
 </ct:contentTypeSchema>
 </file>
 
-<file path=customXml/item2.xml><?xml version="1.0" encoding="utf-8"?>
-<b:Sources xmlns:b="http://schemas.openxmlformats.org/officeDocument/2006/bibliography" xmlns="http://schemas.openxmlformats.org/officeDocument/2006/bibliography" SelectedStyle="\APASixthEditionOfficeOnline.xsl" StyleName="APA" Version="6"/>
+<file path=customXml/item3.xml><?xml version="1.0" encoding="utf-8"?>
+<p:properties xmlns:p="http://schemas.microsoft.com/office/2006/metadata/properties" xmlns:xsi="http://www.w3.org/2001/XMLSchema-instance" xmlns:pc="http://schemas.microsoft.com/office/infopath/2007/PartnerControls">
+  <documentManagement/>
+</p:properties>
 </file>
 
-<file path=customXml/item3.xml><?xml version="1.0" encoding="utf-8"?>
+<file path=customXml/item4.xml><?xml version="1.0" encoding="utf-8"?>
 <?mso-contentType ?>
 <FormTemplates xmlns="http://schemas.microsoft.com/sharepoint/v3/contenttype/forms">
   <Display>DocumentLibraryForm</Display>
@@ -12922,13 +13012,15 @@
 </FormTemplates>
 </file>
 
-<file path=customXml/item4.xml><?xml version="1.0" encoding="utf-8"?>
-<p:properties xmlns:p="http://schemas.microsoft.com/office/2006/metadata/properties" xmlns:xsi="http://www.w3.org/2001/XMLSchema-instance" xmlns:pc="http://schemas.microsoft.com/office/infopath/2007/PartnerControls">
-  <documentManagement/>
-</p:properties>
+<file path=customXml/itemProps1.xml><?xml version="1.0" encoding="utf-8"?>
+<ds:datastoreItem xmlns:ds="http://schemas.openxmlformats.org/officeDocument/2006/customXml" ds:itemID="{06BF7A6E-5245-4FAA-8155-32709F41727B}">
+  <ds:schemaRefs>
+    <ds:schemaRef ds:uri="http://schemas.openxmlformats.org/officeDocument/2006/bibliography"/>
+  </ds:schemaRefs>
+</ds:datastoreItem>
 </file>
 
-<file path=customXml/itemProps1.xml><?xml version="1.0" encoding="utf-8"?>
+<file path=customXml/itemProps2.xml><?xml version="1.0" encoding="utf-8"?>
 <ds:datastoreItem xmlns:ds="http://schemas.openxmlformats.org/officeDocument/2006/customXml" ds:itemID="{6C62FD72-4AE9-48D1-9079-FE9F7C350712}">
   <ds:schemaRefs>
     <ds:schemaRef ds:uri="http://schemas.microsoft.com/office/2006/metadata/contentType"/>
@@ -12946,27 +13038,19 @@
 </ds:datastoreItem>
 </file>
 
-<file path=customXml/itemProps2.xml><?xml version="1.0" encoding="utf-8"?>
-<ds:datastoreItem xmlns:ds="http://schemas.openxmlformats.org/officeDocument/2006/customXml" ds:itemID="{06BF7A6E-5245-4FAA-8155-32709F41727B}">
-  <ds:schemaRefs>
-    <ds:schemaRef ds:uri="http://schemas.openxmlformats.org/officeDocument/2006/bibliography"/>
-  </ds:schemaRefs>
-</ds:datastoreItem>
-</file>
-
 <file path=customXml/itemProps3.xml><?xml version="1.0" encoding="utf-8"?>
-<ds:datastoreItem xmlns:ds="http://schemas.openxmlformats.org/officeDocument/2006/customXml" ds:itemID="{E98FCB9D-D551-4249-9F65-3A504ED32D36}">
-  <ds:schemaRefs>
-    <ds:schemaRef ds:uri="http://schemas.microsoft.com/sharepoint/v3/contenttype/forms"/>
-  </ds:schemaRefs>
-</ds:datastoreItem>
-</file>
-
-<file path=customXml/itemProps4.xml><?xml version="1.0" encoding="utf-8"?>
 <ds:datastoreItem xmlns:ds="http://schemas.openxmlformats.org/officeDocument/2006/customXml" ds:itemID="{D47433C4-7F90-48A4-AF53-D7EE7E4EDE32}">
   <ds:schemaRefs>
     <ds:schemaRef ds:uri="http://schemas.microsoft.com/office/2006/metadata/properties"/>
     <ds:schemaRef ds:uri="http://schemas.microsoft.com/office/infopath/2007/PartnerControls"/>
   </ds:schemaRefs>
 </ds:datastoreItem>
+</file>
+
+<file path=customXml/itemProps4.xml><?xml version="1.0" encoding="utf-8"?>
+<ds:datastoreItem xmlns:ds="http://schemas.openxmlformats.org/officeDocument/2006/customXml" ds:itemID="{E98FCB9D-D551-4249-9F65-3A504ED32D36}">
+  <ds:schemaRefs>
+    <ds:schemaRef ds:uri="http://schemas.microsoft.com/sharepoint/v3/contenttype/forms"/>
+  </ds:schemaRefs>
+</ds:datastoreItem>
 </file>